--- a/Anleitung_SensorKit.docx
+++ b/Anleitung_SensorKit.docx
@@ -125,8 +125,13 @@
               </w:tabs>
             </w:pPr>
             <w:r>
-              <w:t>Anleitung SensorKit</w:t>
+              <w:t xml:space="preserve">Anleitung </w:t>
             </w:r>
+            <w:proofErr w:type="spellStart"/>
+            <w:r>
+              <w:t>SensorKit</w:t>
+            </w:r>
+            <w:proofErr w:type="spellEnd"/>
           </w:p>
         </w:tc>
       </w:tr>
@@ -231,7 +236,7 @@
             <w:r>
               <w:fldChar w:fldCharType="separate"/>
             </w:r>
-            <w:hyperlink w:anchor="_Toc215141501" w:history="1">
+            <w:hyperlink w:anchor="_Toc216357310" w:history="1">
               <w:r>
                 <w:rPr>
                   <w:rStyle w:val="Hyperlink"/>
@@ -277,7 +282,7 @@
                   <w:noProof/>
                   <w:webHidden/>
                 </w:rPr>
-                <w:instrText xml:space="preserve"> PAGEREF _Toc215141501 \h </w:instrText>
+                <w:instrText xml:space="preserve"> PAGEREF _Toc216357310 \h </w:instrText>
               </w:r>
               <w:r>
                 <w:rPr>
@@ -321,7 +326,7 @@
                 <w14:ligatures w14:val="standardContextual"/>
               </w:rPr>
             </w:pPr>
-            <w:hyperlink w:anchor="_Toc215141502" w:history="1">
+            <w:hyperlink w:anchor="_Toc216357311" w:history="1">
               <w:r>
                 <w:rPr>
                   <w:rStyle w:val="Hyperlink"/>
@@ -367,7 +372,7 @@
                   <w:noProof/>
                   <w:webHidden/>
                 </w:rPr>
-                <w:instrText xml:space="preserve"> PAGEREF _Toc215141502 \h </w:instrText>
+                <w:instrText xml:space="preserve"> PAGEREF _Toc216357311 \h </w:instrText>
               </w:r>
               <w:r>
                 <w:rPr>
@@ -411,7 +416,7 @@
                 <w14:ligatures w14:val="standardContextual"/>
               </w:rPr>
             </w:pPr>
-            <w:hyperlink w:anchor="_Toc215141503" w:history="1">
+            <w:hyperlink w:anchor="_Toc216357312" w:history="1">
               <w:r>
                 <w:rPr>
                   <w:rStyle w:val="Hyperlink"/>
@@ -457,7 +462,7 @@
                   <w:noProof/>
                   <w:webHidden/>
                 </w:rPr>
-                <w:instrText xml:space="preserve"> PAGEREF _Toc215141503 \h </w:instrText>
+                <w:instrText xml:space="preserve"> PAGEREF _Toc216357312 \h </w:instrText>
               </w:r>
               <w:r>
                 <w:rPr>
@@ -501,7 +506,7 @@
                 <w14:ligatures w14:val="standardContextual"/>
               </w:rPr>
             </w:pPr>
-            <w:hyperlink w:anchor="_Toc215141504" w:history="1">
+            <w:hyperlink w:anchor="_Toc216357313" w:history="1">
               <w:r>
                 <w:rPr>
                   <w:rStyle w:val="Hyperlink"/>
@@ -547,7 +552,7 @@
                   <w:noProof/>
                   <w:webHidden/>
                 </w:rPr>
-                <w:instrText xml:space="preserve"> PAGEREF _Toc215141504 \h </w:instrText>
+                <w:instrText xml:space="preserve"> PAGEREF _Toc216357313 \h </w:instrText>
               </w:r>
               <w:r>
                 <w:rPr>
@@ -591,7 +596,7 @@
                 <w14:ligatures w14:val="standardContextual"/>
               </w:rPr>
             </w:pPr>
-            <w:hyperlink w:anchor="_Toc215141505" w:history="1">
+            <w:hyperlink w:anchor="_Toc216357314" w:history="1">
               <w:r>
                 <w:rPr>
                   <w:rStyle w:val="Hyperlink"/>
@@ -637,7 +642,7 @@
                   <w:noProof/>
                   <w:webHidden/>
                 </w:rPr>
-                <w:instrText xml:space="preserve"> PAGEREF _Toc215141505 \h </w:instrText>
+                <w:instrText xml:space="preserve"> PAGEREF _Toc216357314 \h </w:instrText>
               </w:r>
               <w:r>
                 <w:rPr>
@@ -681,7 +686,7 @@
                 <w14:ligatures w14:val="standardContextual"/>
               </w:rPr>
             </w:pPr>
-            <w:hyperlink w:anchor="_Toc215141506" w:history="1">
+            <w:hyperlink w:anchor="_Toc216357315" w:history="1">
               <w:r>
                 <w:rPr>
                   <w:rStyle w:val="Hyperlink"/>
@@ -727,7 +732,7 @@
                   <w:noProof/>
                   <w:webHidden/>
                 </w:rPr>
-                <w:instrText xml:space="preserve"> PAGEREF _Toc215141506 \h </w:instrText>
+                <w:instrText xml:space="preserve"> PAGEREF _Toc216357315 \h </w:instrText>
               </w:r>
               <w:r>
                 <w:rPr>
@@ -825,7 +830,39 @@
                 <w:color w:val="697D91"/>
                 <w:szCs w:val="19"/>
               </w:rPr>
-              <w:t>V1.1 09.09.2025</w:t>
+              <w:t xml:space="preserve">V1.1 </w:t>
+            </w:r>
+            <w:r>
+              <w:rPr>
+                <w:b/>
+                <w:color w:val="697D91"/>
+                <w:szCs w:val="19"/>
+              </w:rPr>
+              <w:t>11</w:t>
+            </w:r>
+            <w:r>
+              <w:rPr>
+                <w:b/>
+                <w:color w:val="697D91"/>
+                <w:szCs w:val="19"/>
+              </w:rPr>
+              <w:t>.</w:t>
+            </w:r>
+            <w:r>
+              <w:rPr>
+                <w:b/>
+                <w:color w:val="697D91"/>
+                <w:szCs w:val="19"/>
+              </w:rPr>
+              <w:t>12</w:t>
+            </w:r>
+            <w:r>
+              <w:rPr>
+                <w:b/>
+                <w:color w:val="697D91"/>
+                <w:szCs w:val="19"/>
+              </w:rPr>
+              <w:t>.2025</w:t>
             </w:r>
           </w:p>
           <w:p>
@@ -885,7 +922,7 @@
       <w:pPr>
         <w:pStyle w:val="Heading1"/>
       </w:pPr>
-      <w:bookmarkStart w:id="0" w:name="_Toc215141501"/>
+      <w:bookmarkStart w:id="0" w:name="_Toc216357310"/>
       <w:r>
         <w:lastRenderedPageBreak/>
         <w:t>Grundlagen</w:t>
@@ -909,8 +946,13 @@
         <w:t>D</w:t>
       </w:r>
       <w:r>
-        <w:t>as Sensorkit</w:t>
-      </w:r>
+        <w:t xml:space="preserve">as </w:t>
+      </w:r>
+      <w:proofErr w:type="spellStart"/>
+      <w:r>
+        <w:t>Sensorkit</w:t>
+      </w:r>
+      <w:proofErr w:type="spellEnd"/>
       <w:r>
         <w:t xml:space="preserve"> verwendet einen Raspberry Pi Zero 2 W als Microcontroller. An diesen können per I</w:t>
       </w:r>
@@ -944,8 +986,16 @@
         <w:rPr>
           <w:color w:val="EE0000"/>
         </w:rPr>
-        <w:t>!! Sollten andere Sensoren verwendet werden, muss der Code angepasst werden !!</w:t>
-      </w:r>
+        <w:t xml:space="preserve">!! Sollten andere Sensoren verwendet werden, muss der Code angepasst </w:t>
+      </w:r>
+      <w:proofErr w:type="gramStart"/>
+      <w:r>
+        <w:rPr>
+          <w:color w:val="EE0000"/>
+        </w:rPr>
+        <w:t>werden !!</w:t>
+      </w:r>
+      <w:proofErr w:type="gramEnd"/>
     </w:p>
     <w:p/>
     <w:p>
@@ -969,81 +1019,133 @@
     </w:p>
     <w:p/>
     <w:p>
-      <w:commentRangeStart w:id="1"/>
-      <w:r>
-        <w:rPr>
-          <w:b/>
-          <w:bCs/>
-          <w:highlight w:val="yellow"/>
-        </w:rPr>
-        <w:t>BILD + Kanal Belegun</w:t>
-      </w:r>
-      <w:r>
-        <w:t>g</w:t>
-      </w:r>
-      <w:r>
-        <w:t xml:space="preserve"> </w:t>
-      </w:r>
-      <w:commentRangeEnd w:id="1"/>
-      <w:r>
-        <w:rPr>
-          <w:rStyle w:val="CommentReference"/>
-          <w:sz w:val="19"/>
-          <w:szCs w:val="20"/>
-        </w:rPr>
-        <w:commentReference w:id="1"/>
+      <w:pPr>
+        <w:jc w:val="center"/>
+      </w:pPr>
+      <w:r>
+        <w:rPr>
+          <w:noProof/>
+        </w:rPr>
+        <w:drawing>
+          <wp:inline distT="0" distB="0" distL="0" distR="0" wp14:anchorId="64FED0C9" wp14:editId="2DCBEB07">
+            <wp:extent cx="2855443" cy="5076970"/>
+            <wp:effectExtent l="0" t="6033" r="0" b="0"/>
+            <wp:docPr id="99167191" name="Picture 13"/>
+            <wp:cNvGraphicFramePr>
+              <a:graphicFrameLocks xmlns:a="http://schemas.openxmlformats.org/drawingml/2006/main" noChangeAspect="1"/>
+            </wp:cNvGraphicFramePr>
+            <a:graphic xmlns:a="http://schemas.openxmlformats.org/drawingml/2006/main">
+              <a:graphicData uri="http://schemas.openxmlformats.org/drawingml/2006/picture">
+                <pic:pic xmlns:pic="http://schemas.openxmlformats.org/drawingml/2006/picture">
+                  <pic:nvPicPr>
+                    <pic:cNvPr id="0" name="Picture 1"/>
+                    <pic:cNvPicPr>
+                      <a:picLocks noChangeAspect="1" noChangeArrowheads="1"/>
+                    </pic:cNvPicPr>
+                  </pic:nvPicPr>
+                  <pic:blipFill>
+                    <a:blip r:embed="rId11" cstate="print">
+                      <a:extLst>
+                        <a:ext uri="{28A0092B-C50C-407E-A947-70E740481C1C}">
+                          <a14:useLocalDpi xmlns:a14="http://schemas.microsoft.com/office/drawing/2010/main" val="0"/>
+                        </a:ext>
+                      </a:extLst>
+                    </a:blip>
+                    <a:srcRect/>
+                    <a:stretch>
+                      <a:fillRect/>
+                    </a:stretch>
+                  </pic:blipFill>
+                  <pic:spPr bwMode="auto">
+                    <a:xfrm rot="16200000">
+                      <a:off x="0" y="0"/>
+                      <a:ext cx="2861407" cy="5087574"/>
+                    </a:xfrm>
+                    <a:prstGeom prst="rect">
+                      <a:avLst/>
+                    </a:prstGeom>
+                    <a:noFill/>
+                    <a:ln>
+                      <a:noFill/>
+                    </a:ln>
+                  </pic:spPr>
+                </pic:pic>
+              </a:graphicData>
+            </a:graphic>
+          </wp:inline>
+        </w:drawing>
       </w:r>
     </w:p>
     <w:p/>
+    <w:p>
+      <w:r>
+        <w:t>Dieses System dient nur dazu eine quantitative Vorstellung des gemessenen Systems zu erhalten.</w:t>
+      </w:r>
+    </w:p>
+    <w:p>
+      <w:pPr>
+        <w:jc w:val="center"/>
+        <w:rPr>
+          <w:color w:val="EE0000"/>
+        </w:rPr>
+      </w:pPr>
+      <w:r>
+        <w:rPr>
+          <w:color w:val="EE0000"/>
+        </w:rPr>
+        <w:t xml:space="preserve">!!! Es kann keine Garantie auf die numerische Genauigkeit des Sensors und des kompletten </w:t>
+      </w:r>
+      <w:r>
+        <w:rPr>
+          <w:color w:val="EE0000"/>
+        </w:rPr>
+        <w:t>Sensors</w:t>
+      </w:r>
+      <w:r>
+        <w:rPr>
+          <w:color w:val="EE0000"/>
+        </w:rPr>
+        <w:t xml:space="preserve">ystems gegeben </w:t>
+      </w:r>
+      <w:proofErr w:type="gramStart"/>
+      <w:r>
+        <w:rPr>
+          <w:color w:val="EE0000"/>
+        </w:rPr>
+        <w:t>werden !!!</w:t>
+      </w:r>
+      <w:proofErr w:type="gramEnd"/>
+    </w:p>
     <w:p/>
     <w:p>
-      <w:r>
-        <w:t>Dieses System dient nur dazu eine quantitative Vorstellung des gemessenen Systems zu erhalten.</w:t>
-      </w:r>
-    </w:p>
-    <w:p>
-      <w:pPr>
-        <w:jc w:val="center"/>
-        <w:rPr>
-          <w:color w:val="EE0000"/>
-        </w:rPr>
-      </w:pPr>
-      <w:r>
-        <w:rPr>
-          <w:color w:val="EE0000"/>
-        </w:rPr>
-        <w:t xml:space="preserve">!!! Es kann keine Garantie auf die numerische Genauigkeit des Sensors und des kompletten </w:t>
-      </w:r>
-      <w:r>
-        <w:rPr>
-          <w:color w:val="EE0000"/>
-        </w:rPr>
-        <w:t>Sensors</w:t>
-      </w:r>
-      <w:r>
-        <w:rPr>
-          <w:color w:val="EE0000"/>
-        </w:rPr>
-        <w:t>ystems gegeben werden !!!</w:t>
-      </w:r>
-    </w:p>
-    <w:p/>
-    <w:p>
       <w:pPr>
         <w:pStyle w:val="Heading1"/>
       </w:pPr>
-      <w:bookmarkStart w:id="2" w:name="_Toc215141502"/>
+      <w:bookmarkStart w:id="1" w:name="_Toc216357311"/>
       <w:r>
         <w:t>Funktionsweise + Bedienung</w:t>
       </w:r>
-      <w:bookmarkEnd w:id="2"/>
+      <w:bookmarkEnd w:id="1"/>
     </w:p>
     <w:p>
       <w:r>
         <w:t xml:space="preserve">Auf dem </w:t>
       </w:r>
-      <w:r>
-        <w:t>RPi wird automatisch das Script «sensor-mqtt.py» gestartet.</w:t>
+      <w:proofErr w:type="spellStart"/>
+      <w:r>
+        <w:t>RPi</w:t>
+      </w:r>
+      <w:proofErr w:type="spellEnd"/>
+      <w:r>
+        <w:t xml:space="preserve"> wird automatisch das </w:t>
+      </w:r>
+      <w:proofErr w:type="spellStart"/>
+      <w:r>
+        <w:t>Script</w:t>
+      </w:r>
+      <w:proofErr w:type="spellEnd"/>
+      <w:r>
+        <w:t xml:space="preserve"> «sensor-mqtt.py» gestartet.</w:t>
       </w:r>
     </w:p>
     <w:p>
@@ -1056,6 +1158,10 @@
     </w:p>
     <w:p>
       <w:r>
+        <w:rPr>
+          <w:noProof/>
+        </w:rPr>
+        <w:lastRenderedPageBreak/>
         <w:drawing>
           <wp:anchor distT="0" distB="0" distL="114300" distR="114300" simplePos="0" relativeHeight="251658240" behindDoc="0" locked="0" layoutInCell="1" allowOverlap="1" wp14:anchorId="46BDDC25" wp14:editId="4104DE2F">
             <wp:simplePos x="0" y="0"/>
@@ -1082,7 +1188,7 @@
                     </pic:cNvPicPr>
                   </pic:nvPicPr>
                   <pic:blipFill>
-                    <a:blip r:embed="rId15">
+                    <a:blip r:embed="rId12">
                       <a:extLst>
                         <a:ext uri="{28A0092B-C50C-407E-A947-70E740481C1C}">
                           <a14:useLocalDpi xmlns:a14="http://schemas.microsoft.com/office/drawing/2010/main" val="0"/>
@@ -1122,6 +1228,7 @@
     </w:p>
     <w:p/>
     <w:p>
+      <w:proofErr w:type="spellStart"/>
       <w:r>
         <w:rPr>
           <w:b/>
@@ -1129,6 +1236,7 @@
         </w:rPr>
         <w:t>SettingUpHW</w:t>
       </w:r>
+      <w:proofErr w:type="spellEnd"/>
       <w:r>
         <w:t>: Sucht</w:t>
       </w:r>
@@ -1155,6 +1263,7 @@
     </w:p>
     <w:p/>
     <w:p>
+      <w:proofErr w:type="spellStart"/>
       <w:r>
         <w:rPr>
           <w:b/>
@@ -1162,21 +1271,43 @@
         </w:rPr>
         <w:t>ConnectingHost</w:t>
       </w:r>
-      <w:r>
-        <w:t>: Wartet, bis ein Client sich mit dem Wifi des Rpi verbunden hat.</w:t>
+      <w:proofErr w:type="spellEnd"/>
+      <w:r>
+        <w:t xml:space="preserve">: Wartet, bis ein Client sich mit dem Wifi des </w:t>
+      </w:r>
+      <w:proofErr w:type="spellStart"/>
+      <w:r>
+        <w:t>Rpi</w:t>
+      </w:r>
+      <w:proofErr w:type="spellEnd"/>
+      <w:r>
+        <w:t xml:space="preserve"> verbunden hat.</w:t>
       </w:r>
     </w:p>
     <w:p>
       <w:r>
         <w:t xml:space="preserve">Der Raspberry Pi nutzt einen eigenen </w:t>
       </w:r>
-      <w:r>
-        <w:t>Access-Point um die Möglichkeiten zu bieten, dass sich andere Geräte mit diesem verbinden können.</w:t>
-      </w:r>
-    </w:p>
-    <w:p>
-      <w:r>
-        <w:t>Der RPi besitzt die IP-Adresse 192.168.4.1</w:t>
+      <w:proofErr w:type="gramStart"/>
+      <w:r>
+        <w:t>Access-Point</w:t>
+      </w:r>
+      <w:proofErr w:type="gramEnd"/>
+      <w:r>
+        <w:t xml:space="preserve"> um die Möglichkeiten zu bieten, dass sich andere Geräte mit diesem verbinden können.</w:t>
+      </w:r>
+    </w:p>
+    <w:p>
+      <w:r>
+        <w:t xml:space="preserve">Der </w:t>
+      </w:r>
+      <w:proofErr w:type="spellStart"/>
+      <w:r>
+        <w:t>RPi</w:t>
+      </w:r>
+      <w:proofErr w:type="spellEnd"/>
+      <w:r>
+        <w:t xml:space="preserve"> besitzt die IP-Adresse 192.168.4.1</w:t>
       </w:r>
       <w:r>
         <w:t>, der Client wird eine IP zwischen 192.168.4.2-255 erhalten.</w:t>
@@ -1185,12 +1316,21 @@
     <w:p/>
     <w:p>
       <w:r>
-        <w:t>Es sollte immer nur ein Client/Gerät mit dem RPi verbunden sein. Ansonsten kann nicht garantiert werden, dass der Code noch funktioniert.</w:t>
+        <w:t xml:space="preserve">Es sollte immer nur ein Client/Gerät mit dem </w:t>
+      </w:r>
+      <w:proofErr w:type="spellStart"/>
+      <w:r>
+        <w:t>RPi</w:t>
+      </w:r>
+      <w:proofErr w:type="spellEnd"/>
+      <w:r>
+        <w:t xml:space="preserve"> verbunden sein. Ansonsten kann nicht garantiert werden, dass der Code noch funktioniert.</w:t>
       </w:r>
     </w:p>
     <w:p/>
     <w:p/>
     <w:p>
+      <w:proofErr w:type="spellStart"/>
       <w:r>
         <w:rPr>
           <w:b/>
@@ -1198,6 +1338,7 @@
         </w:rPr>
         <w:t>ConnectingBroker</w:t>
       </w:r>
+      <w:proofErr w:type="spellEnd"/>
       <w:r>
         <w:t xml:space="preserve">: Das System funktioniert so, dass </w:t>
       </w:r>
@@ -1207,70 +1348,37 @@
     </w:p>
     <w:p>
       <w:r>
-        <w:t xml:space="preserve">Das bedeutet, dass </w:t>
-      </w:r>
-      <w:r>
-        <w:t xml:space="preserve">für die MQTT auf einem der Geräte ein </w:t>
-      </w:r>
-      <w:r>
-        <w:t>MQTT-Broker</w:t>
-      </w:r>
-      <w:r>
-        <w:t xml:space="preserve"> = </w:t>
-      </w:r>
-      <w:r>
-        <w:t>MQTT-Server</w:t>
-      </w:r>
-      <w:r>
-        <w:t xml:space="preserve"> laufen muss.</w:t>
-      </w:r>
-    </w:p>
-    <w:p>
-      <w:r>
-        <w:t xml:space="preserve">Da die Rechenleistung des </w:t>
-      </w:r>
-      <w:r>
-        <w:t>RPI</w:t>
-      </w:r>
-      <w:r>
-        <w:t xml:space="preserve"> begrenzt ist, und möglichst alle Ressource dazu verwendet werden sollen, Daten möglichst schnell zu übermitteln</w:t>
-      </w:r>
-      <w:r>
-        <w:t>, muss der Broker auf dem User Laptop verwendet werden.</w:t>
+        <w:t xml:space="preserve">Auf dem </w:t>
+      </w:r>
+      <w:proofErr w:type="spellStart"/>
+      <w:r>
+        <w:t>RPi</w:t>
+      </w:r>
+      <w:proofErr w:type="spellEnd"/>
+      <w:r>
+        <w:t xml:space="preserve"> läuft im Hintergrund ein Mosquitto MQTT Broker. Das Python </w:t>
+      </w:r>
+      <w:proofErr w:type="spellStart"/>
+      <w:r>
+        <w:t>Script</w:t>
+      </w:r>
+      <w:proofErr w:type="spellEnd"/>
+      <w:r>
+        <w:t xml:space="preserve"> «sensor-mqtt.py» greift als Client auf diesen zu</w:t>
+      </w:r>
+      <w:r>
+        <w:t xml:space="preserve"> und schreibt die Messwerte.</w:t>
+      </w:r>
+    </w:p>
+    <w:p>
+      <w:r>
+        <w:t>Der User macht mit seinem Laptop nun dasselbe. Er verbindet sich als Client und liest die Variablen aus.</w:t>
       </w:r>
     </w:p>
     <w:p/>
-    <w:p>
-      <w:r>
-        <w:lastRenderedPageBreak/>
-        <w:t>Dazu mehr im Kapitel «</w:t>
-      </w:r>
-      <w:r>
-        <w:t>Installation und Verwendung MQTT Mosquitto</w:t>
-      </w:r>
-      <w:r>
-        <w:t>»</w:t>
-      </w:r>
-    </w:p>
-    <w:p>
-      <w:r>
-        <w:t xml:space="preserve">Sobald der </w:t>
-      </w:r>
-      <w:r>
-        <w:t>RPI</w:t>
-      </w:r>
-      <w:r>
-        <w:t xml:space="preserve"> nun einen solchen Broker gefunden hat, wechselt </w:t>
-      </w:r>
-      <w:r>
-        <w:t>d</w:t>
-      </w:r>
-      <w:r>
-        <w:t>er Zustand.</w:t>
-      </w:r>
-    </w:p>
     <w:p/>
     <w:p>
+      <w:proofErr w:type="spellStart"/>
       <w:r>
         <w:rPr>
           <w:b/>
@@ -1278,6 +1386,7 @@
         </w:rPr>
         <w:t>Idelling</w:t>
       </w:r>
+      <w:proofErr w:type="spellEnd"/>
       <w:r>
         <w:t>: Das System ist bereit für die Messung, übermittelt jedoch noch keine Daten.</w:t>
       </w:r>
@@ -1295,6 +1404,7 @@
     </w:p>
     <w:p/>
     <w:p>
+      <w:proofErr w:type="spellStart"/>
       <w:r>
         <w:rPr>
           <w:b/>
@@ -1302,6 +1412,7 @@
         </w:rPr>
         <w:t>Preparing</w:t>
       </w:r>
+      <w:proofErr w:type="spellEnd"/>
       <w:r>
         <w:t xml:space="preserve">: Hier hat der User Zeit die </w:t>
       </w:r>
@@ -1351,7 +1462,23 @@
     <w:p/>
     <w:p>
       <w:r>
-        <w:t xml:space="preserve">Taster 2: Sollte es zu einem Fehler kommen, kann über den Taster 2 einen Reset der Statemachine </w:t>
+        <w:t xml:space="preserve">Taster 2: Sollte es zu einem Fehler kommen, kann über den Taster 2 einen </w:t>
+      </w:r>
+      <w:proofErr w:type="spellStart"/>
+      <w:r>
+        <w:t>Reset</w:t>
+      </w:r>
+      <w:proofErr w:type="spellEnd"/>
+      <w:r>
+        <w:t xml:space="preserve"> der </w:t>
+      </w:r>
+      <w:proofErr w:type="spellStart"/>
+      <w:r>
+        <w:t>Statemachine</w:t>
+      </w:r>
+      <w:proofErr w:type="spellEnd"/>
+      <w:r>
+        <w:t xml:space="preserve"> </w:t>
       </w:r>
       <w:r>
         <w:t>erzeugt werden. Dann wird das System und alle Verbindungen komplett zurückgesetzt.</w:t>
@@ -1368,8 +1495,16 @@
         <w:rPr>
           <w:color w:val="EE0000"/>
         </w:rPr>
-        <w:t>!! Nicht vergessen, Schalter 2 anschliessend wieder auf OFF zu stellen !!</w:t>
-      </w:r>
+        <w:t xml:space="preserve">!! Nicht vergessen, Schalter 2 anschliessend wieder auf OFF zu </w:t>
+      </w:r>
+      <w:proofErr w:type="gramStart"/>
+      <w:r>
+        <w:rPr>
+          <w:color w:val="EE0000"/>
+        </w:rPr>
+        <w:t>stellen !!</w:t>
+      </w:r>
+      <w:proofErr w:type="gramEnd"/>
     </w:p>
     <w:p>
       <w:pPr>
@@ -1386,12 +1521,12 @@
       <w:pPr>
         <w:pStyle w:val="Heading1"/>
       </w:pPr>
-      <w:bookmarkStart w:id="3" w:name="_Toc215141503"/>
+      <w:bookmarkStart w:id="2" w:name="_Toc216357312"/>
       <w:r>
         <w:lastRenderedPageBreak/>
         <w:t>Daten aufnehmen</w:t>
       </w:r>
-      <w:bookmarkEnd w:id="3"/>
+      <w:bookmarkEnd w:id="2"/>
     </w:p>
     <w:p>
       <w:r>
@@ -1420,6 +1555,135 @@
     </w:p>
     <w:p/>
     <w:p>
+      <w:pPr>
+        <w:pStyle w:val="Heading2"/>
+      </w:pPr>
+      <w:r>
+        <w:t>Installation Python-Lib</w:t>
+      </w:r>
+      <w:r>
+        <w:t>r</w:t>
+      </w:r>
+      <w:r>
+        <w:t>aries</w:t>
+      </w:r>
+    </w:p>
+    <w:p>
+      <w:r>
+        <w:t>Zunächst müssen die entsprechenden Python-Libraries installiert werden:</w:t>
+      </w:r>
+    </w:p>
+    <w:p>
+      <w:r>
+        <w:t xml:space="preserve">Für dies: </w:t>
+      </w:r>
+    </w:p>
+    <w:p/>
+    <w:p>
+      <w:pPr>
+        <w:shd w:val="clear" w:color="auto" w:fill="F0F0F0"/>
+        <w:rPr>
+          <w:lang w:val="en-GB"/>
+        </w:rPr>
+      </w:pPr>
+      <w:proofErr w:type="spellStart"/>
+      <w:r>
+        <w:rPr>
+          <w:lang w:val="en-GB"/>
+        </w:rPr>
+        <w:t>p</w:t>
+      </w:r>
+      <w:r>
+        <w:rPr>
+          <w:rFonts w:ascii="Courier New" w:hAnsi="Courier New" w:cs="Courier New"/>
+          <w:color w:val="444444"/>
+          <w:lang w:val="en-GB"/>
+        </w:rPr>
+        <w:t>python</w:t>
+      </w:r>
+      <w:proofErr w:type="spellEnd"/>
+      <w:r>
+        <w:rPr>
+          <w:rFonts w:ascii="Courier New" w:hAnsi="Courier New" w:cs="Courier New"/>
+          <w:color w:val="444444"/>
+          <w:lang w:val="en-GB"/>
+        </w:rPr>
+        <w:t xml:space="preserve"> -m pip install --upgrade pip</w:t>
+      </w:r>
+      <w:r>
+        <w:rPr>
+          <w:rFonts w:ascii="Courier New" w:hAnsi="Courier New" w:cs="Courier New"/>
+          <w:color w:val="444444"/>
+          <w:lang w:val="en-GB"/>
+        </w:rPr>
+        <w:br/>
+        <w:t xml:space="preserve">python -m pip install </w:t>
+      </w:r>
+      <w:proofErr w:type="spellStart"/>
+      <w:r>
+        <w:rPr>
+          <w:rFonts w:ascii="Courier New" w:hAnsi="Courier New" w:cs="Courier New"/>
+          <w:color w:val="444444"/>
+          <w:lang w:val="en-GB"/>
+        </w:rPr>
+        <w:t>paho-mqtt</w:t>
+      </w:r>
+      <w:proofErr w:type="spellEnd"/>
+      <w:r>
+        <w:rPr>
+          <w:rFonts w:ascii="Courier New" w:hAnsi="Courier New" w:cs="Courier New"/>
+          <w:color w:val="444444"/>
+          <w:lang w:val="en-GB"/>
+        </w:rPr>
+        <w:t xml:space="preserve"> matplotlib</w:t>
+      </w:r>
+      <w:r>
+        <w:rPr>
+          <w:rFonts w:ascii="Courier New" w:hAnsi="Courier New" w:cs="Courier New"/>
+          <w:color w:val="444444"/>
+          <w:lang w:val="en-GB"/>
+        </w:rPr>
+        <w:t xml:space="preserve"> --break-system-packages</w:t>
+      </w:r>
+    </w:p>
+    <w:p>
+      <w:pPr>
+        <w:rPr>
+          <w:lang w:val="en-GB"/>
+        </w:rPr>
+      </w:pPr>
+    </w:p>
+    <w:p>
+      <w:pPr>
+        <w:pStyle w:val="Heading2"/>
+        <w:rPr>
+          <w:lang w:val="en-GB"/>
+        </w:rPr>
+      </w:pPr>
+      <w:proofErr w:type="spellStart"/>
+      <w:r>
+        <w:rPr>
+          <w:lang w:val="en-GB"/>
+        </w:rPr>
+        <w:t>Verbindung</w:t>
+      </w:r>
+      <w:proofErr w:type="spellEnd"/>
+      <w:r>
+        <w:rPr>
+          <w:lang w:val="en-GB"/>
+        </w:rPr>
+        <w:t xml:space="preserve"> </w:t>
+      </w:r>
+      <w:proofErr w:type="spellStart"/>
+      <w:r>
+        <w:rPr>
+          <w:lang w:val="en-GB"/>
+        </w:rPr>
+        <w:t>aufbauen</w:t>
+      </w:r>
+      <w:proofErr w:type="spellEnd"/>
+    </w:p>
+    <w:p>
       <w:r>
         <w:t xml:space="preserve">Vor dem Starten sollte die IP-Adresse </w:t>
       </w:r>
@@ -1427,7 +1691,15 @@
         <w:t>des MQTT-Brokers</w:t>
       </w:r>
       <w:r>
-        <w:t xml:space="preserve"> im Python Script kontrolliert werden.</w:t>
+        <w:t xml:space="preserve"> im Python </w:t>
+      </w:r>
+      <w:proofErr w:type="spellStart"/>
+      <w:r>
+        <w:t>Script</w:t>
+      </w:r>
+      <w:proofErr w:type="spellEnd"/>
+      <w:r>
+        <w:t xml:space="preserve"> kontrolliert werden.</w:t>
       </w:r>
     </w:p>
     <w:p>
@@ -1440,7 +1712,7 @@
         <w:pStyle w:val="ListParagraph"/>
         <w:numPr>
           <w:ilvl w:val="0"/>
-          <w:numId w:val="68"/>
+          <w:numId w:val="13"/>
         </w:numPr>
       </w:pPr>
       <w:r>
@@ -1469,6 +1741,9 @@
         <w:pStyle w:val="ListParagraph"/>
       </w:pPr>
       <w:r>
+        <w:rPr>
+          <w:noProof/>
+        </w:rPr>
         <w:drawing>
           <wp:inline distT="0" distB="0" distL="0" distR="0" wp14:anchorId="33E1F824" wp14:editId="3BB3E7A2">
             <wp:extent cx="5582429" cy="1057423"/>
@@ -1485,7 +1760,7 @@
                     <pic:cNvPicPr/>
                   </pic:nvPicPr>
                   <pic:blipFill>
-                    <a:blip r:embed="rId16"/>
+                    <a:blip r:embed="rId13"/>
                     <a:stretch>
                       <a:fillRect/>
                     </a:stretch>
@@ -1524,6 +1799,9 @@
         <w:pStyle w:val="ListParagraph"/>
       </w:pPr>
       <w:r>
+        <w:rPr>
+          <w:noProof/>
+        </w:rPr>
         <w:drawing>
           <wp:inline distT="0" distB="0" distL="0" distR="0" wp14:anchorId="651DE0D8" wp14:editId="2FDD035B">
             <wp:extent cx="5582285" cy="1456642"/>
@@ -1540,7 +1818,7 @@
                     <pic:cNvPicPr/>
                   </pic:nvPicPr>
                   <pic:blipFill>
-                    <a:blip r:embed="rId17"/>
+                    <a:blip r:embed="rId14"/>
                     <a:stretch>
                       <a:fillRect/>
                     </a:stretch>
@@ -1585,7 +1863,15 @@
         <w:pStyle w:val="ListParagraph"/>
       </w:pPr>
       <w:r>
-        <w:t>Sobald das Gerät mit dem SensorKit Wifi verbunden ist, wird die Adresse</w:t>
+        <w:t xml:space="preserve">Sobald das Gerät mit dem </w:t>
+      </w:r>
+      <w:proofErr w:type="spellStart"/>
+      <w:r>
+        <w:t>SensorKit</w:t>
+      </w:r>
+      <w:proofErr w:type="spellEnd"/>
+      <w:r>
+        <w:t xml:space="preserve"> Wifi verbunden ist, wird die Adresse</w:t>
       </w:r>
       <w:r>
         <w:t>: 192.168.4.XX sein.</w:t>
@@ -1597,7 +1883,7 @@
         <w:pStyle w:val="ListParagraph"/>
         <w:numPr>
           <w:ilvl w:val="0"/>
-          <w:numId w:val="68"/>
+          <w:numId w:val="13"/>
         </w:numPr>
       </w:pPr>
       <w:r>
@@ -1620,10 +1906,11 @@
         <w:rPr>
           <w:noProof/>
         </w:rPr>
+        <w:lastRenderedPageBreak/>
         <mc:AlternateContent>
           <mc:Choice Requires="wps">
             <w:drawing>
-              <wp:anchor distT="0" distB="0" distL="114300" distR="114300" simplePos="0" relativeHeight="251681792" behindDoc="0" locked="0" layoutInCell="1" allowOverlap="1" wp14:anchorId="1703F7F2" wp14:editId="4E50E014">
+              <wp:anchor distT="0" distB="0" distL="114300" distR="114300" simplePos="0" relativeHeight="251658251" behindDoc="0" locked="0" layoutInCell="1" allowOverlap="1" wp14:anchorId="1703F7F2" wp14:editId="4E50E014">
                 <wp:simplePos x="0" y="0"/>
                 <wp:positionH relativeFrom="page">
                   <wp:posOffset>1765300</wp:posOffset>
@@ -1707,7 +1994,7 @@
           </mc:Choice>
           <mc:Fallback>
             <w:pict>
-              <v:rect w14:anchorId="1703F7F2" id="Rectangle 15" o:spid="_x0000_s1026" style="position:absolute;left:0;text-align:left;margin-left:139pt;margin-top:133.15pt;width:130pt;height:15pt;z-index:251681792;visibility:visible;mso-wrap-style:square;mso-width-percent:0;mso-height-percent:0;mso-wrap-distance-left:9pt;mso-wrap-distance-top:0;mso-wrap-distance-right:9pt;mso-wrap-distance-bottom:0;mso-position-horizontal:absolute;mso-position-horizontal-relative:page;mso-position-vertical:absolute;mso-position-vertical-relative:text;mso-width-percent:0;mso-height-percent:0;mso-width-relative:margin;mso-height-relative:margin;v-text-anchor:middle" o:gfxdata="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" fillcolor="#e00" strokecolor="#e00" strokeweight="1pt">
+              <v:rect w14:anchorId="1703F7F2" id="Rectangle 15" o:spid="_x0000_s1026" style="position:absolute;left:0;text-align:left;margin-left:139pt;margin-top:133.15pt;width:130pt;height:15pt;z-index:251658251;visibility:visible;mso-wrap-style:square;mso-width-percent:0;mso-height-percent:0;mso-wrap-distance-left:9pt;mso-wrap-distance-top:0;mso-wrap-distance-right:9pt;mso-wrap-distance-bottom:0;mso-position-horizontal:absolute;mso-position-horizontal-relative:page;mso-position-vertical:absolute;mso-position-vertical-relative:text;mso-width-percent:0;mso-height-percent:0;mso-width-relative:margin;mso-height-relative:margin;v-text-anchor:middle" o:gfxdata="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" fillcolor="#e00" strokecolor="#e00" strokeweight="1pt">
                 <v:fill opacity="7967f"/>
                 <v:textbox>
                   <w:txbxContent>
@@ -1728,6 +2015,9 @@
         </mc:AlternateContent>
       </w:r>
       <w:r>
+        <w:rPr>
+          <w:noProof/>
+        </w:rPr>
         <w:drawing>
           <wp:inline distT="0" distB="0" distL="0" distR="0" wp14:anchorId="01306321" wp14:editId="0FC7909F">
             <wp:extent cx="3746500" cy="3380144"/>
@@ -1744,7 +2034,7 @@
                     <pic:cNvPicPr/>
                   </pic:nvPicPr>
                   <pic:blipFill>
-                    <a:blip r:embed="rId18"/>
+                    <a:blip r:embed="rId15"/>
                     <a:stretch>
                       <a:fillRect/>
                     </a:stretch>
@@ -1771,7 +2061,7 @@
         <w:pStyle w:val="ListParagraph"/>
         <w:numPr>
           <w:ilvl w:val="0"/>
-          <w:numId w:val="68"/>
+          <w:numId w:val="13"/>
         </w:numPr>
       </w:pPr>
       <w:r>
@@ -1792,7 +2082,6 @@
         <w:pStyle w:val="ListParagraph"/>
       </w:pPr>
       <w:r>
-        <w:lastRenderedPageBreak/>
         <w:t>Es sollte sich ein Fester öffnen</w:t>
       </w:r>
       <w:r>
@@ -1807,7 +2096,15 @@
         <w:t>Wird das Fenster geschlossen</w:t>
       </w:r>
       <w:r>
-        <w:t>, werden die Daten in einem .csv File im Ordner «Messdaten» abgespeichert.</w:t>
+        <w:t>, werden die Daten in einem .</w:t>
+      </w:r>
+      <w:proofErr w:type="spellStart"/>
+      <w:r>
+        <w:t>csv</w:t>
+      </w:r>
+      <w:proofErr w:type="spellEnd"/>
+      <w:r>
+        <w:t xml:space="preserve"> File im Ordner «Messdaten» abgespeichert.</w:t>
       </w:r>
     </w:p>
     <w:p>
@@ -1825,12 +2122,12 @@
       <w:pPr>
         <w:pStyle w:val="Heading1"/>
       </w:pPr>
-      <w:bookmarkStart w:id="4" w:name="_Toc215141504"/>
+      <w:bookmarkStart w:id="3" w:name="_Toc216357313"/>
       <w:r>
         <w:lastRenderedPageBreak/>
         <w:t>Installation und Verwendung MQTT Mosquitto</w:t>
       </w:r>
-      <w:bookmarkEnd w:id="4"/>
+      <w:bookmarkEnd w:id="3"/>
     </w:p>
     <w:p>
       <w:r>
@@ -1843,8 +2140,13 @@
         <w:t xml:space="preserve">!! Dieses Kapitel muss nur einmal durchgearbeitet werden. </w:t>
       </w:r>
       <w:r>
-        <w:t>Die Services laufen danach im Hintergrund weiter !!</w:t>
-      </w:r>
+        <w:t xml:space="preserve">Die Services laufen danach im Hintergrund </w:t>
+      </w:r>
+      <w:proofErr w:type="gramStart"/>
+      <w:r>
+        <w:t>weiter !!</w:t>
+      </w:r>
+      <w:proofErr w:type="gramEnd"/>
     </w:p>
     <w:p>
       <w:pPr>
@@ -1854,12 +2156,41 @@
         <w:t>MQTT Mosquitto installieren</w:t>
       </w:r>
     </w:p>
+    <w:p>
+      <w:pPr>
+        <w:jc w:val="center"/>
+        <w:rPr>
+          <w:color w:val="EE0000"/>
+        </w:rPr>
+      </w:pPr>
+      <w:r>
+        <w:rPr>
+          <w:color w:val="EE0000"/>
+        </w:rPr>
+        <w:t xml:space="preserve">Es ist nicht nötig, dass ein </w:t>
+      </w:r>
+      <w:proofErr w:type="gramStart"/>
+      <w:r>
+        <w:rPr>
+          <w:color w:val="EE0000"/>
+        </w:rPr>
+        <w:t>MQTT Broker</w:t>
+      </w:r>
+      <w:proofErr w:type="gramEnd"/>
+      <w:r>
+        <w:rPr>
+          <w:color w:val="EE0000"/>
+        </w:rPr>
+        <w:t xml:space="preserve"> auf dem eigenen Gerät läuft. Dieser Schritt kann übersprungen werden.</w:t>
+      </w:r>
+    </w:p>
+    <w:p/>
     <w:p>
       <w:pPr>
         <w:pStyle w:val="ListParagraph"/>
         <w:numPr>
           <w:ilvl w:val="0"/>
-          <w:numId w:val="59"/>
+          <w:numId w:val="11"/>
         </w:numPr>
       </w:pPr>
       <w:r>
@@ -1868,7 +2199,7 @@
       <w:r>
         <w:br/>
       </w:r>
-      <w:hyperlink r:id="rId19" w:history="1">
+      <w:hyperlink r:id="rId16" w:history="1">
         <w:r>
           <w:rPr>
             <w:rStyle w:val="Hyperlink"/>
@@ -1882,7 +2213,7 @@
         <w:pStyle w:val="ListParagraph"/>
         <w:numPr>
           <w:ilvl w:val="0"/>
-          <w:numId w:val="59"/>
+          <w:numId w:val="11"/>
         </w:numPr>
       </w:pPr>
       <w:r>
@@ -1894,7 +2225,7 @@
         <w:pStyle w:val="ListParagraph"/>
         <w:numPr>
           <w:ilvl w:val="0"/>
-          <w:numId w:val="59"/>
+          <w:numId w:val="11"/>
         </w:numPr>
       </w:pPr>
       <w:r>
@@ -1906,7 +2237,7 @@
         <w:pStyle w:val="ListParagraph"/>
         <w:numPr>
           <w:ilvl w:val="1"/>
-          <w:numId w:val="59"/>
+          <w:numId w:val="11"/>
         </w:numPr>
       </w:pPr>
       <w:r>
@@ -1918,14 +2249,11 @@
         <w:pStyle w:val="ListParagraph"/>
         <w:numPr>
           <w:ilvl w:val="1"/>
-          <w:numId w:val="59"/>
+          <w:numId w:val="11"/>
         </w:numPr>
       </w:pPr>
       <w:r>
-        <w:t>Häkchen setzen bei</w:t>
-      </w:r>
-      <w:r>
-        <w:t>:</w:t>
+        <w:t>Häkchen setzen bei:</w:t>
       </w:r>
     </w:p>
     <w:p>
@@ -1933,7 +2261,7 @@
         <w:pStyle w:val="ListParagraph"/>
         <w:numPr>
           <w:ilvl w:val="2"/>
-          <w:numId w:val="59"/>
+          <w:numId w:val="11"/>
         </w:numPr>
       </w:pPr>
       <w:r>
@@ -1941,7 +2269,23 @@
           <w:i/>
           <w:iCs/>
         </w:rPr>
-        <w:t>"Install Service"</w:t>
+        <w:t>"</w:t>
+      </w:r>
+      <w:proofErr w:type="spellStart"/>
+      <w:r>
+        <w:rPr>
+          <w:i/>
+          <w:iCs/>
+        </w:rPr>
+        <w:t>Install</w:t>
+      </w:r>
+      <w:proofErr w:type="spellEnd"/>
+      <w:r>
+        <w:rPr>
+          <w:i/>
+          <w:iCs/>
+        </w:rPr>
+        <w:t xml:space="preserve"> Service"</w:t>
       </w:r>
       <w:r>
         <w:t xml:space="preserve"> (Broker als Windows-Dienst)</w:t>
@@ -1952,14 +2296,10 @@
         <w:pStyle w:val="ListParagraph"/>
         <w:numPr>
           <w:ilvl w:val="2"/>
-          <w:numId w:val="59"/>
+          <w:numId w:val="11"/>
         </w:numPr>
       </w:pPr>
       <w:r>
-        <w:rPr>
-          <w:i/>
-          <w:iCs/>
-        </w:rPr>
         <w:t>"Update PATH"</w:t>
       </w:r>
     </w:p>
@@ -1968,7 +2308,7 @@
         <w:pStyle w:val="ListParagraph"/>
         <w:numPr>
           <w:ilvl w:val="0"/>
-          <w:numId w:val="59"/>
+          <w:numId w:val="11"/>
         </w:numPr>
       </w:pPr>
       <w:r>
@@ -1979,7 +2319,7 @@
       <w:pPr>
         <w:numPr>
           <w:ilvl w:val="0"/>
-          <w:numId w:val="54"/>
+          <w:numId w:val="8"/>
         </w:numPr>
       </w:pPr>
       <w:r>
@@ -2015,7 +2355,7 @@
         <w:pStyle w:val="ListParagraph"/>
         <w:numPr>
           <w:ilvl w:val="1"/>
-          <w:numId w:val="59"/>
+          <w:numId w:val="11"/>
         </w:numPr>
       </w:pPr>
       <w:r>
@@ -2027,6 +2367,7 @@
       <w:r>
         <w:t xml:space="preserve"> </w:t>
       </w:r>
+      <w:proofErr w:type="spellStart"/>
       <w:r>
         <w:rPr>
           <w:i/>
@@ -2034,12 +2375,16 @@
         </w:rPr>
         <w:t>mosquitto</w:t>
       </w:r>
+      <w:proofErr w:type="spellEnd"/>
     </w:p>
     <w:p>
       <w:pPr>
         <w:jc w:val="center"/>
       </w:pPr>
       <w:r>
+        <w:rPr>
+          <w:noProof/>
+        </w:rPr>
         <w:drawing>
           <wp:inline distT="0" distB="0" distL="0" distR="0" wp14:anchorId="37147D4E" wp14:editId="4D3FBE12">
             <wp:extent cx="4771775" cy="1136113"/>
@@ -2056,7 +2401,7 @@
                     <pic:cNvPicPr/>
                   </pic:nvPicPr>
                   <pic:blipFill>
-                    <a:blip r:embed="rId20"/>
+                    <a:blip r:embed="rId17"/>
                     <a:stretch>
                       <a:fillRect/>
                     </a:stretch>
@@ -2092,7 +2437,10 @@
         <w:t>MQTT Explorer ist ein GUI-Tool zum Beobachten aller Topics</w:t>
       </w:r>
       <w:r>
-        <w:t xml:space="preserve"> auf einem MQTT Broker</w:t>
+        <w:t xml:space="preserve"> auf einem </w:t>
+      </w:r>
+      <w:r>
+        <w:t>MQTT-Broker</w:t>
       </w:r>
       <w:r>
         <w:t>.</w:t>
@@ -2102,7 +2450,7 @@
       <w:pPr>
         <w:numPr>
           <w:ilvl w:val="0"/>
-          <w:numId w:val="54"/>
+          <w:numId w:val="8"/>
         </w:numPr>
         <w:rPr>
           <w:lang w:val="en-GB"/>
@@ -2120,7 +2468,7 @@
         </w:rPr>
         <w:t xml:space="preserve">: </w:t>
       </w:r>
-      <w:hyperlink r:id="rId21" w:history="1">
+      <w:hyperlink r:id="rId18" w:history="1">
         <w:r>
           <w:rPr>
             <w:rStyle w:val="Hyperlink"/>
@@ -2134,7 +2482,7 @@
       <w:pPr>
         <w:numPr>
           <w:ilvl w:val="0"/>
-          <w:numId w:val="54"/>
+          <w:numId w:val="8"/>
         </w:numPr>
         <w:rPr>
           <w:lang w:val="en-GB"/>
@@ -2144,8 +2492,16 @@
         <w:rPr>
           <w:lang w:val="en-GB"/>
         </w:rPr>
-        <w:t>Installation durchführen</w:t>
-      </w:r>
+        <w:t xml:space="preserve">Installation </w:t>
+      </w:r>
+      <w:proofErr w:type="spellStart"/>
+      <w:r>
+        <w:rPr>
+          <w:lang w:val="en-GB"/>
+        </w:rPr>
+        <w:t>durchführen</w:t>
+      </w:r>
+      <w:proofErr w:type="spellEnd"/>
     </w:p>
     <w:p/>
     <w:p/>
@@ -2178,7 +2534,7 @@
       <w:pPr>
         <w:numPr>
           <w:ilvl w:val="0"/>
-          <w:numId w:val="54"/>
+          <w:numId w:val="8"/>
         </w:numPr>
       </w:pPr>
       <w:r>
@@ -2199,13 +2555,23 @@
           <w:lang w:val="en-GB"/>
         </w:rPr>
       </w:pPr>
+      <w:proofErr w:type="spellStart"/>
       <w:r>
         <w:rPr>
           <w:rFonts w:ascii="Courier New" w:hAnsi="Courier New" w:cs="Courier New"/>
           <w:color w:val="444444"/>
           <w:lang w:val="en-GB"/>
         </w:rPr>
-        <w:t xml:space="preserve">mosquitto_pub -t test/topic -m </w:t>
+        <w:t>mosquitto_pub</w:t>
+      </w:r>
+      <w:proofErr w:type="spellEnd"/>
+      <w:r>
+        <w:rPr>
+          <w:rFonts w:ascii="Courier New" w:hAnsi="Courier New" w:cs="Courier New"/>
+          <w:color w:val="444444"/>
+          <w:lang w:val="en-GB"/>
+        </w:rPr>
+        <w:t xml:space="preserve"> -t test/topic -m </w:t>
       </w:r>
       <w:r>
         <w:rPr>
@@ -2220,7 +2586,7 @@
       <w:pPr>
         <w:numPr>
           <w:ilvl w:val="0"/>
-          <w:numId w:val="54"/>
+          <w:numId w:val="8"/>
         </w:numPr>
       </w:pPr>
       <w:r>
@@ -2238,13 +2604,47 @@
         <w:shd w:val="clear" w:color="auto" w:fill="F0F0F0"/>
         <w:ind w:left="709"/>
       </w:pPr>
+      <w:proofErr w:type="spellStart"/>
       <w:r>
         <w:rPr>
           <w:rFonts w:ascii="Courier New" w:hAnsi="Courier New" w:cs="Courier New"/>
           <w:color w:val="444444"/>
         </w:rPr>
-        <w:t>mosquitto_sub -t test/topic</w:t>
-      </w:r>
+        <w:t>mosquitto_sub</w:t>
+      </w:r>
+      <w:proofErr w:type="spellEnd"/>
+      <w:r>
+        <w:rPr>
+          <w:rFonts w:ascii="Courier New" w:hAnsi="Courier New" w:cs="Courier New"/>
+          <w:color w:val="444444"/>
+        </w:rPr>
+        <w:t xml:space="preserve"> -t </w:t>
+      </w:r>
+      <w:proofErr w:type="spellStart"/>
+      <w:r>
+        <w:rPr>
+          <w:rFonts w:ascii="Courier New" w:hAnsi="Courier New" w:cs="Courier New"/>
+          <w:color w:val="444444"/>
+        </w:rPr>
+        <w:t>test</w:t>
+      </w:r>
+      <w:proofErr w:type="spellEnd"/>
+      <w:r>
+        <w:rPr>
+          <w:rFonts w:ascii="Courier New" w:hAnsi="Courier New" w:cs="Courier New"/>
+          <w:color w:val="444444"/>
+        </w:rPr>
+        <w:t>/</w:t>
+      </w:r>
+      <w:proofErr w:type="spellStart"/>
+      <w:r>
+        <w:rPr>
+          <w:rFonts w:ascii="Courier New" w:hAnsi="Courier New" w:cs="Courier New"/>
+          <w:color w:val="444444"/>
+        </w:rPr>
+        <w:t>topic</w:t>
+      </w:r>
+      <w:proofErr w:type="spellEnd"/>
     </w:p>
     <w:p>
       <w:pPr>
@@ -2274,6 +2674,9 @@
         <w:jc w:val="center"/>
       </w:pPr>
       <w:r>
+        <w:rPr>
+          <w:noProof/>
+        </w:rPr>
         <w:lastRenderedPageBreak/>
         <w:drawing>
           <wp:inline distT="0" distB="0" distL="0" distR="0" wp14:anchorId="7720767E" wp14:editId="265F61AF">
@@ -2291,7 +2694,7 @@
                     <pic:cNvPicPr/>
                   </pic:nvPicPr>
                   <pic:blipFill>
-                    <a:blip r:embed="rId22"/>
+                    <a:blip r:embed="rId19"/>
                     <a:stretch>
                       <a:fillRect/>
                     </a:stretch>
@@ -2318,7 +2721,31 @@
         <w:sym w:font="Wingdings" w:char="F0E0"/>
       </w:r>
       <w:r>
-        <w:t xml:space="preserve"> Die Nachricht «Hallo MQTT 2» sollte nicht empfangen werden, da der Subscriber nur auf dem Topic «test/topic» hört und nicht «test/topic2»</w:t>
+        <w:t xml:space="preserve"> Die Nachricht «Hallo MQTT 2» sollte nicht empfangen werden, da der Subscriber nur auf dem Topic «</w:t>
+      </w:r>
+      <w:proofErr w:type="spellStart"/>
+      <w:r>
+        <w:t>test</w:t>
+      </w:r>
+      <w:proofErr w:type="spellEnd"/>
+      <w:r>
+        <w:t>/</w:t>
+      </w:r>
+      <w:proofErr w:type="spellStart"/>
+      <w:r>
+        <w:t>topic</w:t>
+      </w:r>
+      <w:proofErr w:type="spellEnd"/>
+      <w:r>
+        <w:t>» hört und nicht «</w:t>
+      </w:r>
+      <w:proofErr w:type="spellStart"/>
+      <w:r>
+        <w:t>test</w:t>
+      </w:r>
+      <w:proofErr w:type="spellEnd"/>
+      <w:r>
+        <w:t>/topic2»</w:t>
       </w:r>
     </w:p>
     <w:p/>
@@ -2335,19 +2762,16 @@
         <w:pStyle w:val="ListParagraph"/>
         <w:numPr>
           <w:ilvl w:val="0"/>
-          <w:numId w:val="60"/>
+          <w:numId w:val="12"/>
         </w:numPr>
-        <w:rPr>
-          <w:b/>
-          <w:bCs/>
-        </w:rPr>
-      </w:pPr>
-      <w:r>
-        <w:rPr>
-          <w:b/>
-          <w:bCs/>
-        </w:rPr>
-        <w:t>mosquitto.conf erstellen oder bearbeiten</w:t>
+      </w:pPr>
+      <w:proofErr w:type="spellStart"/>
+      <w:r>
+        <w:t>mosquitto.conf</w:t>
+      </w:r>
+      <w:proofErr w:type="spellEnd"/>
+      <w:r>
+        <w:t xml:space="preserve"> erstellen oder bearbeiten</w:t>
       </w:r>
     </w:p>
     <w:p>
@@ -2362,7 +2786,7 @@
       <w:pPr>
         <w:numPr>
           <w:ilvl w:val="0"/>
-          <w:numId w:val="55"/>
+          <w:numId w:val="9"/>
         </w:numPr>
         <w:tabs>
           <w:tab w:val="clear" w:pos="720"/>
@@ -2377,14 +2801,36 @@
         <w:rPr>
           <w:lang w:val="en-GB"/>
         </w:rPr>
-        <w:t>Windows: C:\Program Files\mosquitto\mosquitto.conf</w:t>
-      </w:r>
+        <w:t>Windows: C:\Program Files\</w:t>
+      </w:r>
+      <w:proofErr w:type="spellStart"/>
+      <w:r>
+        <w:rPr>
+          <w:lang w:val="en-GB"/>
+        </w:rPr>
+        <w:t>mosquitto</w:t>
+      </w:r>
+      <w:proofErr w:type="spellEnd"/>
+      <w:r>
+        <w:rPr>
+          <w:lang w:val="en-GB"/>
+        </w:rPr>
+        <w:t>\</w:t>
+      </w:r>
+      <w:proofErr w:type="spellStart"/>
+      <w:r>
+        <w:rPr>
+          <w:lang w:val="en-GB"/>
+        </w:rPr>
+        <w:t>mosquitto.conf</w:t>
+      </w:r>
+      <w:proofErr w:type="spellEnd"/>
     </w:p>
     <w:p>
       <w:pPr>
         <w:numPr>
           <w:ilvl w:val="0"/>
-          <w:numId w:val="55"/>
+          <w:numId w:val="9"/>
         </w:numPr>
         <w:tabs>
           <w:tab w:val="clear" w:pos="720"/>
@@ -2393,14 +2839,35 @@
         <w:ind w:left="1429"/>
       </w:pPr>
       <w:r>
-        <w:t>Ubuntu: /etc/mosquitto/mosquitto.conf</w:t>
-      </w:r>
+        <w:t>Ubuntu: /</w:t>
+      </w:r>
+      <w:proofErr w:type="spellStart"/>
+      <w:r>
+        <w:t>etc</w:t>
+      </w:r>
+      <w:proofErr w:type="spellEnd"/>
+      <w:r>
+        <w:t>/</w:t>
+      </w:r>
+      <w:proofErr w:type="spellStart"/>
+      <w:r>
+        <w:t>mosquitto</w:t>
+      </w:r>
+      <w:proofErr w:type="spellEnd"/>
+      <w:r>
+        <w:t>/</w:t>
+      </w:r>
+      <w:proofErr w:type="spellStart"/>
+      <w:r>
+        <w:t>mosquitto.conf</w:t>
+      </w:r>
+      <w:proofErr w:type="spellEnd"/>
     </w:p>
     <w:p>
       <w:pPr>
         <w:numPr>
           <w:ilvl w:val="0"/>
-          <w:numId w:val="55"/>
+          <w:numId w:val="9"/>
         </w:numPr>
         <w:tabs>
           <w:tab w:val="clear" w:pos="720"/>
@@ -2415,8 +2882,44 @@
         <w:rPr>
           <w:lang w:val="en-GB"/>
         </w:rPr>
-        <w:t>macOS: /usr/local/etc/mosquitto/mosquitto.conf</w:t>
-      </w:r>
+        <w:t>macOS: /</w:t>
+      </w:r>
+      <w:proofErr w:type="spellStart"/>
+      <w:r>
+        <w:rPr>
+          <w:lang w:val="en-GB"/>
+        </w:rPr>
+        <w:t>usr</w:t>
+      </w:r>
+      <w:proofErr w:type="spellEnd"/>
+      <w:r>
+        <w:rPr>
+          <w:lang w:val="en-GB"/>
+        </w:rPr>
+        <w:t>/local/etc/</w:t>
+      </w:r>
+      <w:proofErr w:type="spellStart"/>
+      <w:r>
+        <w:rPr>
+          <w:lang w:val="en-GB"/>
+        </w:rPr>
+        <w:t>mosquitto</w:t>
+      </w:r>
+      <w:proofErr w:type="spellEnd"/>
+      <w:r>
+        <w:rPr>
+          <w:lang w:val="en-GB"/>
+        </w:rPr>
+        <w:t>/</w:t>
+      </w:r>
+      <w:proofErr w:type="spellStart"/>
+      <w:r>
+        <w:rPr>
+          <w:lang w:val="en-GB"/>
+        </w:rPr>
+        <w:t>mosquitto.conf</w:t>
+      </w:r>
+      <w:proofErr w:type="spellEnd"/>
     </w:p>
     <w:p>
       <w:pPr>
@@ -2440,7 +2943,7 @@
         <mc:AlternateContent>
           <mc:Choice Requires="wps">
             <w:drawing>
-              <wp:anchor distT="0" distB="0" distL="114300" distR="114300" simplePos="0" relativeHeight="251667456" behindDoc="0" locked="0" layoutInCell="1" allowOverlap="1" wp14:anchorId="6330CBAB" wp14:editId="71C28578">
+              <wp:anchor distT="0" distB="0" distL="114300" distR="114300" simplePos="0" relativeHeight="251658244" behindDoc="0" locked="0" layoutInCell="1" allowOverlap="1" wp14:anchorId="6330CBAB" wp14:editId="71C28578">
                 <wp:simplePos x="0" y="0"/>
                 <wp:positionH relativeFrom="page">
                   <wp:posOffset>4302729</wp:posOffset>
@@ -2530,7 +3033,7 @@
           </mc:Choice>
           <mc:Fallback>
             <w:pict>
-              <v:rect w14:anchorId="6330CBAB" id="_x0000_s1027" style="position:absolute;left:0;text-align:left;margin-left:338.8pt;margin-top:218.45pt;width:89.65pt;height:21.65pt;z-index:251667456;visibility:visible;mso-wrap-style:square;mso-width-percent:0;mso-height-percent:0;mso-wrap-distance-left:9pt;mso-wrap-distance-top:0;mso-wrap-distance-right:9pt;mso-wrap-distance-bottom:0;mso-position-horizontal:absolute;mso-position-horizontal-relative:page;mso-position-vertical:absolute;mso-position-vertical-relative:text;mso-width-percent:0;mso-height-percent:0;mso-width-relative:margin;mso-height-relative:margin;v-text-anchor:middle" o:gfxdata="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" fillcolor="#e00" strokecolor="#e00" strokeweight="1pt">
+              <v:rect w14:anchorId="6330CBAB" id="_x0000_s1027" style="position:absolute;left:0;text-align:left;margin-left:338.8pt;margin-top:218.45pt;width:89.65pt;height:21.65pt;z-index:251658244;visibility:visible;mso-wrap-style:square;mso-width-percent:0;mso-height-percent:0;mso-wrap-distance-left:9pt;mso-wrap-distance-top:0;mso-wrap-distance-right:9pt;mso-wrap-distance-bottom:0;mso-position-horizontal:absolute;mso-position-horizontal-relative:page;mso-position-vertical:absolute;mso-position-vertical-relative:text;mso-width-percent:0;mso-height-percent:0;mso-width-relative:margin;mso-height-relative:margin;v-text-anchor:middle" o:gfxdata="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" fillcolor="#e00" strokecolor="#e00" strokeweight="1pt">
                 <v:fill opacity="7967f"/>
                 <v:textbox>
                   <w:txbxContent>
@@ -2563,7 +3066,7 @@
         <mc:AlternateContent>
           <mc:Choice Requires="wps">
             <w:drawing>
-              <wp:anchor distT="0" distB="0" distL="114300" distR="114300" simplePos="0" relativeHeight="251665408" behindDoc="0" locked="0" layoutInCell="1" allowOverlap="1" wp14:anchorId="516D2B32" wp14:editId="3FF77F53">
+              <wp:anchor distT="0" distB="0" distL="114300" distR="114300" simplePos="0" relativeHeight="251658243" behindDoc="0" locked="0" layoutInCell="1" allowOverlap="1" wp14:anchorId="516D2B32" wp14:editId="3FF77F53">
                 <wp:simplePos x="0" y="0"/>
                 <wp:positionH relativeFrom="page">
                   <wp:posOffset>3444427</wp:posOffset>
@@ -2650,7 +3153,7 @@
         <mc:AlternateContent>
           <mc:Choice Requires="wps">
             <w:drawing>
-              <wp:anchor distT="0" distB="0" distL="114300" distR="114300" simplePos="0" relativeHeight="251663360" behindDoc="0" locked="0" layoutInCell="1" allowOverlap="1" wp14:anchorId="65DE44BB" wp14:editId="3B0AEADF">
+              <wp:anchor distT="0" distB="0" distL="114300" distR="114300" simplePos="0" relativeHeight="251658242" behindDoc="0" locked="0" layoutInCell="1" allowOverlap="1" wp14:anchorId="65DE44BB" wp14:editId="3B0AEADF">
                 <wp:simplePos x="0" y="0"/>
                 <wp:positionH relativeFrom="column">
                   <wp:posOffset>1697339</wp:posOffset>
@@ -2736,7 +3239,7 @@
         <mc:AlternateContent>
           <mc:Choice Requires="wps">
             <w:drawing>
-              <wp:anchor distT="0" distB="0" distL="114300" distR="114300" simplePos="0" relativeHeight="251661312" behindDoc="0" locked="0" layoutInCell="1" allowOverlap="1" wp14:anchorId="702B1786" wp14:editId="53F4B9D2">
+              <wp:anchor distT="0" distB="0" distL="114300" distR="114300" simplePos="0" relativeHeight="251658241" behindDoc="0" locked="0" layoutInCell="1" allowOverlap="1" wp14:anchorId="702B1786" wp14:editId="53F4B9D2">
                 <wp:simplePos x="0" y="0"/>
                 <wp:positionH relativeFrom="column">
                   <wp:posOffset>962454</wp:posOffset>
@@ -2810,6 +3313,9 @@
         </mc:AlternateContent>
       </w:r>
       <w:r>
+        <w:rPr>
+          <w:noProof/>
+        </w:rPr>
         <w:drawing>
           <wp:inline distT="0" distB="0" distL="0" distR="0" wp14:anchorId="538CC3A3" wp14:editId="0B0F5F3A">
             <wp:extent cx="4863711" cy="3533601"/>
@@ -2826,7 +3332,7 @@
                     <pic:cNvPicPr/>
                   </pic:nvPicPr>
                   <pic:blipFill>
-                    <a:blip r:embed="rId23"/>
+                    <a:blip r:embed="rId20"/>
                     <a:stretch>
                       <a:fillRect/>
                     </a:stretch>
@@ -2856,6 +3362,117 @@
       <w:pPr>
         <w:shd w:val="clear" w:color="auto" w:fill="F0F0F0"/>
         <w:ind w:left="709"/>
+      </w:pPr>
+      <w:proofErr w:type="spellStart"/>
+      <w:r>
+        <w:rPr>
+          <w:rFonts w:ascii="Courier New" w:hAnsi="Courier New" w:cs="Courier New"/>
+          <w:color w:val="444444"/>
+        </w:rPr>
+        <w:t>listener</w:t>
+      </w:r>
+      <w:proofErr w:type="spellEnd"/>
+      <w:r>
+        <w:rPr>
+          <w:rFonts w:ascii="Courier New" w:hAnsi="Courier New" w:cs="Courier New"/>
+          <w:color w:val="444444"/>
+        </w:rPr>
+        <w:t xml:space="preserve"> </w:t>
+      </w:r>
+      <w:r>
+        <w:rPr>
+          <w:rFonts w:ascii="Courier New" w:hAnsi="Courier New" w:cs="Courier New"/>
+          <w:color w:val="880000"/>
+        </w:rPr>
+        <w:t>1883</w:t>
+      </w:r>
+      <w:r>
+        <w:rPr>
+          <w:rFonts w:ascii="Courier New" w:hAnsi="Courier New" w:cs="Courier New"/>
+          <w:color w:val="444444"/>
+        </w:rPr>
+        <w:t xml:space="preserve"> </w:t>
+      </w:r>
+      <w:r>
+        <w:rPr>
+          <w:rFonts w:ascii="Courier New" w:hAnsi="Courier New" w:cs="Courier New"/>
+          <w:color w:val="880000"/>
+        </w:rPr>
+        <w:t>0.0</w:t>
+      </w:r>
+      <w:r>
+        <w:rPr>
+          <w:rFonts w:ascii="Courier New" w:hAnsi="Courier New" w:cs="Courier New"/>
+          <w:color w:val="444444"/>
+        </w:rPr>
+        <w:t>.</w:t>
+      </w:r>
+      <w:r>
+        <w:rPr>
+          <w:rFonts w:ascii="Courier New" w:hAnsi="Courier New" w:cs="Courier New"/>
+          <w:color w:val="880000"/>
+        </w:rPr>
+        <w:t>0.0</w:t>
+      </w:r>
+      <w:r>
+        <w:rPr>
+          <w:rFonts w:ascii="Courier New" w:hAnsi="Courier New" w:cs="Courier New"/>
+          <w:color w:val="444444"/>
+        </w:rPr>
+        <w:br/>
+      </w:r>
+      <w:proofErr w:type="spellStart"/>
+      <w:r>
+        <w:rPr>
+          <w:rFonts w:ascii="Courier New" w:hAnsi="Courier New" w:cs="Courier New"/>
+          <w:color w:val="444444"/>
+        </w:rPr>
+        <w:t>allow_anonymous</w:t>
+      </w:r>
+      <w:proofErr w:type="spellEnd"/>
+      <w:r>
+        <w:rPr>
+          <w:rFonts w:ascii="Courier New" w:hAnsi="Courier New" w:cs="Courier New"/>
+          <w:color w:val="444444"/>
+        </w:rPr>
+        <w:t xml:space="preserve"> </w:t>
+      </w:r>
+      <w:proofErr w:type="spellStart"/>
+      <w:r>
+        <w:rPr>
+          <w:rFonts w:ascii="Courier New" w:hAnsi="Courier New" w:cs="Courier New"/>
+          <w:color w:val="78A960"/>
+        </w:rPr>
+        <w:t>true</w:t>
+      </w:r>
+      <w:proofErr w:type="spellEnd"/>
+    </w:p>
+    <w:p/>
+    <w:p>
+      <w:pPr>
+        <w:rPr>
+          <w:lang w:val="en-GB"/>
+        </w:rPr>
+      </w:pPr>
+      <w:proofErr w:type="spellStart"/>
+      <w:r>
+        <w:rPr>
+          <w:lang w:val="en-GB"/>
+        </w:rPr>
+        <w:t>oder</w:t>
+      </w:r>
+      <w:proofErr w:type="spellEnd"/>
+      <w:r>
+        <w:rPr>
+          <w:lang w:val="en-GB"/>
+        </w:rPr>
+        <w:t xml:space="preserve"> (falls Fehler)</w:t>
+      </w:r>
+    </w:p>
+    <w:p>
+      <w:pPr>
+        <w:shd w:val="clear" w:color="auto" w:fill="F0F0F0"/>
+        <w:ind w:left="709"/>
         <w:rPr>
           <w:lang w:val="en-GB"/>
         </w:rPr>
@@ -2882,6 +3499,58 @@
           <w:color w:val="444444"/>
           <w:lang w:val="en-GB"/>
         </w:rPr>
+        <w:br/>
+      </w:r>
+      <w:proofErr w:type="spellStart"/>
+      <w:r>
+        <w:rPr>
+          <w:rFonts w:ascii="Courier New" w:hAnsi="Courier New" w:cs="Courier New"/>
+          <w:color w:val="444444"/>
+          <w:lang w:val="en-GB"/>
+        </w:rPr>
+        <w:t>allow_anonymous</w:t>
+      </w:r>
+      <w:proofErr w:type="spellEnd"/>
+      <w:r>
+        <w:rPr>
+          <w:rFonts w:ascii="Courier New" w:hAnsi="Courier New" w:cs="Courier New"/>
+          <w:color w:val="444444"/>
+          <w:lang w:val="en-GB"/>
+        </w:rPr>
+        <w:t xml:space="preserve"> </w:t>
+      </w:r>
+      <w:r>
+        <w:rPr>
+          <w:rFonts w:ascii="Courier New" w:hAnsi="Courier New" w:cs="Courier New"/>
+          <w:color w:val="78A960"/>
+          <w:lang w:val="en-GB"/>
+        </w:rPr>
+        <w:t>true</w:t>
+      </w:r>
+      <w:r>
+        <w:rPr>
+          <w:rFonts w:ascii="Courier New" w:hAnsi="Courier New" w:cs="Courier New"/>
+          <w:color w:val="444444"/>
+          <w:lang w:val="en-GB"/>
+        </w:rPr>
+        <w:br/>
+      </w:r>
+      <w:proofErr w:type="spellStart"/>
+      <w:r>
+        <w:rPr>
+          <w:rFonts w:ascii="Courier New" w:hAnsi="Courier New" w:cs="Courier New"/>
+          <w:color w:val="444444"/>
+          <w:lang w:val="en-GB"/>
+        </w:rPr>
+        <w:t>bind_address</w:t>
+      </w:r>
+      <w:proofErr w:type="spellEnd"/>
+      <w:r>
+        <w:rPr>
+          <w:rFonts w:ascii="Courier New" w:hAnsi="Courier New" w:cs="Courier New"/>
+          <w:color w:val="444444"/>
+          <w:lang w:val="en-GB"/>
+        </w:rPr>
         <w:t xml:space="preserve"> </w:t>
       </w:r>
       <w:r>
@@ -2908,136 +3577,16 @@
         </w:rPr>
         <w:t>0.0</w:t>
       </w:r>
-      <w:r>
-        <w:rPr>
-          <w:rFonts w:ascii="Courier New" w:hAnsi="Courier New" w:cs="Courier New"/>
-          <w:color w:val="444444"/>
-          <w:lang w:val="en-GB"/>
-        </w:rPr>
-        <w:br/>
-        <w:t xml:space="preserve">allow_anonymous </w:t>
-      </w:r>
-      <w:r>
-        <w:rPr>
-          <w:rFonts w:ascii="Courier New" w:hAnsi="Courier New" w:cs="Courier New"/>
-          <w:color w:val="78A960"/>
-          <w:lang w:val="en-GB"/>
-        </w:rPr>
-        <w:t>true</w:t>
-      </w:r>
-    </w:p>
-    <w:p>
-      <w:pPr>
-        <w:rPr>
-          <w:lang w:val="en-GB"/>
-        </w:rPr>
-      </w:pPr>
-    </w:p>
-    <w:p>
-      <w:pPr>
-        <w:rPr>
-          <w:lang w:val="en-GB"/>
-        </w:rPr>
-      </w:pPr>
-      <w:r>
-        <w:rPr>
-          <w:lang w:val="en-GB"/>
-        </w:rPr>
-        <w:t>oder (falls Fehler)</w:t>
-      </w:r>
-    </w:p>
-    <w:p>
-      <w:pPr>
-        <w:shd w:val="clear" w:color="auto" w:fill="F0F0F0"/>
-        <w:ind w:left="709"/>
-        <w:rPr>
-          <w:lang w:val="en-GB"/>
-        </w:rPr>
-      </w:pPr>
-      <w:r>
-        <w:rPr>
-          <w:rFonts w:ascii="Courier New" w:hAnsi="Courier New" w:cs="Courier New"/>
-          <w:color w:val="444444"/>
-          <w:lang w:val="en-GB"/>
-        </w:rPr>
-        <w:t xml:space="preserve">listener </w:t>
-      </w:r>
-      <w:r>
-        <w:rPr>
-          <w:rFonts w:ascii="Courier New" w:hAnsi="Courier New" w:cs="Courier New"/>
-          <w:color w:val="880000"/>
-          <w:lang w:val="en-GB"/>
-        </w:rPr>
-        <w:t>1883</w:t>
-      </w:r>
-      <w:r>
-        <w:rPr>
-          <w:rFonts w:ascii="Courier New" w:hAnsi="Courier New" w:cs="Courier New"/>
-          <w:color w:val="444444"/>
-          <w:lang w:val="en-GB"/>
-        </w:rPr>
-        <w:br/>
-        <w:t xml:space="preserve">allow_anonymous </w:t>
-      </w:r>
-      <w:r>
-        <w:rPr>
-          <w:rFonts w:ascii="Courier New" w:hAnsi="Courier New" w:cs="Courier New"/>
-          <w:color w:val="78A960"/>
-          <w:lang w:val="en-GB"/>
-        </w:rPr>
-        <w:t>true</w:t>
-      </w:r>
-      <w:r>
-        <w:rPr>
-          <w:rFonts w:ascii="Courier New" w:hAnsi="Courier New" w:cs="Courier New"/>
-          <w:color w:val="444444"/>
-          <w:lang w:val="en-GB"/>
-        </w:rPr>
-        <w:br/>
-        <w:t xml:space="preserve">bind_address </w:t>
-      </w:r>
-      <w:r>
-        <w:rPr>
-          <w:rFonts w:ascii="Courier New" w:hAnsi="Courier New" w:cs="Courier New"/>
-          <w:color w:val="880000"/>
-          <w:lang w:val="en-GB"/>
-        </w:rPr>
-        <w:t>0.0</w:t>
-      </w:r>
-      <w:r>
-        <w:rPr>
-          <w:rFonts w:ascii="Courier New" w:hAnsi="Courier New" w:cs="Courier New"/>
-          <w:color w:val="444444"/>
-          <w:lang w:val="en-GB"/>
-        </w:rPr>
-        <w:t>.</w:t>
-      </w:r>
-      <w:r>
-        <w:rPr>
-          <w:rFonts w:ascii="Courier New" w:hAnsi="Courier New" w:cs="Courier New"/>
-          <w:color w:val="880000"/>
-          <w:lang w:val="en-GB"/>
-        </w:rPr>
-        <w:t>0.0</w:t>
-      </w:r>
     </w:p>
     <w:p>
       <w:pPr>
         <w:pStyle w:val="ListParagraph"/>
         <w:numPr>
           <w:ilvl w:val="0"/>
-          <w:numId w:val="60"/>
+          <w:numId w:val="12"/>
         </w:numPr>
-        <w:rPr>
-          <w:b/>
-          <w:bCs/>
-        </w:rPr>
-      </w:pPr>
-      <w:r>
-        <w:rPr>
-          <w:b/>
-          <w:bCs/>
-        </w:rPr>
+      </w:pPr>
+      <w:r>
         <w:lastRenderedPageBreak/>
         <w:t>Firewall öffnen</w:t>
       </w:r>
@@ -3047,18 +3596,10 @@
         <w:pStyle w:val="ListParagraph"/>
         <w:numPr>
           <w:ilvl w:val="0"/>
-          <w:numId w:val="54"/>
+          <w:numId w:val="8"/>
         </w:numPr>
-        <w:rPr>
-          <w:b/>
-          <w:bCs/>
-        </w:rPr>
-      </w:pPr>
-      <w:r>
-        <w:rPr>
-          <w:b/>
-          <w:bCs/>
-        </w:rPr>
+      </w:pPr>
+      <w:r>
         <w:t>Windows</w:t>
       </w:r>
     </w:p>
@@ -3120,6 +3661,7 @@
         </w:rPr>
         <w:t>-</w:t>
       </w:r>
+      <w:proofErr w:type="spellStart"/>
       <w:r>
         <w:rPr>
           <w:rFonts w:ascii="Courier New" w:hAnsi="Courier New" w:cs="Courier New"/>
@@ -3130,6 +3672,7 @@
         </w:rPr>
         <w:t>NetFirewallRule</w:t>
       </w:r>
+      <w:proofErr w:type="spellEnd"/>
       <w:r>
         <w:rPr>
           <w:rFonts w:ascii="Courier New" w:hAnsi="Courier New" w:cs="Courier New"/>
@@ -3168,7 +3711,29 @@
           <w:szCs w:val="14"/>
           <w:lang w:val="en-GB"/>
         </w:rPr>
-        <w:t>"MosquittoMQTT"</w:t>
+        <w:t>"</w:t>
+      </w:r>
+      <w:proofErr w:type="spellStart"/>
+      <w:r>
+        <w:rPr>
+          <w:rFonts w:ascii="Courier New" w:hAnsi="Courier New" w:cs="Courier New"/>
+          <w:color w:val="880000"/>
+          <w:sz w:val="14"/>
+          <w:szCs w:val="14"/>
+          <w:lang w:val="en-GB"/>
+        </w:rPr>
+        <w:t>MosquittoMQTT</w:t>
+      </w:r>
+      <w:proofErr w:type="spellEnd"/>
+      <w:r>
+        <w:rPr>
+          <w:rFonts w:ascii="Courier New" w:hAnsi="Courier New" w:cs="Courier New"/>
+          <w:color w:val="880000"/>
+          <w:sz w:val="14"/>
+          <w:szCs w:val="14"/>
+          <w:lang w:val="en-GB"/>
+        </w:rPr>
+        <w:t>"</w:t>
       </w:r>
       <w:r>
         <w:rPr>
@@ -3260,6 +3825,7 @@
         </w:rPr>
         <w:t xml:space="preserve"> -</w:t>
       </w:r>
+      <w:proofErr w:type="spellStart"/>
       <w:r>
         <w:rPr>
           <w:rFonts w:ascii="Courier New" w:hAnsi="Courier New" w:cs="Courier New"/>
@@ -3270,6 +3836,7 @@
         </w:rPr>
         <w:t>LocalPort</w:t>
       </w:r>
+      <w:proofErr w:type="spellEnd"/>
       <w:r>
         <w:rPr>
           <w:rFonts w:ascii="Courier New" w:hAnsi="Courier New" w:cs="Courier New"/>
@@ -3357,6 +3924,7 @@
         <w:rPr>
           <w:b/>
           <w:bCs/>
+          <w:noProof/>
           <w:sz w:val="14"/>
           <w:szCs w:val="14"/>
           <w:lang w:val="en-GB"/>
@@ -3377,7 +3945,7 @@
                     <pic:cNvPicPr/>
                   </pic:nvPicPr>
                   <pic:blipFill>
-                    <a:blip r:embed="rId24"/>
+                    <a:blip r:embed="rId21"/>
                     <a:stretch>
                       <a:fillRect/>
                     </a:stretch>
@@ -3403,25 +3971,21 @@
         <w:pStyle w:val="ListParagraph"/>
         <w:numPr>
           <w:ilvl w:val="0"/>
-          <w:numId w:val="54"/>
+          <w:numId w:val="8"/>
         </w:numPr>
-        <w:rPr>
-          <w:b/>
-          <w:bCs/>
-        </w:rPr>
-      </w:pPr>
-      <w:r>
-        <w:rPr>
-          <w:b/>
-          <w:bCs/>
-        </w:rPr>
-        <w:t>Linux (ufw)</w:t>
-      </w:r>
-      <w:r>
-        <w:rPr>
-          <w:b/>
-          <w:bCs/>
-        </w:rPr>
+      </w:pPr>
+      <w:r>
+        <w:t>Linux (</w:t>
+      </w:r>
+      <w:proofErr w:type="spellStart"/>
+      <w:r>
+        <w:t>ufw</w:t>
+      </w:r>
+      <w:proofErr w:type="spellEnd"/>
+      <w:r>
+        <w:t>)</w:t>
+      </w:r>
+      <w:r>
         <w:t>:</w:t>
       </w:r>
     </w:p>
@@ -3430,12 +3994,53 @@
         <w:shd w:val="clear" w:color="auto" w:fill="F0F0F0"/>
         <w:ind w:left="709"/>
       </w:pPr>
+      <w:proofErr w:type="spellStart"/>
       <w:r>
         <w:rPr>
           <w:rFonts w:ascii="Courier New" w:hAnsi="Courier New" w:cs="Courier New"/>
           <w:color w:val="444444"/>
         </w:rPr>
-        <w:t xml:space="preserve">sudo ufw allow </w:t>
+        <w:t>sudo</w:t>
+      </w:r>
+      <w:proofErr w:type="spellEnd"/>
+      <w:r>
+        <w:rPr>
+          <w:rFonts w:ascii="Courier New" w:hAnsi="Courier New" w:cs="Courier New"/>
+          <w:color w:val="444444"/>
+        </w:rPr>
+        <w:t xml:space="preserve"> </w:t>
+      </w:r>
+      <w:proofErr w:type="spellStart"/>
+      <w:r>
+        <w:rPr>
+          <w:rFonts w:ascii="Courier New" w:hAnsi="Courier New" w:cs="Courier New"/>
+          <w:color w:val="444444"/>
+        </w:rPr>
+        <w:t>ufw</w:t>
+      </w:r>
+      <w:proofErr w:type="spellEnd"/>
+      <w:r>
+        <w:rPr>
+          <w:rFonts w:ascii="Courier New" w:hAnsi="Courier New" w:cs="Courier New"/>
+          <w:color w:val="444444"/>
+        </w:rPr>
+        <w:t xml:space="preserve"> </w:t>
+      </w:r>
+      <w:proofErr w:type="spellStart"/>
+      <w:r>
+        <w:rPr>
+          <w:rFonts w:ascii="Courier New" w:hAnsi="Courier New" w:cs="Courier New"/>
+          <w:color w:val="444444"/>
+        </w:rPr>
+        <w:t>allow</w:t>
+      </w:r>
+      <w:proofErr w:type="spellEnd"/>
+      <w:r>
+        <w:rPr>
+          <w:rFonts w:ascii="Courier New" w:hAnsi="Courier New" w:cs="Courier New"/>
+          <w:color w:val="444444"/>
+        </w:rPr>
+        <w:t xml:space="preserve"> </w:t>
       </w:r>
       <w:r>
         <w:rPr>
@@ -3449,8 +4054,17 @@
           <w:rFonts w:ascii="Courier New" w:hAnsi="Courier New" w:cs="Courier New"/>
           <w:color w:val="444444"/>
         </w:rPr>
-        <w:t>/tcp</w:t>
-      </w:r>
+        <w:t>/</w:t>
+      </w:r>
+      <w:proofErr w:type="spellStart"/>
+      <w:r>
+        <w:rPr>
+          <w:rFonts w:ascii="Courier New" w:hAnsi="Courier New" w:cs="Courier New"/>
+          <w:color w:val="444444"/>
+        </w:rPr>
+        <w:t>tcp</w:t>
+      </w:r>
+      <w:proofErr w:type="spellEnd"/>
     </w:p>
     <w:p/>
     <w:p/>
@@ -3477,7 +4091,7 @@
       <w:pPr>
         <w:numPr>
           <w:ilvl w:val="0"/>
-          <w:numId w:val="57"/>
+          <w:numId w:val="10"/>
         </w:numPr>
       </w:pPr>
       <w:r>
@@ -3488,7 +4102,7 @@
       <w:pPr>
         <w:numPr>
           <w:ilvl w:val="0"/>
-          <w:numId w:val="57"/>
+          <w:numId w:val="10"/>
         </w:numPr>
       </w:pPr>
       <w:r>
@@ -3496,14 +4110,39 @@
           <w:i/>
           <w:iCs/>
         </w:rPr>
-        <w:t>Create new connection</w:t>
-      </w:r>
+        <w:t xml:space="preserve">Create </w:t>
+      </w:r>
+      <w:proofErr w:type="spellStart"/>
+      <w:r>
+        <w:rPr>
+          <w:i/>
+          <w:iCs/>
+        </w:rPr>
+        <w:t>new</w:t>
+      </w:r>
+      <w:proofErr w:type="spellEnd"/>
+      <w:r>
+        <w:rPr>
+          <w:i/>
+          <w:iCs/>
+        </w:rPr>
+        <w:t xml:space="preserve"> </w:t>
+      </w:r>
+      <w:proofErr w:type="spellStart"/>
+      <w:r>
+        <w:rPr>
+          <w:i/>
+          <w:iCs/>
+        </w:rPr>
+        <w:t>connection</w:t>
+      </w:r>
+      <w:proofErr w:type="spellEnd"/>
     </w:p>
     <w:p>
       <w:pPr>
         <w:numPr>
           <w:ilvl w:val="0"/>
-          <w:numId w:val="57"/>
+          <w:numId w:val="10"/>
         </w:numPr>
       </w:pPr>
       <w:r>
@@ -3514,7 +4153,7 @@
       <w:pPr>
         <w:numPr>
           <w:ilvl w:val="1"/>
-          <w:numId w:val="57"/>
+          <w:numId w:val="10"/>
         </w:numPr>
       </w:pPr>
       <w:r>
@@ -3528,7 +4167,15 @@
         <w:t xml:space="preserve"> </w:t>
       </w:r>
       <w:r>
-        <w:t>IP des Gerät, auf welchem der Broker läuft = eigener Laptop</w:t>
+        <w:t xml:space="preserve">IP </w:t>
+      </w:r>
+      <w:proofErr w:type="gramStart"/>
+      <w:r>
+        <w:t>des Gerät</w:t>
+      </w:r>
+      <w:proofErr w:type="gramEnd"/>
+      <w:r>
+        <w:t>, auf welchem der Broker läuft = eigener Laptop</w:t>
       </w:r>
       <w:r>
         <w:t xml:space="preserve"> </w:t>
@@ -3537,14 +4184,22 @@
         <w:sym w:font="Wingdings" w:char="F0E0"/>
       </w:r>
       <w:r>
-        <w:t xml:space="preserve"> 192.168.4.XXX oder Localhost = 127.0.0.1</w:t>
+        <w:t xml:space="preserve"> 192.168.4.XXX oder </w:t>
+      </w:r>
+      <w:proofErr w:type="spellStart"/>
+      <w:r>
+        <w:t>Localhost</w:t>
+      </w:r>
+      <w:proofErr w:type="spellEnd"/>
+      <w:r>
+        <w:t xml:space="preserve"> = 127.0.0.1</w:t>
       </w:r>
     </w:p>
     <w:p>
       <w:pPr>
         <w:numPr>
           <w:ilvl w:val="1"/>
-          <w:numId w:val="57"/>
+          <w:numId w:val="10"/>
         </w:numPr>
       </w:pPr>
       <w:r>
@@ -3562,7 +4217,7 @@
       <w:pPr>
         <w:numPr>
           <w:ilvl w:val="1"/>
-          <w:numId w:val="57"/>
+          <w:numId w:val="10"/>
         </w:numPr>
       </w:pPr>
       <w:r>
@@ -3574,6 +4229,9 @@
         <w:jc w:val="center"/>
       </w:pPr>
       <w:r>
+        <w:rPr>
+          <w:noProof/>
+        </w:rPr>
         <w:drawing>
           <wp:inline distT="0" distB="0" distL="0" distR="0" wp14:anchorId="6BAB4B84" wp14:editId="257D06EF">
             <wp:extent cx="3926871" cy="2043284"/>
@@ -3590,7 +4248,7 @@
                     <pic:cNvPicPr/>
                   </pic:nvPicPr>
                   <pic:blipFill>
-                    <a:blip r:embed="rId25"/>
+                    <a:blip r:embed="rId22"/>
                     <a:stretch>
                       <a:fillRect/>
                     </a:stretch>
@@ -3615,7 +4273,7 @@
       <w:pPr>
         <w:numPr>
           <w:ilvl w:val="1"/>
-          <w:numId w:val="57"/>
+          <w:numId w:val="10"/>
         </w:numPr>
       </w:pPr>
       <w:r>
@@ -3638,7 +4296,7 @@
       <w:pPr>
         <w:numPr>
           <w:ilvl w:val="2"/>
-          <w:numId w:val="57"/>
+          <w:numId w:val="10"/>
         </w:numPr>
       </w:pPr>
       <w:r>
@@ -3649,7 +4307,7 @@
       <w:pPr>
         <w:numPr>
           <w:ilvl w:val="2"/>
-          <w:numId w:val="57"/>
+          <w:numId w:val="10"/>
         </w:numPr>
       </w:pPr>
       <w:r>
@@ -3670,6 +4328,9 @@
         <w:jc w:val="center"/>
       </w:pPr>
       <w:r>
+        <w:rPr>
+          <w:noProof/>
+        </w:rPr>
         <w:lastRenderedPageBreak/>
         <w:drawing>
           <wp:inline distT="0" distB="0" distL="0" distR="0" wp14:anchorId="2FC5D650" wp14:editId="14601AB6">
@@ -3687,7 +4348,7 @@
                     <pic:cNvPicPr/>
                   </pic:nvPicPr>
                   <pic:blipFill>
-                    <a:blip r:embed="rId26"/>
+                    <a:blip r:embed="rId23"/>
                     <a:stretch>
                       <a:fillRect/>
                     </a:stretch>
@@ -3712,7 +4373,7 @@
       <w:pPr>
         <w:numPr>
           <w:ilvl w:val="0"/>
-          <w:numId w:val="57"/>
+          <w:numId w:val="10"/>
         </w:numPr>
       </w:pPr>
       <w:r>
@@ -3724,7 +4385,23 @@
         <w:ind w:left="720"/>
       </w:pPr>
       <w:r>
-        <w:t>Im Command Window noch einmal ein pub-Befehl ausführen.</w:t>
+        <w:t xml:space="preserve">Im Command </w:t>
+      </w:r>
+      <w:proofErr w:type="spellStart"/>
+      <w:r>
+        <w:t>Window</w:t>
+      </w:r>
+      <w:proofErr w:type="spellEnd"/>
+      <w:r>
+        <w:t xml:space="preserve"> noch einmal ein </w:t>
+      </w:r>
+      <w:proofErr w:type="spellStart"/>
+      <w:r>
+        <w:t>pub</w:t>
+      </w:r>
+      <w:proofErr w:type="spellEnd"/>
+      <w:r>
+        <w:t>-Befehl ausführen.</w:t>
       </w:r>
     </w:p>
     <w:p>
@@ -3764,7 +4441,7 @@
         <mc:AlternateContent>
           <mc:Choice Requires="wps">
             <w:drawing>
-              <wp:anchor distT="0" distB="0" distL="114300" distR="114300" simplePos="0" relativeHeight="251679744" behindDoc="0" locked="0" layoutInCell="1" allowOverlap="1" wp14:anchorId="10BFDFEC" wp14:editId="2874678F">
+              <wp:anchor distT="0" distB="0" distL="114300" distR="114300" simplePos="0" relativeHeight="251658250" behindDoc="0" locked="0" layoutInCell="1" allowOverlap="1" wp14:anchorId="10BFDFEC" wp14:editId="2874678F">
                 <wp:simplePos x="0" y="0"/>
                 <wp:positionH relativeFrom="page">
                   <wp:posOffset>3128962</wp:posOffset>
@@ -3851,7 +4528,7 @@
         <mc:AlternateContent>
           <mc:Choice Requires="wps">
             <w:drawing>
-              <wp:anchor distT="0" distB="0" distL="114300" distR="114300" simplePos="0" relativeHeight="251675648" behindDoc="0" locked="0" layoutInCell="1" allowOverlap="1" wp14:anchorId="0D16B893" wp14:editId="14B5A29B">
+              <wp:anchor distT="0" distB="0" distL="114300" distR="114300" simplePos="0" relativeHeight="251658248" behindDoc="0" locked="0" layoutInCell="1" allowOverlap="1" wp14:anchorId="0D16B893" wp14:editId="14B5A29B">
                 <wp:simplePos x="0" y="0"/>
                 <wp:positionH relativeFrom="page">
                   <wp:posOffset>4048125</wp:posOffset>
@@ -3938,7 +4615,7 @@
         <mc:AlternateContent>
           <mc:Choice Requires="wps">
             <w:drawing>
-              <wp:anchor distT="0" distB="0" distL="114300" distR="114300" simplePos="0" relativeHeight="251677696" behindDoc="0" locked="0" layoutInCell="1" allowOverlap="1" wp14:anchorId="60437ECE" wp14:editId="172BDCFE">
+              <wp:anchor distT="0" distB="0" distL="114300" distR="114300" simplePos="0" relativeHeight="251658249" behindDoc="0" locked="0" layoutInCell="1" allowOverlap="1" wp14:anchorId="60437ECE" wp14:editId="172BDCFE">
                 <wp:simplePos x="0" y="0"/>
                 <wp:positionH relativeFrom="page">
                   <wp:posOffset>6334125</wp:posOffset>
@@ -4025,7 +4702,7 @@
         <mc:AlternateContent>
           <mc:Choice Requires="wps">
             <w:drawing>
-              <wp:anchor distT="0" distB="0" distL="114300" distR="114300" simplePos="0" relativeHeight="251673600" behindDoc="0" locked="0" layoutInCell="1" allowOverlap="1" wp14:anchorId="6947DF83" wp14:editId="08C9B719">
+              <wp:anchor distT="0" distB="0" distL="114300" distR="114300" simplePos="0" relativeHeight="251658247" behindDoc="0" locked="0" layoutInCell="1" allowOverlap="1" wp14:anchorId="6947DF83" wp14:editId="08C9B719">
                 <wp:simplePos x="0" y="0"/>
                 <wp:positionH relativeFrom="page">
                   <wp:posOffset>4000500</wp:posOffset>
@@ -4112,7 +4789,7 @@
         <mc:AlternateContent>
           <mc:Choice Requires="wps">
             <w:drawing>
-              <wp:anchor distT="0" distB="0" distL="114300" distR="114300" simplePos="0" relativeHeight="251671552" behindDoc="0" locked="0" layoutInCell="1" allowOverlap="1" wp14:anchorId="3D749B60" wp14:editId="3475C3CB">
+              <wp:anchor distT="0" distB="0" distL="114300" distR="114300" simplePos="0" relativeHeight="251658246" behindDoc="0" locked="0" layoutInCell="1" allowOverlap="1" wp14:anchorId="3D749B60" wp14:editId="3475C3CB">
                 <wp:simplePos x="0" y="0"/>
                 <wp:positionH relativeFrom="page">
                   <wp:posOffset>3133725</wp:posOffset>
@@ -4199,7 +4876,7 @@
         <mc:AlternateContent>
           <mc:Choice Requires="wps">
             <w:drawing>
-              <wp:anchor distT="0" distB="0" distL="114300" distR="114300" simplePos="0" relativeHeight="251669504" behindDoc="0" locked="0" layoutInCell="1" allowOverlap="1" wp14:anchorId="640D7DF6" wp14:editId="4885CDE2">
+              <wp:anchor distT="0" distB="0" distL="114300" distR="114300" simplePos="0" relativeHeight="251658245" behindDoc="0" locked="0" layoutInCell="1" allowOverlap="1" wp14:anchorId="640D7DF6" wp14:editId="4885CDE2">
                 <wp:simplePos x="0" y="0"/>
                 <wp:positionH relativeFrom="page">
                   <wp:posOffset>2314575</wp:posOffset>
@@ -4280,6 +4957,9 @@
         </mc:AlternateContent>
       </w:r>
       <w:r>
+        <w:rPr>
+          <w:noProof/>
+        </w:rPr>
         <w:drawing>
           <wp:inline distT="0" distB="0" distL="0" distR="0" wp14:anchorId="272C8790" wp14:editId="0C8331D7">
             <wp:extent cx="6011545" cy="2591435"/>
@@ -4296,7 +4976,7 @@
                     <pic:cNvPicPr/>
                   </pic:nvPicPr>
                   <pic:blipFill>
-                    <a:blip r:embed="rId27"/>
+                    <a:blip r:embed="rId24"/>
                     <a:stretch>
                       <a:fillRect/>
                     </a:stretch>
@@ -4320,7 +5000,15 @@
     <w:p/>
     <w:p>
       <w:r>
-        <w:t>(Es darf gerne auch mal den öffentlichen MQTT-Broker von Mosquitto verbunden werden + alle Topics subscriben («/»). Dort geschieht dann wenigstens etwas.</w:t>
+        <w:t xml:space="preserve">(Es darf gerne auch mal den öffentlichen MQTT-Broker von Mosquitto verbunden werden + alle Topics </w:t>
+      </w:r>
+      <w:proofErr w:type="spellStart"/>
+      <w:r>
+        <w:t>subscriben</w:t>
+      </w:r>
+      <w:proofErr w:type="spellEnd"/>
+      <w:r>
+        <w:t xml:space="preserve"> («/»). Dort geschieht dann wenigstens etwas.</w:t>
       </w:r>
     </w:p>
     <w:p/>
@@ -4329,6 +5017,9 @@
         <w:jc w:val="center"/>
       </w:pPr>
       <w:r>
+        <w:rPr>
+          <w:noProof/>
+        </w:rPr>
         <w:drawing>
           <wp:inline distT="0" distB="0" distL="0" distR="0" wp14:anchorId="7B726E50" wp14:editId="37F2FCD0">
             <wp:extent cx="2309812" cy="1558092"/>
@@ -4345,7 +5036,7 @@
                     <pic:cNvPicPr/>
                   </pic:nvPicPr>
                   <pic:blipFill>
-                    <a:blip r:embed="rId28"/>
+                    <a:blip r:embed="rId25"/>
                     <a:stretch>
                       <a:fillRect/>
                     </a:stretch>
@@ -4382,11 +5073,11 @@
       <w:pPr>
         <w:pStyle w:val="Heading1"/>
       </w:pPr>
-      <w:bookmarkStart w:id="5" w:name="_Toc215141505"/>
+      <w:bookmarkStart w:id="4" w:name="_Toc216357314"/>
       <w:r>
         <w:t>Weiterentwicklungshilfen</w:t>
       </w:r>
-      <w:bookmarkEnd w:id="5"/>
+      <w:bookmarkEnd w:id="4"/>
     </w:p>
     <w:p>
       <w:r>
@@ -4398,13 +5089,23 @@
     </w:p>
     <w:p>
       <w:r>
-        <w:t>Username: pi</w:t>
-      </w:r>
-    </w:p>
-    <w:p>
-      <w:r>
-        <w:t>Hostname: raspberrypi</w:t>
-      </w:r>
+        <w:t xml:space="preserve">Username: </w:t>
+      </w:r>
+      <w:proofErr w:type="spellStart"/>
+      <w:r>
+        <w:t>pi</w:t>
+      </w:r>
+      <w:proofErr w:type="spellEnd"/>
+    </w:p>
+    <w:p>
+      <w:r>
+        <w:t xml:space="preserve">Hostname: </w:t>
+      </w:r>
+      <w:proofErr w:type="spellStart"/>
+      <w:r>
+        <w:t>raspberrypi</w:t>
+      </w:r>
+      <w:proofErr w:type="spellEnd"/>
     </w:p>
     <w:p>
       <w:r>
@@ -4421,6 +5122,129 @@
       </w:r>
       <w:r>
         <w:t xml:space="preserve"> welche im Hintergrund laufen sind dem «Install.txt» File zu entnehmen.</w:t>
+      </w:r>
+    </w:p>
+    <w:p/>
+    <w:p/>
+    <w:p>
+      <w:r>
+        <w:t>Kabelfarben:</w:t>
+      </w:r>
+    </w:p>
+    <w:p>
+      <w:pPr>
+        <w:pStyle w:val="ListParagraph"/>
+      </w:pPr>
+      <w:r>
+        <w:t>I2C:</w:t>
+      </w:r>
+    </w:p>
+    <w:p>
+      <w:pPr>
+        <w:pStyle w:val="ListParagraph"/>
+        <w:numPr>
+          <w:ilvl w:val="1"/>
+          <w:numId w:val="14"/>
+        </w:numPr>
+      </w:pPr>
+      <w:r>
+        <w:t>Rot: 5V</w:t>
+      </w:r>
+    </w:p>
+    <w:p>
+      <w:pPr>
+        <w:pStyle w:val="ListParagraph"/>
+        <w:numPr>
+          <w:ilvl w:val="1"/>
+          <w:numId w:val="14"/>
+        </w:numPr>
+      </w:pPr>
+      <w:r>
+        <w:t>Schwarz: GND</w:t>
+      </w:r>
+    </w:p>
+    <w:p>
+      <w:pPr>
+        <w:pStyle w:val="ListParagraph"/>
+        <w:numPr>
+          <w:ilvl w:val="1"/>
+          <w:numId w:val="14"/>
+        </w:numPr>
+      </w:pPr>
+      <w:proofErr w:type="gramStart"/>
+      <w:r>
+        <w:t>Weiss</w:t>
+      </w:r>
+      <w:proofErr w:type="gramEnd"/>
+      <w:r>
+        <w:t xml:space="preserve">: </w:t>
+      </w:r>
+      <w:r>
+        <w:t>SCL</w:t>
+      </w:r>
+    </w:p>
+    <w:p>
+      <w:pPr>
+        <w:pStyle w:val="ListParagraph"/>
+        <w:numPr>
+          <w:ilvl w:val="1"/>
+          <w:numId w:val="14"/>
+        </w:numPr>
+      </w:pPr>
+      <w:r>
+        <w:t>Gelb: SDA</w:t>
+      </w:r>
+    </w:p>
+    <w:p>
+      <w:pPr>
+        <w:pStyle w:val="ListParagraph"/>
+      </w:pPr>
+      <w:r>
+        <w:t>DI:</w:t>
+      </w:r>
+    </w:p>
+    <w:p>
+      <w:pPr>
+        <w:pStyle w:val="ListParagraph"/>
+        <w:numPr>
+          <w:ilvl w:val="1"/>
+          <w:numId w:val="14"/>
+        </w:numPr>
+      </w:pPr>
+      <w:r>
+        <w:t>Rot: 5V</w:t>
+      </w:r>
+    </w:p>
+    <w:p>
+      <w:pPr>
+        <w:pStyle w:val="ListParagraph"/>
+        <w:numPr>
+          <w:ilvl w:val="1"/>
+          <w:numId w:val="14"/>
+        </w:numPr>
+      </w:pPr>
+      <w:r>
+        <w:t>Schwarz: GND</w:t>
+      </w:r>
+    </w:p>
+    <w:p>
+      <w:pPr>
+        <w:pStyle w:val="ListParagraph"/>
+        <w:numPr>
+          <w:ilvl w:val="1"/>
+          <w:numId w:val="14"/>
+        </w:numPr>
+      </w:pPr>
+      <w:proofErr w:type="gramStart"/>
+      <w:r>
+        <w:t>Weiss</w:t>
+      </w:r>
+      <w:proofErr w:type="gramEnd"/>
+      <w:r>
+        <w:t xml:space="preserve">: </w:t>
+      </w:r>
+      <w:r>
+        <w:t>Signal</w:t>
       </w:r>
     </w:p>
     <w:p/>
@@ -4433,11 +5257,11 @@
           <w:tab w:val="clear" w:pos="794"/>
         </w:tabs>
       </w:pPr>
-      <w:bookmarkStart w:id="6" w:name="_Toc215141506"/>
+      <w:bookmarkStart w:id="5" w:name="_Toc216357315"/>
       <w:r>
         <w:t>Versionskontrolle</w:t>
       </w:r>
-      <w:bookmarkEnd w:id="6"/>
+      <w:bookmarkEnd w:id="5"/>
     </w:p>
     <w:tbl>
       <w:tblPr>
@@ -4658,6 +5482,80 @@
           </w:p>
         </w:tc>
       </w:tr>
+      <w:tr>
+        <w:trPr>
+          <w:trHeight w:val="113"/>
+        </w:trPr>
+        <w:tc>
+          <w:tcPr>
+            <w:tcW w:w="1219" w:type="dxa"/>
+            <w:shd w:val="clear" w:color="auto" w:fill="E6E6E6"/>
+          </w:tcPr>
+          <w:p>
+            <w:pPr>
+              <w:tabs>
+                <w:tab w:val="clear" w:pos="5387"/>
+              </w:tabs>
+            </w:pPr>
+            <w:r>
+              <w:t>1.1</w:t>
+            </w:r>
+          </w:p>
+        </w:tc>
+        <w:tc>
+          <w:tcPr>
+            <w:tcW w:w="1828" w:type="dxa"/>
+            <w:shd w:val="clear" w:color="auto" w:fill="E6E6E6"/>
+          </w:tcPr>
+          <w:p>
+            <w:pPr>
+              <w:tabs>
+                <w:tab w:val="clear" w:pos="5387"/>
+              </w:tabs>
+            </w:pPr>
+            <w:r>
+              <w:t>11.12.2025</w:t>
+            </w:r>
+          </w:p>
+        </w:tc>
+        <w:tc>
+          <w:tcPr>
+            <w:tcW w:w="4055" w:type="dxa"/>
+            <w:shd w:val="clear" w:color="auto" w:fill="E6E6E6"/>
+          </w:tcPr>
+          <w:p>
+            <w:pPr>
+              <w:tabs>
+                <w:tab w:val="clear" w:pos="5387"/>
+              </w:tabs>
+            </w:pPr>
+            <w:r>
+              <w:t xml:space="preserve">Änderung, wo dass sich der Broker </w:t>
+            </w:r>
+            <w:proofErr w:type="gramStart"/>
+            <w:r>
+              <w:t>befindet</w:t>
+            </w:r>
+            <w:proofErr w:type="gramEnd"/>
+          </w:p>
+        </w:tc>
+        <w:tc>
+          <w:tcPr>
+            <w:tcW w:w="2367" w:type="dxa"/>
+            <w:shd w:val="clear" w:color="auto" w:fill="E6E6E6"/>
+          </w:tcPr>
+          <w:p>
+            <w:pPr>
+              <w:tabs>
+                <w:tab w:val="clear" w:pos="5387"/>
+              </w:tabs>
+            </w:pPr>
+            <w:r>
+              <w:t>nbf2</w:t>
+            </w:r>
+          </w:p>
+        </w:tc>
+      </w:tr>
     </w:tbl>
     <w:p>
       <w:pPr>
@@ -4702,12 +5600,12 @@
       </w:pPr>
     </w:p>
     <w:sectPr>
-      <w:headerReference w:type="even" r:id="rId29"/>
-      <w:headerReference w:type="default" r:id="rId30"/>
-      <w:footerReference w:type="even" r:id="rId31"/>
-      <w:footerReference w:type="default" r:id="rId32"/>
-      <w:headerReference w:type="first" r:id="rId33"/>
-      <w:footerReference w:type="first" r:id="rId34"/>
+      <w:headerReference w:type="even" r:id="rId26"/>
+      <w:headerReference w:type="default" r:id="rId27"/>
+      <w:footerReference w:type="even" r:id="rId28"/>
+      <w:footerReference w:type="default" r:id="rId29"/>
+      <w:headerReference w:type="first" r:id="rId30"/>
+      <w:footerReference w:type="first" r:id="rId31"/>
       <w:pgSz w:w="11906" w:h="16838" w:code="9"/>
       <w:pgMar w:top="1758" w:right="1004" w:bottom="680" w:left="1435" w:header="709" w:footer="510" w:gutter="0"/>
       <w:cols w:space="708"/>
@@ -4715,45 +5613,6 @@
     </w:sectPr>
   </w:body>
 </w:document>
-</file>
-
-<file path=word/comments.xml><?xml version="1.0" encoding="utf-8"?>
-<w:comments xmlns:wpc="http://schemas.microsoft.com/office/word/2010/wordprocessingCanvas" xmlns:cx="http://schemas.microsoft.com/office/drawing/2014/chartex" xmlns:cx1="http://schemas.microsoft.com/office/drawing/2015/9/8/chartex" xmlns:cx2="http://schemas.microsoft.com/office/drawing/2015/10/21/chartex" xmlns:cx3="http://schemas.microsoft.com/office/drawing/2016/5/9/chartex" xmlns:cx4="http://schemas.microsoft.com/office/drawing/2016/5/10/chartex" xmlns:cx5="http://schemas.microsoft.com/office/drawing/2016/5/11/chartex" xmlns:cx6="http://schemas.microsoft.com/office/drawing/2016/5/12/chartex" xmlns:cx7="http://schemas.microsoft.com/office/drawing/2016/5/13/chartex" xmlns:cx8="http://schemas.microsoft.com/office/drawing/2016/5/14/chartex" xmlns:mc="http://schemas.openxmlformats.org/markup-compatibility/2006" xmlns:aink="http://schemas.microsoft.com/office/drawing/2016/ink" xmlns:am3d="http://schemas.microsoft.com/office/drawing/2017/model3d" xmlns:o="urn:schemas-microsoft-com:office:office" xmlns:oel="http://schemas.microsoft.com/office/2019/extlst" xmlns:r="http://schemas.openxmlformats.org/officeDocument/2006/relationships" xmlns:m="http://schemas.openxmlformats.org/officeDocument/2006/math" xmlns:v="urn:schemas-microsoft-com:vml" xmlns:wp14="http://schemas.microsoft.com/office/word/2010/wordprocessingDrawing" xmlns:wp="http://schemas.openxmlformats.org/drawingml/2006/wordprocessingDrawing" xmlns:w10="urn:schemas-microsoft-com:office:word" xmlns:w="http://schemas.openxmlformats.org/wordprocessingml/2006/main" xmlns:w14="http://schemas.microsoft.com/office/word/2010/wordml" xmlns:w15="http://schemas.microsoft.com/office/word/2012/wordml" xmlns:w16cex="http://schemas.microsoft.com/office/word/2018/wordml/cex" xmlns:w16cid="http://schemas.microsoft.com/office/word/2016/wordml/cid" xmlns:w16="http://schemas.microsoft.com/office/word/2018/wordml" xmlns:w16du="http://schemas.microsoft.com/office/word/2023/wordml/word16du" xmlns:w16sdtdh="http://schemas.microsoft.com/office/word/2020/wordml/sdtdatahash" xmlns:w16sdtfl="http://schemas.microsoft.com/office/word/2024/wordml/sdtformatlock" xmlns:w16se="http://schemas.microsoft.com/office/word/2015/wordml/symex" xmlns:wpg="http://schemas.microsoft.com/office/word/2010/wordprocessingGroup" xmlns:wpi="http://schemas.microsoft.com/office/word/2010/wordprocessingInk" xmlns:wne="http://schemas.microsoft.com/office/word/2006/wordml" xmlns:wps="http://schemas.microsoft.com/office/word/2010/wordprocessingShape" mc:Ignorable="w14 w15 w16se w16cid w16 w16cex w16sdtdh w16sdtfl w16du wp14">
-  <w:comment w:id="1" w:author="Nachbur Fabian" w:date="2025-11-27T13:14:00Z" w:initials="FN">
-    <w:p>
-      <w:pPr>
-        <w:pStyle w:val="CommentText"/>
-      </w:pPr>
-      <w:r>
-        <w:rPr>
-          <w:rStyle w:val="CommentReference"/>
-        </w:rPr>
-        <w:annotationRef/>
-      </w:r>
-      <w:r>
-        <w:t>TODO</w:t>
-      </w:r>
-    </w:p>
-  </w:comment>
-</w:comments>
-</file>
-
-<file path=word/commentsExtended.xml><?xml version="1.0" encoding="utf-8"?>
-<w15:commentsEx xmlns:wpc="http://schemas.microsoft.com/office/word/2010/wordprocessingCanvas" xmlns:cx="http://schemas.microsoft.com/office/drawing/2014/chartex" xmlns:cx1="http://schemas.microsoft.com/office/drawing/2015/9/8/chartex" xmlns:cx2="http://schemas.microsoft.com/office/drawing/2015/10/21/chartex" xmlns:cx3="http://schemas.microsoft.com/office/drawing/2016/5/9/chartex" xmlns:cx4="http://schemas.microsoft.com/office/drawing/2016/5/10/chartex" xmlns:cx5="http://schemas.microsoft.com/office/drawing/2016/5/11/chartex" xmlns:cx6="http://schemas.microsoft.com/office/drawing/2016/5/12/chartex" xmlns:cx7="http://schemas.microsoft.com/office/drawing/2016/5/13/chartex" xmlns:cx8="http://schemas.microsoft.com/office/drawing/2016/5/14/chartex" xmlns:mc="http://schemas.openxmlformats.org/markup-compatibility/2006" xmlns:aink="http://schemas.microsoft.com/office/drawing/2016/ink" xmlns:am3d="http://schemas.microsoft.com/office/drawing/2017/model3d" xmlns:o="urn:schemas-microsoft-com:office:office" xmlns:oel="http://schemas.microsoft.com/office/2019/extlst" xmlns:r="http://schemas.openxmlformats.org/officeDocument/2006/relationships" xmlns:m="http://schemas.openxmlformats.org/officeDocument/2006/math" xmlns:v="urn:schemas-microsoft-com:vml" xmlns:wp14="http://schemas.microsoft.com/office/word/2010/wordprocessingDrawing" xmlns:wp="http://schemas.openxmlformats.org/drawingml/2006/wordprocessingDrawing" xmlns:w10="urn:schemas-microsoft-com:office:word" xmlns:w="http://schemas.openxmlformats.org/wordprocessingml/2006/main" xmlns:w14="http://schemas.microsoft.com/office/word/2010/wordml" xmlns:w15="http://schemas.microsoft.com/office/word/2012/wordml" xmlns:w16cex="http://schemas.microsoft.com/office/word/2018/wordml/cex" xmlns:w16cid="http://schemas.microsoft.com/office/word/2016/wordml/cid" xmlns:w16="http://schemas.microsoft.com/office/word/2018/wordml" xmlns:w16du="http://schemas.microsoft.com/office/word/2023/wordml/word16du" xmlns:w16sdtdh="http://schemas.microsoft.com/office/word/2020/wordml/sdtdatahash" xmlns:w16sdtfl="http://schemas.microsoft.com/office/word/2024/wordml/sdtformatlock" xmlns:w16se="http://schemas.microsoft.com/office/word/2015/wordml/symex" xmlns:wpg="http://schemas.microsoft.com/office/word/2010/wordprocessingGroup" xmlns:wpi="http://schemas.microsoft.com/office/word/2010/wordprocessingInk" xmlns:wne="http://schemas.microsoft.com/office/word/2006/wordml" xmlns:wps="http://schemas.microsoft.com/office/word/2010/wordprocessingShape" mc:Ignorable="w14 w15 w16se w16cid w16 w16cex w16sdtdh w16sdtfl w16du wp14">
-  <w15:commentEx w15:paraId="13D701C5" w15:done="0"/>
-</w15:commentsEx>
-</file>
-
-<file path=word/commentsExtensible.xml><?xml version="1.0" encoding="utf-8"?>
-<w16cex:commentsExtensible xmlns:wpc="http://schemas.microsoft.com/office/word/2010/wordprocessingCanvas" xmlns:cx="http://schemas.microsoft.com/office/drawing/2014/chartex" xmlns:cx1="http://schemas.microsoft.com/office/drawing/2015/9/8/chartex" xmlns:cx2="http://schemas.microsoft.com/office/drawing/2015/10/21/chartex" xmlns:cx3="http://schemas.microsoft.com/office/drawing/2016/5/9/chartex" xmlns:cx4="http://schemas.microsoft.com/office/drawing/2016/5/10/chartex" xmlns:cx5="http://schemas.microsoft.com/office/drawing/2016/5/11/chartex" xmlns:cx6="http://schemas.microsoft.com/office/drawing/2016/5/12/chartex" xmlns:cx7="http://schemas.microsoft.com/office/drawing/2016/5/13/chartex" xmlns:cx8="http://schemas.microsoft.com/office/drawing/2016/5/14/chartex" xmlns:cr="http://schemas.microsoft.com/office/comments/2020/reactions" xmlns:mc="http://schemas.openxmlformats.org/markup-compatibility/2006" xmlns:aink="http://schemas.microsoft.com/office/drawing/2016/ink" xmlns:am3d="http://schemas.microsoft.com/office/drawing/2017/model3d" xmlns:o="urn:schemas-microsoft-com:office:office" xmlns:oel="http://schemas.microsoft.com/office/2019/extlst" xmlns:r="http://schemas.openxmlformats.org/officeDocument/2006/relationships" xmlns:m="http://schemas.openxmlformats.org/officeDocument/2006/math" xmlns:v="urn:schemas-microsoft-com:vml" xmlns:wp14="http://schemas.microsoft.com/office/word/2010/wordprocessingDrawing" xmlns:wp="http://schemas.openxmlformats.org/drawingml/2006/wordprocessingDrawing" xmlns:w10="urn:schemas-microsoft-com:office:word" xmlns:w="http://schemas.openxmlformats.org/wordprocessingml/2006/main" xmlns:w14="http://schemas.microsoft.com/office/word/2010/wordml" xmlns:w15="http://schemas.microsoft.com/office/word/2012/wordml" xmlns:w16cex="http://schemas.microsoft.com/office/word/2018/wordml/cex" xmlns:w16cid="http://schemas.microsoft.com/office/word/2016/wordml/cid" xmlns:w16="http://schemas.microsoft.com/office/word/2018/wordml" xmlns:w16du="http://schemas.microsoft.com/office/word/2023/wordml/word16du" xmlns:w16sdtdh="http://schemas.microsoft.com/office/word/2020/wordml/sdtdatahash" xmlns:w16sdtfl="http://schemas.microsoft.com/office/word/2024/wordml/sdtformatlock" xmlns:w16se="http://schemas.microsoft.com/office/word/2015/wordml/symex" xmlns:wpg="http://schemas.microsoft.com/office/word/2010/wordprocessingGroup" xmlns:wpi="http://schemas.microsoft.com/office/word/2010/wordprocessingInk" xmlns:wne="http://schemas.microsoft.com/office/word/2006/wordml" xmlns:wps="http://schemas.microsoft.com/office/word/2010/wordprocessingShape" mc:Ignorable="w14 w15 w16se w16cid w16 w16cex w16sdtdh w16sdtfl cr w16du wp14">
-  <w16cex:commentExtensible w16cex:durableId="5F53BBF0" w16cex:dateUtc="2025-11-27T12:14:00Z"/>
-</w16cex:commentsExtensible>
-</file>
-
-<file path=word/commentsIds.xml><?xml version="1.0" encoding="utf-8"?>
-<w16cid:commentsIds xmlns:wpc="http://schemas.microsoft.com/office/word/2010/wordprocessingCanvas" xmlns:cx="http://schemas.microsoft.com/office/drawing/2014/chartex" xmlns:cx1="http://schemas.microsoft.com/office/drawing/2015/9/8/chartex" xmlns:cx2="http://schemas.microsoft.com/office/drawing/2015/10/21/chartex" xmlns:cx3="http://schemas.microsoft.com/office/drawing/2016/5/9/chartex" xmlns:cx4="http://schemas.microsoft.com/office/drawing/2016/5/10/chartex" xmlns:cx5="http://schemas.microsoft.com/office/drawing/2016/5/11/chartex" xmlns:cx6="http://schemas.microsoft.com/office/drawing/2016/5/12/chartex" xmlns:cx7="http://schemas.microsoft.com/office/drawing/2016/5/13/chartex" xmlns:cx8="http://schemas.microsoft.com/office/drawing/2016/5/14/chartex" xmlns:mc="http://schemas.openxmlformats.org/markup-compatibility/2006" xmlns:aink="http://schemas.microsoft.com/office/drawing/2016/ink" xmlns:am3d="http://schemas.microsoft.com/office/drawing/2017/model3d" xmlns:o="urn:schemas-microsoft-com:office:office" xmlns:oel="http://schemas.microsoft.com/office/2019/extlst" xmlns:r="http://schemas.openxmlformats.org/officeDocument/2006/relationships" xmlns:m="http://schemas.openxmlformats.org/officeDocument/2006/math" xmlns:v="urn:schemas-microsoft-com:vml" xmlns:wp14="http://schemas.microsoft.com/office/word/2010/wordprocessingDrawing" xmlns:wp="http://schemas.openxmlformats.org/drawingml/2006/wordprocessingDrawing" xmlns:w10="urn:schemas-microsoft-com:office:word" xmlns:w="http://schemas.openxmlformats.org/wordprocessingml/2006/main" xmlns:w14="http://schemas.microsoft.com/office/word/2010/wordml" xmlns:w15="http://schemas.microsoft.com/office/word/2012/wordml" xmlns:w16cex="http://schemas.microsoft.com/office/word/2018/wordml/cex" xmlns:w16cid="http://schemas.microsoft.com/office/word/2016/wordml/cid" xmlns:w16="http://schemas.microsoft.com/office/word/2018/wordml" xmlns:w16du="http://schemas.microsoft.com/office/word/2023/wordml/word16du" xmlns:w16sdtdh="http://schemas.microsoft.com/office/word/2020/wordml/sdtdatahash" xmlns:w16sdtfl="http://schemas.microsoft.com/office/word/2024/wordml/sdtformatlock" xmlns:w16se="http://schemas.microsoft.com/office/word/2015/wordml/symex" xmlns:wpg="http://schemas.microsoft.com/office/word/2010/wordprocessingGroup" xmlns:wpi="http://schemas.microsoft.com/office/word/2010/wordprocessingInk" xmlns:wne="http://schemas.microsoft.com/office/word/2006/wordml" xmlns:wps="http://schemas.microsoft.com/office/word/2010/wordprocessingShape" mc:Ignorable="w14 w15 w16se w16cid w16 w16cex w16sdtdh w16sdtfl w16du wp14">
-  <w16cid:commentId w16cid:paraId="13D701C5" w16cid:durableId="5F53BBF0"/>
-</w16cid:commentsIds>
 </file>
 
 <file path=word/endnotes.xml><?xml version="1.0" encoding="utf-8"?>
@@ -4811,7 +5670,7 @@
       <mc:AlternateContent>
         <mc:Choice Requires="wps">
           <w:drawing>
-            <wp:anchor distT="0" distB="0" distL="114300" distR="114300" simplePos="0" relativeHeight="251661312" behindDoc="0" locked="0" layoutInCell="1" allowOverlap="0" wp14:anchorId="24E10E10" wp14:editId="68E55247">
+            <wp:anchor distT="0" distB="0" distL="114300" distR="114300" simplePos="0" relativeHeight="251657728" behindDoc="0" locked="0" layoutInCell="1" allowOverlap="0" wp14:anchorId="24E10E10" wp14:editId="68E55247">
               <wp:simplePos x="0" y="0"/>
               <wp:positionH relativeFrom="page">
                 <wp:posOffset>6509385</wp:posOffset>
@@ -4929,7 +5788,7 @@
               <v:stroke joinstyle="miter"/>
               <v:path gradientshapeok="t" o:connecttype="rect"/>
             </v:shapetype>
-            <v:shape id="Text Box 12" o:spid="_x0000_s1028" type="#_x0000_t202" style="position:absolute;margin-left:512.55pt;margin-top:805.1pt;width:33.4pt;height:11.8pt;z-index:251661312;visibility:visible;mso-wrap-style:square;mso-width-percent:0;mso-height-percent:0;mso-wrap-distance-left:9pt;mso-wrap-distance-top:0;mso-wrap-distance-right:9pt;mso-wrap-distance-bottom:0;mso-position-horizontal:absolute;mso-position-horizontal-relative:page;mso-position-vertical:absolute;mso-position-vertical-relative:page;mso-width-percent:0;mso-height-percent:0;mso-width-relative:page;mso-height-relative:page;v-text-anchor:top" o:gfxdata="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" o:allowoverlap="f" stroked="f">
+            <v:shape id="Text Box 12" o:spid="_x0000_s1028" type="#_x0000_t202" style="position:absolute;margin-left:512.55pt;margin-top:805.1pt;width:33.4pt;height:11.8pt;z-index:251657728;visibility:visible;mso-wrap-style:square;mso-width-percent:0;mso-height-percent:0;mso-wrap-distance-left:9pt;mso-wrap-distance-top:0;mso-wrap-distance-right:9pt;mso-wrap-distance-bottom:0;mso-position-horizontal:absolute;mso-position-horizontal-relative:page;mso-position-vertical:absolute;mso-position-vertical-relative:page;mso-width-percent:0;mso-height-percent:0;mso-width-relative:page;mso-height-relative:page;v-text-anchor:top" o:gfxdata="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" o:allowoverlap="f" stroked="f">
               <v:textbox inset="0,0,0,0">
                 <w:txbxContent>
                   <w:p>
@@ -4990,7 +5849,23 @@
         <w:color w:val="697D91"/>
         <w:lang w:val="fr-CH"/>
       </w:rPr>
-      <w:t xml:space="preserve">Berner Fachhochschule | Haute </w:t>
+      <w:t xml:space="preserve">Berner </w:t>
+    </w:r>
+    <w:proofErr w:type="spellStart"/>
+    <w:r>
+      <w:rPr>
+        <w:color w:val="697D91"/>
+        <w:lang w:val="fr-CH"/>
+      </w:rPr>
+      <w:t>Fachhochschule</w:t>
+    </w:r>
+    <w:proofErr w:type="spellEnd"/>
+    <w:r>
+      <w:rPr>
+        <w:color w:val="697D91"/>
+        <w:lang w:val="fr-CH"/>
+      </w:rPr>
+      <w:t xml:space="preserve"> | Haute </w:t>
     </w:r>
     <w:r>
       <w:rPr>
@@ -5006,13 +5881,31 @@
       </w:rPr>
       <w:t xml:space="preserve"> | Bern </w:t>
     </w:r>
+    <w:proofErr w:type="spellStart"/>
     <w:r>
       <w:rPr>
         <w:color w:val="697D91"/>
         <w:lang w:val="fr-CH"/>
       </w:rPr>
-      <w:t>University of Applied</w:t>
+      <w:t>University</w:t>
     </w:r>
+    <w:proofErr w:type="spellEnd"/>
+    <w:r>
+      <w:rPr>
+        <w:color w:val="697D91"/>
+        <w:lang w:val="fr-CH"/>
+      </w:rPr>
+      <w:t xml:space="preserve"> of </w:t>
+    </w:r>
+    <w:proofErr w:type="spellStart"/>
+    <w:r>
+      <w:rPr>
+        <w:color w:val="697D91"/>
+        <w:lang w:val="fr-CH"/>
+      </w:rPr>
+      <w:t>Applied</w:t>
+    </w:r>
+    <w:proofErr w:type="spellEnd"/>
     <w:r>
       <w:rPr>
         <w:color w:val="697D91"/>
@@ -5220,7 +6113,7 @@
         <w:lang w:eastAsia="de-CH"/>
       </w:rPr>
       <w:drawing>
-        <wp:anchor distT="0" distB="0" distL="114300" distR="114300" simplePos="0" relativeHeight="251660288" behindDoc="0" locked="1" layoutInCell="1" allowOverlap="1" wp14:anchorId="40925F29" wp14:editId="4A597AEA">
+        <wp:anchor distT="0" distB="0" distL="114300" distR="114300" simplePos="0" relativeHeight="251656704" behindDoc="0" locked="1" layoutInCell="1" allowOverlap="1" wp14:anchorId="40925F29" wp14:editId="4A597AEA">
           <wp:simplePos x="0" y="0"/>
           <wp:positionH relativeFrom="page">
             <wp:posOffset>875030</wp:posOffset>
@@ -5394,9 +6287,9 @@
     </w:lvl>
   </w:abstractNum>
   <w:abstractNum w:abstractNumId="5" w15:restartNumberingAfterBreak="0">
-    <w:nsid w:val="06690D4F"/>
+    <w:nsid w:val="1C7C7549"/>
     <w:multiLevelType w:val="multilevel"/>
-    <w:tmpl w:val="7AE65648"/>
+    <w:tmpl w:val="7D5A568A"/>
     <w:lvl w:ilvl="0">
       <w:start w:val="1"/>
       <w:numFmt w:val="bullet"/>
@@ -5543,19 +6436,18 @@
     </w:lvl>
   </w:abstractNum>
   <w:abstractNum w:abstractNumId="6" w15:restartNumberingAfterBreak="0">
-    <w:nsid w:val="08FE1D9C"/>
+    <w:nsid w:val="2512659E"/>
     <w:multiLevelType w:val="hybridMultilevel"/>
-    <w:tmpl w:val="691611F4"/>
-    <w:lvl w:ilvl="0" w:tplc="6C8E228C">
-      <w:start w:val="3"/>
+    <w:tmpl w:val="35D2263C"/>
+    <w:lvl w:ilvl="0" w:tplc="B6AC858E">
       <w:numFmt w:val="bullet"/>
-      <w:lvlText w:val=""/>
+      <w:lvlText w:val="-"/>
       <w:lvlJc w:val="left"/>
       <w:pPr>
         <w:ind w:left="720" w:hanging="360"/>
       </w:pPr>
       <w:rPr>
-        <w:rFonts w:ascii="Symbol" w:eastAsiaTheme="minorHAnsi" w:hAnsi="Symbol" w:cstheme="minorBidi" w:hint="default"/>
+        <w:rFonts w:ascii="Lucida Sans" w:eastAsiaTheme="minorHAnsi" w:hAnsi="Lucida Sans" w:cstheme="minorBidi" w:hint="default"/>
       </w:rPr>
     </w:lvl>
     <w:lvl w:ilvl="1" w:tplc="08070003">
@@ -5570,7 +6462,7 @@
         <w:rFonts w:ascii="Courier New" w:hAnsi="Courier New" w:cs="Courier New" w:hint="default"/>
       </w:rPr>
     </w:lvl>
-    <w:lvl w:ilvl="2" w:tplc="08070005" w:tentative="1">
+    <w:lvl w:ilvl="2" w:tplc="08070005">
       <w:start w:val="1"/>
       <w:numFmt w:val="bullet"/>
       <w:lvlText w:val=""/>
@@ -5656,1902 +6548,6 @@
     </w:lvl>
   </w:abstractNum>
   <w:abstractNum w:abstractNumId="7" w15:restartNumberingAfterBreak="0">
-    <w:nsid w:val="092628A5"/>
-    <w:multiLevelType w:val="multilevel"/>
-    <w:tmpl w:val="059444A4"/>
-    <w:lvl w:ilvl="0">
-      <w:start w:val="1"/>
-      <w:numFmt w:val="bullet"/>
-      <w:lvlText w:val=""/>
-      <w:lvlJc w:val="left"/>
-      <w:pPr>
-        <w:tabs>
-          <w:tab w:val="num" w:pos="720"/>
-        </w:tabs>
-        <w:ind w:left="720" w:hanging="360"/>
-      </w:pPr>
-      <w:rPr>
-        <w:rFonts w:ascii="Symbol" w:hAnsi="Symbol" w:hint="default"/>
-        <w:sz w:val="20"/>
-      </w:rPr>
-    </w:lvl>
-    <w:lvl w:ilvl="1" w:tentative="1">
-      <w:start w:val="1"/>
-      <w:numFmt w:val="bullet"/>
-      <w:lvlText w:val="o"/>
-      <w:lvlJc w:val="left"/>
-      <w:pPr>
-        <w:tabs>
-          <w:tab w:val="num" w:pos="1440"/>
-        </w:tabs>
-        <w:ind w:left="1440" w:hanging="360"/>
-      </w:pPr>
-      <w:rPr>
-        <w:rFonts w:ascii="Courier New" w:hAnsi="Courier New" w:hint="default"/>
-        <w:sz w:val="20"/>
-      </w:rPr>
-    </w:lvl>
-    <w:lvl w:ilvl="2" w:tentative="1">
-      <w:start w:val="1"/>
-      <w:numFmt w:val="bullet"/>
-      <w:lvlText w:val=""/>
-      <w:lvlJc w:val="left"/>
-      <w:pPr>
-        <w:tabs>
-          <w:tab w:val="num" w:pos="2160"/>
-        </w:tabs>
-        <w:ind w:left="2160" w:hanging="360"/>
-      </w:pPr>
-      <w:rPr>
-        <w:rFonts w:ascii="Wingdings" w:hAnsi="Wingdings" w:hint="default"/>
-        <w:sz w:val="20"/>
-      </w:rPr>
-    </w:lvl>
-    <w:lvl w:ilvl="3" w:tentative="1">
-      <w:start w:val="1"/>
-      <w:numFmt w:val="bullet"/>
-      <w:lvlText w:val=""/>
-      <w:lvlJc w:val="left"/>
-      <w:pPr>
-        <w:tabs>
-          <w:tab w:val="num" w:pos="2880"/>
-        </w:tabs>
-        <w:ind w:left="2880" w:hanging="360"/>
-      </w:pPr>
-      <w:rPr>
-        <w:rFonts w:ascii="Wingdings" w:hAnsi="Wingdings" w:hint="default"/>
-        <w:sz w:val="20"/>
-      </w:rPr>
-    </w:lvl>
-    <w:lvl w:ilvl="4" w:tentative="1">
-      <w:start w:val="1"/>
-      <w:numFmt w:val="bullet"/>
-      <w:lvlText w:val=""/>
-      <w:lvlJc w:val="left"/>
-      <w:pPr>
-        <w:tabs>
-          <w:tab w:val="num" w:pos="3600"/>
-        </w:tabs>
-        <w:ind w:left="3600" w:hanging="360"/>
-      </w:pPr>
-      <w:rPr>
-        <w:rFonts w:ascii="Wingdings" w:hAnsi="Wingdings" w:hint="default"/>
-        <w:sz w:val="20"/>
-      </w:rPr>
-    </w:lvl>
-    <w:lvl w:ilvl="5" w:tentative="1">
-      <w:start w:val="1"/>
-      <w:numFmt w:val="bullet"/>
-      <w:lvlText w:val=""/>
-      <w:lvlJc w:val="left"/>
-      <w:pPr>
-        <w:tabs>
-          <w:tab w:val="num" w:pos="4320"/>
-        </w:tabs>
-        <w:ind w:left="4320" w:hanging="360"/>
-      </w:pPr>
-      <w:rPr>
-        <w:rFonts w:ascii="Wingdings" w:hAnsi="Wingdings" w:hint="default"/>
-        <w:sz w:val="20"/>
-      </w:rPr>
-    </w:lvl>
-    <w:lvl w:ilvl="6" w:tentative="1">
-      <w:start w:val="1"/>
-      <w:numFmt w:val="bullet"/>
-      <w:lvlText w:val=""/>
-      <w:lvlJc w:val="left"/>
-      <w:pPr>
-        <w:tabs>
-          <w:tab w:val="num" w:pos="5040"/>
-        </w:tabs>
-        <w:ind w:left="5040" w:hanging="360"/>
-      </w:pPr>
-      <w:rPr>
-        <w:rFonts w:ascii="Wingdings" w:hAnsi="Wingdings" w:hint="default"/>
-        <w:sz w:val="20"/>
-      </w:rPr>
-    </w:lvl>
-    <w:lvl w:ilvl="7" w:tentative="1">
-      <w:start w:val="1"/>
-      <w:numFmt w:val="bullet"/>
-      <w:lvlText w:val=""/>
-      <w:lvlJc w:val="left"/>
-      <w:pPr>
-        <w:tabs>
-          <w:tab w:val="num" w:pos="5760"/>
-        </w:tabs>
-        <w:ind w:left="5760" w:hanging="360"/>
-      </w:pPr>
-      <w:rPr>
-        <w:rFonts w:ascii="Wingdings" w:hAnsi="Wingdings" w:hint="default"/>
-        <w:sz w:val="20"/>
-      </w:rPr>
-    </w:lvl>
-    <w:lvl w:ilvl="8" w:tentative="1">
-      <w:start w:val="1"/>
-      <w:numFmt w:val="bullet"/>
-      <w:lvlText w:val=""/>
-      <w:lvlJc w:val="left"/>
-      <w:pPr>
-        <w:tabs>
-          <w:tab w:val="num" w:pos="6480"/>
-        </w:tabs>
-        <w:ind w:left="6480" w:hanging="360"/>
-      </w:pPr>
-      <w:rPr>
-        <w:rFonts w:ascii="Wingdings" w:hAnsi="Wingdings" w:hint="default"/>
-        <w:sz w:val="20"/>
-      </w:rPr>
-    </w:lvl>
-  </w:abstractNum>
-  <w:abstractNum w:abstractNumId="8" w15:restartNumberingAfterBreak="0">
-    <w:nsid w:val="092D227C"/>
-    <w:multiLevelType w:val="multilevel"/>
-    <w:tmpl w:val="5D48F590"/>
-    <w:lvl w:ilvl="0">
-      <w:start w:val="1"/>
-      <w:numFmt w:val="bullet"/>
-      <w:lvlText w:val=""/>
-      <w:lvlJc w:val="left"/>
-      <w:pPr>
-        <w:tabs>
-          <w:tab w:val="num" w:pos="720"/>
-        </w:tabs>
-        <w:ind w:left="720" w:hanging="360"/>
-      </w:pPr>
-      <w:rPr>
-        <w:rFonts w:ascii="Symbol" w:hAnsi="Symbol" w:hint="default"/>
-        <w:sz w:val="20"/>
-      </w:rPr>
-    </w:lvl>
-    <w:lvl w:ilvl="1" w:tentative="1">
-      <w:start w:val="1"/>
-      <w:numFmt w:val="bullet"/>
-      <w:lvlText w:val="o"/>
-      <w:lvlJc w:val="left"/>
-      <w:pPr>
-        <w:tabs>
-          <w:tab w:val="num" w:pos="1440"/>
-        </w:tabs>
-        <w:ind w:left="1440" w:hanging="360"/>
-      </w:pPr>
-      <w:rPr>
-        <w:rFonts w:ascii="Courier New" w:hAnsi="Courier New" w:hint="default"/>
-        <w:sz w:val="20"/>
-      </w:rPr>
-    </w:lvl>
-    <w:lvl w:ilvl="2" w:tentative="1">
-      <w:start w:val="1"/>
-      <w:numFmt w:val="bullet"/>
-      <w:lvlText w:val=""/>
-      <w:lvlJc w:val="left"/>
-      <w:pPr>
-        <w:tabs>
-          <w:tab w:val="num" w:pos="2160"/>
-        </w:tabs>
-        <w:ind w:left="2160" w:hanging="360"/>
-      </w:pPr>
-      <w:rPr>
-        <w:rFonts w:ascii="Wingdings" w:hAnsi="Wingdings" w:hint="default"/>
-        <w:sz w:val="20"/>
-      </w:rPr>
-    </w:lvl>
-    <w:lvl w:ilvl="3" w:tentative="1">
-      <w:start w:val="1"/>
-      <w:numFmt w:val="bullet"/>
-      <w:lvlText w:val=""/>
-      <w:lvlJc w:val="left"/>
-      <w:pPr>
-        <w:tabs>
-          <w:tab w:val="num" w:pos="2880"/>
-        </w:tabs>
-        <w:ind w:left="2880" w:hanging="360"/>
-      </w:pPr>
-      <w:rPr>
-        <w:rFonts w:ascii="Wingdings" w:hAnsi="Wingdings" w:hint="default"/>
-        <w:sz w:val="20"/>
-      </w:rPr>
-    </w:lvl>
-    <w:lvl w:ilvl="4" w:tentative="1">
-      <w:start w:val="1"/>
-      <w:numFmt w:val="bullet"/>
-      <w:lvlText w:val=""/>
-      <w:lvlJc w:val="left"/>
-      <w:pPr>
-        <w:tabs>
-          <w:tab w:val="num" w:pos="3600"/>
-        </w:tabs>
-        <w:ind w:left="3600" w:hanging="360"/>
-      </w:pPr>
-      <w:rPr>
-        <w:rFonts w:ascii="Wingdings" w:hAnsi="Wingdings" w:hint="default"/>
-        <w:sz w:val="20"/>
-      </w:rPr>
-    </w:lvl>
-    <w:lvl w:ilvl="5" w:tentative="1">
-      <w:start w:val="1"/>
-      <w:numFmt w:val="bullet"/>
-      <w:lvlText w:val=""/>
-      <w:lvlJc w:val="left"/>
-      <w:pPr>
-        <w:tabs>
-          <w:tab w:val="num" w:pos="4320"/>
-        </w:tabs>
-        <w:ind w:left="4320" w:hanging="360"/>
-      </w:pPr>
-      <w:rPr>
-        <w:rFonts w:ascii="Wingdings" w:hAnsi="Wingdings" w:hint="default"/>
-        <w:sz w:val="20"/>
-      </w:rPr>
-    </w:lvl>
-    <w:lvl w:ilvl="6" w:tentative="1">
-      <w:start w:val="1"/>
-      <w:numFmt w:val="bullet"/>
-      <w:lvlText w:val=""/>
-      <w:lvlJc w:val="left"/>
-      <w:pPr>
-        <w:tabs>
-          <w:tab w:val="num" w:pos="5040"/>
-        </w:tabs>
-        <w:ind w:left="5040" w:hanging="360"/>
-      </w:pPr>
-      <w:rPr>
-        <w:rFonts w:ascii="Wingdings" w:hAnsi="Wingdings" w:hint="default"/>
-        <w:sz w:val="20"/>
-      </w:rPr>
-    </w:lvl>
-    <w:lvl w:ilvl="7" w:tentative="1">
-      <w:start w:val="1"/>
-      <w:numFmt w:val="bullet"/>
-      <w:lvlText w:val=""/>
-      <w:lvlJc w:val="left"/>
-      <w:pPr>
-        <w:tabs>
-          <w:tab w:val="num" w:pos="5760"/>
-        </w:tabs>
-        <w:ind w:left="5760" w:hanging="360"/>
-      </w:pPr>
-      <w:rPr>
-        <w:rFonts w:ascii="Wingdings" w:hAnsi="Wingdings" w:hint="default"/>
-        <w:sz w:val="20"/>
-      </w:rPr>
-    </w:lvl>
-    <w:lvl w:ilvl="8" w:tentative="1">
-      <w:start w:val="1"/>
-      <w:numFmt w:val="bullet"/>
-      <w:lvlText w:val=""/>
-      <w:lvlJc w:val="left"/>
-      <w:pPr>
-        <w:tabs>
-          <w:tab w:val="num" w:pos="6480"/>
-        </w:tabs>
-        <w:ind w:left="6480" w:hanging="360"/>
-      </w:pPr>
-      <w:rPr>
-        <w:rFonts w:ascii="Wingdings" w:hAnsi="Wingdings" w:hint="default"/>
-        <w:sz w:val="20"/>
-      </w:rPr>
-    </w:lvl>
-  </w:abstractNum>
-  <w:abstractNum w:abstractNumId="9" w15:restartNumberingAfterBreak="0">
-    <w:nsid w:val="0A965034"/>
-    <w:multiLevelType w:val="multilevel"/>
-    <w:tmpl w:val="4CBAE95A"/>
-    <w:lvl w:ilvl="0">
-      <w:start w:val="1"/>
-      <w:numFmt w:val="decimal"/>
-      <w:lvlText w:val="%1."/>
-      <w:lvlJc w:val="left"/>
-      <w:pPr>
-        <w:tabs>
-          <w:tab w:val="num" w:pos="720"/>
-        </w:tabs>
-        <w:ind w:left="720" w:hanging="360"/>
-      </w:pPr>
-    </w:lvl>
-    <w:lvl w:ilvl="1">
-      <w:start w:val="1"/>
-      <w:numFmt w:val="bullet"/>
-      <w:lvlText w:val="o"/>
-      <w:lvlJc w:val="left"/>
-      <w:pPr>
-        <w:tabs>
-          <w:tab w:val="num" w:pos="1440"/>
-        </w:tabs>
-        <w:ind w:left="1440" w:hanging="360"/>
-      </w:pPr>
-      <w:rPr>
-        <w:rFonts w:ascii="Courier New" w:hAnsi="Courier New" w:hint="default"/>
-        <w:sz w:val="20"/>
-      </w:rPr>
-    </w:lvl>
-    <w:lvl w:ilvl="2" w:tentative="1">
-      <w:start w:val="1"/>
-      <w:numFmt w:val="decimal"/>
-      <w:lvlText w:val="%3."/>
-      <w:lvlJc w:val="left"/>
-      <w:pPr>
-        <w:tabs>
-          <w:tab w:val="num" w:pos="2160"/>
-        </w:tabs>
-        <w:ind w:left="2160" w:hanging="360"/>
-      </w:pPr>
-    </w:lvl>
-    <w:lvl w:ilvl="3" w:tentative="1">
-      <w:start w:val="1"/>
-      <w:numFmt w:val="decimal"/>
-      <w:lvlText w:val="%4."/>
-      <w:lvlJc w:val="left"/>
-      <w:pPr>
-        <w:tabs>
-          <w:tab w:val="num" w:pos="2880"/>
-        </w:tabs>
-        <w:ind w:left="2880" w:hanging="360"/>
-      </w:pPr>
-    </w:lvl>
-    <w:lvl w:ilvl="4" w:tentative="1">
-      <w:start w:val="1"/>
-      <w:numFmt w:val="decimal"/>
-      <w:lvlText w:val="%5."/>
-      <w:lvlJc w:val="left"/>
-      <w:pPr>
-        <w:tabs>
-          <w:tab w:val="num" w:pos="3600"/>
-        </w:tabs>
-        <w:ind w:left="3600" w:hanging="360"/>
-      </w:pPr>
-    </w:lvl>
-    <w:lvl w:ilvl="5" w:tentative="1">
-      <w:start w:val="1"/>
-      <w:numFmt w:val="decimal"/>
-      <w:lvlText w:val="%6."/>
-      <w:lvlJc w:val="left"/>
-      <w:pPr>
-        <w:tabs>
-          <w:tab w:val="num" w:pos="4320"/>
-        </w:tabs>
-        <w:ind w:left="4320" w:hanging="360"/>
-      </w:pPr>
-    </w:lvl>
-    <w:lvl w:ilvl="6" w:tentative="1">
-      <w:start w:val="1"/>
-      <w:numFmt w:val="decimal"/>
-      <w:lvlText w:val="%7."/>
-      <w:lvlJc w:val="left"/>
-      <w:pPr>
-        <w:tabs>
-          <w:tab w:val="num" w:pos="5040"/>
-        </w:tabs>
-        <w:ind w:left="5040" w:hanging="360"/>
-      </w:pPr>
-    </w:lvl>
-    <w:lvl w:ilvl="7" w:tentative="1">
-      <w:start w:val="1"/>
-      <w:numFmt w:val="decimal"/>
-      <w:lvlText w:val="%8."/>
-      <w:lvlJc w:val="left"/>
-      <w:pPr>
-        <w:tabs>
-          <w:tab w:val="num" w:pos="5760"/>
-        </w:tabs>
-        <w:ind w:left="5760" w:hanging="360"/>
-      </w:pPr>
-    </w:lvl>
-    <w:lvl w:ilvl="8" w:tentative="1">
-      <w:start w:val="1"/>
-      <w:numFmt w:val="decimal"/>
-      <w:lvlText w:val="%9."/>
-      <w:lvlJc w:val="left"/>
-      <w:pPr>
-        <w:tabs>
-          <w:tab w:val="num" w:pos="6480"/>
-        </w:tabs>
-        <w:ind w:left="6480" w:hanging="360"/>
-      </w:pPr>
-    </w:lvl>
-  </w:abstractNum>
-  <w:abstractNum w:abstractNumId="10" w15:restartNumberingAfterBreak="0">
-    <w:nsid w:val="0E9F277D"/>
-    <w:multiLevelType w:val="hybridMultilevel"/>
-    <w:tmpl w:val="71C892C8"/>
-    <w:lvl w:ilvl="0" w:tplc="0807000F">
-      <w:start w:val="1"/>
-      <w:numFmt w:val="decimal"/>
-      <w:lvlText w:val="%1."/>
-      <w:lvlJc w:val="left"/>
-      <w:pPr>
-        <w:ind w:left="720" w:hanging="360"/>
-      </w:pPr>
-      <w:rPr>
-        <w:rFonts w:hint="default"/>
-      </w:rPr>
-    </w:lvl>
-    <w:lvl w:ilvl="1" w:tplc="08070019" w:tentative="1">
-      <w:start w:val="1"/>
-      <w:numFmt w:val="lowerLetter"/>
-      <w:lvlText w:val="%2."/>
-      <w:lvlJc w:val="left"/>
-      <w:pPr>
-        <w:ind w:left="1440" w:hanging="360"/>
-      </w:pPr>
-    </w:lvl>
-    <w:lvl w:ilvl="2" w:tplc="0807001B" w:tentative="1">
-      <w:start w:val="1"/>
-      <w:numFmt w:val="lowerRoman"/>
-      <w:lvlText w:val="%3."/>
-      <w:lvlJc w:val="right"/>
-      <w:pPr>
-        <w:ind w:left="2160" w:hanging="180"/>
-      </w:pPr>
-    </w:lvl>
-    <w:lvl w:ilvl="3" w:tplc="0807000F" w:tentative="1">
-      <w:start w:val="1"/>
-      <w:numFmt w:val="decimal"/>
-      <w:lvlText w:val="%4."/>
-      <w:lvlJc w:val="left"/>
-      <w:pPr>
-        <w:ind w:left="2880" w:hanging="360"/>
-      </w:pPr>
-    </w:lvl>
-    <w:lvl w:ilvl="4" w:tplc="08070019" w:tentative="1">
-      <w:start w:val="1"/>
-      <w:numFmt w:val="lowerLetter"/>
-      <w:lvlText w:val="%5."/>
-      <w:lvlJc w:val="left"/>
-      <w:pPr>
-        <w:ind w:left="3600" w:hanging="360"/>
-      </w:pPr>
-    </w:lvl>
-    <w:lvl w:ilvl="5" w:tplc="0807001B" w:tentative="1">
-      <w:start w:val="1"/>
-      <w:numFmt w:val="lowerRoman"/>
-      <w:lvlText w:val="%6."/>
-      <w:lvlJc w:val="right"/>
-      <w:pPr>
-        <w:ind w:left="4320" w:hanging="180"/>
-      </w:pPr>
-    </w:lvl>
-    <w:lvl w:ilvl="6" w:tplc="0807000F" w:tentative="1">
-      <w:start w:val="1"/>
-      <w:numFmt w:val="decimal"/>
-      <w:lvlText w:val="%7."/>
-      <w:lvlJc w:val="left"/>
-      <w:pPr>
-        <w:ind w:left="5040" w:hanging="360"/>
-      </w:pPr>
-    </w:lvl>
-    <w:lvl w:ilvl="7" w:tplc="08070019" w:tentative="1">
-      <w:start w:val="1"/>
-      <w:numFmt w:val="lowerLetter"/>
-      <w:lvlText w:val="%8."/>
-      <w:lvlJc w:val="left"/>
-      <w:pPr>
-        <w:ind w:left="5760" w:hanging="360"/>
-      </w:pPr>
-    </w:lvl>
-    <w:lvl w:ilvl="8" w:tplc="0807001B" w:tentative="1">
-      <w:start w:val="1"/>
-      <w:numFmt w:val="lowerRoman"/>
-      <w:lvlText w:val="%9."/>
-      <w:lvlJc w:val="right"/>
-      <w:pPr>
-        <w:ind w:left="6480" w:hanging="180"/>
-      </w:pPr>
-    </w:lvl>
-  </w:abstractNum>
-  <w:abstractNum w:abstractNumId="11" w15:restartNumberingAfterBreak="0">
-    <w:nsid w:val="1057169E"/>
-    <w:multiLevelType w:val="hybridMultilevel"/>
-    <w:tmpl w:val="C0921BF8"/>
-    <w:lvl w:ilvl="0" w:tplc="CC72C2E2">
-      <w:start w:val="10"/>
-      <w:numFmt w:val="bullet"/>
-      <w:lvlText w:val="-"/>
-      <w:lvlJc w:val="left"/>
-      <w:pPr>
-        <w:ind w:left="720" w:hanging="360"/>
-      </w:pPr>
-      <w:rPr>
-        <w:rFonts w:ascii="Lucida Sans" w:eastAsiaTheme="minorHAnsi" w:hAnsi="Lucida Sans" w:cstheme="minorBidi" w:hint="default"/>
-      </w:rPr>
-    </w:lvl>
-    <w:lvl w:ilvl="1" w:tplc="08070003">
-      <w:start w:val="1"/>
-      <w:numFmt w:val="bullet"/>
-      <w:lvlText w:val="o"/>
-      <w:lvlJc w:val="left"/>
-      <w:pPr>
-        <w:ind w:left="1440" w:hanging="360"/>
-      </w:pPr>
-      <w:rPr>
-        <w:rFonts w:ascii="Courier New" w:hAnsi="Courier New" w:cs="Courier New" w:hint="default"/>
-      </w:rPr>
-    </w:lvl>
-    <w:lvl w:ilvl="2" w:tplc="08070005">
-      <w:start w:val="1"/>
-      <w:numFmt w:val="bullet"/>
-      <w:lvlText w:val=""/>
-      <w:lvlJc w:val="left"/>
-      <w:pPr>
-        <w:ind w:left="2160" w:hanging="360"/>
-      </w:pPr>
-      <w:rPr>
-        <w:rFonts w:ascii="Wingdings" w:hAnsi="Wingdings" w:hint="default"/>
-      </w:rPr>
-    </w:lvl>
-    <w:lvl w:ilvl="3" w:tplc="08070001" w:tentative="1">
-      <w:start w:val="1"/>
-      <w:numFmt w:val="bullet"/>
-      <w:lvlText w:val=""/>
-      <w:lvlJc w:val="left"/>
-      <w:pPr>
-        <w:ind w:left="2880" w:hanging="360"/>
-      </w:pPr>
-      <w:rPr>
-        <w:rFonts w:ascii="Symbol" w:hAnsi="Symbol" w:hint="default"/>
-      </w:rPr>
-    </w:lvl>
-    <w:lvl w:ilvl="4" w:tplc="08070003" w:tentative="1">
-      <w:start w:val="1"/>
-      <w:numFmt w:val="bullet"/>
-      <w:lvlText w:val="o"/>
-      <w:lvlJc w:val="left"/>
-      <w:pPr>
-        <w:ind w:left="3600" w:hanging="360"/>
-      </w:pPr>
-      <w:rPr>
-        <w:rFonts w:ascii="Courier New" w:hAnsi="Courier New" w:cs="Courier New" w:hint="default"/>
-      </w:rPr>
-    </w:lvl>
-    <w:lvl w:ilvl="5" w:tplc="08070005" w:tentative="1">
-      <w:start w:val="1"/>
-      <w:numFmt w:val="bullet"/>
-      <w:lvlText w:val=""/>
-      <w:lvlJc w:val="left"/>
-      <w:pPr>
-        <w:ind w:left="4320" w:hanging="360"/>
-      </w:pPr>
-      <w:rPr>
-        <w:rFonts w:ascii="Wingdings" w:hAnsi="Wingdings" w:hint="default"/>
-      </w:rPr>
-    </w:lvl>
-    <w:lvl w:ilvl="6" w:tplc="08070001" w:tentative="1">
-      <w:start w:val="1"/>
-      <w:numFmt w:val="bullet"/>
-      <w:lvlText w:val=""/>
-      <w:lvlJc w:val="left"/>
-      <w:pPr>
-        <w:ind w:left="5040" w:hanging="360"/>
-      </w:pPr>
-      <w:rPr>
-        <w:rFonts w:ascii="Symbol" w:hAnsi="Symbol" w:hint="default"/>
-      </w:rPr>
-    </w:lvl>
-    <w:lvl w:ilvl="7" w:tplc="08070003" w:tentative="1">
-      <w:start w:val="1"/>
-      <w:numFmt w:val="bullet"/>
-      <w:lvlText w:val="o"/>
-      <w:lvlJc w:val="left"/>
-      <w:pPr>
-        <w:ind w:left="5760" w:hanging="360"/>
-      </w:pPr>
-      <w:rPr>
-        <w:rFonts w:ascii="Courier New" w:hAnsi="Courier New" w:cs="Courier New" w:hint="default"/>
-      </w:rPr>
-    </w:lvl>
-    <w:lvl w:ilvl="8" w:tplc="08070005" w:tentative="1">
-      <w:start w:val="1"/>
-      <w:numFmt w:val="bullet"/>
-      <w:lvlText w:val=""/>
-      <w:lvlJc w:val="left"/>
-      <w:pPr>
-        <w:ind w:left="6480" w:hanging="360"/>
-      </w:pPr>
-      <w:rPr>
-        <w:rFonts w:ascii="Wingdings" w:hAnsi="Wingdings" w:hint="default"/>
-      </w:rPr>
-    </w:lvl>
-  </w:abstractNum>
-  <w:abstractNum w:abstractNumId="12" w15:restartNumberingAfterBreak="0">
-    <w:nsid w:val="10B63FB4"/>
-    <w:multiLevelType w:val="hybridMultilevel"/>
-    <w:tmpl w:val="7E2CE218"/>
-    <w:lvl w:ilvl="0" w:tplc="0807000F">
-      <w:start w:val="1"/>
-      <w:numFmt w:val="decimal"/>
-      <w:lvlText w:val="%1."/>
-      <w:lvlJc w:val="left"/>
-      <w:pPr>
-        <w:ind w:left="720" w:hanging="360"/>
-      </w:pPr>
-      <w:rPr>
-        <w:rFonts w:hint="default"/>
-      </w:rPr>
-    </w:lvl>
-    <w:lvl w:ilvl="1" w:tplc="08070019" w:tentative="1">
-      <w:start w:val="1"/>
-      <w:numFmt w:val="lowerLetter"/>
-      <w:lvlText w:val="%2."/>
-      <w:lvlJc w:val="left"/>
-      <w:pPr>
-        <w:ind w:left="1440" w:hanging="360"/>
-      </w:pPr>
-    </w:lvl>
-    <w:lvl w:ilvl="2" w:tplc="0807001B" w:tentative="1">
-      <w:start w:val="1"/>
-      <w:numFmt w:val="lowerRoman"/>
-      <w:lvlText w:val="%3."/>
-      <w:lvlJc w:val="right"/>
-      <w:pPr>
-        <w:ind w:left="2160" w:hanging="180"/>
-      </w:pPr>
-    </w:lvl>
-    <w:lvl w:ilvl="3" w:tplc="0807000F" w:tentative="1">
-      <w:start w:val="1"/>
-      <w:numFmt w:val="decimal"/>
-      <w:lvlText w:val="%4."/>
-      <w:lvlJc w:val="left"/>
-      <w:pPr>
-        <w:ind w:left="2880" w:hanging="360"/>
-      </w:pPr>
-    </w:lvl>
-    <w:lvl w:ilvl="4" w:tplc="08070019" w:tentative="1">
-      <w:start w:val="1"/>
-      <w:numFmt w:val="lowerLetter"/>
-      <w:lvlText w:val="%5."/>
-      <w:lvlJc w:val="left"/>
-      <w:pPr>
-        <w:ind w:left="3600" w:hanging="360"/>
-      </w:pPr>
-    </w:lvl>
-    <w:lvl w:ilvl="5" w:tplc="0807001B" w:tentative="1">
-      <w:start w:val="1"/>
-      <w:numFmt w:val="lowerRoman"/>
-      <w:lvlText w:val="%6."/>
-      <w:lvlJc w:val="right"/>
-      <w:pPr>
-        <w:ind w:left="4320" w:hanging="180"/>
-      </w:pPr>
-    </w:lvl>
-    <w:lvl w:ilvl="6" w:tplc="0807000F" w:tentative="1">
-      <w:start w:val="1"/>
-      <w:numFmt w:val="decimal"/>
-      <w:lvlText w:val="%7."/>
-      <w:lvlJc w:val="left"/>
-      <w:pPr>
-        <w:ind w:left="5040" w:hanging="360"/>
-      </w:pPr>
-    </w:lvl>
-    <w:lvl w:ilvl="7" w:tplc="08070019" w:tentative="1">
-      <w:start w:val="1"/>
-      <w:numFmt w:val="lowerLetter"/>
-      <w:lvlText w:val="%8."/>
-      <w:lvlJc w:val="left"/>
-      <w:pPr>
-        <w:ind w:left="5760" w:hanging="360"/>
-      </w:pPr>
-    </w:lvl>
-    <w:lvl w:ilvl="8" w:tplc="0807001B" w:tentative="1">
-      <w:start w:val="1"/>
-      <w:numFmt w:val="lowerRoman"/>
-      <w:lvlText w:val="%9."/>
-      <w:lvlJc w:val="right"/>
-      <w:pPr>
-        <w:ind w:left="6480" w:hanging="180"/>
-      </w:pPr>
-    </w:lvl>
-  </w:abstractNum>
-  <w:abstractNum w:abstractNumId="13" w15:restartNumberingAfterBreak="0">
-    <w:nsid w:val="11791596"/>
-    <w:multiLevelType w:val="hybridMultilevel"/>
-    <w:tmpl w:val="9D8C6F32"/>
-    <w:lvl w:ilvl="0" w:tplc="08070001">
-      <w:start w:val="1"/>
-      <w:numFmt w:val="bullet"/>
-      <w:lvlText w:val=""/>
-      <w:lvlJc w:val="left"/>
-      <w:pPr>
-        <w:ind w:left="720" w:hanging="360"/>
-      </w:pPr>
-      <w:rPr>
-        <w:rFonts w:ascii="Symbol" w:hAnsi="Symbol" w:hint="default"/>
-      </w:rPr>
-    </w:lvl>
-    <w:lvl w:ilvl="1" w:tplc="08070003" w:tentative="1">
-      <w:start w:val="1"/>
-      <w:numFmt w:val="bullet"/>
-      <w:lvlText w:val="o"/>
-      <w:lvlJc w:val="left"/>
-      <w:pPr>
-        <w:ind w:left="1440" w:hanging="360"/>
-      </w:pPr>
-      <w:rPr>
-        <w:rFonts w:ascii="Courier New" w:hAnsi="Courier New" w:cs="Courier New" w:hint="default"/>
-      </w:rPr>
-    </w:lvl>
-    <w:lvl w:ilvl="2" w:tplc="08070005" w:tentative="1">
-      <w:start w:val="1"/>
-      <w:numFmt w:val="bullet"/>
-      <w:lvlText w:val=""/>
-      <w:lvlJc w:val="left"/>
-      <w:pPr>
-        <w:ind w:left="2160" w:hanging="360"/>
-      </w:pPr>
-      <w:rPr>
-        <w:rFonts w:ascii="Wingdings" w:hAnsi="Wingdings" w:hint="default"/>
-      </w:rPr>
-    </w:lvl>
-    <w:lvl w:ilvl="3" w:tplc="08070001" w:tentative="1">
-      <w:start w:val="1"/>
-      <w:numFmt w:val="bullet"/>
-      <w:lvlText w:val=""/>
-      <w:lvlJc w:val="left"/>
-      <w:pPr>
-        <w:ind w:left="2880" w:hanging="360"/>
-      </w:pPr>
-      <w:rPr>
-        <w:rFonts w:ascii="Symbol" w:hAnsi="Symbol" w:hint="default"/>
-      </w:rPr>
-    </w:lvl>
-    <w:lvl w:ilvl="4" w:tplc="08070003" w:tentative="1">
-      <w:start w:val="1"/>
-      <w:numFmt w:val="bullet"/>
-      <w:lvlText w:val="o"/>
-      <w:lvlJc w:val="left"/>
-      <w:pPr>
-        <w:ind w:left="3600" w:hanging="360"/>
-      </w:pPr>
-      <w:rPr>
-        <w:rFonts w:ascii="Courier New" w:hAnsi="Courier New" w:cs="Courier New" w:hint="default"/>
-      </w:rPr>
-    </w:lvl>
-    <w:lvl w:ilvl="5" w:tplc="08070005" w:tentative="1">
-      <w:start w:val="1"/>
-      <w:numFmt w:val="bullet"/>
-      <w:lvlText w:val=""/>
-      <w:lvlJc w:val="left"/>
-      <w:pPr>
-        <w:ind w:left="4320" w:hanging="360"/>
-      </w:pPr>
-      <w:rPr>
-        <w:rFonts w:ascii="Wingdings" w:hAnsi="Wingdings" w:hint="default"/>
-      </w:rPr>
-    </w:lvl>
-    <w:lvl w:ilvl="6" w:tplc="08070001" w:tentative="1">
-      <w:start w:val="1"/>
-      <w:numFmt w:val="bullet"/>
-      <w:lvlText w:val=""/>
-      <w:lvlJc w:val="left"/>
-      <w:pPr>
-        <w:ind w:left="5040" w:hanging="360"/>
-      </w:pPr>
-      <w:rPr>
-        <w:rFonts w:ascii="Symbol" w:hAnsi="Symbol" w:hint="default"/>
-      </w:rPr>
-    </w:lvl>
-    <w:lvl w:ilvl="7" w:tplc="08070003" w:tentative="1">
-      <w:start w:val="1"/>
-      <w:numFmt w:val="bullet"/>
-      <w:lvlText w:val="o"/>
-      <w:lvlJc w:val="left"/>
-      <w:pPr>
-        <w:ind w:left="5760" w:hanging="360"/>
-      </w:pPr>
-      <w:rPr>
-        <w:rFonts w:ascii="Courier New" w:hAnsi="Courier New" w:cs="Courier New" w:hint="default"/>
-      </w:rPr>
-    </w:lvl>
-    <w:lvl w:ilvl="8" w:tplc="08070005" w:tentative="1">
-      <w:start w:val="1"/>
-      <w:numFmt w:val="bullet"/>
-      <w:lvlText w:val=""/>
-      <w:lvlJc w:val="left"/>
-      <w:pPr>
-        <w:ind w:left="6480" w:hanging="360"/>
-      </w:pPr>
-      <w:rPr>
-        <w:rFonts w:ascii="Wingdings" w:hAnsi="Wingdings" w:hint="default"/>
-      </w:rPr>
-    </w:lvl>
-  </w:abstractNum>
-  <w:abstractNum w:abstractNumId="14" w15:restartNumberingAfterBreak="0">
-    <w:nsid w:val="11867933"/>
-    <w:multiLevelType w:val="hybridMultilevel"/>
-    <w:tmpl w:val="CB3AE796"/>
-    <w:lvl w:ilvl="0" w:tplc="08070001">
-      <w:start w:val="1"/>
-      <w:numFmt w:val="bullet"/>
-      <w:lvlText w:val=""/>
-      <w:lvlJc w:val="left"/>
-      <w:pPr>
-        <w:ind w:left="720" w:hanging="360"/>
-      </w:pPr>
-      <w:rPr>
-        <w:rFonts w:ascii="Symbol" w:hAnsi="Symbol" w:hint="default"/>
-      </w:rPr>
-    </w:lvl>
-    <w:lvl w:ilvl="1" w:tplc="08070003" w:tentative="1">
-      <w:start w:val="1"/>
-      <w:numFmt w:val="bullet"/>
-      <w:lvlText w:val="o"/>
-      <w:lvlJc w:val="left"/>
-      <w:pPr>
-        <w:ind w:left="1440" w:hanging="360"/>
-      </w:pPr>
-      <w:rPr>
-        <w:rFonts w:ascii="Courier New" w:hAnsi="Courier New" w:cs="Courier New" w:hint="default"/>
-      </w:rPr>
-    </w:lvl>
-    <w:lvl w:ilvl="2" w:tplc="08070005" w:tentative="1">
-      <w:start w:val="1"/>
-      <w:numFmt w:val="bullet"/>
-      <w:lvlText w:val=""/>
-      <w:lvlJc w:val="left"/>
-      <w:pPr>
-        <w:ind w:left="2160" w:hanging="360"/>
-      </w:pPr>
-      <w:rPr>
-        <w:rFonts w:ascii="Wingdings" w:hAnsi="Wingdings" w:hint="default"/>
-      </w:rPr>
-    </w:lvl>
-    <w:lvl w:ilvl="3" w:tplc="08070001" w:tentative="1">
-      <w:start w:val="1"/>
-      <w:numFmt w:val="bullet"/>
-      <w:lvlText w:val=""/>
-      <w:lvlJc w:val="left"/>
-      <w:pPr>
-        <w:ind w:left="2880" w:hanging="360"/>
-      </w:pPr>
-      <w:rPr>
-        <w:rFonts w:ascii="Symbol" w:hAnsi="Symbol" w:hint="default"/>
-      </w:rPr>
-    </w:lvl>
-    <w:lvl w:ilvl="4" w:tplc="08070003" w:tentative="1">
-      <w:start w:val="1"/>
-      <w:numFmt w:val="bullet"/>
-      <w:lvlText w:val="o"/>
-      <w:lvlJc w:val="left"/>
-      <w:pPr>
-        <w:ind w:left="3600" w:hanging="360"/>
-      </w:pPr>
-      <w:rPr>
-        <w:rFonts w:ascii="Courier New" w:hAnsi="Courier New" w:cs="Courier New" w:hint="default"/>
-      </w:rPr>
-    </w:lvl>
-    <w:lvl w:ilvl="5" w:tplc="08070005" w:tentative="1">
-      <w:start w:val="1"/>
-      <w:numFmt w:val="bullet"/>
-      <w:lvlText w:val=""/>
-      <w:lvlJc w:val="left"/>
-      <w:pPr>
-        <w:ind w:left="4320" w:hanging="360"/>
-      </w:pPr>
-      <w:rPr>
-        <w:rFonts w:ascii="Wingdings" w:hAnsi="Wingdings" w:hint="default"/>
-      </w:rPr>
-    </w:lvl>
-    <w:lvl w:ilvl="6" w:tplc="08070001" w:tentative="1">
-      <w:start w:val="1"/>
-      <w:numFmt w:val="bullet"/>
-      <w:lvlText w:val=""/>
-      <w:lvlJc w:val="left"/>
-      <w:pPr>
-        <w:ind w:left="5040" w:hanging="360"/>
-      </w:pPr>
-      <w:rPr>
-        <w:rFonts w:ascii="Symbol" w:hAnsi="Symbol" w:hint="default"/>
-      </w:rPr>
-    </w:lvl>
-    <w:lvl w:ilvl="7" w:tplc="08070003" w:tentative="1">
-      <w:start w:val="1"/>
-      <w:numFmt w:val="bullet"/>
-      <w:lvlText w:val="o"/>
-      <w:lvlJc w:val="left"/>
-      <w:pPr>
-        <w:ind w:left="5760" w:hanging="360"/>
-      </w:pPr>
-      <w:rPr>
-        <w:rFonts w:ascii="Courier New" w:hAnsi="Courier New" w:cs="Courier New" w:hint="default"/>
-      </w:rPr>
-    </w:lvl>
-    <w:lvl w:ilvl="8" w:tplc="08070005" w:tentative="1">
-      <w:start w:val="1"/>
-      <w:numFmt w:val="bullet"/>
-      <w:lvlText w:val=""/>
-      <w:lvlJc w:val="left"/>
-      <w:pPr>
-        <w:ind w:left="6480" w:hanging="360"/>
-      </w:pPr>
-      <w:rPr>
-        <w:rFonts w:ascii="Wingdings" w:hAnsi="Wingdings" w:hint="default"/>
-      </w:rPr>
-    </w:lvl>
-  </w:abstractNum>
-  <w:abstractNum w:abstractNumId="15" w15:restartNumberingAfterBreak="0">
-    <w:nsid w:val="14455830"/>
-    <w:multiLevelType w:val="hybridMultilevel"/>
-    <w:tmpl w:val="EABAAA04"/>
-    <w:lvl w:ilvl="0" w:tplc="0807000F">
-      <w:start w:val="1"/>
-      <w:numFmt w:val="decimal"/>
-      <w:lvlText w:val="%1."/>
-      <w:lvlJc w:val="left"/>
-      <w:pPr>
-        <w:ind w:left="720" w:hanging="360"/>
-      </w:pPr>
-    </w:lvl>
-    <w:lvl w:ilvl="1" w:tplc="08070019" w:tentative="1">
-      <w:start w:val="1"/>
-      <w:numFmt w:val="lowerLetter"/>
-      <w:lvlText w:val="%2."/>
-      <w:lvlJc w:val="left"/>
-      <w:pPr>
-        <w:ind w:left="1440" w:hanging="360"/>
-      </w:pPr>
-    </w:lvl>
-    <w:lvl w:ilvl="2" w:tplc="0807001B" w:tentative="1">
-      <w:start w:val="1"/>
-      <w:numFmt w:val="lowerRoman"/>
-      <w:lvlText w:val="%3."/>
-      <w:lvlJc w:val="right"/>
-      <w:pPr>
-        <w:ind w:left="2160" w:hanging="180"/>
-      </w:pPr>
-    </w:lvl>
-    <w:lvl w:ilvl="3" w:tplc="0807000F" w:tentative="1">
-      <w:start w:val="1"/>
-      <w:numFmt w:val="decimal"/>
-      <w:lvlText w:val="%4."/>
-      <w:lvlJc w:val="left"/>
-      <w:pPr>
-        <w:ind w:left="2880" w:hanging="360"/>
-      </w:pPr>
-    </w:lvl>
-    <w:lvl w:ilvl="4" w:tplc="08070019" w:tentative="1">
-      <w:start w:val="1"/>
-      <w:numFmt w:val="lowerLetter"/>
-      <w:lvlText w:val="%5."/>
-      <w:lvlJc w:val="left"/>
-      <w:pPr>
-        <w:ind w:left="3600" w:hanging="360"/>
-      </w:pPr>
-    </w:lvl>
-    <w:lvl w:ilvl="5" w:tplc="0807001B" w:tentative="1">
-      <w:start w:val="1"/>
-      <w:numFmt w:val="lowerRoman"/>
-      <w:lvlText w:val="%6."/>
-      <w:lvlJc w:val="right"/>
-      <w:pPr>
-        <w:ind w:left="4320" w:hanging="180"/>
-      </w:pPr>
-    </w:lvl>
-    <w:lvl w:ilvl="6" w:tplc="0807000F" w:tentative="1">
-      <w:start w:val="1"/>
-      <w:numFmt w:val="decimal"/>
-      <w:lvlText w:val="%7."/>
-      <w:lvlJc w:val="left"/>
-      <w:pPr>
-        <w:ind w:left="5040" w:hanging="360"/>
-      </w:pPr>
-    </w:lvl>
-    <w:lvl w:ilvl="7" w:tplc="08070019" w:tentative="1">
-      <w:start w:val="1"/>
-      <w:numFmt w:val="lowerLetter"/>
-      <w:lvlText w:val="%8."/>
-      <w:lvlJc w:val="left"/>
-      <w:pPr>
-        <w:ind w:left="5760" w:hanging="360"/>
-      </w:pPr>
-    </w:lvl>
-    <w:lvl w:ilvl="8" w:tplc="0807001B" w:tentative="1">
-      <w:start w:val="1"/>
-      <w:numFmt w:val="lowerRoman"/>
-      <w:lvlText w:val="%9."/>
-      <w:lvlJc w:val="right"/>
-      <w:pPr>
-        <w:ind w:left="6480" w:hanging="180"/>
-      </w:pPr>
-    </w:lvl>
-  </w:abstractNum>
-  <w:abstractNum w:abstractNumId="16" w15:restartNumberingAfterBreak="0">
-    <w:nsid w:val="17972D8B"/>
-    <w:multiLevelType w:val="hybridMultilevel"/>
-    <w:tmpl w:val="47A4BE74"/>
-    <w:lvl w:ilvl="0" w:tplc="0807000F">
-      <w:start w:val="1"/>
-      <w:numFmt w:val="decimal"/>
-      <w:lvlText w:val="%1."/>
-      <w:lvlJc w:val="left"/>
-      <w:pPr>
-        <w:ind w:left="720" w:hanging="360"/>
-      </w:pPr>
-      <w:rPr>
-        <w:rFonts w:hint="default"/>
-      </w:rPr>
-    </w:lvl>
-    <w:lvl w:ilvl="1" w:tplc="08070019" w:tentative="1">
-      <w:start w:val="1"/>
-      <w:numFmt w:val="lowerLetter"/>
-      <w:lvlText w:val="%2."/>
-      <w:lvlJc w:val="left"/>
-      <w:pPr>
-        <w:ind w:left="1440" w:hanging="360"/>
-      </w:pPr>
-    </w:lvl>
-    <w:lvl w:ilvl="2" w:tplc="0807001B" w:tentative="1">
-      <w:start w:val="1"/>
-      <w:numFmt w:val="lowerRoman"/>
-      <w:lvlText w:val="%3."/>
-      <w:lvlJc w:val="right"/>
-      <w:pPr>
-        <w:ind w:left="2160" w:hanging="180"/>
-      </w:pPr>
-    </w:lvl>
-    <w:lvl w:ilvl="3" w:tplc="0807000F" w:tentative="1">
-      <w:start w:val="1"/>
-      <w:numFmt w:val="decimal"/>
-      <w:lvlText w:val="%4."/>
-      <w:lvlJc w:val="left"/>
-      <w:pPr>
-        <w:ind w:left="2880" w:hanging="360"/>
-      </w:pPr>
-    </w:lvl>
-    <w:lvl w:ilvl="4" w:tplc="08070019" w:tentative="1">
-      <w:start w:val="1"/>
-      <w:numFmt w:val="lowerLetter"/>
-      <w:lvlText w:val="%5."/>
-      <w:lvlJc w:val="left"/>
-      <w:pPr>
-        <w:ind w:left="3600" w:hanging="360"/>
-      </w:pPr>
-    </w:lvl>
-    <w:lvl w:ilvl="5" w:tplc="0807001B" w:tentative="1">
-      <w:start w:val="1"/>
-      <w:numFmt w:val="lowerRoman"/>
-      <w:lvlText w:val="%6."/>
-      <w:lvlJc w:val="right"/>
-      <w:pPr>
-        <w:ind w:left="4320" w:hanging="180"/>
-      </w:pPr>
-    </w:lvl>
-    <w:lvl w:ilvl="6" w:tplc="0807000F" w:tentative="1">
-      <w:start w:val="1"/>
-      <w:numFmt w:val="decimal"/>
-      <w:lvlText w:val="%7."/>
-      <w:lvlJc w:val="left"/>
-      <w:pPr>
-        <w:ind w:left="5040" w:hanging="360"/>
-      </w:pPr>
-    </w:lvl>
-    <w:lvl w:ilvl="7" w:tplc="08070019" w:tentative="1">
-      <w:start w:val="1"/>
-      <w:numFmt w:val="lowerLetter"/>
-      <w:lvlText w:val="%8."/>
-      <w:lvlJc w:val="left"/>
-      <w:pPr>
-        <w:ind w:left="5760" w:hanging="360"/>
-      </w:pPr>
-    </w:lvl>
-    <w:lvl w:ilvl="8" w:tplc="0807001B" w:tentative="1">
-      <w:start w:val="1"/>
-      <w:numFmt w:val="lowerRoman"/>
-      <w:lvlText w:val="%9."/>
-      <w:lvlJc w:val="right"/>
-      <w:pPr>
-        <w:ind w:left="6480" w:hanging="180"/>
-      </w:pPr>
-    </w:lvl>
-  </w:abstractNum>
-  <w:abstractNum w:abstractNumId="17" w15:restartNumberingAfterBreak="0">
-    <w:nsid w:val="187A331C"/>
-    <w:multiLevelType w:val="multilevel"/>
-    <w:tmpl w:val="CD523EAE"/>
-    <w:lvl w:ilvl="0">
-      <w:start w:val="1"/>
-      <w:numFmt w:val="decimal"/>
-      <w:lvlText w:val="%1."/>
-      <w:lvlJc w:val="left"/>
-      <w:pPr>
-        <w:tabs>
-          <w:tab w:val="num" w:pos="720"/>
-        </w:tabs>
-        <w:ind w:left="720" w:hanging="360"/>
-      </w:pPr>
-    </w:lvl>
-    <w:lvl w:ilvl="1">
-      <w:start w:val="1"/>
-      <w:numFmt w:val="bullet"/>
-      <w:lvlText w:val="o"/>
-      <w:lvlJc w:val="left"/>
-      <w:pPr>
-        <w:tabs>
-          <w:tab w:val="num" w:pos="1440"/>
-        </w:tabs>
-        <w:ind w:left="1440" w:hanging="360"/>
-      </w:pPr>
-      <w:rPr>
-        <w:rFonts w:ascii="Courier New" w:hAnsi="Courier New" w:hint="default"/>
-        <w:sz w:val="20"/>
-      </w:rPr>
-    </w:lvl>
-    <w:lvl w:ilvl="2" w:tentative="1">
-      <w:start w:val="1"/>
-      <w:numFmt w:val="decimal"/>
-      <w:lvlText w:val="%3."/>
-      <w:lvlJc w:val="left"/>
-      <w:pPr>
-        <w:tabs>
-          <w:tab w:val="num" w:pos="2160"/>
-        </w:tabs>
-        <w:ind w:left="2160" w:hanging="360"/>
-      </w:pPr>
-    </w:lvl>
-    <w:lvl w:ilvl="3" w:tentative="1">
-      <w:start w:val="1"/>
-      <w:numFmt w:val="decimal"/>
-      <w:lvlText w:val="%4."/>
-      <w:lvlJc w:val="left"/>
-      <w:pPr>
-        <w:tabs>
-          <w:tab w:val="num" w:pos="2880"/>
-        </w:tabs>
-        <w:ind w:left="2880" w:hanging="360"/>
-      </w:pPr>
-    </w:lvl>
-    <w:lvl w:ilvl="4" w:tentative="1">
-      <w:start w:val="1"/>
-      <w:numFmt w:val="decimal"/>
-      <w:lvlText w:val="%5."/>
-      <w:lvlJc w:val="left"/>
-      <w:pPr>
-        <w:tabs>
-          <w:tab w:val="num" w:pos="3600"/>
-        </w:tabs>
-        <w:ind w:left="3600" w:hanging="360"/>
-      </w:pPr>
-    </w:lvl>
-    <w:lvl w:ilvl="5" w:tentative="1">
-      <w:start w:val="1"/>
-      <w:numFmt w:val="decimal"/>
-      <w:lvlText w:val="%6."/>
-      <w:lvlJc w:val="left"/>
-      <w:pPr>
-        <w:tabs>
-          <w:tab w:val="num" w:pos="4320"/>
-        </w:tabs>
-        <w:ind w:left="4320" w:hanging="360"/>
-      </w:pPr>
-    </w:lvl>
-    <w:lvl w:ilvl="6" w:tentative="1">
-      <w:start w:val="1"/>
-      <w:numFmt w:val="decimal"/>
-      <w:lvlText w:val="%7."/>
-      <w:lvlJc w:val="left"/>
-      <w:pPr>
-        <w:tabs>
-          <w:tab w:val="num" w:pos="5040"/>
-        </w:tabs>
-        <w:ind w:left="5040" w:hanging="360"/>
-      </w:pPr>
-    </w:lvl>
-    <w:lvl w:ilvl="7" w:tentative="1">
-      <w:start w:val="1"/>
-      <w:numFmt w:val="decimal"/>
-      <w:lvlText w:val="%8."/>
-      <w:lvlJc w:val="left"/>
-      <w:pPr>
-        <w:tabs>
-          <w:tab w:val="num" w:pos="5760"/>
-        </w:tabs>
-        <w:ind w:left="5760" w:hanging="360"/>
-      </w:pPr>
-    </w:lvl>
-    <w:lvl w:ilvl="8" w:tentative="1">
-      <w:start w:val="1"/>
-      <w:numFmt w:val="decimal"/>
-      <w:lvlText w:val="%9."/>
-      <w:lvlJc w:val="left"/>
-      <w:pPr>
-        <w:tabs>
-          <w:tab w:val="num" w:pos="6480"/>
-        </w:tabs>
-        <w:ind w:left="6480" w:hanging="360"/>
-      </w:pPr>
-    </w:lvl>
-  </w:abstractNum>
-  <w:abstractNum w:abstractNumId="18" w15:restartNumberingAfterBreak="0">
-    <w:nsid w:val="1C7C7549"/>
-    <w:multiLevelType w:val="multilevel"/>
-    <w:tmpl w:val="7D5A568A"/>
-    <w:lvl w:ilvl="0">
-      <w:start w:val="1"/>
-      <w:numFmt w:val="bullet"/>
-      <w:lvlText w:val=""/>
-      <w:lvlJc w:val="left"/>
-      <w:pPr>
-        <w:tabs>
-          <w:tab w:val="num" w:pos="720"/>
-        </w:tabs>
-        <w:ind w:left="720" w:hanging="360"/>
-      </w:pPr>
-      <w:rPr>
-        <w:rFonts w:ascii="Symbol" w:hAnsi="Symbol" w:hint="default"/>
-        <w:sz w:val="20"/>
-      </w:rPr>
-    </w:lvl>
-    <w:lvl w:ilvl="1" w:tentative="1">
-      <w:start w:val="1"/>
-      <w:numFmt w:val="bullet"/>
-      <w:lvlText w:val="o"/>
-      <w:lvlJc w:val="left"/>
-      <w:pPr>
-        <w:tabs>
-          <w:tab w:val="num" w:pos="1440"/>
-        </w:tabs>
-        <w:ind w:left="1440" w:hanging="360"/>
-      </w:pPr>
-      <w:rPr>
-        <w:rFonts w:ascii="Courier New" w:hAnsi="Courier New" w:hint="default"/>
-        <w:sz w:val="20"/>
-      </w:rPr>
-    </w:lvl>
-    <w:lvl w:ilvl="2" w:tentative="1">
-      <w:start w:val="1"/>
-      <w:numFmt w:val="bullet"/>
-      <w:lvlText w:val=""/>
-      <w:lvlJc w:val="left"/>
-      <w:pPr>
-        <w:tabs>
-          <w:tab w:val="num" w:pos="2160"/>
-        </w:tabs>
-        <w:ind w:left="2160" w:hanging="360"/>
-      </w:pPr>
-      <w:rPr>
-        <w:rFonts w:ascii="Wingdings" w:hAnsi="Wingdings" w:hint="default"/>
-        <w:sz w:val="20"/>
-      </w:rPr>
-    </w:lvl>
-    <w:lvl w:ilvl="3" w:tentative="1">
-      <w:start w:val="1"/>
-      <w:numFmt w:val="bullet"/>
-      <w:lvlText w:val=""/>
-      <w:lvlJc w:val="left"/>
-      <w:pPr>
-        <w:tabs>
-          <w:tab w:val="num" w:pos="2880"/>
-        </w:tabs>
-        <w:ind w:left="2880" w:hanging="360"/>
-      </w:pPr>
-      <w:rPr>
-        <w:rFonts w:ascii="Wingdings" w:hAnsi="Wingdings" w:hint="default"/>
-        <w:sz w:val="20"/>
-      </w:rPr>
-    </w:lvl>
-    <w:lvl w:ilvl="4" w:tentative="1">
-      <w:start w:val="1"/>
-      <w:numFmt w:val="bullet"/>
-      <w:lvlText w:val=""/>
-      <w:lvlJc w:val="left"/>
-      <w:pPr>
-        <w:tabs>
-          <w:tab w:val="num" w:pos="3600"/>
-        </w:tabs>
-        <w:ind w:left="3600" w:hanging="360"/>
-      </w:pPr>
-      <w:rPr>
-        <w:rFonts w:ascii="Wingdings" w:hAnsi="Wingdings" w:hint="default"/>
-        <w:sz w:val="20"/>
-      </w:rPr>
-    </w:lvl>
-    <w:lvl w:ilvl="5" w:tentative="1">
-      <w:start w:val="1"/>
-      <w:numFmt w:val="bullet"/>
-      <w:lvlText w:val=""/>
-      <w:lvlJc w:val="left"/>
-      <w:pPr>
-        <w:tabs>
-          <w:tab w:val="num" w:pos="4320"/>
-        </w:tabs>
-        <w:ind w:left="4320" w:hanging="360"/>
-      </w:pPr>
-      <w:rPr>
-        <w:rFonts w:ascii="Wingdings" w:hAnsi="Wingdings" w:hint="default"/>
-        <w:sz w:val="20"/>
-      </w:rPr>
-    </w:lvl>
-    <w:lvl w:ilvl="6" w:tentative="1">
-      <w:start w:val="1"/>
-      <w:numFmt w:val="bullet"/>
-      <w:lvlText w:val=""/>
-      <w:lvlJc w:val="left"/>
-      <w:pPr>
-        <w:tabs>
-          <w:tab w:val="num" w:pos="5040"/>
-        </w:tabs>
-        <w:ind w:left="5040" w:hanging="360"/>
-      </w:pPr>
-      <w:rPr>
-        <w:rFonts w:ascii="Wingdings" w:hAnsi="Wingdings" w:hint="default"/>
-        <w:sz w:val="20"/>
-      </w:rPr>
-    </w:lvl>
-    <w:lvl w:ilvl="7" w:tentative="1">
-      <w:start w:val="1"/>
-      <w:numFmt w:val="bullet"/>
-      <w:lvlText w:val=""/>
-      <w:lvlJc w:val="left"/>
-      <w:pPr>
-        <w:tabs>
-          <w:tab w:val="num" w:pos="5760"/>
-        </w:tabs>
-        <w:ind w:left="5760" w:hanging="360"/>
-      </w:pPr>
-      <w:rPr>
-        <w:rFonts w:ascii="Wingdings" w:hAnsi="Wingdings" w:hint="default"/>
-        <w:sz w:val="20"/>
-      </w:rPr>
-    </w:lvl>
-    <w:lvl w:ilvl="8" w:tentative="1">
-      <w:start w:val="1"/>
-      <w:numFmt w:val="bullet"/>
-      <w:lvlText w:val=""/>
-      <w:lvlJc w:val="left"/>
-      <w:pPr>
-        <w:tabs>
-          <w:tab w:val="num" w:pos="6480"/>
-        </w:tabs>
-        <w:ind w:left="6480" w:hanging="360"/>
-      </w:pPr>
-      <w:rPr>
-        <w:rFonts w:ascii="Wingdings" w:hAnsi="Wingdings" w:hint="default"/>
-        <w:sz w:val="20"/>
-      </w:rPr>
-    </w:lvl>
-  </w:abstractNum>
-  <w:abstractNum w:abstractNumId="19" w15:restartNumberingAfterBreak="0">
-    <w:nsid w:val="1CC55B68"/>
-    <w:multiLevelType w:val="hybridMultilevel"/>
-    <w:tmpl w:val="29ACF558"/>
-    <w:lvl w:ilvl="0" w:tplc="0807000F">
-      <w:start w:val="1"/>
-      <w:numFmt w:val="decimal"/>
-      <w:lvlText w:val="%1."/>
-      <w:lvlJc w:val="left"/>
-      <w:pPr>
-        <w:ind w:left="720" w:hanging="360"/>
-      </w:pPr>
-      <w:rPr>
-        <w:rFonts w:hint="default"/>
-      </w:rPr>
-    </w:lvl>
-    <w:lvl w:ilvl="1" w:tplc="08070019" w:tentative="1">
-      <w:start w:val="1"/>
-      <w:numFmt w:val="lowerLetter"/>
-      <w:lvlText w:val="%2."/>
-      <w:lvlJc w:val="left"/>
-      <w:pPr>
-        <w:ind w:left="1440" w:hanging="360"/>
-      </w:pPr>
-    </w:lvl>
-    <w:lvl w:ilvl="2" w:tplc="0807001B" w:tentative="1">
-      <w:start w:val="1"/>
-      <w:numFmt w:val="lowerRoman"/>
-      <w:lvlText w:val="%3."/>
-      <w:lvlJc w:val="right"/>
-      <w:pPr>
-        <w:ind w:left="2160" w:hanging="180"/>
-      </w:pPr>
-    </w:lvl>
-    <w:lvl w:ilvl="3" w:tplc="0807000F" w:tentative="1">
-      <w:start w:val="1"/>
-      <w:numFmt w:val="decimal"/>
-      <w:lvlText w:val="%4."/>
-      <w:lvlJc w:val="left"/>
-      <w:pPr>
-        <w:ind w:left="2880" w:hanging="360"/>
-      </w:pPr>
-    </w:lvl>
-    <w:lvl w:ilvl="4" w:tplc="08070019" w:tentative="1">
-      <w:start w:val="1"/>
-      <w:numFmt w:val="lowerLetter"/>
-      <w:lvlText w:val="%5."/>
-      <w:lvlJc w:val="left"/>
-      <w:pPr>
-        <w:ind w:left="3600" w:hanging="360"/>
-      </w:pPr>
-    </w:lvl>
-    <w:lvl w:ilvl="5" w:tplc="0807001B" w:tentative="1">
-      <w:start w:val="1"/>
-      <w:numFmt w:val="lowerRoman"/>
-      <w:lvlText w:val="%6."/>
-      <w:lvlJc w:val="right"/>
-      <w:pPr>
-        <w:ind w:left="4320" w:hanging="180"/>
-      </w:pPr>
-    </w:lvl>
-    <w:lvl w:ilvl="6" w:tplc="0807000F" w:tentative="1">
-      <w:start w:val="1"/>
-      <w:numFmt w:val="decimal"/>
-      <w:lvlText w:val="%7."/>
-      <w:lvlJc w:val="left"/>
-      <w:pPr>
-        <w:ind w:left="5040" w:hanging="360"/>
-      </w:pPr>
-    </w:lvl>
-    <w:lvl w:ilvl="7" w:tplc="08070019" w:tentative="1">
-      <w:start w:val="1"/>
-      <w:numFmt w:val="lowerLetter"/>
-      <w:lvlText w:val="%8."/>
-      <w:lvlJc w:val="left"/>
-      <w:pPr>
-        <w:ind w:left="5760" w:hanging="360"/>
-      </w:pPr>
-    </w:lvl>
-    <w:lvl w:ilvl="8" w:tplc="0807001B" w:tentative="1">
-      <w:start w:val="1"/>
-      <w:numFmt w:val="lowerRoman"/>
-      <w:lvlText w:val="%9."/>
-      <w:lvlJc w:val="right"/>
-      <w:pPr>
-        <w:ind w:left="6480" w:hanging="180"/>
-      </w:pPr>
-    </w:lvl>
-  </w:abstractNum>
-  <w:abstractNum w:abstractNumId="20" w15:restartNumberingAfterBreak="0">
-    <w:nsid w:val="211B4DD9"/>
-    <w:multiLevelType w:val="hybridMultilevel"/>
-    <w:tmpl w:val="C824AE36"/>
-    <w:lvl w:ilvl="0" w:tplc="D5D6F12C">
-      <w:numFmt w:val="bullet"/>
-      <w:lvlText w:val="-"/>
-      <w:lvlJc w:val="left"/>
-      <w:pPr>
-        <w:ind w:left="720" w:hanging="360"/>
-      </w:pPr>
-      <w:rPr>
-        <w:rFonts w:ascii="Lucida Sans" w:eastAsiaTheme="minorHAnsi" w:hAnsi="Lucida Sans" w:cstheme="minorBidi" w:hint="default"/>
-      </w:rPr>
-    </w:lvl>
-    <w:lvl w:ilvl="1" w:tplc="08070003" w:tentative="1">
-      <w:start w:val="1"/>
-      <w:numFmt w:val="bullet"/>
-      <w:lvlText w:val="o"/>
-      <w:lvlJc w:val="left"/>
-      <w:pPr>
-        <w:ind w:left="1440" w:hanging="360"/>
-      </w:pPr>
-      <w:rPr>
-        <w:rFonts w:ascii="Courier New" w:hAnsi="Courier New" w:cs="Courier New" w:hint="default"/>
-      </w:rPr>
-    </w:lvl>
-    <w:lvl w:ilvl="2" w:tplc="08070005" w:tentative="1">
-      <w:start w:val="1"/>
-      <w:numFmt w:val="bullet"/>
-      <w:lvlText w:val=""/>
-      <w:lvlJc w:val="left"/>
-      <w:pPr>
-        <w:ind w:left="2160" w:hanging="360"/>
-      </w:pPr>
-      <w:rPr>
-        <w:rFonts w:ascii="Wingdings" w:hAnsi="Wingdings" w:hint="default"/>
-      </w:rPr>
-    </w:lvl>
-    <w:lvl w:ilvl="3" w:tplc="08070001" w:tentative="1">
-      <w:start w:val="1"/>
-      <w:numFmt w:val="bullet"/>
-      <w:lvlText w:val=""/>
-      <w:lvlJc w:val="left"/>
-      <w:pPr>
-        <w:ind w:left="2880" w:hanging="360"/>
-      </w:pPr>
-      <w:rPr>
-        <w:rFonts w:ascii="Symbol" w:hAnsi="Symbol" w:hint="default"/>
-      </w:rPr>
-    </w:lvl>
-    <w:lvl w:ilvl="4" w:tplc="08070003" w:tentative="1">
-      <w:start w:val="1"/>
-      <w:numFmt w:val="bullet"/>
-      <w:lvlText w:val="o"/>
-      <w:lvlJc w:val="left"/>
-      <w:pPr>
-        <w:ind w:left="3600" w:hanging="360"/>
-      </w:pPr>
-      <w:rPr>
-        <w:rFonts w:ascii="Courier New" w:hAnsi="Courier New" w:cs="Courier New" w:hint="default"/>
-      </w:rPr>
-    </w:lvl>
-    <w:lvl w:ilvl="5" w:tplc="08070005" w:tentative="1">
-      <w:start w:val="1"/>
-      <w:numFmt w:val="bullet"/>
-      <w:lvlText w:val=""/>
-      <w:lvlJc w:val="left"/>
-      <w:pPr>
-        <w:ind w:left="4320" w:hanging="360"/>
-      </w:pPr>
-      <w:rPr>
-        <w:rFonts w:ascii="Wingdings" w:hAnsi="Wingdings" w:hint="default"/>
-      </w:rPr>
-    </w:lvl>
-    <w:lvl w:ilvl="6" w:tplc="08070001" w:tentative="1">
-      <w:start w:val="1"/>
-      <w:numFmt w:val="bullet"/>
-      <w:lvlText w:val=""/>
-      <w:lvlJc w:val="left"/>
-      <w:pPr>
-        <w:ind w:left="5040" w:hanging="360"/>
-      </w:pPr>
-      <w:rPr>
-        <w:rFonts w:ascii="Symbol" w:hAnsi="Symbol" w:hint="default"/>
-      </w:rPr>
-    </w:lvl>
-    <w:lvl w:ilvl="7" w:tplc="08070003" w:tentative="1">
-      <w:start w:val="1"/>
-      <w:numFmt w:val="bullet"/>
-      <w:lvlText w:val="o"/>
-      <w:lvlJc w:val="left"/>
-      <w:pPr>
-        <w:ind w:left="5760" w:hanging="360"/>
-      </w:pPr>
-      <w:rPr>
-        <w:rFonts w:ascii="Courier New" w:hAnsi="Courier New" w:cs="Courier New" w:hint="default"/>
-      </w:rPr>
-    </w:lvl>
-    <w:lvl w:ilvl="8" w:tplc="08070005" w:tentative="1">
-      <w:start w:val="1"/>
-      <w:numFmt w:val="bullet"/>
-      <w:lvlText w:val=""/>
-      <w:lvlJc w:val="left"/>
-      <w:pPr>
-        <w:ind w:left="6480" w:hanging="360"/>
-      </w:pPr>
-      <w:rPr>
-        <w:rFonts w:ascii="Wingdings" w:hAnsi="Wingdings" w:hint="default"/>
-      </w:rPr>
-    </w:lvl>
-  </w:abstractNum>
-  <w:abstractNum w:abstractNumId="21" w15:restartNumberingAfterBreak="0">
-    <w:nsid w:val="226A6DE7"/>
-    <w:multiLevelType w:val="hybridMultilevel"/>
-    <w:tmpl w:val="8E5E30A4"/>
-    <w:lvl w:ilvl="0" w:tplc="CA583A36">
-      <w:start w:val="2"/>
-      <w:numFmt w:val="decimal"/>
-      <w:lvlText w:val="%1."/>
-      <w:lvlJc w:val="left"/>
-      <w:pPr>
-        <w:ind w:left="1080" w:hanging="360"/>
-      </w:pPr>
-      <w:rPr>
-        <w:rFonts w:hint="default"/>
-      </w:rPr>
-    </w:lvl>
-    <w:lvl w:ilvl="1" w:tplc="10000019" w:tentative="1">
-      <w:start w:val="1"/>
-      <w:numFmt w:val="lowerLetter"/>
-      <w:lvlText w:val="%2."/>
-      <w:lvlJc w:val="left"/>
-      <w:pPr>
-        <w:ind w:left="1800" w:hanging="360"/>
-      </w:pPr>
-    </w:lvl>
-    <w:lvl w:ilvl="2" w:tplc="1000001B" w:tentative="1">
-      <w:start w:val="1"/>
-      <w:numFmt w:val="lowerRoman"/>
-      <w:lvlText w:val="%3."/>
-      <w:lvlJc w:val="right"/>
-      <w:pPr>
-        <w:ind w:left="2520" w:hanging="180"/>
-      </w:pPr>
-    </w:lvl>
-    <w:lvl w:ilvl="3" w:tplc="1000000F" w:tentative="1">
-      <w:start w:val="1"/>
-      <w:numFmt w:val="decimal"/>
-      <w:lvlText w:val="%4."/>
-      <w:lvlJc w:val="left"/>
-      <w:pPr>
-        <w:ind w:left="3240" w:hanging="360"/>
-      </w:pPr>
-    </w:lvl>
-    <w:lvl w:ilvl="4" w:tplc="10000019" w:tentative="1">
-      <w:start w:val="1"/>
-      <w:numFmt w:val="lowerLetter"/>
-      <w:lvlText w:val="%5."/>
-      <w:lvlJc w:val="left"/>
-      <w:pPr>
-        <w:ind w:left="3960" w:hanging="360"/>
-      </w:pPr>
-    </w:lvl>
-    <w:lvl w:ilvl="5" w:tplc="1000001B" w:tentative="1">
-      <w:start w:val="1"/>
-      <w:numFmt w:val="lowerRoman"/>
-      <w:lvlText w:val="%6."/>
-      <w:lvlJc w:val="right"/>
-      <w:pPr>
-        <w:ind w:left="4680" w:hanging="180"/>
-      </w:pPr>
-    </w:lvl>
-    <w:lvl w:ilvl="6" w:tplc="1000000F" w:tentative="1">
-      <w:start w:val="1"/>
-      <w:numFmt w:val="decimal"/>
-      <w:lvlText w:val="%7."/>
-      <w:lvlJc w:val="left"/>
-      <w:pPr>
-        <w:ind w:left="5400" w:hanging="360"/>
-      </w:pPr>
-    </w:lvl>
-    <w:lvl w:ilvl="7" w:tplc="10000019" w:tentative="1">
-      <w:start w:val="1"/>
-      <w:numFmt w:val="lowerLetter"/>
-      <w:lvlText w:val="%8."/>
-      <w:lvlJc w:val="left"/>
-      <w:pPr>
-        <w:ind w:left="6120" w:hanging="360"/>
-      </w:pPr>
-    </w:lvl>
-    <w:lvl w:ilvl="8" w:tplc="1000001B" w:tentative="1">
-      <w:start w:val="1"/>
-      <w:numFmt w:val="lowerRoman"/>
-      <w:lvlText w:val="%9."/>
-      <w:lvlJc w:val="right"/>
-      <w:pPr>
-        <w:ind w:left="6840" w:hanging="180"/>
-      </w:pPr>
-    </w:lvl>
-  </w:abstractNum>
-  <w:abstractNum w:abstractNumId="22" w15:restartNumberingAfterBreak="0">
-    <w:nsid w:val="2512659E"/>
-    <w:multiLevelType w:val="hybridMultilevel"/>
-    <w:tmpl w:val="35D2263C"/>
-    <w:lvl w:ilvl="0" w:tplc="B6AC858E">
-      <w:numFmt w:val="bullet"/>
-      <w:lvlText w:val="-"/>
-      <w:lvlJc w:val="left"/>
-      <w:pPr>
-        <w:ind w:left="720" w:hanging="360"/>
-      </w:pPr>
-      <w:rPr>
-        <w:rFonts w:ascii="Lucida Sans" w:eastAsiaTheme="minorHAnsi" w:hAnsi="Lucida Sans" w:cstheme="minorBidi" w:hint="default"/>
-      </w:rPr>
-    </w:lvl>
-    <w:lvl w:ilvl="1" w:tplc="08070003">
-      <w:start w:val="1"/>
-      <w:numFmt w:val="bullet"/>
-      <w:lvlText w:val="o"/>
-      <w:lvlJc w:val="left"/>
-      <w:pPr>
-        <w:ind w:left="1440" w:hanging="360"/>
-      </w:pPr>
-      <w:rPr>
-        <w:rFonts w:ascii="Courier New" w:hAnsi="Courier New" w:cs="Courier New" w:hint="default"/>
-      </w:rPr>
-    </w:lvl>
-    <w:lvl w:ilvl="2" w:tplc="08070005">
-      <w:start w:val="1"/>
-      <w:numFmt w:val="bullet"/>
-      <w:lvlText w:val=""/>
-      <w:lvlJc w:val="left"/>
-      <w:pPr>
-        <w:ind w:left="2160" w:hanging="360"/>
-      </w:pPr>
-      <w:rPr>
-        <w:rFonts w:ascii="Wingdings" w:hAnsi="Wingdings" w:hint="default"/>
-      </w:rPr>
-    </w:lvl>
-    <w:lvl w:ilvl="3" w:tplc="08070001" w:tentative="1">
-      <w:start w:val="1"/>
-      <w:numFmt w:val="bullet"/>
-      <w:lvlText w:val=""/>
-      <w:lvlJc w:val="left"/>
-      <w:pPr>
-        <w:ind w:left="2880" w:hanging="360"/>
-      </w:pPr>
-      <w:rPr>
-        <w:rFonts w:ascii="Symbol" w:hAnsi="Symbol" w:hint="default"/>
-      </w:rPr>
-    </w:lvl>
-    <w:lvl w:ilvl="4" w:tplc="08070003" w:tentative="1">
-      <w:start w:val="1"/>
-      <w:numFmt w:val="bullet"/>
-      <w:lvlText w:val="o"/>
-      <w:lvlJc w:val="left"/>
-      <w:pPr>
-        <w:ind w:left="3600" w:hanging="360"/>
-      </w:pPr>
-      <w:rPr>
-        <w:rFonts w:ascii="Courier New" w:hAnsi="Courier New" w:cs="Courier New" w:hint="default"/>
-      </w:rPr>
-    </w:lvl>
-    <w:lvl w:ilvl="5" w:tplc="08070005" w:tentative="1">
-      <w:start w:val="1"/>
-      <w:numFmt w:val="bullet"/>
-      <w:lvlText w:val=""/>
-      <w:lvlJc w:val="left"/>
-      <w:pPr>
-        <w:ind w:left="4320" w:hanging="360"/>
-      </w:pPr>
-      <w:rPr>
-        <w:rFonts w:ascii="Wingdings" w:hAnsi="Wingdings" w:hint="default"/>
-      </w:rPr>
-    </w:lvl>
-    <w:lvl w:ilvl="6" w:tplc="08070001" w:tentative="1">
-      <w:start w:val="1"/>
-      <w:numFmt w:val="bullet"/>
-      <w:lvlText w:val=""/>
-      <w:lvlJc w:val="left"/>
-      <w:pPr>
-        <w:ind w:left="5040" w:hanging="360"/>
-      </w:pPr>
-      <w:rPr>
-        <w:rFonts w:ascii="Symbol" w:hAnsi="Symbol" w:hint="default"/>
-      </w:rPr>
-    </w:lvl>
-    <w:lvl w:ilvl="7" w:tplc="08070003" w:tentative="1">
-      <w:start w:val="1"/>
-      <w:numFmt w:val="bullet"/>
-      <w:lvlText w:val="o"/>
-      <w:lvlJc w:val="left"/>
-      <w:pPr>
-        <w:ind w:left="5760" w:hanging="360"/>
-      </w:pPr>
-      <w:rPr>
-        <w:rFonts w:ascii="Courier New" w:hAnsi="Courier New" w:cs="Courier New" w:hint="default"/>
-      </w:rPr>
-    </w:lvl>
-    <w:lvl w:ilvl="8" w:tplc="08070005" w:tentative="1">
-      <w:start w:val="1"/>
-      <w:numFmt w:val="bullet"/>
-      <w:lvlText w:val=""/>
-      <w:lvlJc w:val="left"/>
-      <w:pPr>
-        <w:ind w:left="6480" w:hanging="360"/>
-      </w:pPr>
-      <w:rPr>
-        <w:rFonts w:ascii="Wingdings" w:hAnsi="Wingdings" w:hint="default"/>
-      </w:rPr>
-    </w:lvl>
-  </w:abstractNum>
-  <w:abstractNum w:abstractNumId="23" w15:restartNumberingAfterBreak="0">
-    <w:nsid w:val="26A53BD7"/>
-    <w:multiLevelType w:val="hybridMultilevel"/>
-    <w:tmpl w:val="D1041C74"/>
-    <w:lvl w:ilvl="0" w:tplc="FFFFFFFF">
-      <w:start w:val="1"/>
-      <w:numFmt w:val="decimal"/>
-      <w:lvlText w:val="%1."/>
-      <w:lvlJc w:val="left"/>
-      <w:pPr>
-        <w:ind w:left="720" w:hanging="360"/>
-      </w:pPr>
-      <w:rPr>
-        <w:rFonts w:hint="default"/>
-        <w:sz w:val="20"/>
-      </w:rPr>
-    </w:lvl>
-    <w:lvl w:ilvl="1" w:tplc="08070001">
-      <w:start w:val="1"/>
-      <w:numFmt w:val="bullet"/>
-      <w:lvlText w:val=""/>
-      <w:lvlJc w:val="left"/>
-      <w:pPr>
-        <w:ind w:left="1440" w:hanging="360"/>
-      </w:pPr>
-      <w:rPr>
-        <w:rFonts w:ascii="Symbol" w:hAnsi="Symbol" w:hint="default"/>
-      </w:rPr>
-    </w:lvl>
-    <w:lvl w:ilvl="2" w:tplc="FFFFFFFF" w:tentative="1">
-      <w:start w:val="1"/>
-      <w:numFmt w:val="lowerRoman"/>
-      <w:lvlText w:val="%3."/>
-      <w:lvlJc w:val="right"/>
-      <w:pPr>
-        <w:ind w:left="2160" w:hanging="180"/>
-      </w:pPr>
-      <w:rPr>
-        <w:rFonts w:hint="default"/>
-        <w:sz w:val="20"/>
-      </w:rPr>
-    </w:lvl>
-    <w:lvl w:ilvl="3" w:tplc="FFFFFFFF" w:tentative="1">
-      <w:start w:val="1"/>
-      <w:numFmt w:val="decimal"/>
-      <w:lvlText w:val="%4."/>
-      <w:lvlJc w:val="left"/>
-      <w:pPr>
-        <w:ind w:left="2880" w:hanging="360"/>
-      </w:pPr>
-      <w:rPr>
-        <w:rFonts w:hint="default"/>
-        <w:sz w:val="20"/>
-      </w:rPr>
-    </w:lvl>
-    <w:lvl w:ilvl="4" w:tplc="FFFFFFFF" w:tentative="1">
-      <w:start w:val="1"/>
-      <w:numFmt w:val="lowerLetter"/>
-      <w:lvlText w:val="%5."/>
-      <w:lvlJc w:val="left"/>
-      <w:pPr>
-        <w:ind w:left="3600" w:hanging="360"/>
-      </w:pPr>
-      <w:rPr>
-        <w:rFonts w:hint="default"/>
-        <w:sz w:val="20"/>
-      </w:rPr>
-    </w:lvl>
-    <w:lvl w:ilvl="5" w:tplc="FFFFFFFF" w:tentative="1">
-      <w:start w:val="1"/>
-      <w:numFmt w:val="lowerRoman"/>
-      <w:lvlText w:val="%6."/>
-      <w:lvlJc w:val="right"/>
-      <w:pPr>
-        <w:ind w:left="4320" w:hanging="180"/>
-      </w:pPr>
-      <w:rPr>
-        <w:rFonts w:hint="default"/>
-        <w:sz w:val="20"/>
-      </w:rPr>
-    </w:lvl>
-    <w:lvl w:ilvl="6" w:tplc="FFFFFFFF" w:tentative="1">
-      <w:start w:val="1"/>
-      <w:numFmt w:val="decimal"/>
-      <w:lvlText w:val="%7."/>
-      <w:lvlJc w:val="left"/>
-      <w:pPr>
-        <w:ind w:left="5040" w:hanging="360"/>
-      </w:pPr>
-      <w:rPr>
-        <w:rFonts w:hint="default"/>
-        <w:sz w:val="20"/>
-      </w:rPr>
-    </w:lvl>
-    <w:lvl w:ilvl="7" w:tplc="FFFFFFFF" w:tentative="1">
-      <w:start w:val="1"/>
-      <w:numFmt w:val="lowerLetter"/>
-      <w:lvlText w:val="%8."/>
-      <w:lvlJc w:val="left"/>
-      <w:pPr>
-        <w:ind w:left="5760" w:hanging="360"/>
-      </w:pPr>
-      <w:rPr>
-        <w:rFonts w:hint="default"/>
-        <w:sz w:val="20"/>
-      </w:rPr>
-    </w:lvl>
-    <w:lvl w:ilvl="8" w:tplc="FFFFFFFF" w:tentative="1">
-      <w:start w:val="1"/>
-      <w:numFmt w:val="lowerRoman"/>
-      <w:lvlText w:val="%9."/>
-      <w:lvlJc w:val="right"/>
-      <w:pPr>
-        <w:ind w:left="6480" w:hanging="180"/>
-      </w:pPr>
-      <w:rPr>
-        <w:rFonts w:hint="default"/>
-        <w:sz w:val="20"/>
-      </w:rPr>
-    </w:lvl>
-  </w:abstractNum>
-  <w:abstractNum w:abstractNumId="24" w15:restartNumberingAfterBreak="0">
     <w:nsid w:val="27A80646"/>
     <w:multiLevelType w:val="multilevel"/>
     <w:tmpl w:val="6B74C764"/>
@@ -7690,126 +6686,129 @@
       </w:rPr>
     </w:lvl>
   </w:abstractNum>
-  <w:abstractNum w:abstractNumId="25" w15:restartNumberingAfterBreak="0">
-    <w:nsid w:val="29CC3F4C"/>
-    <w:multiLevelType w:val="hybridMultilevel"/>
-    <w:tmpl w:val="2FEE3A0A"/>
-    <w:lvl w:ilvl="0" w:tplc="B6AC858E">
+  <w:abstractNum w:abstractNumId="8" w15:restartNumberingAfterBreak="0">
+    <w:nsid w:val="2B081BAA"/>
+    <w:multiLevelType w:val="multilevel"/>
+    <w:tmpl w:val="FAD6A072"/>
+    <w:lvl w:ilvl="0">
+      <w:start w:val="1"/>
+      <w:numFmt w:val="decimal"/>
+      <w:lvlText w:val="%1."/>
+      <w:lvlJc w:val="left"/>
+      <w:pPr>
+        <w:tabs>
+          <w:tab w:val="num" w:pos="720"/>
+        </w:tabs>
+        <w:ind w:left="720" w:hanging="360"/>
+      </w:pPr>
+    </w:lvl>
+    <w:lvl w:ilvl="1">
+      <w:start w:val="1"/>
+      <w:numFmt w:val="bullet"/>
+      <w:lvlText w:val="o"/>
+      <w:lvlJc w:val="left"/>
+      <w:pPr>
+        <w:tabs>
+          <w:tab w:val="num" w:pos="1440"/>
+        </w:tabs>
+        <w:ind w:left="1440" w:hanging="360"/>
+      </w:pPr>
+      <w:rPr>
+        <w:rFonts w:ascii="Courier New" w:hAnsi="Courier New" w:hint="default"/>
+        <w:sz w:val="20"/>
+      </w:rPr>
+    </w:lvl>
+    <w:lvl w:ilvl="2">
       <w:numFmt w:val="bullet"/>
       <w:lvlText w:val="-"/>
       <w:lvlJc w:val="left"/>
       <w:pPr>
-        <w:ind w:left="1440" w:hanging="360"/>
+        <w:ind w:left="2160" w:hanging="360"/>
       </w:pPr>
       <w:rPr>
         <w:rFonts w:ascii="Lucida Sans" w:eastAsiaTheme="minorHAnsi" w:hAnsi="Lucida Sans" w:cstheme="minorBidi" w:hint="default"/>
       </w:rPr>
     </w:lvl>
-    <w:lvl w:ilvl="1" w:tplc="08070003" w:tentative="1">
+    <w:lvl w:ilvl="3" w:tentative="1">
       <w:start w:val="1"/>
-      <w:numFmt w:val="bullet"/>
-      <w:lvlText w:val="o"/>
+      <w:numFmt w:val="decimal"/>
+      <w:lvlText w:val="%4."/>
       <w:lvlJc w:val="left"/>
       <w:pPr>
-        <w:ind w:left="2160" w:hanging="360"/>
-      </w:pPr>
-      <w:rPr>
-        <w:rFonts w:ascii="Courier New" w:hAnsi="Courier New" w:cs="Courier New" w:hint="default"/>
-      </w:rPr>
+        <w:tabs>
+          <w:tab w:val="num" w:pos="2880"/>
+        </w:tabs>
+        <w:ind w:left="2880" w:hanging="360"/>
+      </w:pPr>
     </w:lvl>
-    <w:lvl w:ilvl="2" w:tplc="08070005" w:tentative="1">
+    <w:lvl w:ilvl="4" w:tentative="1">
       <w:start w:val="1"/>
-      <w:numFmt w:val="bullet"/>
-      <w:lvlText w:val=""/>
+      <w:numFmt w:val="decimal"/>
+      <w:lvlText w:val="%5."/>
       <w:lvlJc w:val="left"/>
       <w:pPr>
-        <w:ind w:left="2880" w:hanging="360"/>
-      </w:pPr>
-      <w:rPr>
-        <w:rFonts w:ascii="Wingdings" w:hAnsi="Wingdings" w:hint="default"/>
-      </w:rPr>
+        <w:tabs>
+          <w:tab w:val="num" w:pos="3600"/>
+        </w:tabs>
+        <w:ind w:left="3600" w:hanging="360"/>
+      </w:pPr>
     </w:lvl>
-    <w:lvl w:ilvl="3" w:tplc="08070001" w:tentative="1">
+    <w:lvl w:ilvl="5" w:tentative="1">
       <w:start w:val="1"/>
-      <w:numFmt w:val="bullet"/>
-      <w:lvlText w:val=""/>
+      <w:numFmt w:val="decimal"/>
+      <w:lvlText w:val="%6."/>
       <w:lvlJc w:val="left"/>
       <w:pPr>
-        <w:ind w:left="3600" w:hanging="360"/>
-      </w:pPr>
-      <w:rPr>
-        <w:rFonts w:ascii="Symbol" w:hAnsi="Symbol" w:hint="default"/>
-      </w:rPr>
+        <w:tabs>
+          <w:tab w:val="num" w:pos="4320"/>
+        </w:tabs>
+        <w:ind w:left="4320" w:hanging="360"/>
+      </w:pPr>
     </w:lvl>
-    <w:lvl w:ilvl="4" w:tplc="08070003" w:tentative="1">
+    <w:lvl w:ilvl="6" w:tentative="1">
       <w:start w:val="1"/>
-      <w:numFmt w:val="bullet"/>
-      <w:lvlText w:val="o"/>
+      <w:numFmt w:val="decimal"/>
+      <w:lvlText w:val="%7."/>
       <w:lvlJc w:val="left"/>
       <w:pPr>
-        <w:ind w:left="4320" w:hanging="360"/>
-      </w:pPr>
-      <w:rPr>
-        <w:rFonts w:ascii="Courier New" w:hAnsi="Courier New" w:cs="Courier New" w:hint="default"/>
-      </w:rPr>
+        <w:tabs>
+          <w:tab w:val="num" w:pos="5040"/>
+        </w:tabs>
+        <w:ind w:left="5040" w:hanging="360"/>
+      </w:pPr>
     </w:lvl>
-    <w:lvl w:ilvl="5" w:tplc="08070005" w:tentative="1">
+    <w:lvl w:ilvl="7" w:tentative="1">
       <w:start w:val="1"/>
-      <w:numFmt w:val="bullet"/>
-      <w:lvlText w:val=""/>
+      <w:numFmt w:val="decimal"/>
+      <w:lvlText w:val="%8."/>
       <w:lvlJc w:val="left"/>
       <w:pPr>
-        <w:ind w:left="5040" w:hanging="360"/>
-      </w:pPr>
-      <w:rPr>
-        <w:rFonts w:ascii="Wingdings" w:hAnsi="Wingdings" w:hint="default"/>
-      </w:rPr>
+        <w:tabs>
+          <w:tab w:val="num" w:pos="5760"/>
+        </w:tabs>
+        <w:ind w:left="5760" w:hanging="360"/>
+      </w:pPr>
     </w:lvl>
-    <w:lvl w:ilvl="6" w:tplc="08070001" w:tentative="1">
+    <w:lvl w:ilvl="8" w:tentative="1">
       <w:start w:val="1"/>
-      <w:numFmt w:val="bullet"/>
-      <w:lvlText w:val=""/>
+      <w:numFmt w:val="decimal"/>
+      <w:lvlText w:val="%9."/>
       <w:lvlJc w:val="left"/>
       <w:pPr>
-        <w:ind w:left="5760" w:hanging="360"/>
-      </w:pPr>
-      <w:rPr>
-        <w:rFonts w:ascii="Symbol" w:hAnsi="Symbol" w:hint="default"/>
-      </w:rPr>
-    </w:lvl>
-    <w:lvl w:ilvl="7" w:tplc="08070003" w:tentative="1">
-      <w:start w:val="1"/>
-      <w:numFmt w:val="bullet"/>
-      <w:lvlText w:val="o"/>
-      <w:lvlJc w:val="left"/>
-      <w:pPr>
+        <w:tabs>
+          <w:tab w:val="num" w:pos="6480"/>
+        </w:tabs>
         <w:ind w:left="6480" w:hanging="360"/>
       </w:pPr>
-      <w:rPr>
-        <w:rFonts w:ascii="Courier New" w:hAnsi="Courier New" w:cs="Courier New" w:hint="default"/>
-      </w:rPr>
-    </w:lvl>
-    <w:lvl w:ilvl="8" w:tplc="08070005" w:tentative="1">
-      <w:start w:val="1"/>
-      <w:numFmt w:val="bullet"/>
-      <w:lvlText w:val=""/>
-      <w:lvlJc w:val="left"/>
-      <w:pPr>
-        <w:ind w:left="7200" w:hanging="360"/>
-      </w:pPr>
-      <w:rPr>
-        <w:rFonts w:ascii="Wingdings" w:hAnsi="Wingdings" w:hint="default"/>
-      </w:rPr>
     </w:lvl>
   </w:abstractNum>
-  <w:abstractNum w:abstractNumId="26" w15:restartNumberingAfterBreak="0">
-    <w:nsid w:val="2A4F50DF"/>
+  <w:abstractNum w:abstractNumId="9" w15:restartNumberingAfterBreak="0">
+    <w:nsid w:val="3B777A5C"/>
     <w:multiLevelType w:val="multilevel"/>
-    <w:tmpl w:val="6B227C1C"/>
+    <w:tmpl w:val="5CC08F2A"/>
     <w:lvl w:ilvl="0">
-      <w:start w:val="1"/>
       <w:numFmt w:val="bullet"/>
-      <w:lvlText w:val=""/>
+      <w:lvlText w:val="-"/>
       <w:lvlJc w:val="left"/>
       <w:pPr>
         <w:tabs>
@@ -7818,7 +6817,7 @@
         <w:ind w:left="720" w:hanging="360"/>
       </w:pPr>
       <w:rPr>
-        <w:rFonts w:ascii="Symbol" w:hAnsi="Symbol" w:hint="default"/>
+        <w:rFonts w:ascii="Lucida Sans" w:eastAsiaTheme="minorHAnsi" w:hAnsi="Lucida Sans" w:cstheme="minorBidi" w:hint="default"/>
         <w:sz w:val="20"/>
       </w:rPr>
     </w:lvl>
@@ -7951,1255 +6950,7 @@
       </w:rPr>
     </w:lvl>
   </w:abstractNum>
-  <w:abstractNum w:abstractNumId="27" w15:restartNumberingAfterBreak="0">
-    <w:nsid w:val="2B081BAA"/>
-    <w:multiLevelType w:val="multilevel"/>
-    <w:tmpl w:val="FAD6A072"/>
-    <w:lvl w:ilvl="0">
-      <w:start w:val="1"/>
-      <w:numFmt w:val="decimal"/>
-      <w:lvlText w:val="%1."/>
-      <w:lvlJc w:val="left"/>
-      <w:pPr>
-        <w:tabs>
-          <w:tab w:val="num" w:pos="720"/>
-        </w:tabs>
-        <w:ind w:left="720" w:hanging="360"/>
-      </w:pPr>
-    </w:lvl>
-    <w:lvl w:ilvl="1">
-      <w:start w:val="1"/>
-      <w:numFmt w:val="bullet"/>
-      <w:lvlText w:val="o"/>
-      <w:lvlJc w:val="left"/>
-      <w:pPr>
-        <w:tabs>
-          <w:tab w:val="num" w:pos="1440"/>
-        </w:tabs>
-        <w:ind w:left="1440" w:hanging="360"/>
-      </w:pPr>
-      <w:rPr>
-        <w:rFonts w:ascii="Courier New" w:hAnsi="Courier New" w:hint="default"/>
-        <w:sz w:val="20"/>
-      </w:rPr>
-    </w:lvl>
-    <w:lvl w:ilvl="2">
-      <w:numFmt w:val="bullet"/>
-      <w:lvlText w:val="-"/>
-      <w:lvlJc w:val="left"/>
-      <w:pPr>
-        <w:ind w:left="2160" w:hanging="360"/>
-      </w:pPr>
-      <w:rPr>
-        <w:rFonts w:ascii="Lucida Sans" w:eastAsiaTheme="minorHAnsi" w:hAnsi="Lucida Sans" w:cstheme="minorBidi" w:hint="default"/>
-      </w:rPr>
-    </w:lvl>
-    <w:lvl w:ilvl="3" w:tentative="1">
-      <w:start w:val="1"/>
-      <w:numFmt w:val="decimal"/>
-      <w:lvlText w:val="%4."/>
-      <w:lvlJc w:val="left"/>
-      <w:pPr>
-        <w:tabs>
-          <w:tab w:val="num" w:pos="2880"/>
-        </w:tabs>
-        <w:ind w:left="2880" w:hanging="360"/>
-      </w:pPr>
-    </w:lvl>
-    <w:lvl w:ilvl="4" w:tentative="1">
-      <w:start w:val="1"/>
-      <w:numFmt w:val="decimal"/>
-      <w:lvlText w:val="%5."/>
-      <w:lvlJc w:val="left"/>
-      <w:pPr>
-        <w:tabs>
-          <w:tab w:val="num" w:pos="3600"/>
-        </w:tabs>
-        <w:ind w:left="3600" w:hanging="360"/>
-      </w:pPr>
-    </w:lvl>
-    <w:lvl w:ilvl="5" w:tentative="1">
-      <w:start w:val="1"/>
-      <w:numFmt w:val="decimal"/>
-      <w:lvlText w:val="%6."/>
-      <w:lvlJc w:val="left"/>
-      <w:pPr>
-        <w:tabs>
-          <w:tab w:val="num" w:pos="4320"/>
-        </w:tabs>
-        <w:ind w:left="4320" w:hanging="360"/>
-      </w:pPr>
-    </w:lvl>
-    <w:lvl w:ilvl="6" w:tentative="1">
-      <w:start w:val="1"/>
-      <w:numFmt w:val="decimal"/>
-      <w:lvlText w:val="%7."/>
-      <w:lvlJc w:val="left"/>
-      <w:pPr>
-        <w:tabs>
-          <w:tab w:val="num" w:pos="5040"/>
-        </w:tabs>
-        <w:ind w:left="5040" w:hanging="360"/>
-      </w:pPr>
-    </w:lvl>
-    <w:lvl w:ilvl="7" w:tentative="1">
-      <w:start w:val="1"/>
-      <w:numFmt w:val="decimal"/>
-      <w:lvlText w:val="%8."/>
-      <w:lvlJc w:val="left"/>
-      <w:pPr>
-        <w:tabs>
-          <w:tab w:val="num" w:pos="5760"/>
-        </w:tabs>
-        <w:ind w:left="5760" w:hanging="360"/>
-      </w:pPr>
-    </w:lvl>
-    <w:lvl w:ilvl="8" w:tentative="1">
-      <w:start w:val="1"/>
-      <w:numFmt w:val="decimal"/>
-      <w:lvlText w:val="%9."/>
-      <w:lvlJc w:val="left"/>
-      <w:pPr>
-        <w:tabs>
-          <w:tab w:val="num" w:pos="6480"/>
-        </w:tabs>
-        <w:ind w:left="6480" w:hanging="360"/>
-      </w:pPr>
-    </w:lvl>
-  </w:abstractNum>
-  <w:abstractNum w:abstractNumId="28" w15:restartNumberingAfterBreak="0">
-    <w:nsid w:val="2EFD6EC3"/>
-    <w:multiLevelType w:val="multilevel"/>
-    <w:tmpl w:val="FFD8A1AA"/>
-    <w:lvl w:ilvl="0">
-      <w:start w:val="1"/>
-      <w:numFmt w:val="bullet"/>
-      <w:lvlText w:val=""/>
-      <w:lvlJc w:val="left"/>
-      <w:pPr>
-        <w:tabs>
-          <w:tab w:val="num" w:pos="720"/>
-        </w:tabs>
-        <w:ind w:left="720" w:hanging="360"/>
-      </w:pPr>
-      <w:rPr>
-        <w:rFonts w:ascii="Symbol" w:hAnsi="Symbol" w:hint="default"/>
-        <w:sz w:val="20"/>
-      </w:rPr>
-    </w:lvl>
-    <w:lvl w:ilvl="1" w:tentative="1">
-      <w:start w:val="1"/>
-      <w:numFmt w:val="bullet"/>
-      <w:lvlText w:val="o"/>
-      <w:lvlJc w:val="left"/>
-      <w:pPr>
-        <w:tabs>
-          <w:tab w:val="num" w:pos="1440"/>
-        </w:tabs>
-        <w:ind w:left="1440" w:hanging="360"/>
-      </w:pPr>
-      <w:rPr>
-        <w:rFonts w:ascii="Courier New" w:hAnsi="Courier New" w:hint="default"/>
-        <w:sz w:val="20"/>
-      </w:rPr>
-    </w:lvl>
-    <w:lvl w:ilvl="2" w:tentative="1">
-      <w:start w:val="1"/>
-      <w:numFmt w:val="bullet"/>
-      <w:lvlText w:val=""/>
-      <w:lvlJc w:val="left"/>
-      <w:pPr>
-        <w:tabs>
-          <w:tab w:val="num" w:pos="2160"/>
-        </w:tabs>
-        <w:ind w:left="2160" w:hanging="360"/>
-      </w:pPr>
-      <w:rPr>
-        <w:rFonts w:ascii="Wingdings" w:hAnsi="Wingdings" w:hint="default"/>
-        <w:sz w:val="20"/>
-      </w:rPr>
-    </w:lvl>
-    <w:lvl w:ilvl="3" w:tentative="1">
-      <w:start w:val="1"/>
-      <w:numFmt w:val="bullet"/>
-      <w:lvlText w:val=""/>
-      <w:lvlJc w:val="left"/>
-      <w:pPr>
-        <w:tabs>
-          <w:tab w:val="num" w:pos="2880"/>
-        </w:tabs>
-        <w:ind w:left="2880" w:hanging="360"/>
-      </w:pPr>
-      <w:rPr>
-        <w:rFonts w:ascii="Wingdings" w:hAnsi="Wingdings" w:hint="default"/>
-        <w:sz w:val="20"/>
-      </w:rPr>
-    </w:lvl>
-    <w:lvl w:ilvl="4" w:tentative="1">
-      <w:start w:val="1"/>
-      <w:numFmt w:val="bullet"/>
-      <w:lvlText w:val=""/>
-      <w:lvlJc w:val="left"/>
-      <w:pPr>
-        <w:tabs>
-          <w:tab w:val="num" w:pos="3600"/>
-        </w:tabs>
-        <w:ind w:left="3600" w:hanging="360"/>
-      </w:pPr>
-      <w:rPr>
-        <w:rFonts w:ascii="Wingdings" w:hAnsi="Wingdings" w:hint="default"/>
-        <w:sz w:val="20"/>
-      </w:rPr>
-    </w:lvl>
-    <w:lvl w:ilvl="5" w:tentative="1">
-      <w:start w:val="1"/>
-      <w:numFmt w:val="bullet"/>
-      <w:lvlText w:val=""/>
-      <w:lvlJc w:val="left"/>
-      <w:pPr>
-        <w:tabs>
-          <w:tab w:val="num" w:pos="4320"/>
-        </w:tabs>
-        <w:ind w:left="4320" w:hanging="360"/>
-      </w:pPr>
-      <w:rPr>
-        <w:rFonts w:ascii="Wingdings" w:hAnsi="Wingdings" w:hint="default"/>
-        <w:sz w:val="20"/>
-      </w:rPr>
-    </w:lvl>
-    <w:lvl w:ilvl="6" w:tentative="1">
-      <w:start w:val="1"/>
-      <w:numFmt w:val="bullet"/>
-      <w:lvlText w:val=""/>
-      <w:lvlJc w:val="left"/>
-      <w:pPr>
-        <w:tabs>
-          <w:tab w:val="num" w:pos="5040"/>
-        </w:tabs>
-        <w:ind w:left="5040" w:hanging="360"/>
-      </w:pPr>
-      <w:rPr>
-        <w:rFonts w:ascii="Wingdings" w:hAnsi="Wingdings" w:hint="default"/>
-        <w:sz w:val="20"/>
-      </w:rPr>
-    </w:lvl>
-    <w:lvl w:ilvl="7" w:tentative="1">
-      <w:start w:val="1"/>
-      <w:numFmt w:val="bullet"/>
-      <w:lvlText w:val=""/>
-      <w:lvlJc w:val="left"/>
-      <w:pPr>
-        <w:tabs>
-          <w:tab w:val="num" w:pos="5760"/>
-        </w:tabs>
-        <w:ind w:left="5760" w:hanging="360"/>
-      </w:pPr>
-      <w:rPr>
-        <w:rFonts w:ascii="Wingdings" w:hAnsi="Wingdings" w:hint="default"/>
-        <w:sz w:val="20"/>
-      </w:rPr>
-    </w:lvl>
-    <w:lvl w:ilvl="8" w:tentative="1">
-      <w:start w:val="1"/>
-      <w:numFmt w:val="bullet"/>
-      <w:lvlText w:val=""/>
-      <w:lvlJc w:val="left"/>
-      <w:pPr>
-        <w:tabs>
-          <w:tab w:val="num" w:pos="6480"/>
-        </w:tabs>
-        <w:ind w:left="6480" w:hanging="360"/>
-      </w:pPr>
-      <w:rPr>
-        <w:rFonts w:ascii="Wingdings" w:hAnsi="Wingdings" w:hint="default"/>
-        <w:sz w:val="20"/>
-      </w:rPr>
-    </w:lvl>
-  </w:abstractNum>
-  <w:abstractNum w:abstractNumId="29" w15:restartNumberingAfterBreak="0">
-    <w:nsid w:val="2F3F3AF6"/>
-    <w:multiLevelType w:val="multilevel"/>
-    <w:tmpl w:val="5ED8ED02"/>
-    <w:lvl w:ilvl="0">
-      <w:start w:val="1"/>
-      <w:numFmt w:val="decimal"/>
-      <w:lvlText w:val="%1."/>
-      <w:lvlJc w:val="left"/>
-      <w:pPr>
-        <w:tabs>
-          <w:tab w:val="num" w:pos="720"/>
-        </w:tabs>
-        <w:ind w:left="720" w:hanging="360"/>
-      </w:pPr>
-    </w:lvl>
-    <w:lvl w:ilvl="1">
-      <w:start w:val="1"/>
-      <w:numFmt w:val="bullet"/>
-      <w:lvlText w:val="o"/>
-      <w:lvlJc w:val="left"/>
-      <w:pPr>
-        <w:tabs>
-          <w:tab w:val="num" w:pos="1440"/>
-        </w:tabs>
-        <w:ind w:left="1440" w:hanging="360"/>
-      </w:pPr>
-      <w:rPr>
-        <w:rFonts w:ascii="Courier New" w:hAnsi="Courier New" w:hint="default"/>
-        <w:sz w:val="20"/>
-      </w:rPr>
-    </w:lvl>
-    <w:lvl w:ilvl="2" w:tentative="1">
-      <w:start w:val="1"/>
-      <w:numFmt w:val="decimal"/>
-      <w:lvlText w:val="%3."/>
-      <w:lvlJc w:val="left"/>
-      <w:pPr>
-        <w:tabs>
-          <w:tab w:val="num" w:pos="2160"/>
-        </w:tabs>
-        <w:ind w:left="2160" w:hanging="360"/>
-      </w:pPr>
-    </w:lvl>
-    <w:lvl w:ilvl="3" w:tentative="1">
-      <w:start w:val="1"/>
-      <w:numFmt w:val="decimal"/>
-      <w:lvlText w:val="%4."/>
-      <w:lvlJc w:val="left"/>
-      <w:pPr>
-        <w:tabs>
-          <w:tab w:val="num" w:pos="2880"/>
-        </w:tabs>
-        <w:ind w:left="2880" w:hanging="360"/>
-      </w:pPr>
-    </w:lvl>
-    <w:lvl w:ilvl="4" w:tentative="1">
-      <w:start w:val="1"/>
-      <w:numFmt w:val="decimal"/>
-      <w:lvlText w:val="%5."/>
-      <w:lvlJc w:val="left"/>
-      <w:pPr>
-        <w:tabs>
-          <w:tab w:val="num" w:pos="3600"/>
-        </w:tabs>
-        <w:ind w:left="3600" w:hanging="360"/>
-      </w:pPr>
-    </w:lvl>
-    <w:lvl w:ilvl="5" w:tentative="1">
-      <w:start w:val="1"/>
-      <w:numFmt w:val="decimal"/>
-      <w:lvlText w:val="%6."/>
-      <w:lvlJc w:val="left"/>
-      <w:pPr>
-        <w:tabs>
-          <w:tab w:val="num" w:pos="4320"/>
-        </w:tabs>
-        <w:ind w:left="4320" w:hanging="360"/>
-      </w:pPr>
-    </w:lvl>
-    <w:lvl w:ilvl="6" w:tentative="1">
-      <w:start w:val="1"/>
-      <w:numFmt w:val="decimal"/>
-      <w:lvlText w:val="%7."/>
-      <w:lvlJc w:val="left"/>
-      <w:pPr>
-        <w:tabs>
-          <w:tab w:val="num" w:pos="5040"/>
-        </w:tabs>
-        <w:ind w:left="5040" w:hanging="360"/>
-      </w:pPr>
-    </w:lvl>
-    <w:lvl w:ilvl="7" w:tentative="1">
-      <w:start w:val="1"/>
-      <w:numFmt w:val="decimal"/>
-      <w:lvlText w:val="%8."/>
-      <w:lvlJc w:val="left"/>
-      <w:pPr>
-        <w:tabs>
-          <w:tab w:val="num" w:pos="5760"/>
-        </w:tabs>
-        <w:ind w:left="5760" w:hanging="360"/>
-      </w:pPr>
-    </w:lvl>
-    <w:lvl w:ilvl="8" w:tentative="1">
-      <w:start w:val="1"/>
-      <w:numFmt w:val="decimal"/>
-      <w:lvlText w:val="%9."/>
-      <w:lvlJc w:val="left"/>
-      <w:pPr>
-        <w:tabs>
-          <w:tab w:val="num" w:pos="6480"/>
-        </w:tabs>
-        <w:ind w:left="6480" w:hanging="360"/>
-      </w:pPr>
-    </w:lvl>
-  </w:abstractNum>
-  <w:abstractNum w:abstractNumId="30" w15:restartNumberingAfterBreak="0">
-    <w:nsid w:val="308D3DE7"/>
-    <w:multiLevelType w:val="hybridMultilevel"/>
-    <w:tmpl w:val="B1F81506"/>
-    <w:lvl w:ilvl="0" w:tplc="3334D4AE">
-      <w:numFmt w:val="bullet"/>
-      <w:lvlText w:val="-"/>
-      <w:lvlJc w:val="left"/>
-      <w:pPr>
-        <w:ind w:left="1080" w:hanging="360"/>
-      </w:pPr>
-      <w:rPr>
-        <w:rFonts w:ascii="Lucida Sans" w:eastAsiaTheme="minorHAnsi" w:hAnsi="Lucida Sans" w:cstheme="minorBidi" w:hint="default"/>
-        <w:b/>
-      </w:rPr>
-    </w:lvl>
-    <w:lvl w:ilvl="1" w:tplc="08070003" w:tentative="1">
-      <w:start w:val="1"/>
-      <w:numFmt w:val="bullet"/>
-      <w:lvlText w:val="o"/>
-      <w:lvlJc w:val="left"/>
-      <w:pPr>
-        <w:ind w:left="1800" w:hanging="360"/>
-      </w:pPr>
-      <w:rPr>
-        <w:rFonts w:ascii="Courier New" w:hAnsi="Courier New" w:cs="Courier New" w:hint="default"/>
-      </w:rPr>
-    </w:lvl>
-    <w:lvl w:ilvl="2" w:tplc="08070005" w:tentative="1">
-      <w:start w:val="1"/>
-      <w:numFmt w:val="bullet"/>
-      <w:lvlText w:val=""/>
-      <w:lvlJc w:val="left"/>
-      <w:pPr>
-        <w:ind w:left="2520" w:hanging="360"/>
-      </w:pPr>
-      <w:rPr>
-        <w:rFonts w:ascii="Wingdings" w:hAnsi="Wingdings" w:hint="default"/>
-      </w:rPr>
-    </w:lvl>
-    <w:lvl w:ilvl="3" w:tplc="08070001" w:tentative="1">
-      <w:start w:val="1"/>
-      <w:numFmt w:val="bullet"/>
-      <w:lvlText w:val=""/>
-      <w:lvlJc w:val="left"/>
-      <w:pPr>
-        <w:ind w:left="3240" w:hanging="360"/>
-      </w:pPr>
-      <w:rPr>
-        <w:rFonts w:ascii="Symbol" w:hAnsi="Symbol" w:hint="default"/>
-      </w:rPr>
-    </w:lvl>
-    <w:lvl w:ilvl="4" w:tplc="08070003" w:tentative="1">
-      <w:start w:val="1"/>
-      <w:numFmt w:val="bullet"/>
-      <w:lvlText w:val="o"/>
-      <w:lvlJc w:val="left"/>
-      <w:pPr>
-        <w:ind w:left="3960" w:hanging="360"/>
-      </w:pPr>
-      <w:rPr>
-        <w:rFonts w:ascii="Courier New" w:hAnsi="Courier New" w:cs="Courier New" w:hint="default"/>
-      </w:rPr>
-    </w:lvl>
-    <w:lvl w:ilvl="5" w:tplc="08070005" w:tentative="1">
-      <w:start w:val="1"/>
-      <w:numFmt w:val="bullet"/>
-      <w:lvlText w:val=""/>
-      <w:lvlJc w:val="left"/>
-      <w:pPr>
-        <w:ind w:left="4680" w:hanging="360"/>
-      </w:pPr>
-      <w:rPr>
-        <w:rFonts w:ascii="Wingdings" w:hAnsi="Wingdings" w:hint="default"/>
-      </w:rPr>
-    </w:lvl>
-    <w:lvl w:ilvl="6" w:tplc="08070001" w:tentative="1">
-      <w:start w:val="1"/>
-      <w:numFmt w:val="bullet"/>
-      <w:lvlText w:val=""/>
-      <w:lvlJc w:val="left"/>
-      <w:pPr>
-        <w:ind w:left="5400" w:hanging="360"/>
-      </w:pPr>
-      <w:rPr>
-        <w:rFonts w:ascii="Symbol" w:hAnsi="Symbol" w:hint="default"/>
-      </w:rPr>
-    </w:lvl>
-    <w:lvl w:ilvl="7" w:tplc="08070003" w:tentative="1">
-      <w:start w:val="1"/>
-      <w:numFmt w:val="bullet"/>
-      <w:lvlText w:val="o"/>
-      <w:lvlJc w:val="left"/>
-      <w:pPr>
-        <w:ind w:left="6120" w:hanging="360"/>
-      </w:pPr>
-      <w:rPr>
-        <w:rFonts w:ascii="Courier New" w:hAnsi="Courier New" w:cs="Courier New" w:hint="default"/>
-      </w:rPr>
-    </w:lvl>
-    <w:lvl w:ilvl="8" w:tplc="08070005" w:tentative="1">
-      <w:start w:val="1"/>
-      <w:numFmt w:val="bullet"/>
-      <w:lvlText w:val=""/>
-      <w:lvlJc w:val="left"/>
-      <w:pPr>
-        <w:ind w:left="6840" w:hanging="360"/>
-      </w:pPr>
-      <w:rPr>
-        <w:rFonts w:ascii="Wingdings" w:hAnsi="Wingdings" w:hint="default"/>
-      </w:rPr>
-    </w:lvl>
-  </w:abstractNum>
-  <w:abstractNum w:abstractNumId="31" w15:restartNumberingAfterBreak="0">
-    <w:nsid w:val="337660E4"/>
-    <w:multiLevelType w:val="hybridMultilevel"/>
-    <w:tmpl w:val="FA261DCE"/>
-    <w:lvl w:ilvl="0" w:tplc="ACFA9726">
-      <w:start w:val="3"/>
-      <w:numFmt w:val="bullet"/>
-      <w:lvlText w:val="-"/>
-      <w:lvlJc w:val="left"/>
-      <w:pPr>
-        <w:ind w:left="720" w:hanging="360"/>
-      </w:pPr>
-      <w:rPr>
-        <w:rFonts w:ascii="Lucida Sans" w:eastAsiaTheme="minorHAnsi" w:hAnsi="Lucida Sans" w:cstheme="minorBidi" w:hint="default"/>
-      </w:rPr>
-    </w:lvl>
-    <w:lvl w:ilvl="1" w:tplc="08070003" w:tentative="1">
-      <w:start w:val="1"/>
-      <w:numFmt w:val="bullet"/>
-      <w:lvlText w:val="o"/>
-      <w:lvlJc w:val="left"/>
-      <w:pPr>
-        <w:ind w:left="1440" w:hanging="360"/>
-      </w:pPr>
-      <w:rPr>
-        <w:rFonts w:ascii="Courier New" w:hAnsi="Courier New" w:cs="Courier New" w:hint="default"/>
-      </w:rPr>
-    </w:lvl>
-    <w:lvl w:ilvl="2" w:tplc="08070005" w:tentative="1">
-      <w:start w:val="1"/>
-      <w:numFmt w:val="bullet"/>
-      <w:lvlText w:val=""/>
-      <w:lvlJc w:val="left"/>
-      <w:pPr>
-        <w:ind w:left="2160" w:hanging="360"/>
-      </w:pPr>
-      <w:rPr>
-        <w:rFonts w:ascii="Wingdings" w:hAnsi="Wingdings" w:hint="default"/>
-      </w:rPr>
-    </w:lvl>
-    <w:lvl w:ilvl="3" w:tplc="08070001" w:tentative="1">
-      <w:start w:val="1"/>
-      <w:numFmt w:val="bullet"/>
-      <w:lvlText w:val=""/>
-      <w:lvlJc w:val="left"/>
-      <w:pPr>
-        <w:ind w:left="2880" w:hanging="360"/>
-      </w:pPr>
-      <w:rPr>
-        <w:rFonts w:ascii="Symbol" w:hAnsi="Symbol" w:hint="default"/>
-      </w:rPr>
-    </w:lvl>
-    <w:lvl w:ilvl="4" w:tplc="08070003" w:tentative="1">
-      <w:start w:val="1"/>
-      <w:numFmt w:val="bullet"/>
-      <w:lvlText w:val="o"/>
-      <w:lvlJc w:val="left"/>
-      <w:pPr>
-        <w:ind w:left="3600" w:hanging="360"/>
-      </w:pPr>
-      <w:rPr>
-        <w:rFonts w:ascii="Courier New" w:hAnsi="Courier New" w:cs="Courier New" w:hint="default"/>
-      </w:rPr>
-    </w:lvl>
-    <w:lvl w:ilvl="5" w:tplc="08070005" w:tentative="1">
-      <w:start w:val="1"/>
-      <w:numFmt w:val="bullet"/>
-      <w:lvlText w:val=""/>
-      <w:lvlJc w:val="left"/>
-      <w:pPr>
-        <w:ind w:left="4320" w:hanging="360"/>
-      </w:pPr>
-      <w:rPr>
-        <w:rFonts w:ascii="Wingdings" w:hAnsi="Wingdings" w:hint="default"/>
-      </w:rPr>
-    </w:lvl>
-    <w:lvl w:ilvl="6" w:tplc="08070001" w:tentative="1">
-      <w:start w:val="1"/>
-      <w:numFmt w:val="bullet"/>
-      <w:lvlText w:val=""/>
-      <w:lvlJc w:val="left"/>
-      <w:pPr>
-        <w:ind w:left="5040" w:hanging="360"/>
-      </w:pPr>
-      <w:rPr>
-        <w:rFonts w:ascii="Symbol" w:hAnsi="Symbol" w:hint="default"/>
-      </w:rPr>
-    </w:lvl>
-    <w:lvl w:ilvl="7" w:tplc="08070003" w:tentative="1">
-      <w:start w:val="1"/>
-      <w:numFmt w:val="bullet"/>
-      <w:lvlText w:val="o"/>
-      <w:lvlJc w:val="left"/>
-      <w:pPr>
-        <w:ind w:left="5760" w:hanging="360"/>
-      </w:pPr>
-      <w:rPr>
-        <w:rFonts w:ascii="Courier New" w:hAnsi="Courier New" w:cs="Courier New" w:hint="default"/>
-      </w:rPr>
-    </w:lvl>
-    <w:lvl w:ilvl="8" w:tplc="08070005" w:tentative="1">
-      <w:start w:val="1"/>
-      <w:numFmt w:val="bullet"/>
-      <w:lvlText w:val=""/>
-      <w:lvlJc w:val="left"/>
-      <w:pPr>
-        <w:ind w:left="6480" w:hanging="360"/>
-      </w:pPr>
-      <w:rPr>
-        <w:rFonts w:ascii="Wingdings" w:hAnsi="Wingdings" w:hint="default"/>
-      </w:rPr>
-    </w:lvl>
-  </w:abstractNum>
-  <w:abstractNum w:abstractNumId="32" w15:restartNumberingAfterBreak="0">
-    <w:nsid w:val="35385125"/>
-    <w:multiLevelType w:val="hybridMultilevel"/>
-    <w:tmpl w:val="94666FEC"/>
-    <w:lvl w:ilvl="0" w:tplc="B6AC858E">
-      <w:numFmt w:val="bullet"/>
-      <w:lvlText w:val="-"/>
-      <w:lvlJc w:val="left"/>
-      <w:pPr>
-        <w:ind w:left="720" w:hanging="360"/>
-      </w:pPr>
-      <w:rPr>
-        <w:rFonts w:ascii="Lucida Sans" w:eastAsiaTheme="minorHAnsi" w:hAnsi="Lucida Sans" w:cstheme="minorBidi" w:hint="default"/>
-      </w:rPr>
-    </w:lvl>
-    <w:lvl w:ilvl="1" w:tplc="08070003" w:tentative="1">
-      <w:start w:val="1"/>
-      <w:numFmt w:val="bullet"/>
-      <w:lvlText w:val="o"/>
-      <w:lvlJc w:val="left"/>
-      <w:pPr>
-        <w:ind w:left="1440" w:hanging="360"/>
-      </w:pPr>
-      <w:rPr>
-        <w:rFonts w:ascii="Courier New" w:hAnsi="Courier New" w:cs="Courier New" w:hint="default"/>
-      </w:rPr>
-    </w:lvl>
-    <w:lvl w:ilvl="2" w:tplc="08070005" w:tentative="1">
-      <w:start w:val="1"/>
-      <w:numFmt w:val="bullet"/>
-      <w:lvlText w:val=""/>
-      <w:lvlJc w:val="left"/>
-      <w:pPr>
-        <w:ind w:left="2160" w:hanging="360"/>
-      </w:pPr>
-      <w:rPr>
-        <w:rFonts w:ascii="Wingdings" w:hAnsi="Wingdings" w:hint="default"/>
-      </w:rPr>
-    </w:lvl>
-    <w:lvl w:ilvl="3" w:tplc="08070001" w:tentative="1">
-      <w:start w:val="1"/>
-      <w:numFmt w:val="bullet"/>
-      <w:lvlText w:val=""/>
-      <w:lvlJc w:val="left"/>
-      <w:pPr>
-        <w:ind w:left="2880" w:hanging="360"/>
-      </w:pPr>
-      <w:rPr>
-        <w:rFonts w:ascii="Symbol" w:hAnsi="Symbol" w:hint="default"/>
-      </w:rPr>
-    </w:lvl>
-    <w:lvl w:ilvl="4" w:tplc="08070003" w:tentative="1">
-      <w:start w:val="1"/>
-      <w:numFmt w:val="bullet"/>
-      <w:lvlText w:val="o"/>
-      <w:lvlJc w:val="left"/>
-      <w:pPr>
-        <w:ind w:left="3600" w:hanging="360"/>
-      </w:pPr>
-      <w:rPr>
-        <w:rFonts w:ascii="Courier New" w:hAnsi="Courier New" w:cs="Courier New" w:hint="default"/>
-      </w:rPr>
-    </w:lvl>
-    <w:lvl w:ilvl="5" w:tplc="08070005" w:tentative="1">
-      <w:start w:val="1"/>
-      <w:numFmt w:val="bullet"/>
-      <w:lvlText w:val=""/>
-      <w:lvlJc w:val="left"/>
-      <w:pPr>
-        <w:ind w:left="4320" w:hanging="360"/>
-      </w:pPr>
-      <w:rPr>
-        <w:rFonts w:ascii="Wingdings" w:hAnsi="Wingdings" w:hint="default"/>
-      </w:rPr>
-    </w:lvl>
-    <w:lvl w:ilvl="6" w:tplc="08070001" w:tentative="1">
-      <w:start w:val="1"/>
-      <w:numFmt w:val="bullet"/>
-      <w:lvlText w:val=""/>
-      <w:lvlJc w:val="left"/>
-      <w:pPr>
-        <w:ind w:left="5040" w:hanging="360"/>
-      </w:pPr>
-      <w:rPr>
-        <w:rFonts w:ascii="Symbol" w:hAnsi="Symbol" w:hint="default"/>
-      </w:rPr>
-    </w:lvl>
-    <w:lvl w:ilvl="7" w:tplc="08070003" w:tentative="1">
-      <w:start w:val="1"/>
-      <w:numFmt w:val="bullet"/>
-      <w:lvlText w:val="o"/>
-      <w:lvlJc w:val="left"/>
-      <w:pPr>
-        <w:ind w:left="5760" w:hanging="360"/>
-      </w:pPr>
-      <w:rPr>
-        <w:rFonts w:ascii="Courier New" w:hAnsi="Courier New" w:cs="Courier New" w:hint="default"/>
-      </w:rPr>
-    </w:lvl>
-    <w:lvl w:ilvl="8" w:tplc="08070005" w:tentative="1">
-      <w:start w:val="1"/>
-      <w:numFmt w:val="bullet"/>
-      <w:lvlText w:val=""/>
-      <w:lvlJc w:val="left"/>
-      <w:pPr>
-        <w:ind w:left="6480" w:hanging="360"/>
-      </w:pPr>
-      <w:rPr>
-        <w:rFonts w:ascii="Wingdings" w:hAnsi="Wingdings" w:hint="default"/>
-      </w:rPr>
-    </w:lvl>
-  </w:abstractNum>
-  <w:abstractNum w:abstractNumId="33" w15:restartNumberingAfterBreak="0">
-    <w:nsid w:val="3549753D"/>
-    <w:multiLevelType w:val="hybridMultilevel"/>
-    <w:tmpl w:val="FDF4056E"/>
-    <w:lvl w:ilvl="0" w:tplc="0807000F">
-      <w:start w:val="1"/>
-      <w:numFmt w:val="decimal"/>
-      <w:lvlText w:val="%1."/>
-      <w:lvlJc w:val="left"/>
-      <w:pPr>
-        <w:ind w:left="720" w:hanging="360"/>
-      </w:pPr>
-      <w:rPr>
-        <w:rFonts w:hint="default"/>
-      </w:rPr>
-    </w:lvl>
-    <w:lvl w:ilvl="1" w:tplc="08070019">
-      <w:start w:val="1"/>
-      <w:numFmt w:val="lowerLetter"/>
-      <w:lvlText w:val="%2."/>
-      <w:lvlJc w:val="left"/>
-      <w:pPr>
-        <w:ind w:left="1440" w:hanging="360"/>
-      </w:pPr>
-    </w:lvl>
-    <w:lvl w:ilvl="2" w:tplc="0807001B" w:tentative="1">
-      <w:start w:val="1"/>
-      <w:numFmt w:val="lowerRoman"/>
-      <w:lvlText w:val="%3."/>
-      <w:lvlJc w:val="right"/>
-      <w:pPr>
-        <w:ind w:left="2160" w:hanging="180"/>
-      </w:pPr>
-    </w:lvl>
-    <w:lvl w:ilvl="3" w:tplc="0807000F" w:tentative="1">
-      <w:start w:val="1"/>
-      <w:numFmt w:val="decimal"/>
-      <w:lvlText w:val="%4."/>
-      <w:lvlJc w:val="left"/>
-      <w:pPr>
-        <w:ind w:left="2880" w:hanging="360"/>
-      </w:pPr>
-    </w:lvl>
-    <w:lvl w:ilvl="4" w:tplc="08070019" w:tentative="1">
-      <w:start w:val="1"/>
-      <w:numFmt w:val="lowerLetter"/>
-      <w:lvlText w:val="%5."/>
-      <w:lvlJc w:val="left"/>
-      <w:pPr>
-        <w:ind w:left="3600" w:hanging="360"/>
-      </w:pPr>
-    </w:lvl>
-    <w:lvl w:ilvl="5" w:tplc="0807001B" w:tentative="1">
-      <w:start w:val="1"/>
-      <w:numFmt w:val="lowerRoman"/>
-      <w:lvlText w:val="%6."/>
-      <w:lvlJc w:val="right"/>
-      <w:pPr>
-        <w:ind w:left="4320" w:hanging="180"/>
-      </w:pPr>
-    </w:lvl>
-    <w:lvl w:ilvl="6" w:tplc="0807000F" w:tentative="1">
-      <w:start w:val="1"/>
-      <w:numFmt w:val="decimal"/>
-      <w:lvlText w:val="%7."/>
-      <w:lvlJc w:val="left"/>
-      <w:pPr>
-        <w:ind w:left="5040" w:hanging="360"/>
-      </w:pPr>
-    </w:lvl>
-    <w:lvl w:ilvl="7" w:tplc="08070019" w:tentative="1">
-      <w:start w:val="1"/>
-      <w:numFmt w:val="lowerLetter"/>
-      <w:lvlText w:val="%8."/>
-      <w:lvlJc w:val="left"/>
-      <w:pPr>
-        <w:ind w:left="5760" w:hanging="360"/>
-      </w:pPr>
-    </w:lvl>
-    <w:lvl w:ilvl="8" w:tplc="0807001B" w:tentative="1">
-      <w:start w:val="1"/>
-      <w:numFmt w:val="lowerRoman"/>
-      <w:lvlText w:val="%9."/>
-      <w:lvlJc w:val="right"/>
-      <w:pPr>
-        <w:ind w:left="6480" w:hanging="180"/>
-      </w:pPr>
-    </w:lvl>
-  </w:abstractNum>
-  <w:abstractNum w:abstractNumId="34" w15:restartNumberingAfterBreak="0">
-    <w:nsid w:val="366C7CB4"/>
-    <w:multiLevelType w:val="hybridMultilevel"/>
-    <w:tmpl w:val="A04E58CA"/>
-    <w:lvl w:ilvl="0" w:tplc="6C8E228C">
-      <w:start w:val="3"/>
-      <w:numFmt w:val="bullet"/>
-      <w:lvlText w:val=""/>
-      <w:lvlJc w:val="left"/>
-      <w:pPr>
-        <w:ind w:left="720" w:hanging="360"/>
-      </w:pPr>
-      <w:rPr>
-        <w:rFonts w:ascii="Symbol" w:eastAsiaTheme="minorHAnsi" w:hAnsi="Symbol" w:cstheme="minorBidi" w:hint="default"/>
-      </w:rPr>
-    </w:lvl>
-    <w:lvl w:ilvl="1" w:tplc="08070003">
-      <w:start w:val="1"/>
-      <w:numFmt w:val="bullet"/>
-      <w:lvlText w:val="o"/>
-      <w:lvlJc w:val="left"/>
-      <w:pPr>
-        <w:ind w:left="1440" w:hanging="360"/>
-      </w:pPr>
-      <w:rPr>
-        <w:rFonts w:ascii="Courier New" w:hAnsi="Courier New" w:cs="Courier New" w:hint="default"/>
-      </w:rPr>
-    </w:lvl>
-    <w:lvl w:ilvl="2" w:tplc="08070005" w:tentative="1">
-      <w:start w:val="1"/>
-      <w:numFmt w:val="bullet"/>
-      <w:lvlText w:val=""/>
-      <w:lvlJc w:val="left"/>
-      <w:pPr>
-        <w:ind w:left="2160" w:hanging="360"/>
-      </w:pPr>
-      <w:rPr>
-        <w:rFonts w:ascii="Wingdings" w:hAnsi="Wingdings" w:hint="default"/>
-      </w:rPr>
-    </w:lvl>
-    <w:lvl w:ilvl="3" w:tplc="08070001" w:tentative="1">
-      <w:start w:val="1"/>
-      <w:numFmt w:val="bullet"/>
-      <w:lvlText w:val=""/>
-      <w:lvlJc w:val="left"/>
-      <w:pPr>
-        <w:ind w:left="2880" w:hanging="360"/>
-      </w:pPr>
-      <w:rPr>
-        <w:rFonts w:ascii="Symbol" w:hAnsi="Symbol" w:hint="default"/>
-      </w:rPr>
-    </w:lvl>
-    <w:lvl w:ilvl="4" w:tplc="08070003" w:tentative="1">
-      <w:start w:val="1"/>
-      <w:numFmt w:val="bullet"/>
-      <w:lvlText w:val="o"/>
-      <w:lvlJc w:val="left"/>
-      <w:pPr>
-        <w:ind w:left="3600" w:hanging="360"/>
-      </w:pPr>
-      <w:rPr>
-        <w:rFonts w:ascii="Courier New" w:hAnsi="Courier New" w:cs="Courier New" w:hint="default"/>
-      </w:rPr>
-    </w:lvl>
-    <w:lvl w:ilvl="5" w:tplc="08070005" w:tentative="1">
-      <w:start w:val="1"/>
-      <w:numFmt w:val="bullet"/>
-      <w:lvlText w:val=""/>
-      <w:lvlJc w:val="left"/>
-      <w:pPr>
-        <w:ind w:left="4320" w:hanging="360"/>
-      </w:pPr>
-      <w:rPr>
-        <w:rFonts w:ascii="Wingdings" w:hAnsi="Wingdings" w:hint="default"/>
-      </w:rPr>
-    </w:lvl>
-    <w:lvl w:ilvl="6" w:tplc="08070001" w:tentative="1">
-      <w:start w:val="1"/>
-      <w:numFmt w:val="bullet"/>
-      <w:lvlText w:val=""/>
-      <w:lvlJc w:val="left"/>
-      <w:pPr>
-        <w:ind w:left="5040" w:hanging="360"/>
-      </w:pPr>
-      <w:rPr>
-        <w:rFonts w:ascii="Symbol" w:hAnsi="Symbol" w:hint="default"/>
-      </w:rPr>
-    </w:lvl>
-    <w:lvl w:ilvl="7" w:tplc="08070003" w:tentative="1">
-      <w:start w:val="1"/>
-      <w:numFmt w:val="bullet"/>
-      <w:lvlText w:val="o"/>
-      <w:lvlJc w:val="left"/>
-      <w:pPr>
-        <w:ind w:left="5760" w:hanging="360"/>
-      </w:pPr>
-      <w:rPr>
-        <w:rFonts w:ascii="Courier New" w:hAnsi="Courier New" w:cs="Courier New" w:hint="default"/>
-      </w:rPr>
-    </w:lvl>
-    <w:lvl w:ilvl="8" w:tplc="08070005" w:tentative="1">
-      <w:start w:val="1"/>
-      <w:numFmt w:val="bullet"/>
-      <w:lvlText w:val=""/>
-      <w:lvlJc w:val="left"/>
-      <w:pPr>
-        <w:ind w:left="6480" w:hanging="360"/>
-      </w:pPr>
-      <w:rPr>
-        <w:rFonts w:ascii="Wingdings" w:hAnsi="Wingdings" w:hint="default"/>
-      </w:rPr>
-    </w:lvl>
-  </w:abstractNum>
-  <w:abstractNum w:abstractNumId="35" w15:restartNumberingAfterBreak="0">
-    <w:nsid w:val="36883732"/>
-    <w:multiLevelType w:val="hybridMultilevel"/>
-    <w:tmpl w:val="EDDEE5D8"/>
-    <w:lvl w:ilvl="0" w:tplc="DB863104">
-      <w:start w:val="1"/>
-      <w:numFmt w:val="decimal"/>
-      <w:lvlText w:val="%1."/>
-      <w:lvlJc w:val="left"/>
-      <w:pPr>
-        <w:ind w:left="1080" w:hanging="360"/>
-      </w:pPr>
-      <w:rPr>
-        <w:rFonts w:hint="default"/>
-      </w:rPr>
-    </w:lvl>
-    <w:lvl w:ilvl="1" w:tplc="10000019" w:tentative="1">
-      <w:start w:val="1"/>
-      <w:numFmt w:val="lowerLetter"/>
-      <w:lvlText w:val="%2."/>
-      <w:lvlJc w:val="left"/>
-      <w:pPr>
-        <w:ind w:left="1800" w:hanging="360"/>
-      </w:pPr>
-    </w:lvl>
-    <w:lvl w:ilvl="2" w:tplc="1000001B" w:tentative="1">
-      <w:start w:val="1"/>
-      <w:numFmt w:val="lowerRoman"/>
-      <w:lvlText w:val="%3."/>
-      <w:lvlJc w:val="right"/>
-      <w:pPr>
-        <w:ind w:left="2520" w:hanging="180"/>
-      </w:pPr>
-    </w:lvl>
-    <w:lvl w:ilvl="3" w:tplc="1000000F" w:tentative="1">
-      <w:start w:val="1"/>
-      <w:numFmt w:val="decimal"/>
-      <w:lvlText w:val="%4."/>
-      <w:lvlJc w:val="left"/>
-      <w:pPr>
-        <w:ind w:left="3240" w:hanging="360"/>
-      </w:pPr>
-    </w:lvl>
-    <w:lvl w:ilvl="4" w:tplc="10000019" w:tentative="1">
-      <w:start w:val="1"/>
-      <w:numFmt w:val="lowerLetter"/>
-      <w:lvlText w:val="%5."/>
-      <w:lvlJc w:val="left"/>
-      <w:pPr>
-        <w:ind w:left="3960" w:hanging="360"/>
-      </w:pPr>
-    </w:lvl>
-    <w:lvl w:ilvl="5" w:tplc="1000001B" w:tentative="1">
-      <w:start w:val="1"/>
-      <w:numFmt w:val="lowerRoman"/>
-      <w:lvlText w:val="%6."/>
-      <w:lvlJc w:val="right"/>
-      <w:pPr>
-        <w:ind w:left="4680" w:hanging="180"/>
-      </w:pPr>
-    </w:lvl>
-    <w:lvl w:ilvl="6" w:tplc="1000000F" w:tentative="1">
-      <w:start w:val="1"/>
-      <w:numFmt w:val="decimal"/>
-      <w:lvlText w:val="%7."/>
-      <w:lvlJc w:val="left"/>
-      <w:pPr>
-        <w:ind w:left="5400" w:hanging="360"/>
-      </w:pPr>
-    </w:lvl>
-    <w:lvl w:ilvl="7" w:tplc="10000019" w:tentative="1">
-      <w:start w:val="1"/>
-      <w:numFmt w:val="lowerLetter"/>
-      <w:lvlText w:val="%8."/>
-      <w:lvlJc w:val="left"/>
-      <w:pPr>
-        <w:ind w:left="6120" w:hanging="360"/>
-      </w:pPr>
-    </w:lvl>
-    <w:lvl w:ilvl="8" w:tplc="1000001B" w:tentative="1">
-      <w:start w:val="1"/>
-      <w:numFmt w:val="lowerRoman"/>
-      <w:lvlText w:val="%9."/>
-      <w:lvlJc w:val="right"/>
-      <w:pPr>
-        <w:ind w:left="6840" w:hanging="180"/>
-      </w:pPr>
-    </w:lvl>
-  </w:abstractNum>
-  <w:abstractNum w:abstractNumId="36" w15:restartNumberingAfterBreak="0">
-    <w:nsid w:val="3B4B67C0"/>
-    <w:multiLevelType w:val="hybridMultilevel"/>
-    <w:tmpl w:val="0D8899EE"/>
-    <w:lvl w:ilvl="0" w:tplc="0807000F">
-      <w:start w:val="1"/>
-      <w:numFmt w:val="decimal"/>
-      <w:lvlText w:val="%1."/>
-      <w:lvlJc w:val="left"/>
-      <w:pPr>
-        <w:ind w:left="720" w:hanging="360"/>
-      </w:pPr>
-      <w:rPr>
-        <w:rFonts w:hint="default"/>
-      </w:rPr>
-    </w:lvl>
-    <w:lvl w:ilvl="1" w:tplc="08070019" w:tentative="1">
-      <w:start w:val="1"/>
-      <w:numFmt w:val="lowerLetter"/>
-      <w:lvlText w:val="%2."/>
-      <w:lvlJc w:val="left"/>
-      <w:pPr>
-        <w:ind w:left="1440" w:hanging="360"/>
-      </w:pPr>
-    </w:lvl>
-    <w:lvl w:ilvl="2" w:tplc="0807001B" w:tentative="1">
-      <w:start w:val="1"/>
-      <w:numFmt w:val="lowerRoman"/>
-      <w:lvlText w:val="%3."/>
-      <w:lvlJc w:val="right"/>
-      <w:pPr>
-        <w:ind w:left="2160" w:hanging="180"/>
-      </w:pPr>
-    </w:lvl>
-    <w:lvl w:ilvl="3" w:tplc="0807000F" w:tentative="1">
-      <w:start w:val="1"/>
-      <w:numFmt w:val="decimal"/>
-      <w:lvlText w:val="%4."/>
-      <w:lvlJc w:val="left"/>
-      <w:pPr>
-        <w:ind w:left="2880" w:hanging="360"/>
-      </w:pPr>
-    </w:lvl>
-    <w:lvl w:ilvl="4" w:tplc="08070019" w:tentative="1">
-      <w:start w:val="1"/>
-      <w:numFmt w:val="lowerLetter"/>
-      <w:lvlText w:val="%5."/>
-      <w:lvlJc w:val="left"/>
-      <w:pPr>
-        <w:ind w:left="3600" w:hanging="360"/>
-      </w:pPr>
-    </w:lvl>
-    <w:lvl w:ilvl="5" w:tplc="0807001B" w:tentative="1">
-      <w:start w:val="1"/>
-      <w:numFmt w:val="lowerRoman"/>
-      <w:lvlText w:val="%6."/>
-      <w:lvlJc w:val="right"/>
-      <w:pPr>
-        <w:ind w:left="4320" w:hanging="180"/>
-      </w:pPr>
-    </w:lvl>
-    <w:lvl w:ilvl="6" w:tplc="0807000F" w:tentative="1">
-      <w:start w:val="1"/>
-      <w:numFmt w:val="decimal"/>
-      <w:lvlText w:val="%7."/>
-      <w:lvlJc w:val="left"/>
-      <w:pPr>
-        <w:ind w:left="5040" w:hanging="360"/>
-      </w:pPr>
-    </w:lvl>
-    <w:lvl w:ilvl="7" w:tplc="08070019" w:tentative="1">
-      <w:start w:val="1"/>
-      <w:numFmt w:val="lowerLetter"/>
-      <w:lvlText w:val="%8."/>
-      <w:lvlJc w:val="left"/>
-      <w:pPr>
-        <w:ind w:left="5760" w:hanging="360"/>
-      </w:pPr>
-    </w:lvl>
-    <w:lvl w:ilvl="8" w:tplc="0807001B" w:tentative="1">
-      <w:start w:val="1"/>
-      <w:numFmt w:val="lowerRoman"/>
-      <w:lvlText w:val="%9."/>
-      <w:lvlJc w:val="right"/>
-      <w:pPr>
-        <w:ind w:left="6480" w:hanging="180"/>
-      </w:pPr>
-    </w:lvl>
-  </w:abstractNum>
-  <w:abstractNum w:abstractNumId="37" w15:restartNumberingAfterBreak="0">
-    <w:nsid w:val="3B777A5C"/>
-    <w:multiLevelType w:val="multilevel"/>
-    <w:tmpl w:val="5CC08F2A"/>
-    <w:lvl w:ilvl="0">
-      <w:numFmt w:val="bullet"/>
-      <w:lvlText w:val="-"/>
-      <w:lvlJc w:val="left"/>
-      <w:pPr>
-        <w:tabs>
-          <w:tab w:val="num" w:pos="720"/>
-        </w:tabs>
-        <w:ind w:left="720" w:hanging="360"/>
-      </w:pPr>
-      <w:rPr>
-        <w:rFonts w:ascii="Lucida Sans" w:eastAsiaTheme="minorHAnsi" w:hAnsi="Lucida Sans" w:cstheme="minorBidi" w:hint="default"/>
-        <w:sz w:val="20"/>
-      </w:rPr>
-    </w:lvl>
-    <w:lvl w:ilvl="1" w:tentative="1">
-      <w:start w:val="1"/>
-      <w:numFmt w:val="bullet"/>
-      <w:lvlText w:val="o"/>
-      <w:lvlJc w:val="left"/>
-      <w:pPr>
-        <w:tabs>
-          <w:tab w:val="num" w:pos="1440"/>
-        </w:tabs>
-        <w:ind w:left="1440" w:hanging="360"/>
-      </w:pPr>
-      <w:rPr>
-        <w:rFonts w:ascii="Courier New" w:hAnsi="Courier New" w:hint="default"/>
-        <w:sz w:val="20"/>
-      </w:rPr>
-    </w:lvl>
-    <w:lvl w:ilvl="2" w:tentative="1">
-      <w:start w:val="1"/>
-      <w:numFmt w:val="bullet"/>
-      <w:lvlText w:val=""/>
-      <w:lvlJc w:val="left"/>
-      <w:pPr>
-        <w:tabs>
-          <w:tab w:val="num" w:pos="2160"/>
-        </w:tabs>
-        <w:ind w:left="2160" w:hanging="360"/>
-      </w:pPr>
-      <w:rPr>
-        <w:rFonts w:ascii="Wingdings" w:hAnsi="Wingdings" w:hint="default"/>
-        <w:sz w:val="20"/>
-      </w:rPr>
-    </w:lvl>
-    <w:lvl w:ilvl="3" w:tentative="1">
-      <w:start w:val="1"/>
-      <w:numFmt w:val="bullet"/>
-      <w:lvlText w:val=""/>
-      <w:lvlJc w:val="left"/>
-      <w:pPr>
-        <w:tabs>
-          <w:tab w:val="num" w:pos="2880"/>
-        </w:tabs>
-        <w:ind w:left="2880" w:hanging="360"/>
-      </w:pPr>
-      <w:rPr>
-        <w:rFonts w:ascii="Wingdings" w:hAnsi="Wingdings" w:hint="default"/>
-        <w:sz w:val="20"/>
-      </w:rPr>
-    </w:lvl>
-    <w:lvl w:ilvl="4" w:tentative="1">
-      <w:start w:val="1"/>
-      <w:numFmt w:val="bullet"/>
-      <w:lvlText w:val=""/>
-      <w:lvlJc w:val="left"/>
-      <w:pPr>
-        <w:tabs>
-          <w:tab w:val="num" w:pos="3600"/>
-        </w:tabs>
-        <w:ind w:left="3600" w:hanging="360"/>
-      </w:pPr>
-      <w:rPr>
-        <w:rFonts w:ascii="Wingdings" w:hAnsi="Wingdings" w:hint="default"/>
-        <w:sz w:val="20"/>
-      </w:rPr>
-    </w:lvl>
-    <w:lvl w:ilvl="5" w:tentative="1">
-      <w:start w:val="1"/>
-      <w:numFmt w:val="bullet"/>
-      <w:lvlText w:val=""/>
-      <w:lvlJc w:val="left"/>
-      <w:pPr>
-        <w:tabs>
-          <w:tab w:val="num" w:pos="4320"/>
-        </w:tabs>
-        <w:ind w:left="4320" w:hanging="360"/>
-      </w:pPr>
-      <w:rPr>
-        <w:rFonts w:ascii="Wingdings" w:hAnsi="Wingdings" w:hint="default"/>
-        <w:sz w:val="20"/>
-      </w:rPr>
-    </w:lvl>
-    <w:lvl w:ilvl="6" w:tentative="1">
-      <w:start w:val="1"/>
-      <w:numFmt w:val="bullet"/>
-      <w:lvlText w:val=""/>
-      <w:lvlJc w:val="left"/>
-      <w:pPr>
-        <w:tabs>
-          <w:tab w:val="num" w:pos="5040"/>
-        </w:tabs>
-        <w:ind w:left="5040" w:hanging="360"/>
-      </w:pPr>
-      <w:rPr>
-        <w:rFonts w:ascii="Wingdings" w:hAnsi="Wingdings" w:hint="default"/>
-        <w:sz w:val="20"/>
-      </w:rPr>
-    </w:lvl>
-    <w:lvl w:ilvl="7" w:tentative="1">
-      <w:start w:val="1"/>
-      <w:numFmt w:val="bullet"/>
-      <w:lvlText w:val=""/>
-      <w:lvlJc w:val="left"/>
-      <w:pPr>
-        <w:tabs>
-          <w:tab w:val="num" w:pos="5760"/>
-        </w:tabs>
-        <w:ind w:left="5760" w:hanging="360"/>
-      </w:pPr>
-      <w:rPr>
-        <w:rFonts w:ascii="Wingdings" w:hAnsi="Wingdings" w:hint="default"/>
-        <w:sz w:val="20"/>
-      </w:rPr>
-    </w:lvl>
-    <w:lvl w:ilvl="8" w:tentative="1">
-      <w:start w:val="1"/>
-      <w:numFmt w:val="bullet"/>
-      <w:lvlText w:val=""/>
-      <w:lvlJc w:val="left"/>
-      <w:pPr>
-        <w:tabs>
-          <w:tab w:val="num" w:pos="6480"/>
-        </w:tabs>
-        <w:ind w:left="6480" w:hanging="360"/>
-      </w:pPr>
-      <w:rPr>
-        <w:rFonts w:ascii="Wingdings" w:hAnsi="Wingdings" w:hint="default"/>
-        <w:sz w:val="20"/>
-      </w:rPr>
-    </w:lvl>
-  </w:abstractNum>
-  <w:abstractNum w:abstractNumId="38" w15:restartNumberingAfterBreak="0">
+  <w:abstractNum w:abstractNumId="10" w15:restartNumberingAfterBreak="0">
     <w:nsid w:val="3C3F7338"/>
     <w:multiLevelType w:val="multilevel"/>
     <w:tmpl w:val="7682CBCE"/>
@@ -9336,1040 +7087,7 @@
       </w:rPr>
     </w:lvl>
   </w:abstractNum>
-  <w:abstractNum w:abstractNumId="39" w15:restartNumberingAfterBreak="0">
-    <w:nsid w:val="3EE76186"/>
-    <w:multiLevelType w:val="hybridMultilevel"/>
-    <w:tmpl w:val="1D92B73C"/>
-    <w:lvl w:ilvl="0" w:tplc="0807000F">
-      <w:start w:val="1"/>
-      <w:numFmt w:val="decimal"/>
-      <w:lvlText w:val="%1."/>
-      <w:lvlJc w:val="left"/>
-      <w:pPr>
-        <w:ind w:left="720" w:hanging="360"/>
-      </w:pPr>
-    </w:lvl>
-    <w:lvl w:ilvl="1" w:tplc="08070019" w:tentative="1">
-      <w:start w:val="1"/>
-      <w:numFmt w:val="lowerLetter"/>
-      <w:lvlText w:val="%2."/>
-      <w:lvlJc w:val="left"/>
-      <w:pPr>
-        <w:ind w:left="1440" w:hanging="360"/>
-      </w:pPr>
-    </w:lvl>
-    <w:lvl w:ilvl="2" w:tplc="0807001B" w:tentative="1">
-      <w:start w:val="1"/>
-      <w:numFmt w:val="lowerRoman"/>
-      <w:lvlText w:val="%3."/>
-      <w:lvlJc w:val="right"/>
-      <w:pPr>
-        <w:ind w:left="2160" w:hanging="180"/>
-      </w:pPr>
-    </w:lvl>
-    <w:lvl w:ilvl="3" w:tplc="0807000F" w:tentative="1">
-      <w:start w:val="1"/>
-      <w:numFmt w:val="decimal"/>
-      <w:lvlText w:val="%4."/>
-      <w:lvlJc w:val="left"/>
-      <w:pPr>
-        <w:ind w:left="2880" w:hanging="360"/>
-      </w:pPr>
-    </w:lvl>
-    <w:lvl w:ilvl="4" w:tplc="08070019" w:tentative="1">
-      <w:start w:val="1"/>
-      <w:numFmt w:val="lowerLetter"/>
-      <w:lvlText w:val="%5."/>
-      <w:lvlJc w:val="left"/>
-      <w:pPr>
-        <w:ind w:left="3600" w:hanging="360"/>
-      </w:pPr>
-    </w:lvl>
-    <w:lvl w:ilvl="5" w:tplc="0807001B" w:tentative="1">
-      <w:start w:val="1"/>
-      <w:numFmt w:val="lowerRoman"/>
-      <w:lvlText w:val="%6."/>
-      <w:lvlJc w:val="right"/>
-      <w:pPr>
-        <w:ind w:left="4320" w:hanging="180"/>
-      </w:pPr>
-    </w:lvl>
-    <w:lvl w:ilvl="6" w:tplc="0807000F" w:tentative="1">
-      <w:start w:val="1"/>
-      <w:numFmt w:val="decimal"/>
-      <w:lvlText w:val="%7."/>
-      <w:lvlJc w:val="left"/>
-      <w:pPr>
-        <w:ind w:left="5040" w:hanging="360"/>
-      </w:pPr>
-    </w:lvl>
-    <w:lvl w:ilvl="7" w:tplc="08070019" w:tentative="1">
-      <w:start w:val="1"/>
-      <w:numFmt w:val="lowerLetter"/>
-      <w:lvlText w:val="%8."/>
-      <w:lvlJc w:val="left"/>
-      <w:pPr>
-        <w:ind w:left="5760" w:hanging="360"/>
-      </w:pPr>
-    </w:lvl>
-    <w:lvl w:ilvl="8" w:tplc="0807001B" w:tentative="1">
-      <w:start w:val="1"/>
-      <w:numFmt w:val="lowerRoman"/>
-      <w:lvlText w:val="%9."/>
-      <w:lvlJc w:val="right"/>
-      <w:pPr>
-        <w:ind w:left="6480" w:hanging="180"/>
-      </w:pPr>
-    </w:lvl>
-  </w:abstractNum>
-  <w:abstractNum w:abstractNumId="40" w15:restartNumberingAfterBreak="0">
-    <w:nsid w:val="3F752BFE"/>
-    <w:multiLevelType w:val="hybridMultilevel"/>
-    <w:tmpl w:val="E7322CCC"/>
-    <w:lvl w:ilvl="0" w:tplc="0807000F">
-      <w:start w:val="1"/>
-      <w:numFmt w:val="decimal"/>
-      <w:lvlText w:val="%1."/>
-      <w:lvlJc w:val="left"/>
-      <w:pPr>
-        <w:ind w:left="720" w:hanging="360"/>
-      </w:pPr>
-      <w:rPr>
-        <w:rFonts w:hint="default"/>
-      </w:rPr>
-    </w:lvl>
-    <w:lvl w:ilvl="1" w:tplc="08070019" w:tentative="1">
-      <w:start w:val="1"/>
-      <w:numFmt w:val="lowerLetter"/>
-      <w:lvlText w:val="%2."/>
-      <w:lvlJc w:val="left"/>
-      <w:pPr>
-        <w:ind w:left="1440" w:hanging="360"/>
-      </w:pPr>
-    </w:lvl>
-    <w:lvl w:ilvl="2" w:tplc="0807001B" w:tentative="1">
-      <w:start w:val="1"/>
-      <w:numFmt w:val="lowerRoman"/>
-      <w:lvlText w:val="%3."/>
-      <w:lvlJc w:val="right"/>
-      <w:pPr>
-        <w:ind w:left="2160" w:hanging="180"/>
-      </w:pPr>
-    </w:lvl>
-    <w:lvl w:ilvl="3" w:tplc="0807000F" w:tentative="1">
-      <w:start w:val="1"/>
-      <w:numFmt w:val="decimal"/>
-      <w:lvlText w:val="%4."/>
-      <w:lvlJc w:val="left"/>
-      <w:pPr>
-        <w:ind w:left="2880" w:hanging="360"/>
-      </w:pPr>
-    </w:lvl>
-    <w:lvl w:ilvl="4" w:tplc="08070019" w:tentative="1">
-      <w:start w:val="1"/>
-      <w:numFmt w:val="lowerLetter"/>
-      <w:lvlText w:val="%5."/>
-      <w:lvlJc w:val="left"/>
-      <w:pPr>
-        <w:ind w:left="3600" w:hanging="360"/>
-      </w:pPr>
-    </w:lvl>
-    <w:lvl w:ilvl="5" w:tplc="0807001B" w:tentative="1">
-      <w:start w:val="1"/>
-      <w:numFmt w:val="lowerRoman"/>
-      <w:lvlText w:val="%6."/>
-      <w:lvlJc w:val="right"/>
-      <w:pPr>
-        <w:ind w:left="4320" w:hanging="180"/>
-      </w:pPr>
-    </w:lvl>
-    <w:lvl w:ilvl="6" w:tplc="0807000F" w:tentative="1">
-      <w:start w:val="1"/>
-      <w:numFmt w:val="decimal"/>
-      <w:lvlText w:val="%7."/>
-      <w:lvlJc w:val="left"/>
-      <w:pPr>
-        <w:ind w:left="5040" w:hanging="360"/>
-      </w:pPr>
-    </w:lvl>
-    <w:lvl w:ilvl="7" w:tplc="08070019" w:tentative="1">
-      <w:start w:val="1"/>
-      <w:numFmt w:val="lowerLetter"/>
-      <w:lvlText w:val="%8."/>
-      <w:lvlJc w:val="left"/>
-      <w:pPr>
-        <w:ind w:left="5760" w:hanging="360"/>
-      </w:pPr>
-    </w:lvl>
-    <w:lvl w:ilvl="8" w:tplc="0807001B" w:tentative="1">
-      <w:start w:val="1"/>
-      <w:numFmt w:val="lowerRoman"/>
-      <w:lvlText w:val="%9."/>
-      <w:lvlJc w:val="right"/>
-      <w:pPr>
-        <w:ind w:left="6480" w:hanging="180"/>
-      </w:pPr>
-    </w:lvl>
-  </w:abstractNum>
-  <w:abstractNum w:abstractNumId="41" w15:restartNumberingAfterBreak="0">
-    <w:nsid w:val="43670AF4"/>
-    <w:multiLevelType w:val="hybridMultilevel"/>
-    <w:tmpl w:val="92925282"/>
-    <w:lvl w:ilvl="0" w:tplc="DEAC0EE4">
-      <w:start w:val="8030"/>
-      <w:numFmt w:val="bullet"/>
-      <w:lvlText w:val=""/>
-      <w:lvlJc w:val="left"/>
-      <w:pPr>
-        <w:ind w:left="720" w:hanging="360"/>
-      </w:pPr>
-      <w:rPr>
-        <w:rFonts w:ascii="Wingdings" w:eastAsiaTheme="minorHAnsi" w:hAnsi="Wingdings" w:cstheme="minorBidi" w:hint="default"/>
-      </w:rPr>
-    </w:lvl>
-    <w:lvl w:ilvl="1" w:tplc="08070003">
-      <w:start w:val="1"/>
-      <w:numFmt w:val="bullet"/>
-      <w:lvlText w:val="o"/>
-      <w:lvlJc w:val="left"/>
-      <w:pPr>
-        <w:ind w:left="1440" w:hanging="360"/>
-      </w:pPr>
-      <w:rPr>
-        <w:rFonts w:ascii="Courier New" w:hAnsi="Courier New" w:cs="Courier New" w:hint="default"/>
-      </w:rPr>
-    </w:lvl>
-    <w:lvl w:ilvl="2" w:tplc="08070005" w:tentative="1">
-      <w:start w:val="1"/>
-      <w:numFmt w:val="bullet"/>
-      <w:lvlText w:val=""/>
-      <w:lvlJc w:val="left"/>
-      <w:pPr>
-        <w:ind w:left="2160" w:hanging="360"/>
-      </w:pPr>
-      <w:rPr>
-        <w:rFonts w:ascii="Wingdings" w:hAnsi="Wingdings" w:hint="default"/>
-      </w:rPr>
-    </w:lvl>
-    <w:lvl w:ilvl="3" w:tplc="08070001" w:tentative="1">
-      <w:start w:val="1"/>
-      <w:numFmt w:val="bullet"/>
-      <w:lvlText w:val=""/>
-      <w:lvlJc w:val="left"/>
-      <w:pPr>
-        <w:ind w:left="2880" w:hanging="360"/>
-      </w:pPr>
-      <w:rPr>
-        <w:rFonts w:ascii="Symbol" w:hAnsi="Symbol" w:hint="default"/>
-      </w:rPr>
-    </w:lvl>
-    <w:lvl w:ilvl="4" w:tplc="08070003" w:tentative="1">
-      <w:start w:val="1"/>
-      <w:numFmt w:val="bullet"/>
-      <w:lvlText w:val="o"/>
-      <w:lvlJc w:val="left"/>
-      <w:pPr>
-        <w:ind w:left="3600" w:hanging="360"/>
-      </w:pPr>
-      <w:rPr>
-        <w:rFonts w:ascii="Courier New" w:hAnsi="Courier New" w:cs="Courier New" w:hint="default"/>
-      </w:rPr>
-    </w:lvl>
-    <w:lvl w:ilvl="5" w:tplc="08070005" w:tentative="1">
-      <w:start w:val="1"/>
-      <w:numFmt w:val="bullet"/>
-      <w:lvlText w:val=""/>
-      <w:lvlJc w:val="left"/>
-      <w:pPr>
-        <w:ind w:left="4320" w:hanging="360"/>
-      </w:pPr>
-      <w:rPr>
-        <w:rFonts w:ascii="Wingdings" w:hAnsi="Wingdings" w:hint="default"/>
-      </w:rPr>
-    </w:lvl>
-    <w:lvl w:ilvl="6" w:tplc="08070001" w:tentative="1">
-      <w:start w:val="1"/>
-      <w:numFmt w:val="bullet"/>
-      <w:lvlText w:val=""/>
-      <w:lvlJc w:val="left"/>
-      <w:pPr>
-        <w:ind w:left="5040" w:hanging="360"/>
-      </w:pPr>
-      <w:rPr>
-        <w:rFonts w:ascii="Symbol" w:hAnsi="Symbol" w:hint="default"/>
-      </w:rPr>
-    </w:lvl>
-    <w:lvl w:ilvl="7" w:tplc="08070003" w:tentative="1">
-      <w:start w:val="1"/>
-      <w:numFmt w:val="bullet"/>
-      <w:lvlText w:val="o"/>
-      <w:lvlJc w:val="left"/>
-      <w:pPr>
-        <w:ind w:left="5760" w:hanging="360"/>
-      </w:pPr>
-      <w:rPr>
-        <w:rFonts w:ascii="Courier New" w:hAnsi="Courier New" w:cs="Courier New" w:hint="default"/>
-      </w:rPr>
-    </w:lvl>
-    <w:lvl w:ilvl="8" w:tplc="08070005" w:tentative="1">
-      <w:start w:val="1"/>
-      <w:numFmt w:val="bullet"/>
-      <w:lvlText w:val=""/>
-      <w:lvlJc w:val="left"/>
-      <w:pPr>
-        <w:ind w:left="6480" w:hanging="360"/>
-      </w:pPr>
-      <w:rPr>
-        <w:rFonts w:ascii="Wingdings" w:hAnsi="Wingdings" w:hint="default"/>
-      </w:rPr>
-    </w:lvl>
-  </w:abstractNum>
-  <w:abstractNum w:abstractNumId="42" w15:restartNumberingAfterBreak="0">
-    <w:nsid w:val="44FD56A2"/>
-    <w:multiLevelType w:val="hybridMultilevel"/>
-    <w:tmpl w:val="98602DCC"/>
-    <w:lvl w:ilvl="0" w:tplc="B6AC858E">
-      <w:numFmt w:val="bullet"/>
-      <w:lvlText w:val="-"/>
-      <w:lvlJc w:val="left"/>
-      <w:pPr>
-        <w:ind w:left="1080" w:hanging="360"/>
-      </w:pPr>
-      <w:rPr>
-        <w:rFonts w:ascii="Lucida Sans" w:eastAsiaTheme="minorHAnsi" w:hAnsi="Lucida Sans" w:cstheme="minorBidi" w:hint="default"/>
-      </w:rPr>
-    </w:lvl>
-    <w:lvl w:ilvl="1" w:tplc="08070003" w:tentative="1">
-      <w:start w:val="1"/>
-      <w:numFmt w:val="bullet"/>
-      <w:lvlText w:val="o"/>
-      <w:lvlJc w:val="left"/>
-      <w:pPr>
-        <w:ind w:left="1800" w:hanging="360"/>
-      </w:pPr>
-      <w:rPr>
-        <w:rFonts w:ascii="Courier New" w:hAnsi="Courier New" w:cs="Courier New" w:hint="default"/>
-      </w:rPr>
-    </w:lvl>
-    <w:lvl w:ilvl="2" w:tplc="08070005" w:tentative="1">
-      <w:start w:val="1"/>
-      <w:numFmt w:val="bullet"/>
-      <w:lvlText w:val=""/>
-      <w:lvlJc w:val="left"/>
-      <w:pPr>
-        <w:ind w:left="2520" w:hanging="360"/>
-      </w:pPr>
-      <w:rPr>
-        <w:rFonts w:ascii="Wingdings" w:hAnsi="Wingdings" w:hint="default"/>
-      </w:rPr>
-    </w:lvl>
-    <w:lvl w:ilvl="3" w:tplc="08070001" w:tentative="1">
-      <w:start w:val="1"/>
-      <w:numFmt w:val="bullet"/>
-      <w:lvlText w:val=""/>
-      <w:lvlJc w:val="left"/>
-      <w:pPr>
-        <w:ind w:left="3240" w:hanging="360"/>
-      </w:pPr>
-      <w:rPr>
-        <w:rFonts w:ascii="Symbol" w:hAnsi="Symbol" w:hint="default"/>
-      </w:rPr>
-    </w:lvl>
-    <w:lvl w:ilvl="4" w:tplc="08070003" w:tentative="1">
-      <w:start w:val="1"/>
-      <w:numFmt w:val="bullet"/>
-      <w:lvlText w:val="o"/>
-      <w:lvlJc w:val="left"/>
-      <w:pPr>
-        <w:ind w:left="3960" w:hanging="360"/>
-      </w:pPr>
-      <w:rPr>
-        <w:rFonts w:ascii="Courier New" w:hAnsi="Courier New" w:cs="Courier New" w:hint="default"/>
-      </w:rPr>
-    </w:lvl>
-    <w:lvl w:ilvl="5" w:tplc="08070005" w:tentative="1">
-      <w:start w:val="1"/>
-      <w:numFmt w:val="bullet"/>
-      <w:lvlText w:val=""/>
-      <w:lvlJc w:val="left"/>
-      <w:pPr>
-        <w:ind w:left="4680" w:hanging="360"/>
-      </w:pPr>
-      <w:rPr>
-        <w:rFonts w:ascii="Wingdings" w:hAnsi="Wingdings" w:hint="default"/>
-      </w:rPr>
-    </w:lvl>
-    <w:lvl w:ilvl="6" w:tplc="08070001" w:tentative="1">
-      <w:start w:val="1"/>
-      <w:numFmt w:val="bullet"/>
-      <w:lvlText w:val=""/>
-      <w:lvlJc w:val="left"/>
-      <w:pPr>
-        <w:ind w:left="5400" w:hanging="360"/>
-      </w:pPr>
-      <w:rPr>
-        <w:rFonts w:ascii="Symbol" w:hAnsi="Symbol" w:hint="default"/>
-      </w:rPr>
-    </w:lvl>
-    <w:lvl w:ilvl="7" w:tplc="08070003" w:tentative="1">
-      <w:start w:val="1"/>
-      <w:numFmt w:val="bullet"/>
-      <w:lvlText w:val="o"/>
-      <w:lvlJc w:val="left"/>
-      <w:pPr>
-        <w:ind w:left="6120" w:hanging="360"/>
-      </w:pPr>
-      <w:rPr>
-        <w:rFonts w:ascii="Courier New" w:hAnsi="Courier New" w:cs="Courier New" w:hint="default"/>
-      </w:rPr>
-    </w:lvl>
-    <w:lvl w:ilvl="8" w:tplc="08070005" w:tentative="1">
-      <w:start w:val="1"/>
-      <w:numFmt w:val="bullet"/>
-      <w:lvlText w:val=""/>
-      <w:lvlJc w:val="left"/>
-      <w:pPr>
-        <w:ind w:left="6840" w:hanging="360"/>
-      </w:pPr>
-      <w:rPr>
-        <w:rFonts w:ascii="Wingdings" w:hAnsi="Wingdings" w:hint="default"/>
-      </w:rPr>
-    </w:lvl>
-  </w:abstractNum>
-  <w:abstractNum w:abstractNumId="43" w15:restartNumberingAfterBreak="0">
-    <w:nsid w:val="48860243"/>
-    <w:multiLevelType w:val="hybridMultilevel"/>
-    <w:tmpl w:val="009489E4"/>
-    <w:lvl w:ilvl="0" w:tplc="08070001">
-      <w:start w:val="1"/>
-      <w:numFmt w:val="bullet"/>
-      <w:lvlText w:val=""/>
-      <w:lvlJc w:val="left"/>
-      <w:pPr>
-        <w:ind w:left="1080" w:hanging="360"/>
-      </w:pPr>
-      <w:rPr>
-        <w:rFonts w:ascii="Symbol" w:hAnsi="Symbol" w:hint="default"/>
-      </w:rPr>
-    </w:lvl>
-    <w:lvl w:ilvl="1" w:tplc="08070003" w:tentative="1">
-      <w:start w:val="1"/>
-      <w:numFmt w:val="bullet"/>
-      <w:lvlText w:val="o"/>
-      <w:lvlJc w:val="left"/>
-      <w:pPr>
-        <w:ind w:left="1800" w:hanging="360"/>
-      </w:pPr>
-      <w:rPr>
-        <w:rFonts w:ascii="Courier New" w:hAnsi="Courier New" w:cs="Courier New" w:hint="default"/>
-      </w:rPr>
-    </w:lvl>
-    <w:lvl w:ilvl="2" w:tplc="08070005" w:tentative="1">
-      <w:start w:val="1"/>
-      <w:numFmt w:val="bullet"/>
-      <w:lvlText w:val=""/>
-      <w:lvlJc w:val="left"/>
-      <w:pPr>
-        <w:ind w:left="2520" w:hanging="360"/>
-      </w:pPr>
-      <w:rPr>
-        <w:rFonts w:ascii="Wingdings" w:hAnsi="Wingdings" w:hint="default"/>
-      </w:rPr>
-    </w:lvl>
-    <w:lvl w:ilvl="3" w:tplc="08070001" w:tentative="1">
-      <w:start w:val="1"/>
-      <w:numFmt w:val="bullet"/>
-      <w:lvlText w:val=""/>
-      <w:lvlJc w:val="left"/>
-      <w:pPr>
-        <w:ind w:left="3240" w:hanging="360"/>
-      </w:pPr>
-      <w:rPr>
-        <w:rFonts w:ascii="Symbol" w:hAnsi="Symbol" w:hint="default"/>
-      </w:rPr>
-    </w:lvl>
-    <w:lvl w:ilvl="4" w:tplc="08070003" w:tentative="1">
-      <w:start w:val="1"/>
-      <w:numFmt w:val="bullet"/>
-      <w:lvlText w:val="o"/>
-      <w:lvlJc w:val="left"/>
-      <w:pPr>
-        <w:ind w:left="3960" w:hanging="360"/>
-      </w:pPr>
-      <w:rPr>
-        <w:rFonts w:ascii="Courier New" w:hAnsi="Courier New" w:cs="Courier New" w:hint="default"/>
-      </w:rPr>
-    </w:lvl>
-    <w:lvl w:ilvl="5" w:tplc="08070005" w:tentative="1">
-      <w:start w:val="1"/>
-      <w:numFmt w:val="bullet"/>
-      <w:lvlText w:val=""/>
-      <w:lvlJc w:val="left"/>
-      <w:pPr>
-        <w:ind w:left="4680" w:hanging="360"/>
-      </w:pPr>
-      <w:rPr>
-        <w:rFonts w:ascii="Wingdings" w:hAnsi="Wingdings" w:hint="default"/>
-      </w:rPr>
-    </w:lvl>
-    <w:lvl w:ilvl="6" w:tplc="08070001" w:tentative="1">
-      <w:start w:val="1"/>
-      <w:numFmt w:val="bullet"/>
-      <w:lvlText w:val=""/>
-      <w:lvlJc w:val="left"/>
-      <w:pPr>
-        <w:ind w:left="5400" w:hanging="360"/>
-      </w:pPr>
-      <w:rPr>
-        <w:rFonts w:ascii="Symbol" w:hAnsi="Symbol" w:hint="default"/>
-      </w:rPr>
-    </w:lvl>
-    <w:lvl w:ilvl="7" w:tplc="08070003" w:tentative="1">
-      <w:start w:val="1"/>
-      <w:numFmt w:val="bullet"/>
-      <w:lvlText w:val="o"/>
-      <w:lvlJc w:val="left"/>
-      <w:pPr>
-        <w:ind w:left="6120" w:hanging="360"/>
-      </w:pPr>
-      <w:rPr>
-        <w:rFonts w:ascii="Courier New" w:hAnsi="Courier New" w:cs="Courier New" w:hint="default"/>
-      </w:rPr>
-    </w:lvl>
-    <w:lvl w:ilvl="8" w:tplc="08070005" w:tentative="1">
-      <w:start w:val="1"/>
-      <w:numFmt w:val="bullet"/>
-      <w:lvlText w:val=""/>
-      <w:lvlJc w:val="left"/>
-      <w:pPr>
-        <w:ind w:left="6840" w:hanging="360"/>
-      </w:pPr>
-      <w:rPr>
-        <w:rFonts w:ascii="Wingdings" w:hAnsi="Wingdings" w:hint="default"/>
-      </w:rPr>
-    </w:lvl>
-  </w:abstractNum>
-  <w:abstractNum w:abstractNumId="44" w15:restartNumberingAfterBreak="0">
-    <w:nsid w:val="4C5B0EB8"/>
-    <w:multiLevelType w:val="hybridMultilevel"/>
-    <w:tmpl w:val="4D50679C"/>
-    <w:lvl w:ilvl="0" w:tplc="0807000F">
-      <w:start w:val="1"/>
-      <w:numFmt w:val="decimal"/>
-      <w:lvlText w:val="%1."/>
-      <w:lvlJc w:val="left"/>
-      <w:pPr>
-        <w:ind w:left="720" w:hanging="360"/>
-      </w:pPr>
-      <w:rPr>
-        <w:rFonts w:hint="default"/>
-      </w:rPr>
-    </w:lvl>
-    <w:lvl w:ilvl="1" w:tplc="08070019" w:tentative="1">
-      <w:start w:val="1"/>
-      <w:numFmt w:val="lowerLetter"/>
-      <w:lvlText w:val="%2."/>
-      <w:lvlJc w:val="left"/>
-      <w:pPr>
-        <w:ind w:left="1440" w:hanging="360"/>
-      </w:pPr>
-    </w:lvl>
-    <w:lvl w:ilvl="2" w:tplc="0807001B" w:tentative="1">
-      <w:start w:val="1"/>
-      <w:numFmt w:val="lowerRoman"/>
-      <w:lvlText w:val="%3."/>
-      <w:lvlJc w:val="right"/>
-      <w:pPr>
-        <w:ind w:left="2160" w:hanging="180"/>
-      </w:pPr>
-    </w:lvl>
-    <w:lvl w:ilvl="3" w:tplc="0807000F" w:tentative="1">
-      <w:start w:val="1"/>
-      <w:numFmt w:val="decimal"/>
-      <w:lvlText w:val="%4."/>
-      <w:lvlJc w:val="left"/>
-      <w:pPr>
-        <w:ind w:left="2880" w:hanging="360"/>
-      </w:pPr>
-    </w:lvl>
-    <w:lvl w:ilvl="4" w:tplc="08070019" w:tentative="1">
-      <w:start w:val="1"/>
-      <w:numFmt w:val="lowerLetter"/>
-      <w:lvlText w:val="%5."/>
-      <w:lvlJc w:val="left"/>
-      <w:pPr>
-        <w:ind w:left="3600" w:hanging="360"/>
-      </w:pPr>
-    </w:lvl>
-    <w:lvl w:ilvl="5" w:tplc="0807001B" w:tentative="1">
-      <w:start w:val="1"/>
-      <w:numFmt w:val="lowerRoman"/>
-      <w:lvlText w:val="%6."/>
-      <w:lvlJc w:val="right"/>
-      <w:pPr>
-        <w:ind w:left="4320" w:hanging="180"/>
-      </w:pPr>
-    </w:lvl>
-    <w:lvl w:ilvl="6" w:tplc="0807000F" w:tentative="1">
-      <w:start w:val="1"/>
-      <w:numFmt w:val="decimal"/>
-      <w:lvlText w:val="%7."/>
-      <w:lvlJc w:val="left"/>
-      <w:pPr>
-        <w:ind w:left="5040" w:hanging="360"/>
-      </w:pPr>
-    </w:lvl>
-    <w:lvl w:ilvl="7" w:tplc="08070019" w:tentative="1">
-      <w:start w:val="1"/>
-      <w:numFmt w:val="lowerLetter"/>
-      <w:lvlText w:val="%8."/>
-      <w:lvlJc w:val="left"/>
-      <w:pPr>
-        <w:ind w:left="5760" w:hanging="360"/>
-      </w:pPr>
-    </w:lvl>
-    <w:lvl w:ilvl="8" w:tplc="0807001B" w:tentative="1">
-      <w:start w:val="1"/>
-      <w:numFmt w:val="lowerRoman"/>
-      <w:lvlText w:val="%9."/>
-      <w:lvlJc w:val="right"/>
-      <w:pPr>
-        <w:ind w:left="6480" w:hanging="180"/>
-      </w:pPr>
-    </w:lvl>
-  </w:abstractNum>
-  <w:abstractNum w:abstractNumId="45" w15:restartNumberingAfterBreak="0">
-    <w:nsid w:val="4DE3525E"/>
-    <w:multiLevelType w:val="hybridMultilevel"/>
-    <w:tmpl w:val="E17C0A94"/>
-    <w:lvl w:ilvl="0" w:tplc="0807000F">
-      <w:start w:val="1"/>
-      <w:numFmt w:val="decimal"/>
-      <w:lvlText w:val="%1."/>
-      <w:lvlJc w:val="left"/>
-      <w:pPr>
-        <w:ind w:left="720" w:hanging="360"/>
-      </w:pPr>
-      <w:rPr>
-        <w:rFonts w:hint="default"/>
-      </w:rPr>
-    </w:lvl>
-    <w:lvl w:ilvl="1" w:tplc="08070019" w:tentative="1">
-      <w:start w:val="1"/>
-      <w:numFmt w:val="lowerLetter"/>
-      <w:lvlText w:val="%2."/>
-      <w:lvlJc w:val="left"/>
-      <w:pPr>
-        <w:ind w:left="1440" w:hanging="360"/>
-      </w:pPr>
-    </w:lvl>
-    <w:lvl w:ilvl="2" w:tplc="0807001B" w:tentative="1">
-      <w:start w:val="1"/>
-      <w:numFmt w:val="lowerRoman"/>
-      <w:lvlText w:val="%3."/>
-      <w:lvlJc w:val="right"/>
-      <w:pPr>
-        <w:ind w:left="2160" w:hanging="180"/>
-      </w:pPr>
-    </w:lvl>
-    <w:lvl w:ilvl="3" w:tplc="0807000F" w:tentative="1">
-      <w:start w:val="1"/>
-      <w:numFmt w:val="decimal"/>
-      <w:lvlText w:val="%4."/>
-      <w:lvlJc w:val="left"/>
-      <w:pPr>
-        <w:ind w:left="2880" w:hanging="360"/>
-      </w:pPr>
-    </w:lvl>
-    <w:lvl w:ilvl="4" w:tplc="08070019" w:tentative="1">
-      <w:start w:val="1"/>
-      <w:numFmt w:val="lowerLetter"/>
-      <w:lvlText w:val="%5."/>
-      <w:lvlJc w:val="left"/>
-      <w:pPr>
-        <w:ind w:left="3600" w:hanging="360"/>
-      </w:pPr>
-    </w:lvl>
-    <w:lvl w:ilvl="5" w:tplc="0807001B" w:tentative="1">
-      <w:start w:val="1"/>
-      <w:numFmt w:val="lowerRoman"/>
-      <w:lvlText w:val="%6."/>
-      <w:lvlJc w:val="right"/>
-      <w:pPr>
-        <w:ind w:left="4320" w:hanging="180"/>
-      </w:pPr>
-    </w:lvl>
-    <w:lvl w:ilvl="6" w:tplc="0807000F" w:tentative="1">
-      <w:start w:val="1"/>
-      <w:numFmt w:val="decimal"/>
-      <w:lvlText w:val="%7."/>
-      <w:lvlJc w:val="left"/>
-      <w:pPr>
-        <w:ind w:left="5040" w:hanging="360"/>
-      </w:pPr>
-    </w:lvl>
-    <w:lvl w:ilvl="7" w:tplc="08070019" w:tentative="1">
-      <w:start w:val="1"/>
-      <w:numFmt w:val="lowerLetter"/>
-      <w:lvlText w:val="%8."/>
-      <w:lvlJc w:val="left"/>
-      <w:pPr>
-        <w:ind w:left="5760" w:hanging="360"/>
-      </w:pPr>
-    </w:lvl>
-    <w:lvl w:ilvl="8" w:tplc="0807001B" w:tentative="1">
-      <w:start w:val="1"/>
-      <w:numFmt w:val="lowerRoman"/>
-      <w:lvlText w:val="%9."/>
-      <w:lvlJc w:val="right"/>
-      <w:pPr>
-        <w:ind w:left="6480" w:hanging="180"/>
-      </w:pPr>
-    </w:lvl>
-  </w:abstractNum>
-  <w:abstractNum w:abstractNumId="46" w15:restartNumberingAfterBreak="0">
-    <w:nsid w:val="53606338"/>
-    <w:multiLevelType w:val="multilevel"/>
-    <w:tmpl w:val="4418C23A"/>
-    <w:lvl w:ilvl="0">
-      <w:start w:val="1"/>
-      <w:numFmt w:val="decimal"/>
-      <w:lvlText w:val="%1."/>
-      <w:lvlJc w:val="left"/>
-      <w:pPr>
-        <w:tabs>
-          <w:tab w:val="num" w:pos="1069"/>
-        </w:tabs>
-        <w:ind w:left="1069" w:hanging="360"/>
-      </w:pPr>
-    </w:lvl>
-    <w:lvl w:ilvl="1">
-      <w:start w:val="1"/>
-      <w:numFmt w:val="bullet"/>
-      <w:lvlText w:val="o"/>
-      <w:lvlJc w:val="left"/>
-      <w:pPr>
-        <w:tabs>
-          <w:tab w:val="num" w:pos="1789"/>
-        </w:tabs>
-        <w:ind w:left="1789" w:hanging="360"/>
-      </w:pPr>
-      <w:rPr>
-        <w:rFonts w:ascii="Courier New" w:hAnsi="Courier New" w:hint="default"/>
-        <w:sz w:val="20"/>
-      </w:rPr>
-    </w:lvl>
-    <w:lvl w:ilvl="2" w:tentative="1">
-      <w:start w:val="1"/>
-      <w:numFmt w:val="decimal"/>
-      <w:lvlText w:val="%3."/>
-      <w:lvlJc w:val="left"/>
-      <w:pPr>
-        <w:tabs>
-          <w:tab w:val="num" w:pos="2509"/>
-        </w:tabs>
-        <w:ind w:left="2509" w:hanging="360"/>
-      </w:pPr>
-    </w:lvl>
-    <w:lvl w:ilvl="3" w:tentative="1">
-      <w:start w:val="1"/>
-      <w:numFmt w:val="decimal"/>
-      <w:lvlText w:val="%4."/>
-      <w:lvlJc w:val="left"/>
-      <w:pPr>
-        <w:tabs>
-          <w:tab w:val="num" w:pos="3229"/>
-        </w:tabs>
-        <w:ind w:left="3229" w:hanging="360"/>
-      </w:pPr>
-    </w:lvl>
-    <w:lvl w:ilvl="4" w:tentative="1">
-      <w:start w:val="1"/>
-      <w:numFmt w:val="decimal"/>
-      <w:lvlText w:val="%5."/>
-      <w:lvlJc w:val="left"/>
-      <w:pPr>
-        <w:tabs>
-          <w:tab w:val="num" w:pos="3949"/>
-        </w:tabs>
-        <w:ind w:left="3949" w:hanging="360"/>
-      </w:pPr>
-    </w:lvl>
-    <w:lvl w:ilvl="5" w:tentative="1">
-      <w:start w:val="1"/>
-      <w:numFmt w:val="decimal"/>
-      <w:lvlText w:val="%6."/>
-      <w:lvlJc w:val="left"/>
-      <w:pPr>
-        <w:tabs>
-          <w:tab w:val="num" w:pos="4669"/>
-        </w:tabs>
-        <w:ind w:left="4669" w:hanging="360"/>
-      </w:pPr>
-    </w:lvl>
-    <w:lvl w:ilvl="6" w:tentative="1">
-      <w:start w:val="1"/>
-      <w:numFmt w:val="decimal"/>
-      <w:lvlText w:val="%7."/>
-      <w:lvlJc w:val="left"/>
-      <w:pPr>
-        <w:tabs>
-          <w:tab w:val="num" w:pos="5389"/>
-        </w:tabs>
-        <w:ind w:left="5389" w:hanging="360"/>
-      </w:pPr>
-    </w:lvl>
-    <w:lvl w:ilvl="7" w:tentative="1">
-      <w:start w:val="1"/>
-      <w:numFmt w:val="decimal"/>
-      <w:lvlText w:val="%8."/>
-      <w:lvlJc w:val="left"/>
-      <w:pPr>
-        <w:tabs>
-          <w:tab w:val="num" w:pos="6109"/>
-        </w:tabs>
-        <w:ind w:left="6109" w:hanging="360"/>
-      </w:pPr>
-    </w:lvl>
-    <w:lvl w:ilvl="8" w:tentative="1">
-      <w:start w:val="1"/>
-      <w:numFmt w:val="decimal"/>
-      <w:lvlText w:val="%9."/>
-      <w:lvlJc w:val="left"/>
-      <w:pPr>
-        <w:tabs>
-          <w:tab w:val="num" w:pos="6829"/>
-        </w:tabs>
-        <w:ind w:left="6829" w:hanging="360"/>
-      </w:pPr>
-    </w:lvl>
-  </w:abstractNum>
-  <w:abstractNum w:abstractNumId="47" w15:restartNumberingAfterBreak="0">
-    <w:nsid w:val="58A507EB"/>
-    <w:multiLevelType w:val="hybridMultilevel"/>
-    <w:tmpl w:val="0C24FC0C"/>
-    <w:lvl w:ilvl="0" w:tplc="57E6A568">
-      <w:start w:val="10"/>
-      <w:numFmt w:val="bullet"/>
-      <w:lvlText w:val="-"/>
-      <w:lvlJc w:val="left"/>
-      <w:pPr>
-        <w:ind w:left="720" w:hanging="360"/>
-      </w:pPr>
-      <w:rPr>
-        <w:rFonts w:ascii="Lucida Sans" w:eastAsiaTheme="minorHAnsi" w:hAnsi="Lucida Sans" w:cstheme="minorBidi" w:hint="default"/>
-      </w:rPr>
-    </w:lvl>
-    <w:lvl w:ilvl="1" w:tplc="08070003" w:tentative="1">
-      <w:start w:val="1"/>
-      <w:numFmt w:val="bullet"/>
-      <w:lvlText w:val="o"/>
-      <w:lvlJc w:val="left"/>
-      <w:pPr>
-        <w:ind w:left="1440" w:hanging="360"/>
-      </w:pPr>
-      <w:rPr>
-        <w:rFonts w:ascii="Courier New" w:hAnsi="Courier New" w:cs="Courier New" w:hint="default"/>
-      </w:rPr>
-    </w:lvl>
-    <w:lvl w:ilvl="2" w:tplc="08070005" w:tentative="1">
-      <w:start w:val="1"/>
-      <w:numFmt w:val="bullet"/>
-      <w:lvlText w:val=""/>
-      <w:lvlJc w:val="left"/>
-      <w:pPr>
-        <w:ind w:left="2160" w:hanging="360"/>
-      </w:pPr>
-      <w:rPr>
-        <w:rFonts w:ascii="Wingdings" w:hAnsi="Wingdings" w:hint="default"/>
-      </w:rPr>
-    </w:lvl>
-    <w:lvl w:ilvl="3" w:tplc="08070001" w:tentative="1">
-      <w:start w:val="1"/>
-      <w:numFmt w:val="bullet"/>
-      <w:lvlText w:val=""/>
-      <w:lvlJc w:val="left"/>
-      <w:pPr>
-        <w:ind w:left="2880" w:hanging="360"/>
-      </w:pPr>
-      <w:rPr>
-        <w:rFonts w:ascii="Symbol" w:hAnsi="Symbol" w:hint="default"/>
-      </w:rPr>
-    </w:lvl>
-    <w:lvl w:ilvl="4" w:tplc="08070003" w:tentative="1">
-      <w:start w:val="1"/>
-      <w:numFmt w:val="bullet"/>
-      <w:lvlText w:val="o"/>
-      <w:lvlJc w:val="left"/>
-      <w:pPr>
-        <w:ind w:left="3600" w:hanging="360"/>
-      </w:pPr>
-      <w:rPr>
-        <w:rFonts w:ascii="Courier New" w:hAnsi="Courier New" w:cs="Courier New" w:hint="default"/>
-      </w:rPr>
-    </w:lvl>
-    <w:lvl w:ilvl="5" w:tplc="08070005" w:tentative="1">
-      <w:start w:val="1"/>
-      <w:numFmt w:val="bullet"/>
-      <w:lvlText w:val=""/>
-      <w:lvlJc w:val="left"/>
-      <w:pPr>
-        <w:ind w:left="4320" w:hanging="360"/>
-      </w:pPr>
-      <w:rPr>
-        <w:rFonts w:ascii="Wingdings" w:hAnsi="Wingdings" w:hint="default"/>
-      </w:rPr>
-    </w:lvl>
-    <w:lvl w:ilvl="6" w:tplc="08070001" w:tentative="1">
-      <w:start w:val="1"/>
-      <w:numFmt w:val="bullet"/>
-      <w:lvlText w:val=""/>
-      <w:lvlJc w:val="left"/>
-      <w:pPr>
-        <w:ind w:left="5040" w:hanging="360"/>
-      </w:pPr>
-      <w:rPr>
-        <w:rFonts w:ascii="Symbol" w:hAnsi="Symbol" w:hint="default"/>
-      </w:rPr>
-    </w:lvl>
-    <w:lvl w:ilvl="7" w:tplc="08070003" w:tentative="1">
-      <w:start w:val="1"/>
-      <w:numFmt w:val="bullet"/>
-      <w:lvlText w:val="o"/>
-      <w:lvlJc w:val="left"/>
-      <w:pPr>
-        <w:ind w:left="5760" w:hanging="360"/>
-      </w:pPr>
-      <w:rPr>
-        <w:rFonts w:ascii="Courier New" w:hAnsi="Courier New" w:cs="Courier New" w:hint="default"/>
-      </w:rPr>
-    </w:lvl>
-    <w:lvl w:ilvl="8" w:tplc="08070005" w:tentative="1">
-      <w:start w:val="1"/>
-      <w:numFmt w:val="bullet"/>
-      <w:lvlText w:val=""/>
-      <w:lvlJc w:val="left"/>
-      <w:pPr>
-        <w:ind w:left="6480" w:hanging="360"/>
-      </w:pPr>
-      <w:rPr>
-        <w:rFonts w:ascii="Wingdings" w:hAnsi="Wingdings" w:hint="default"/>
-      </w:rPr>
-    </w:lvl>
-  </w:abstractNum>
-  <w:abstractNum w:abstractNumId="48" w15:restartNumberingAfterBreak="0">
-    <w:nsid w:val="5E4C5E47"/>
-    <w:multiLevelType w:val="hybridMultilevel"/>
-    <w:tmpl w:val="15FCD73A"/>
-    <w:lvl w:ilvl="0" w:tplc="6A86F6E4">
-      <w:numFmt w:val="bullet"/>
-      <w:lvlText w:val="-"/>
-      <w:lvlJc w:val="left"/>
-      <w:pPr>
-        <w:ind w:left="720" w:hanging="360"/>
-      </w:pPr>
-      <w:rPr>
-        <w:rFonts w:ascii="Lucida Sans" w:eastAsiaTheme="minorHAnsi" w:hAnsi="Lucida Sans" w:cstheme="minorBidi" w:hint="default"/>
-      </w:rPr>
-    </w:lvl>
-    <w:lvl w:ilvl="1" w:tplc="08070003" w:tentative="1">
-      <w:start w:val="1"/>
-      <w:numFmt w:val="bullet"/>
-      <w:lvlText w:val="o"/>
-      <w:lvlJc w:val="left"/>
-      <w:pPr>
-        <w:ind w:left="1440" w:hanging="360"/>
-      </w:pPr>
-      <w:rPr>
-        <w:rFonts w:ascii="Courier New" w:hAnsi="Courier New" w:cs="Courier New" w:hint="default"/>
-      </w:rPr>
-    </w:lvl>
-    <w:lvl w:ilvl="2" w:tplc="08070005" w:tentative="1">
-      <w:start w:val="1"/>
-      <w:numFmt w:val="bullet"/>
-      <w:lvlText w:val=""/>
-      <w:lvlJc w:val="left"/>
-      <w:pPr>
-        <w:ind w:left="2160" w:hanging="360"/>
-      </w:pPr>
-      <w:rPr>
-        <w:rFonts w:ascii="Wingdings" w:hAnsi="Wingdings" w:hint="default"/>
-      </w:rPr>
-    </w:lvl>
-    <w:lvl w:ilvl="3" w:tplc="08070001" w:tentative="1">
-      <w:start w:val="1"/>
-      <w:numFmt w:val="bullet"/>
-      <w:lvlText w:val=""/>
-      <w:lvlJc w:val="left"/>
-      <w:pPr>
-        <w:ind w:left="2880" w:hanging="360"/>
-      </w:pPr>
-      <w:rPr>
-        <w:rFonts w:ascii="Symbol" w:hAnsi="Symbol" w:hint="default"/>
-      </w:rPr>
-    </w:lvl>
-    <w:lvl w:ilvl="4" w:tplc="08070003" w:tentative="1">
-      <w:start w:val="1"/>
-      <w:numFmt w:val="bullet"/>
-      <w:lvlText w:val="o"/>
-      <w:lvlJc w:val="left"/>
-      <w:pPr>
-        <w:ind w:left="3600" w:hanging="360"/>
-      </w:pPr>
-      <w:rPr>
-        <w:rFonts w:ascii="Courier New" w:hAnsi="Courier New" w:cs="Courier New" w:hint="default"/>
-      </w:rPr>
-    </w:lvl>
-    <w:lvl w:ilvl="5" w:tplc="08070005" w:tentative="1">
-      <w:start w:val="1"/>
-      <w:numFmt w:val="bullet"/>
-      <w:lvlText w:val=""/>
-      <w:lvlJc w:val="left"/>
-      <w:pPr>
-        <w:ind w:left="4320" w:hanging="360"/>
-      </w:pPr>
-      <w:rPr>
-        <w:rFonts w:ascii="Wingdings" w:hAnsi="Wingdings" w:hint="default"/>
-      </w:rPr>
-    </w:lvl>
-    <w:lvl w:ilvl="6" w:tplc="08070001" w:tentative="1">
-      <w:start w:val="1"/>
-      <w:numFmt w:val="bullet"/>
-      <w:lvlText w:val=""/>
-      <w:lvlJc w:val="left"/>
-      <w:pPr>
-        <w:ind w:left="5040" w:hanging="360"/>
-      </w:pPr>
-      <w:rPr>
-        <w:rFonts w:ascii="Symbol" w:hAnsi="Symbol" w:hint="default"/>
-      </w:rPr>
-    </w:lvl>
-    <w:lvl w:ilvl="7" w:tplc="08070003" w:tentative="1">
-      <w:start w:val="1"/>
-      <w:numFmt w:val="bullet"/>
-      <w:lvlText w:val="o"/>
-      <w:lvlJc w:val="left"/>
-      <w:pPr>
-        <w:ind w:left="5760" w:hanging="360"/>
-      </w:pPr>
-      <w:rPr>
-        <w:rFonts w:ascii="Courier New" w:hAnsi="Courier New" w:cs="Courier New" w:hint="default"/>
-      </w:rPr>
-    </w:lvl>
-    <w:lvl w:ilvl="8" w:tplc="08070005" w:tentative="1">
-      <w:start w:val="1"/>
-      <w:numFmt w:val="bullet"/>
-      <w:lvlText w:val=""/>
-      <w:lvlJc w:val="left"/>
-      <w:pPr>
-        <w:ind w:left="6480" w:hanging="360"/>
-      </w:pPr>
-      <w:rPr>
-        <w:rFonts w:ascii="Wingdings" w:hAnsi="Wingdings" w:hint="default"/>
-      </w:rPr>
-    </w:lvl>
-  </w:abstractNum>
-  <w:abstractNum w:abstractNumId="49" w15:restartNumberingAfterBreak="0">
+  <w:abstractNum w:abstractNumId="11" w15:restartNumberingAfterBreak="0">
     <w:nsid w:val="5E6A43E3"/>
     <w:multiLevelType w:val="hybridMultilevel"/>
     <w:tmpl w:val="5262F20E"/>
@@ -10458,14 +7176,14 @@
       </w:pPr>
     </w:lvl>
   </w:abstractNum>
-  <w:abstractNum w:abstractNumId="50" w15:restartNumberingAfterBreak="0">
-    <w:nsid w:val="624113F7"/>
+  <w:abstractNum w:abstractNumId="12" w15:restartNumberingAfterBreak="0">
+    <w:nsid w:val="78DF499B"/>
     <w:multiLevelType w:val="multilevel"/>
-    <w:tmpl w:val="457288AC"/>
+    <w:tmpl w:val="DC6E096A"/>
     <w:lvl w:ilvl="0">
-      <w:start w:val="1"/>
-      <w:numFmt w:val="decimal"/>
-      <w:lvlText w:val="%1."/>
+      <w:numFmt w:val="bullet"/>
+      <w:pStyle w:val="ListParagraph"/>
+      <w:lvlText w:val="-"/>
       <w:lvlJc w:val="left"/>
       <w:pPr>
         <w:tabs>
@@ -10473,6 +7191,9 @@
         </w:tabs>
         <w:ind w:left="720" w:hanging="360"/>
       </w:pPr>
+      <w:rPr>
+        <w:rFonts w:ascii="Lucida Sans" w:eastAsiaTheme="minorHAnsi" w:hAnsi="Lucida Sans" w:cstheme="minorBidi" w:hint="default"/>
+      </w:rPr>
     </w:lvl>
     <w:lvl w:ilvl="1">
       <w:start w:val="1"/>
@@ -10490,17 +7211,16 @@
         <w:sz w:val="20"/>
       </w:rPr>
     </w:lvl>
-    <w:lvl w:ilvl="2" w:tentative="1">
-      <w:start w:val="1"/>
-      <w:numFmt w:val="decimal"/>
-      <w:lvlText w:val="%3."/>
+    <w:lvl w:ilvl="2">
+      <w:numFmt w:val="bullet"/>
+      <w:lvlText w:val="-"/>
       <w:lvlJc w:val="left"/>
       <w:pPr>
-        <w:tabs>
-          <w:tab w:val="num" w:pos="2160"/>
-        </w:tabs>
         <w:ind w:left="2160" w:hanging="360"/>
       </w:pPr>
+      <w:rPr>
+        <w:rFonts w:ascii="Lucida Sans" w:eastAsiaTheme="minorHAnsi" w:hAnsi="Lucida Sans" w:cstheme="minorBidi" w:hint="default"/>
+      </w:rPr>
     </w:lvl>
     <w:lvl w:ilvl="3" w:tentative="1">
       <w:start w:val="1"/>
@@ -10513,6 +7233,9 @@
         </w:tabs>
         <w:ind w:left="2880" w:hanging="360"/>
       </w:pPr>
+      <w:rPr>
+        <w:rFonts w:hint="default"/>
+      </w:rPr>
     </w:lvl>
     <w:lvl w:ilvl="4" w:tentative="1">
       <w:start w:val="1"/>
@@ -10525,6 +7248,9 @@
         </w:tabs>
         <w:ind w:left="3600" w:hanging="360"/>
       </w:pPr>
+      <w:rPr>
+        <w:rFonts w:hint="default"/>
+      </w:rPr>
     </w:lvl>
     <w:lvl w:ilvl="5" w:tentative="1">
       <w:start w:val="1"/>
@@ -10537,6 +7263,9 @@
         </w:tabs>
         <w:ind w:left="4320" w:hanging="360"/>
       </w:pPr>
+      <w:rPr>
+        <w:rFonts w:hint="default"/>
+      </w:rPr>
     </w:lvl>
     <w:lvl w:ilvl="6" w:tentative="1">
       <w:start w:val="1"/>
@@ -10549,6 +7278,9 @@
         </w:tabs>
         <w:ind w:left="5040" w:hanging="360"/>
       </w:pPr>
+      <w:rPr>
+        <w:rFonts w:hint="default"/>
+      </w:rPr>
     </w:lvl>
     <w:lvl w:ilvl="7" w:tentative="1">
       <w:start w:val="1"/>
@@ -10561,6 +7293,9 @@
         </w:tabs>
         <w:ind w:left="5760" w:hanging="360"/>
       </w:pPr>
+      <w:rPr>
+        <w:rFonts w:hint="default"/>
+      </w:rPr>
     </w:lvl>
     <w:lvl w:ilvl="8" w:tentative="1">
       <w:start w:val="1"/>
@@ -10573,1555 +7308,12 @@
         </w:tabs>
         <w:ind w:left="6480" w:hanging="360"/>
       </w:pPr>
-    </w:lvl>
-  </w:abstractNum>
-  <w:abstractNum w:abstractNumId="51" w15:restartNumberingAfterBreak="0">
-    <w:nsid w:val="6604027C"/>
-    <w:multiLevelType w:val="hybridMultilevel"/>
-    <w:tmpl w:val="1446251A"/>
-    <w:lvl w:ilvl="0" w:tplc="04D483BC">
-      <w:numFmt w:val="bullet"/>
-      <w:lvlText w:val="-"/>
-      <w:lvlJc w:val="left"/>
-      <w:pPr>
-        <w:ind w:left="720" w:hanging="360"/>
-      </w:pPr>
-      <w:rPr>
-        <w:rFonts w:ascii="Lucida Sans" w:eastAsiaTheme="minorHAnsi" w:hAnsi="Lucida Sans" w:cstheme="minorBidi" w:hint="default"/>
-      </w:rPr>
-    </w:lvl>
-    <w:lvl w:ilvl="1" w:tplc="08070003" w:tentative="1">
-      <w:start w:val="1"/>
-      <w:numFmt w:val="bullet"/>
-      <w:lvlText w:val="o"/>
-      <w:lvlJc w:val="left"/>
-      <w:pPr>
-        <w:ind w:left="1440" w:hanging="360"/>
-      </w:pPr>
-      <w:rPr>
-        <w:rFonts w:ascii="Courier New" w:hAnsi="Courier New" w:cs="Courier New" w:hint="default"/>
-      </w:rPr>
-    </w:lvl>
-    <w:lvl w:ilvl="2" w:tplc="08070005" w:tentative="1">
-      <w:start w:val="1"/>
-      <w:numFmt w:val="bullet"/>
-      <w:lvlText w:val=""/>
-      <w:lvlJc w:val="left"/>
-      <w:pPr>
-        <w:ind w:left="2160" w:hanging="360"/>
-      </w:pPr>
-      <w:rPr>
-        <w:rFonts w:ascii="Wingdings" w:hAnsi="Wingdings" w:hint="default"/>
-      </w:rPr>
-    </w:lvl>
-    <w:lvl w:ilvl="3" w:tplc="08070001" w:tentative="1">
-      <w:start w:val="1"/>
-      <w:numFmt w:val="bullet"/>
-      <w:lvlText w:val=""/>
-      <w:lvlJc w:val="left"/>
-      <w:pPr>
-        <w:ind w:left="2880" w:hanging="360"/>
-      </w:pPr>
-      <w:rPr>
-        <w:rFonts w:ascii="Symbol" w:hAnsi="Symbol" w:hint="default"/>
-      </w:rPr>
-    </w:lvl>
-    <w:lvl w:ilvl="4" w:tplc="08070003" w:tentative="1">
-      <w:start w:val="1"/>
-      <w:numFmt w:val="bullet"/>
-      <w:lvlText w:val="o"/>
-      <w:lvlJc w:val="left"/>
-      <w:pPr>
-        <w:ind w:left="3600" w:hanging="360"/>
-      </w:pPr>
-      <w:rPr>
-        <w:rFonts w:ascii="Courier New" w:hAnsi="Courier New" w:cs="Courier New" w:hint="default"/>
-      </w:rPr>
-    </w:lvl>
-    <w:lvl w:ilvl="5" w:tplc="08070005" w:tentative="1">
-      <w:start w:val="1"/>
-      <w:numFmt w:val="bullet"/>
-      <w:lvlText w:val=""/>
-      <w:lvlJc w:val="left"/>
-      <w:pPr>
-        <w:ind w:left="4320" w:hanging="360"/>
-      </w:pPr>
-      <w:rPr>
-        <w:rFonts w:ascii="Wingdings" w:hAnsi="Wingdings" w:hint="default"/>
-      </w:rPr>
-    </w:lvl>
-    <w:lvl w:ilvl="6" w:tplc="08070001" w:tentative="1">
-      <w:start w:val="1"/>
-      <w:numFmt w:val="bullet"/>
-      <w:lvlText w:val=""/>
-      <w:lvlJc w:val="left"/>
-      <w:pPr>
-        <w:ind w:left="5040" w:hanging="360"/>
-      </w:pPr>
-      <w:rPr>
-        <w:rFonts w:ascii="Symbol" w:hAnsi="Symbol" w:hint="default"/>
-      </w:rPr>
-    </w:lvl>
-    <w:lvl w:ilvl="7" w:tplc="08070003" w:tentative="1">
-      <w:start w:val="1"/>
-      <w:numFmt w:val="bullet"/>
-      <w:lvlText w:val="o"/>
-      <w:lvlJc w:val="left"/>
-      <w:pPr>
-        <w:ind w:left="5760" w:hanging="360"/>
-      </w:pPr>
-      <w:rPr>
-        <w:rFonts w:ascii="Courier New" w:hAnsi="Courier New" w:cs="Courier New" w:hint="default"/>
-      </w:rPr>
-    </w:lvl>
-    <w:lvl w:ilvl="8" w:tplc="08070005" w:tentative="1">
-      <w:start w:val="1"/>
-      <w:numFmt w:val="bullet"/>
-      <w:lvlText w:val=""/>
-      <w:lvlJc w:val="left"/>
-      <w:pPr>
-        <w:ind w:left="6480" w:hanging="360"/>
-      </w:pPr>
-      <w:rPr>
-        <w:rFonts w:ascii="Wingdings" w:hAnsi="Wingdings" w:hint="default"/>
-      </w:rPr>
-    </w:lvl>
-  </w:abstractNum>
-  <w:abstractNum w:abstractNumId="52" w15:restartNumberingAfterBreak="0">
-    <w:nsid w:val="665938B1"/>
-    <w:multiLevelType w:val="multilevel"/>
-    <w:tmpl w:val="417A4C68"/>
-    <w:lvl w:ilvl="0">
-      <w:start w:val="1"/>
-      <w:numFmt w:val="bullet"/>
-      <w:lvlText w:val=""/>
-      <w:lvlJc w:val="left"/>
-      <w:pPr>
-        <w:tabs>
-          <w:tab w:val="num" w:pos="720"/>
-        </w:tabs>
-        <w:ind w:left="720" w:hanging="360"/>
-      </w:pPr>
-      <w:rPr>
-        <w:rFonts w:ascii="Symbol" w:hAnsi="Symbol" w:hint="default"/>
-        <w:sz w:val="20"/>
-      </w:rPr>
-    </w:lvl>
-    <w:lvl w:ilvl="1" w:tentative="1">
-      <w:start w:val="1"/>
-      <w:numFmt w:val="bullet"/>
-      <w:lvlText w:val="o"/>
-      <w:lvlJc w:val="left"/>
-      <w:pPr>
-        <w:tabs>
-          <w:tab w:val="num" w:pos="1440"/>
-        </w:tabs>
-        <w:ind w:left="1440" w:hanging="360"/>
-      </w:pPr>
-      <w:rPr>
-        <w:rFonts w:ascii="Courier New" w:hAnsi="Courier New" w:hint="default"/>
-        <w:sz w:val="20"/>
-      </w:rPr>
-    </w:lvl>
-    <w:lvl w:ilvl="2" w:tentative="1">
-      <w:start w:val="1"/>
-      <w:numFmt w:val="bullet"/>
-      <w:lvlText w:val=""/>
-      <w:lvlJc w:val="left"/>
-      <w:pPr>
-        <w:tabs>
-          <w:tab w:val="num" w:pos="2160"/>
-        </w:tabs>
-        <w:ind w:left="2160" w:hanging="360"/>
-      </w:pPr>
-      <w:rPr>
-        <w:rFonts w:ascii="Wingdings" w:hAnsi="Wingdings" w:hint="default"/>
-        <w:sz w:val="20"/>
-      </w:rPr>
-    </w:lvl>
-    <w:lvl w:ilvl="3" w:tentative="1">
-      <w:start w:val="1"/>
-      <w:numFmt w:val="bullet"/>
-      <w:lvlText w:val=""/>
-      <w:lvlJc w:val="left"/>
-      <w:pPr>
-        <w:tabs>
-          <w:tab w:val="num" w:pos="2880"/>
-        </w:tabs>
-        <w:ind w:left="2880" w:hanging="360"/>
-      </w:pPr>
-      <w:rPr>
-        <w:rFonts w:ascii="Wingdings" w:hAnsi="Wingdings" w:hint="default"/>
-        <w:sz w:val="20"/>
-      </w:rPr>
-    </w:lvl>
-    <w:lvl w:ilvl="4" w:tentative="1">
-      <w:start w:val="1"/>
-      <w:numFmt w:val="bullet"/>
-      <w:lvlText w:val=""/>
-      <w:lvlJc w:val="left"/>
-      <w:pPr>
-        <w:tabs>
-          <w:tab w:val="num" w:pos="3600"/>
-        </w:tabs>
-        <w:ind w:left="3600" w:hanging="360"/>
-      </w:pPr>
-      <w:rPr>
-        <w:rFonts w:ascii="Wingdings" w:hAnsi="Wingdings" w:hint="default"/>
-        <w:sz w:val="20"/>
-      </w:rPr>
-    </w:lvl>
-    <w:lvl w:ilvl="5" w:tentative="1">
-      <w:start w:val="1"/>
-      <w:numFmt w:val="bullet"/>
-      <w:lvlText w:val=""/>
-      <w:lvlJc w:val="left"/>
-      <w:pPr>
-        <w:tabs>
-          <w:tab w:val="num" w:pos="4320"/>
-        </w:tabs>
-        <w:ind w:left="4320" w:hanging="360"/>
-      </w:pPr>
-      <w:rPr>
-        <w:rFonts w:ascii="Wingdings" w:hAnsi="Wingdings" w:hint="default"/>
-        <w:sz w:val="20"/>
-      </w:rPr>
-    </w:lvl>
-    <w:lvl w:ilvl="6" w:tentative="1">
-      <w:start w:val="1"/>
-      <w:numFmt w:val="bullet"/>
-      <w:lvlText w:val=""/>
-      <w:lvlJc w:val="left"/>
-      <w:pPr>
-        <w:tabs>
-          <w:tab w:val="num" w:pos="5040"/>
-        </w:tabs>
-        <w:ind w:left="5040" w:hanging="360"/>
-      </w:pPr>
-      <w:rPr>
-        <w:rFonts w:ascii="Wingdings" w:hAnsi="Wingdings" w:hint="default"/>
-        <w:sz w:val="20"/>
-      </w:rPr>
-    </w:lvl>
-    <w:lvl w:ilvl="7" w:tentative="1">
-      <w:start w:val="1"/>
-      <w:numFmt w:val="bullet"/>
-      <w:lvlText w:val=""/>
-      <w:lvlJc w:val="left"/>
-      <w:pPr>
-        <w:tabs>
-          <w:tab w:val="num" w:pos="5760"/>
-        </w:tabs>
-        <w:ind w:left="5760" w:hanging="360"/>
-      </w:pPr>
-      <w:rPr>
-        <w:rFonts w:ascii="Wingdings" w:hAnsi="Wingdings" w:hint="default"/>
-        <w:sz w:val="20"/>
-      </w:rPr>
-    </w:lvl>
-    <w:lvl w:ilvl="8" w:tentative="1">
-      <w:start w:val="1"/>
-      <w:numFmt w:val="bullet"/>
-      <w:lvlText w:val=""/>
-      <w:lvlJc w:val="left"/>
-      <w:pPr>
-        <w:tabs>
-          <w:tab w:val="num" w:pos="6480"/>
-        </w:tabs>
-        <w:ind w:left="6480" w:hanging="360"/>
-      </w:pPr>
-      <w:rPr>
-        <w:rFonts w:ascii="Wingdings" w:hAnsi="Wingdings" w:hint="default"/>
-        <w:sz w:val="20"/>
-      </w:rPr>
-    </w:lvl>
-  </w:abstractNum>
-  <w:abstractNum w:abstractNumId="53" w15:restartNumberingAfterBreak="0">
-    <w:nsid w:val="693D05AF"/>
-    <w:multiLevelType w:val="hybridMultilevel"/>
-    <w:tmpl w:val="A7783752"/>
-    <w:lvl w:ilvl="0" w:tplc="0807000F">
-      <w:start w:val="1"/>
-      <w:numFmt w:val="decimal"/>
-      <w:lvlText w:val="%1."/>
-      <w:lvlJc w:val="left"/>
-      <w:pPr>
-        <w:ind w:left="720" w:hanging="360"/>
-      </w:pPr>
       <w:rPr>
         <w:rFonts w:hint="default"/>
       </w:rPr>
     </w:lvl>
-    <w:lvl w:ilvl="1" w:tplc="08070019" w:tentative="1">
-      <w:start w:val="1"/>
-      <w:numFmt w:val="lowerLetter"/>
-      <w:lvlText w:val="%2."/>
-      <w:lvlJc w:val="left"/>
-      <w:pPr>
-        <w:ind w:left="1440" w:hanging="360"/>
-      </w:pPr>
-    </w:lvl>
-    <w:lvl w:ilvl="2" w:tplc="0807001B" w:tentative="1">
-      <w:start w:val="1"/>
-      <w:numFmt w:val="lowerRoman"/>
-      <w:lvlText w:val="%3."/>
-      <w:lvlJc w:val="right"/>
-      <w:pPr>
-        <w:ind w:left="2160" w:hanging="180"/>
-      </w:pPr>
-    </w:lvl>
-    <w:lvl w:ilvl="3" w:tplc="0807000F" w:tentative="1">
-      <w:start w:val="1"/>
-      <w:numFmt w:val="decimal"/>
-      <w:lvlText w:val="%4."/>
-      <w:lvlJc w:val="left"/>
-      <w:pPr>
-        <w:ind w:left="2880" w:hanging="360"/>
-      </w:pPr>
-    </w:lvl>
-    <w:lvl w:ilvl="4" w:tplc="08070019" w:tentative="1">
-      <w:start w:val="1"/>
-      <w:numFmt w:val="lowerLetter"/>
-      <w:lvlText w:val="%5."/>
-      <w:lvlJc w:val="left"/>
-      <w:pPr>
-        <w:ind w:left="3600" w:hanging="360"/>
-      </w:pPr>
-    </w:lvl>
-    <w:lvl w:ilvl="5" w:tplc="0807001B" w:tentative="1">
-      <w:start w:val="1"/>
-      <w:numFmt w:val="lowerRoman"/>
-      <w:lvlText w:val="%6."/>
-      <w:lvlJc w:val="right"/>
-      <w:pPr>
-        <w:ind w:left="4320" w:hanging="180"/>
-      </w:pPr>
-    </w:lvl>
-    <w:lvl w:ilvl="6" w:tplc="0807000F" w:tentative="1">
-      <w:start w:val="1"/>
-      <w:numFmt w:val="decimal"/>
-      <w:lvlText w:val="%7."/>
-      <w:lvlJc w:val="left"/>
-      <w:pPr>
-        <w:ind w:left="5040" w:hanging="360"/>
-      </w:pPr>
-    </w:lvl>
-    <w:lvl w:ilvl="7" w:tplc="08070019" w:tentative="1">
-      <w:start w:val="1"/>
-      <w:numFmt w:val="lowerLetter"/>
-      <w:lvlText w:val="%8."/>
-      <w:lvlJc w:val="left"/>
-      <w:pPr>
-        <w:ind w:left="5760" w:hanging="360"/>
-      </w:pPr>
-    </w:lvl>
-    <w:lvl w:ilvl="8" w:tplc="0807001B" w:tentative="1">
-      <w:start w:val="1"/>
-      <w:numFmt w:val="lowerRoman"/>
-      <w:lvlText w:val="%9."/>
-      <w:lvlJc w:val="right"/>
-      <w:pPr>
-        <w:ind w:left="6480" w:hanging="180"/>
-      </w:pPr>
-    </w:lvl>
   </w:abstractNum>
-  <w:abstractNum w:abstractNumId="54" w15:restartNumberingAfterBreak="0">
-    <w:nsid w:val="69FD6C86"/>
-    <w:multiLevelType w:val="hybridMultilevel"/>
-    <w:tmpl w:val="7C506754"/>
-    <w:lvl w:ilvl="0" w:tplc="0807000F">
-      <w:start w:val="1"/>
-      <w:numFmt w:val="decimal"/>
-      <w:lvlText w:val="%1."/>
-      <w:lvlJc w:val="left"/>
-      <w:pPr>
-        <w:ind w:left="720" w:hanging="360"/>
-      </w:pPr>
-      <w:rPr>
-        <w:rFonts w:hint="default"/>
-      </w:rPr>
-    </w:lvl>
-    <w:lvl w:ilvl="1" w:tplc="08070019" w:tentative="1">
-      <w:start w:val="1"/>
-      <w:numFmt w:val="lowerLetter"/>
-      <w:lvlText w:val="%2."/>
-      <w:lvlJc w:val="left"/>
-      <w:pPr>
-        <w:ind w:left="1440" w:hanging="360"/>
-      </w:pPr>
-    </w:lvl>
-    <w:lvl w:ilvl="2" w:tplc="0807001B" w:tentative="1">
-      <w:start w:val="1"/>
-      <w:numFmt w:val="lowerRoman"/>
-      <w:lvlText w:val="%3."/>
-      <w:lvlJc w:val="right"/>
-      <w:pPr>
-        <w:ind w:left="2160" w:hanging="180"/>
-      </w:pPr>
-    </w:lvl>
-    <w:lvl w:ilvl="3" w:tplc="0807000F" w:tentative="1">
-      <w:start w:val="1"/>
-      <w:numFmt w:val="decimal"/>
-      <w:lvlText w:val="%4."/>
-      <w:lvlJc w:val="left"/>
-      <w:pPr>
-        <w:ind w:left="2880" w:hanging="360"/>
-      </w:pPr>
-    </w:lvl>
-    <w:lvl w:ilvl="4" w:tplc="08070019" w:tentative="1">
-      <w:start w:val="1"/>
-      <w:numFmt w:val="lowerLetter"/>
-      <w:lvlText w:val="%5."/>
-      <w:lvlJc w:val="left"/>
-      <w:pPr>
-        <w:ind w:left="3600" w:hanging="360"/>
-      </w:pPr>
-    </w:lvl>
-    <w:lvl w:ilvl="5" w:tplc="0807001B" w:tentative="1">
-      <w:start w:val="1"/>
-      <w:numFmt w:val="lowerRoman"/>
-      <w:lvlText w:val="%6."/>
-      <w:lvlJc w:val="right"/>
-      <w:pPr>
-        <w:ind w:left="4320" w:hanging="180"/>
-      </w:pPr>
-    </w:lvl>
-    <w:lvl w:ilvl="6" w:tplc="0807000F" w:tentative="1">
-      <w:start w:val="1"/>
-      <w:numFmt w:val="decimal"/>
-      <w:lvlText w:val="%7."/>
-      <w:lvlJc w:val="left"/>
-      <w:pPr>
-        <w:ind w:left="5040" w:hanging="360"/>
-      </w:pPr>
-    </w:lvl>
-    <w:lvl w:ilvl="7" w:tplc="08070019" w:tentative="1">
-      <w:start w:val="1"/>
-      <w:numFmt w:val="lowerLetter"/>
-      <w:lvlText w:val="%8."/>
-      <w:lvlJc w:val="left"/>
-      <w:pPr>
-        <w:ind w:left="5760" w:hanging="360"/>
-      </w:pPr>
-    </w:lvl>
-    <w:lvl w:ilvl="8" w:tplc="0807001B" w:tentative="1">
-      <w:start w:val="1"/>
-      <w:numFmt w:val="lowerRoman"/>
-      <w:lvlText w:val="%9."/>
-      <w:lvlJc w:val="right"/>
-      <w:pPr>
-        <w:ind w:left="6480" w:hanging="180"/>
-      </w:pPr>
-    </w:lvl>
-  </w:abstractNum>
-  <w:abstractNum w:abstractNumId="55" w15:restartNumberingAfterBreak="0">
-    <w:nsid w:val="6C677637"/>
-    <w:multiLevelType w:val="hybridMultilevel"/>
-    <w:tmpl w:val="525E490E"/>
-    <w:lvl w:ilvl="0" w:tplc="0807000F">
-      <w:start w:val="1"/>
-      <w:numFmt w:val="decimal"/>
-      <w:lvlText w:val="%1."/>
-      <w:lvlJc w:val="left"/>
-      <w:pPr>
-        <w:ind w:left="720" w:hanging="360"/>
-      </w:pPr>
-      <w:rPr>
-        <w:rFonts w:hint="default"/>
-      </w:rPr>
-    </w:lvl>
-    <w:lvl w:ilvl="1" w:tplc="08070019" w:tentative="1">
-      <w:start w:val="1"/>
-      <w:numFmt w:val="lowerLetter"/>
-      <w:lvlText w:val="%2."/>
-      <w:lvlJc w:val="left"/>
-      <w:pPr>
-        <w:ind w:left="1440" w:hanging="360"/>
-      </w:pPr>
-    </w:lvl>
-    <w:lvl w:ilvl="2" w:tplc="0807001B" w:tentative="1">
-      <w:start w:val="1"/>
-      <w:numFmt w:val="lowerRoman"/>
-      <w:lvlText w:val="%3."/>
-      <w:lvlJc w:val="right"/>
-      <w:pPr>
-        <w:ind w:left="2160" w:hanging="180"/>
-      </w:pPr>
-    </w:lvl>
-    <w:lvl w:ilvl="3" w:tplc="0807000F" w:tentative="1">
-      <w:start w:val="1"/>
-      <w:numFmt w:val="decimal"/>
-      <w:lvlText w:val="%4."/>
-      <w:lvlJc w:val="left"/>
-      <w:pPr>
-        <w:ind w:left="2880" w:hanging="360"/>
-      </w:pPr>
-    </w:lvl>
-    <w:lvl w:ilvl="4" w:tplc="08070019" w:tentative="1">
-      <w:start w:val="1"/>
-      <w:numFmt w:val="lowerLetter"/>
-      <w:lvlText w:val="%5."/>
-      <w:lvlJc w:val="left"/>
-      <w:pPr>
-        <w:ind w:left="3600" w:hanging="360"/>
-      </w:pPr>
-    </w:lvl>
-    <w:lvl w:ilvl="5" w:tplc="0807001B" w:tentative="1">
-      <w:start w:val="1"/>
-      <w:numFmt w:val="lowerRoman"/>
-      <w:lvlText w:val="%6."/>
-      <w:lvlJc w:val="right"/>
-      <w:pPr>
-        <w:ind w:left="4320" w:hanging="180"/>
-      </w:pPr>
-    </w:lvl>
-    <w:lvl w:ilvl="6" w:tplc="0807000F" w:tentative="1">
-      <w:start w:val="1"/>
-      <w:numFmt w:val="decimal"/>
-      <w:lvlText w:val="%7."/>
-      <w:lvlJc w:val="left"/>
-      <w:pPr>
-        <w:ind w:left="5040" w:hanging="360"/>
-      </w:pPr>
-    </w:lvl>
-    <w:lvl w:ilvl="7" w:tplc="08070019" w:tentative="1">
-      <w:start w:val="1"/>
-      <w:numFmt w:val="lowerLetter"/>
-      <w:lvlText w:val="%8."/>
-      <w:lvlJc w:val="left"/>
-      <w:pPr>
-        <w:ind w:left="5760" w:hanging="360"/>
-      </w:pPr>
-    </w:lvl>
-    <w:lvl w:ilvl="8" w:tplc="0807001B" w:tentative="1">
-      <w:start w:val="1"/>
-      <w:numFmt w:val="lowerRoman"/>
-      <w:lvlText w:val="%9."/>
-      <w:lvlJc w:val="right"/>
-      <w:pPr>
-        <w:ind w:left="6480" w:hanging="180"/>
-      </w:pPr>
-    </w:lvl>
-  </w:abstractNum>
-  <w:abstractNum w:abstractNumId="56" w15:restartNumberingAfterBreak="0">
-    <w:nsid w:val="6EF04254"/>
-    <w:multiLevelType w:val="hybridMultilevel"/>
-    <w:tmpl w:val="2000034E"/>
-    <w:lvl w:ilvl="0" w:tplc="0807000F">
-      <w:start w:val="1"/>
-      <w:numFmt w:val="decimal"/>
-      <w:lvlText w:val="%1."/>
-      <w:lvlJc w:val="left"/>
-      <w:pPr>
-        <w:ind w:left="720" w:hanging="360"/>
-      </w:pPr>
-      <w:rPr>
-        <w:rFonts w:hint="default"/>
-      </w:rPr>
-    </w:lvl>
-    <w:lvl w:ilvl="1" w:tplc="08070019" w:tentative="1">
-      <w:start w:val="1"/>
-      <w:numFmt w:val="lowerLetter"/>
-      <w:lvlText w:val="%2."/>
-      <w:lvlJc w:val="left"/>
-      <w:pPr>
-        <w:ind w:left="1440" w:hanging="360"/>
-      </w:pPr>
-    </w:lvl>
-    <w:lvl w:ilvl="2" w:tplc="0807001B" w:tentative="1">
-      <w:start w:val="1"/>
-      <w:numFmt w:val="lowerRoman"/>
-      <w:lvlText w:val="%3."/>
-      <w:lvlJc w:val="right"/>
-      <w:pPr>
-        <w:ind w:left="2160" w:hanging="180"/>
-      </w:pPr>
-    </w:lvl>
-    <w:lvl w:ilvl="3" w:tplc="0807000F" w:tentative="1">
-      <w:start w:val="1"/>
-      <w:numFmt w:val="decimal"/>
-      <w:lvlText w:val="%4."/>
-      <w:lvlJc w:val="left"/>
-      <w:pPr>
-        <w:ind w:left="2880" w:hanging="360"/>
-      </w:pPr>
-    </w:lvl>
-    <w:lvl w:ilvl="4" w:tplc="08070019" w:tentative="1">
-      <w:start w:val="1"/>
-      <w:numFmt w:val="lowerLetter"/>
-      <w:lvlText w:val="%5."/>
-      <w:lvlJc w:val="left"/>
-      <w:pPr>
-        <w:ind w:left="3600" w:hanging="360"/>
-      </w:pPr>
-    </w:lvl>
-    <w:lvl w:ilvl="5" w:tplc="0807001B" w:tentative="1">
-      <w:start w:val="1"/>
-      <w:numFmt w:val="lowerRoman"/>
-      <w:lvlText w:val="%6."/>
-      <w:lvlJc w:val="right"/>
-      <w:pPr>
-        <w:ind w:left="4320" w:hanging="180"/>
-      </w:pPr>
-    </w:lvl>
-    <w:lvl w:ilvl="6" w:tplc="0807000F" w:tentative="1">
-      <w:start w:val="1"/>
-      <w:numFmt w:val="decimal"/>
-      <w:lvlText w:val="%7."/>
-      <w:lvlJc w:val="left"/>
-      <w:pPr>
-        <w:ind w:left="5040" w:hanging="360"/>
-      </w:pPr>
-    </w:lvl>
-    <w:lvl w:ilvl="7" w:tplc="08070019" w:tentative="1">
-      <w:start w:val="1"/>
-      <w:numFmt w:val="lowerLetter"/>
-      <w:lvlText w:val="%8."/>
-      <w:lvlJc w:val="left"/>
-      <w:pPr>
-        <w:ind w:left="5760" w:hanging="360"/>
-      </w:pPr>
-    </w:lvl>
-    <w:lvl w:ilvl="8" w:tplc="0807001B" w:tentative="1">
-      <w:start w:val="1"/>
-      <w:numFmt w:val="lowerRoman"/>
-      <w:lvlText w:val="%9."/>
-      <w:lvlJc w:val="right"/>
-      <w:pPr>
-        <w:ind w:left="6480" w:hanging="180"/>
-      </w:pPr>
-    </w:lvl>
-  </w:abstractNum>
-  <w:abstractNum w:abstractNumId="57" w15:restartNumberingAfterBreak="0">
-    <w:nsid w:val="70C51516"/>
-    <w:multiLevelType w:val="multilevel"/>
-    <w:tmpl w:val="29806046"/>
-    <w:lvl w:ilvl="0">
-      <w:start w:val="1"/>
-      <w:numFmt w:val="bullet"/>
-      <w:lvlText w:val=""/>
-      <w:lvlJc w:val="left"/>
-      <w:pPr>
-        <w:tabs>
-          <w:tab w:val="num" w:pos="720"/>
-        </w:tabs>
-        <w:ind w:left="720" w:hanging="360"/>
-      </w:pPr>
-      <w:rPr>
-        <w:rFonts w:ascii="Symbol" w:hAnsi="Symbol" w:hint="default"/>
-        <w:sz w:val="20"/>
-      </w:rPr>
-    </w:lvl>
-    <w:lvl w:ilvl="1" w:tentative="1">
-      <w:start w:val="1"/>
-      <w:numFmt w:val="bullet"/>
-      <w:lvlText w:val="o"/>
-      <w:lvlJc w:val="left"/>
-      <w:pPr>
-        <w:tabs>
-          <w:tab w:val="num" w:pos="1440"/>
-        </w:tabs>
-        <w:ind w:left="1440" w:hanging="360"/>
-      </w:pPr>
-      <w:rPr>
-        <w:rFonts w:ascii="Courier New" w:hAnsi="Courier New" w:hint="default"/>
-        <w:sz w:val="20"/>
-      </w:rPr>
-    </w:lvl>
-    <w:lvl w:ilvl="2" w:tentative="1">
-      <w:start w:val="1"/>
-      <w:numFmt w:val="bullet"/>
-      <w:lvlText w:val=""/>
-      <w:lvlJc w:val="left"/>
-      <w:pPr>
-        <w:tabs>
-          <w:tab w:val="num" w:pos="2160"/>
-        </w:tabs>
-        <w:ind w:left="2160" w:hanging="360"/>
-      </w:pPr>
-      <w:rPr>
-        <w:rFonts w:ascii="Wingdings" w:hAnsi="Wingdings" w:hint="default"/>
-        <w:sz w:val="20"/>
-      </w:rPr>
-    </w:lvl>
-    <w:lvl w:ilvl="3" w:tentative="1">
-      <w:start w:val="1"/>
-      <w:numFmt w:val="bullet"/>
-      <w:lvlText w:val=""/>
-      <w:lvlJc w:val="left"/>
-      <w:pPr>
-        <w:tabs>
-          <w:tab w:val="num" w:pos="2880"/>
-        </w:tabs>
-        <w:ind w:left="2880" w:hanging="360"/>
-      </w:pPr>
-      <w:rPr>
-        <w:rFonts w:ascii="Wingdings" w:hAnsi="Wingdings" w:hint="default"/>
-        <w:sz w:val="20"/>
-      </w:rPr>
-    </w:lvl>
-    <w:lvl w:ilvl="4" w:tentative="1">
-      <w:start w:val="1"/>
-      <w:numFmt w:val="bullet"/>
-      <w:lvlText w:val=""/>
-      <w:lvlJc w:val="left"/>
-      <w:pPr>
-        <w:tabs>
-          <w:tab w:val="num" w:pos="3600"/>
-        </w:tabs>
-        <w:ind w:left="3600" w:hanging="360"/>
-      </w:pPr>
-      <w:rPr>
-        <w:rFonts w:ascii="Wingdings" w:hAnsi="Wingdings" w:hint="default"/>
-        <w:sz w:val="20"/>
-      </w:rPr>
-    </w:lvl>
-    <w:lvl w:ilvl="5" w:tentative="1">
-      <w:start w:val="1"/>
-      <w:numFmt w:val="bullet"/>
-      <w:lvlText w:val=""/>
-      <w:lvlJc w:val="left"/>
-      <w:pPr>
-        <w:tabs>
-          <w:tab w:val="num" w:pos="4320"/>
-        </w:tabs>
-        <w:ind w:left="4320" w:hanging="360"/>
-      </w:pPr>
-      <w:rPr>
-        <w:rFonts w:ascii="Wingdings" w:hAnsi="Wingdings" w:hint="default"/>
-        <w:sz w:val="20"/>
-      </w:rPr>
-    </w:lvl>
-    <w:lvl w:ilvl="6" w:tentative="1">
-      <w:start w:val="1"/>
-      <w:numFmt w:val="bullet"/>
-      <w:lvlText w:val=""/>
-      <w:lvlJc w:val="left"/>
-      <w:pPr>
-        <w:tabs>
-          <w:tab w:val="num" w:pos="5040"/>
-        </w:tabs>
-        <w:ind w:left="5040" w:hanging="360"/>
-      </w:pPr>
-      <w:rPr>
-        <w:rFonts w:ascii="Wingdings" w:hAnsi="Wingdings" w:hint="default"/>
-        <w:sz w:val="20"/>
-      </w:rPr>
-    </w:lvl>
-    <w:lvl w:ilvl="7" w:tentative="1">
-      <w:start w:val="1"/>
-      <w:numFmt w:val="bullet"/>
-      <w:lvlText w:val=""/>
-      <w:lvlJc w:val="left"/>
-      <w:pPr>
-        <w:tabs>
-          <w:tab w:val="num" w:pos="5760"/>
-        </w:tabs>
-        <w:ind w:left="5760" w:hanging="360"/>
-      </w:pPr>
-      <w:rPr>
-        <w:rFonts w:ascii="Wingdings" w:hAnsi="Wingdings" w:hint="default"/>
-        <w:sz w:val="20"/>
-      </w:rPr>
-    </w:lvl>
-    <w:lvl w:ilvl="8" w:tentative="1">
-      <w:start w:val="1"/>
-      <w:numFmt w:val="bullet"/>
-      <w:lvlText w:val=""/>
-      <w:lvlJc w:val="left"/>
-      <w:pPr>
-        <w:tabs>
-          <w:tab w:val="num" w:pos="6480"/>
-        </w:tabs>
-        <w:ind w:left="6480" w:hanging="360"/>
-      </w:pPr>
-      <w:rPr>
-        <w:rFonts w:ascii="Wingdings" w:hAnsi="Wingdings" w:hint="default"/>
-        <w:sz w:val="20"/>
-      </w:rPr>
-    </w:lvl>
-  </w:abstractNum>
-  <w:abstractNum w:abstractNumId="58" w15:restartNumberingAfterBreak="0">
-    <w:nsid w:val="71307F55"/>
-    <w:multiLevelType w:val="hybridMultilevel"/>
-    <w:tmpl w:val="8558E2A4"/>
-    <w:lvl w:ilvl="0" w:tplc="08070001">
-      <w:start w:val="1"/>
-      <w:numFmt w:val="bullet"/>
-      <w:lvlText w:val=""/>
-      <w:lvlJc w:val="left"/>
-      <w:pPr>
-        <w:ind w:left="720" w:hanging="360"/>
-      </w:pPr>
-      <w:rPr>
-        <w:rFonts w:ascii="Symbol" w:hAnsi="Symbol" w:hint="default"/>
-      </w:rPr>
-    </w:lvl>
-    <w:lvl w:ilvl="1" w:tplc="08070003" w:tentative="1">
-      <w:start w:val="1"/>
-      <w:numFmt w:val="bullet"/>
-      <w:lvlText w:val="o"/>
-      <w:lvlJc w:val="left"/>
-      <w:pPr>
-        <w:ind w:left="1440" w:hanging="360"/>
-      </w:pPr>
-      <w:rPr>
-        <w:rFonts w:ascii="Courier New" w:hAnsi="Courier New" w:cs="Courier New" w:hint="default"/>
-      </w:rPr>
-    </w:lvl>
-    <w:lvl w:ilvl="2" w:tplc="08070005" w:tentative="1">
-      <w:start w:val="1"/>
-      <w:numFmt w:val="bullet"/>
-      <w:lvlText w:val=""/>
-      <w:lvlJc w:val="left"/>
-      <w:pPr>
-        <w:ind w:left="2160" w:hanging="360"/>
-      </w:pPr>
-      <w:rPr>
-        <w:rFonts w:ascii="Wingdings" w:hAnsi="Wingdings" w:hint="default"/>
-      </w:rPr>
-    </w:lvl>
-    <w:lvl w:ilvl="3" w:tplc="08070001" w:tentative="1">
-      <w:start w:val="1"/>
-      <w:numFmt w:val="bullet"/>
-      <w:lvlText w:val=""/>
-      <w:lvlJc w:val="left"/>
-      <w:pPr>
-        <w:ind w:left="2880" w:hanging="360"/>
-      </w:pPr>
-      <w:rPr>
-        <w:rFonts w:ascii="Symbol" w:hAnsi="Symbol" w:hint="default"/>
-      </w:rPr>
-    </w:lvl>
-    <w:lvl w:ilvl="4" w:tplc="08070003" w:tentative="1">
-      <w:start w:val="1"/>
-      <w:numFmt w:val="bullet"/>
-      <w:lvlText w:val="o"/>
-      <w:lvlJc w:val="left"/>
-      <w:pPr>
-        <w:ind w:left="3600" w:hanging="360"/>
-      </w:pPr>
-      <w:rPr>
-        <w:rFonts w:ascii="Courier New" w:hAnsi="Courier New" w:cs="Courier New" w:hint="default"/>
-      </w:rPr>
-    </w:lvl>
-    <w:lvl w:ilvl="5" w:tplc="08070005" w:tentative="1">
-      <w:start w:val="1"/>
-      <w:numFmt w:val="bullet"/>
-      <w:lvlText w:val=""/>
-      <w:lvlJc w:val="left"/>
-      <w:pPr>
-        <w:ind w:left="4320" w:hanging="360"/>
-      </w:pPr>
-      <w:rPr>
-        <w:rFonts w:ascii="Wingdings" w:hAnsi="Wingdings" w:hint="default"/>
-      </w:rPr>
-    </w:lvl>
-    <w:lvl w:ilvl="6" w:tplc="08070001" w:tentative="1">
-      <w:start w:val="1"/>
-      <w:numFmt w:val="bullet"/>
-      <w:lvlText w:val=""/>
-      <w:lvlJc w:val="left"/>
-      <w:pPr>
-        <w:ind w:left="5040" w:hanging="360"/>
-      </w:pPr>
-      <w:rPr>
-        <w:rFonts w:ascii="Symbol" w:hAnsi="Symbol" w:hint="default"/>
-      </w:rPr>
-    </w:lvl>
-    <w:lvl w:ilvl="7" w:tplc="08070003" w:tentative="1">
-      <w:start w:val="1"/>
-      <w:numFmt w:val="bullet"/>
-      <w:lvlText w:val="o"/>
-      <w:lvlJc w:val="left"/>
-      <w:pPr>
-        <w:ind w:left="5760" w:hanging="360"/>
-      </w:pPr>
-      <w:rPr>
-        <w:rFonts w:ascii="Courier New" w:hAnsi="Courier New" w:cs="Courier New" w:hint="default"/>
-      </w:rPr>
-    </w:lvl>
-    <w:lvl w:ilvl="8" w:tplc="08070005" w:tentative="1">
-      <w:start w:val="1"/>
-      <w:numFmt w:val="bullet"/>
-      <w:lvlText w:val=""/>
-      <w:lvlJc w:val="left"/>
-      <w:pPr>
-        <w:ind w:left="6480" w:hanging="360"/>
-      </w:pPr>
-      <w:rPr>
-        <w:rFonts w:ascii="Wingdings" w:hAnsi="Wingdings" w:hint="default"/>
-      </w:rPr>
-    </w:lvl>
-  </w:abstractNum>
-  <w:abstractNum w:abstractNumId="59" w15:restartNumberingAfterBreak="0">
-    <w:nsid w:val="7339228E"/>
-    <w:multiLevelType w:val="hybridMultilevel"/>
-    <w:tmpl w:val="B04CFA4E"/>
-    <w:lvl w:ilvl="0" w:tplc="0807000F">
-      <w:start w:val="1"/>
-      <w:numFmt w:val="decimal"/>
-      <w:lvlText w:val="%1."/>
-      <w:lvlJc w:val="left"/>
-      <w:pPr>
-        <w:ind w:left="1440" w:hanging="360"/>
-      </w:pPr>
-    </w:lvl>
-    <w:lvl w:ilvl="1" w:tplc="08070019" w:tentative="1">
-      <w:start w:val="1"/>
-      <w:numFmt w:val="lowerLetter"/>
-      <w:lvlText w:val="%2."/>
-      <w:lvlJc w:val="left"/>
-      <w:pPr>
-        <w:ind w:left="2160" w:hanging="360"/>
-      </w:pPr>
-    </w:lvl>
-    <w:lvl w:ilvl="2" w:tplc="0807001B" w:tentative="1">
-      <w:start w:val="1"/>
-      <w:numFmt w:val="lowerRoman"/>
-      <w:lvlText w:val="%3."/>
-      <w:lvlJc w:val="right"/>
-      <w:pPr>
-        <w:ind w:left="2880" w:hanging="180"/>
-      </w:pPr>
-    </w:lvl>
-    <w:lvl w:ilvl="3" w:tplc="0807000F" w:tentative="1">
-      <w:start w:val="1"/>
-      <w:numFmt w:val="decimal"/>
-      <w:lvlText w:val="%4."/>
-      <w:lvlJc w:val="left"/>
-      <w:pPr>
-        <w:ind w:left="3600" w:hanging="360"/>
-      </w:pPr>
-    </w:lvl>
-    <w:lvl w:ilvl="4" w:tplc="08070019" w:tentative="1">
-      <w:start w:val="1"/>
-      <w:numFmt w:val="lowerLetter"/>
-      <w:lvlText w:val="%5."/>
-      <w:lvlJc w:val="left"/>
-      <w:pPr>
-        <w:ind w:left="4320" w:hanging="360"/>
-      </w:pPr>
-    </w:lvl>
-    <w:lvl w:ilvl="5" w:tplc="0807001B" w:tentative="1">
-      <w:start w:val="1"/>
-      <w:numFmt w:val="lowerRoman"/>
-      <w:lvlText w:val="%6."/>
-      <w:lvlJc w:val="right"/>
-      <w:pPr>
-        <w:ind w:left="5040" w:hanging="180"/>
-      </w:pPr>
-    </w:lvl>
-    <w:lvl w:ilvl="6" w:tplc="0807000F" w:tentative="1">
-      <w:start w:val="1"/>
-      <w:numFmt w:val="decimal"/>
-      <w:lvlText w:val="%7."/>
-      <w:lvlJc w:val="left"/>
-      <w:pPr>
-        <w:ind w:left="5760" w:hanging="360"/>
-      </w:pPr>
-    </w:lvl>
-    <w:lvl w:ilvl="7" w:tplc="08070019" w:tentative="1">
-      <w:start w:val="1"/>
-      <w:numFmt w:val="lowerLetter"/>
-      <w:lvlText w:val="%8."/>
-      <w:lvlJc w:val="left"/>
-      <w:pPr>
-        <w:ind w:left="6480" w:hanging="360"/>
-      </w:pPr>
-    </w:lvl>
-    <w:lvl w:ilvl="8" w:tplc="0807001B" w:tentative="1">
-      <w:start w:val="1"/>
-      <w:numFmt w:val="lowerRoman"/>
-      <w:lvlText w:val="%9."/>
-      <w:lvlJc w:val="right"/>
-      <w:pPr>
-        <w:ind w:left="7200" w:hanging="180"/>
-      </w:pPr>
-    </w:lvl>
-  </w:abstractNum>
-  <w:abstractNum w:abstractNumId="60" w15:restartNumberingAfterBreak="0">
-    <w:nsid w:val="735967DF"/>
-    <w:multiLevelType w:val="hybridMultilevel"/>
-    <w:tmpl w:val="692C4444"/>
-    <w:lvl w:ilvl="0" w:tplc="0807000F">
-      <w:start w:val="1"/>
-      <w:numFmt w:val="decimal"/>
-      <w:lvlText w:val="%1."/>
-      <w:lvlJc w:val="left"/>
-      <w:pPr>
-        <w:ind w:left="720" w:hanging="360"/>
-      </w:pPr>
-      <w:rPr>
-        <w:rFonts w:hint="default"/>
-      </w:rPr>
-    </w:lvl>
-    <w:lvl w:ilvl="1" w:tplc="08070019">
-      <w:start w:val="1"/>
-      <w:numFmt w:val="lowerLetter"/>
-      <w:lvlText w:val="%2."/>
-      <w:lvlJc w:val="left"/>
-      <w:pPr>
-        <w:ind w:left="1440" w:hanging="360"/>
-      </w:pPr>
-    </w:lvl>
-    <w:lvl w:ilvl="2" w:tplc="0807001B" w:tentative="1">
-      <w:start w:val="1"/>
-      <w:numFmt w:val="lowerRoman"/>
-      <w:lvlText w:val="%3."/>
-      <w:lvlJc w:val="right"/>
-      <w:pPr>
-        <w:ind w:left="2160" w:hanging="180"/>
-      </w:pPr>
-    </w:lvl>
-    <w:lvl w:ilvl="3" w:tplc="0807000F" w:tentative="1">
-      <w:start w:val="1"/>
-      <w:numFmt w:val="decimal"/>
-      <w:lvlText w:val="%4."/>
-      <w:lvlJc w:val="left"/>
-      <w:pPr>
-        <w:ind w:left="2880" w:hanging="360"/>
-      </w:pPr>
-    </w:lvl>
-    <w:lvl w:ilvl="4" w:tplc="08070019" w:tentative="1">
-      <w:start w:val="1"/>
-      <w:numFmt w:val="lowerLetter"/>
-      <w:lvlText w:val="%5."/>
-      <w:lvlJc w:val="left"/>
-      <w:pPr>
-        <w:ind w:left="3600" w:hanging="360"/>
-      </w:pPr>
-    </w:lvl>
-    <w:lvl w:ilvl="5" w:tplc="0807001B" w:tentative="1">
-      <w:start w:val="1"/>
-      <w:numFmt w:val="lowerRoman"/>
-      <w:lvlText w:val="%6."/>
-      <w:lvlJc w:val="right"/>
-      <w:pPr>
-        <w:ind w:left="4320" w:hanging="180"/>
-      </w:pPr>
-    </w:lvl>
-    <w:lvl w:ilvl="6" w:tplc="0807000F" w:tentative="1">
-      <w:start w:val="1"/>
-      <w:numFmt w:val="decimal"/>
-      <w:lvlText w:val="%7."/>
-      <w:lvlJc w:val="left"/>
-      <w:pPr>
-        <w:ind w:left="5040" w:hanging="360"/>
-      </w:pPr>
-    </w:lvl>
-    <w:lvl w:ilvl="7" w:tplc="08070019" w:tentative="1">
-      <w:start w:val="1"/>
-      <w:numFmt w:val="lowerLetter"/>
-      <w:lvlText w:val="%8."/>
-      <w:lvlJc w:val="left"/>
-      <w:pPr>
-        <w:ind w:left="5760" w:hanging="360"/>
-      </w:pPr>
-    </w:lvl>
-    <w:lvl w:ilvl="8" w:tplc="0807001B" w:tentative="1">
-      <w:start w:val="1"/>
-      <w:numFmt w:val="lowerRoman"/>
-      <w:lvlText w:val="%9."/>
-      <w:lvlJc w:val="right"/>
-      <w:pPr>
-        <w:ind w:left="6480" w:hanging="180"/>
-      </w:pPr>
-    </w:lvl>
-  </w:abstractNum>
-  <w:abstractNum w:abstractNumId="61" w15:restartNumberingAfterBreak="0">
-    <w:nsid w:val="749C6109"/>
-    <w:multiLevelType w:val="multilevel"/>
-    <w:tmpl w:val="E4D665AC"/>
-    <w:lvl w:ilvl="0">
-      <w:start w:val="1"/>
-      <w:numFmt w:val="decimal"/>
-      <w:lvlText w:val="%1."/>
-      <w:lvlJc w:val="left"/>
-      <w:pPr>
-        <w:tabs>
-          <w:tab w:val="num" w:pos="720"/>
-        </w:tabs>
-        <w:ind w:left="720" w:hanging="360"/>
-      </w:pPr>
-    </w:lvl>
-    <w:lvl w:ilvl="1" w:tentative="1">
-      <w:start w:val="1"/>
-      <w:numFmt w:val="decimal"/>
-      <w:lvlText w:val="%2."/>
-      <w:lvlJc w:val="left"/>
-      <w:pPr>
-        <w:tabs>
-          <w:tab w:val="num" w:pos="1440"/>
-        </w:tabs>
-        <w:ind w:left="1440" w:hanging="360"/>
-      </w:pPr>
-    </w:lvl>
-    <w:lvl w:ilvl="2" w:tentative="1">
-      <w:start w:val="1"/>
-      <w:numFmt w:val="decimal"/>
-      <w:lvlText w:val="%3."/>
-      <w:lvlJc w:val="left"/>
-      <w:pPr>
-        <w:tabs>
-          <w:tab w:val="num" w:pos="2160"/>
-        </w:tabs>
-        <w:ind w:left="2160" w:hanging="360"/>
-      </w:pPr>
-    </w:lvl>
-    <w:lvl w:ilvl="3" w:tentative="1">
-      <w:start w:val="1"/>
-      <w:numFmt w:val="decimal"/>
-      <w:lvlText w:val="%4."/>
-      <w:lvlJc w:val="left"/>
-      <w:pPr>
-        <w:tabs>
-          <w:tab w:val="num" w:pos="2880"/>
-        </w:tabs>
-        <w:ind w:left="2880" w:hanging="360"/>
-      </w:pPr>
-    </w:lvl>
-    <w:lvl w:ilvl="4" w:tentative="1">
-      <w:start w:val="1"/>
-      <w:numFmt w:val="decimal"/>
-      <w:lvlText w:val="%5."/>
-      <w:lvlJc w:val="left"/>
-      <w:pPr>
-        <w:tabs>
-          <w:tab w:val="num" w:pos="3600"/>
-        </w:tabs>
-        <w:ind w:left="3600" w:hanging="360"/>
-      </w:pPr>
-    </w:lvl>
-    <w:lvl w:ilvl="5" w:tentative="1">
-      <w:start w:val="1"/>
-      <w:numFmt w:val="decimal"/>
-      <w:lvlText w:val="%6."/>
-      <w:lvlJc w:val="left"/>
-      <w:pPr>
-        <w:tabs>
-          <w:tab w:val="num" w:pos="4320"/>
-        </w:tabs>
-        <w:ind w:left="4320" w:hanging="360"/>
-      </w:pPr>
-    </w:lvl>
-    <w:lvl w:ilvl="6" w:tentative="1">
-      <w:start w:val="1"/>
-      <w:numFmt w:val="decimal"/>
-      <w:lvlText w:val="%7."/>
-      <w:lvlJc w:val="left"/>
-      <w:pPr>
-        <w:tabs>
-          <w:tab w:val="num" w:pos="5040"/>
-        </w:tabs>
-        <w:ind w:left="5040" w:hanging="360"/>
-      </w:pPr>
-    </w:lvl>
-    <w:lvl w:ilvl="7" w:tentative="1">
-      <w:start w:val="1"/>
-      <w:numFmt w:val="decimal"/>
-      <w:lvlText w:val="%8."/>
-      <w:lvlJc w:val="left"/>
-      <w:pPr>
-        <w:tabs>
-          <w:tab w:val="num" w:pos="5760"/>
-        </w:tabs>
-        <w:ind w:left="5760" w:hanging="360"/>
-      </w:pPr>
-    </w:lvl>
-    <w:lvl w:ilvl="8" w:tentative="1">
-      <w:start w:val="1"/>
-      <w:numFmt w:val="decimal"/>
-      <w:lvlText w:val="%9."/>
-      <w:lvlJc w:val="left"/>
-      <w:pPr>
-        <w:tabs>
-          <w:tab w:val="num" w:pos="6480"/>
-        </w:tabs>
-        <w:ind w:left="6480" w:hanging="360"/>
-      </w:pPr>
-    </w:lvl>
-  </w:abstractNum>
-  <w:abstractNum w:abstractNumId="62" w15:restartNumberingAfterBreak="0">
-    <w:nsid w:val="74CA4693"/>
-    <w:multiLevelType w:val="multilevel"/>
-    <w:tmpl w:val="74348006"/>
-    <w:lvl w:ilvl="0">
-      <w:start w:val="1"/>
-      <w:numFmt w:val="bullet"/>
-      <w:lvlText w:val=""/>
-      <w:lvlJc w:val="left"/>
-      <w:pPr>
-        <w:tabs>
-          <w:tab w:val="num" w:pos="720"/>
-        </w:tabs>
-        <w:ind w:left="720" w:hanging="360"/>
-      </w:pPr>
-      <w:rPr>
-        <w:rFonts w:ascii="Symbol" w:hAnsi="Symbol" w:hint="default"/>
-        <w:sz w:val="20"/>
-      </w:rPr>
-    </w:lvl>
-    <w:lvl w:ilvl="1" w:tentative="1">
-      <w:start w:val="1"/>
-      <w:numFmt w:val="bullet"/>
-      <w:lvlText w:val="o"/>
-      <w:lvlJc w:val="left"/>
-      <w:pPr>
-        <w:tabs>
-          <w:tab w:val="num" w:pos="1440"/>
-        </w:tabs>
-        <w:ind w:left="1440" w:hanging="360"/>
-      </w:pPr>
-      <w:rPr>
-        <w:rFonts w:ascii="Courier New" w:hAnsi="Courier New" w:hint="default"/>
-        <w:sz w:val="20"/>
-      </w:rPr>
-    </w:lvl>
-    <w:lvl w:ilvl="2" w:tentative="1">
-      <w:start w:val="1"/>
-      <w:numFmt w:val="bullet"/>
-      <w:lvlText w:val=""/>
-      <w:lvlJc w:val="left"/>
-      <w:pPr>
-        <w:tabs>
-          <w:tab w:val="num" w:pos="2160"/>
-        </w:tabs>
-        <w:ind w:left="2160" w:hanging="360"/>
-      </w:pPr>
-      <w:rPr>
-        <w:rFonts w:ascii="Wingdings" w:hAnsi="Wingdings" w:hint="default"/>
-        <w:sz w:val="20"/>
-      </w:rPr>
-    </w:lvl>
-    <w:lvl w:ilvl="3" w:tentative="1">
-      <w:start w:val="1"/>
-      <w:numFmt w:val="bullet"/>
-      <w:lvlText w:val=""/>
-      <w:lvlJc w:val="left"/>
-      <w:pPr>
-        <w:tabs>
-          <w:tab w:val="num" w:pos="2880"/>
-        </w:tabs>
-        <w:ind w:left="2880" w:hanging="360"/>
-      </w:pPr>
-      <w:rPr>
-        <w:rFonts w:ascii="Wingdings" w:hAnsi="Wingdings" w:hint="default"/>
-        <w:sz w:val="20"/>
-      </w:rPr>
-    </w:lvl>
-    <w:lvl w:ilvl="4" w:tentative="1">
-      <w:start w:val="1"/>
-      <w:numFmt w:val="bullet"/>
-      <w:lvlText w:val=""/>
-      <w:lvlJc w:val="left"/>
-      <w:pPr>
-        <w:tabs>
-          <w:tab w:val="num" w:pos="3600"/>
-        </w:tabs>
-        <w:ind w:left="3600" w:hanging="360"/>
-      </w:pPr>
-      <w:rPr>
-        <w:rFonts w:ascii="Wingdings" w:hAnsi="Wingdings" w:hint="default"/>
-        <w:sz w:val="20"/>
-      </w:rPr>
-    </w:lvl>
-    <w:lvl w:ilvl="5" w:tentative="1">
-      <w:start w:val="1"/>
-      <w:numFmt w:val="bullet"/>
-      <w:lvlText w:val=""/>
-      <w:lvlJc w:val="left"/>
-      <w:pPr>
-        <w:tabs>
-          <w:tab w:val="num" w:pos="4320"/>
-        </w:tabs>
-        <w:ind w:left="4320" w:hanging="360"/>
-      </w:pPr>
-      <w:rPr>
-        <w:rFonts w:ascii="Wingdings" w:hAnsi="Wingdings" w:hint="default"/>
-        <w:sz w:val="20"/>
-      </w:rPr>
-    </w:lvl>
-    <w:lvl w:ilvl="6" w:tentative="1">
-      <w:start w:val="1"/>
-      <w:numFmt w:val="bullet"/>
-      <w:lvlText w:val=""/>
-      <w:lvlJc w:val="left"/>
-      <w:pPr>
-        <w:tabs>
-          <w:tab w:val="num" w:pos="5040"/>
-        </w:tabs>
-        <w:ind w:left="5040" w:hanging="360"/>
-      </w:pPr>
-      <w:rPr>
-        <w:rFonts w:ascii="Wingdings" w:hAnsi="Wingdings" w:hint="default"/>
-        <w:sz w:val="20"/>
-      </w:rPr>
-    </w:lvl>
-    <w:lvl w:ilvl="7" w:tentative="1">
-      <w:start w:val="1"/>
-      <w:numFmt w:val="bullet"/>
-      <w:lvlText w:val=""/>
-      <w:lvlJc w:val="left"/>
-      <w:pPr>
-        <w:tabs>
-          <w:tab w:val="num" w:pos="5760"/>
-        </w:tabs>
-        <w:ind w:left="5760" w:hanging="360"/>
-      </w:pPr>
-      <w:rPr>
-        <w:rFonts w:ascii="Wingdings" w:hAnsi="Wingdings" w:hint="default"/>
-        <w:sz w:val="20"/>
-      </w:rPr>
-    </w:lvl>
-    <w:lvl w:ilvl="8" w:tentative="1">
-      <w:start w:val="1"/>
-      <w:numFmt w:val="bullet"/>
-      <w:lvlText w:val=""/>
-      <w:lvlJc w:val="left"/>
-      <w:pPr>
-        <w:tabs>
-          <w:tab w:val="num" w:pos="6480"/>
-        </w:tabs>
-        <w:ind w:left="6480" w:hanging="360"/>
-      </w:pPr>
-      <w:rPr>
-        <w:rFonts w:ascii="Wingdings" w:hAnsi="Wingdings" w:hint="default"/>
-        <w:sz w:val="20"/>
-      </w:rPr>
-    </w:lvl>
-  </w:abstractNum>
-  <w:abstractNum w:abstractNumId="63" w15:restartNumberingAfterBreak="0">
-    <w:nsid w:val="75D42651"/>
-    <w:multiLevelType w:val="hybridMultilevel"/>
-    <w:tmpl w:val="76B8F82A"/>
-    <w:lvl w:ilvl="0" w:tplc="08070001">
-      <w:start w:val="1"/>
-      <w:numFmt w:val="bullet"/>
-      <w:lvlText w:val=""/>
-      <w:lvlJc w:val="left"/>
-      <w:pPr>
-        <w:ind w:left="1429" w:hanging="360"/>
-      </w:pPr>
-      <w:rPr>
-        <w:rFonts w:ascii="Symbol" w:hAnsi="Symbol" w:hint="default"/>
-      </w:rPr>
-    </w:lvl>
-    <w:lvl w:ilvl="1" w:tplc="08070003" w:tentative="1">
-      <w:start w:val="1"/>
-      <w:numFmt w:val="bullet"/>
-      <w:lvlText w:val="o"/>
-      <w:lvlJc w:val="left"/>
-      <w:pPr>
-        <w:ind w:left="2149" w:hanging="360"/>
-      </w:pPr>
-      <w:rPr>
-        <w:rFonts w:ascii="Courier New" w:hAnsi="Courier New" w:cs="Courier New" w:hint="default"/>
-      </w:rPr>
-    </w:lvl>
-    <w:lvl w:ilvl="2" w:tplc="08070005" w:tentative="1">
-      <w:start w:val="1"/>
-      <w:numFmt w:val="bullet"/>
-      <w:lvlText w:val=""/>
-      <w:lvlJc w:val="left"/>
-      <w:pPr>
-        <w:ind w:left="2869" w:hanging="360"/>
-      </w:pPr>
-      <w:rPr>
-        <w:rFonts w:ascii="Wingdings" w:hAnsi="Wingdings" w:hint="default"/>
-      </w:rPr>
-    </w:lvl>
-    <w:lvl w:ilvl="3" w:tplc="08070001" w:tentative="1">
-      <w:start w:val="1"/>
-      <w:numFmt w:val="bullet"/>
-      <w:lvlText w:val=""/>
-      <w:lvlJc w:val="left"/>
-      <w:pPr>
-        <w:ind w:left="3589" w:hanging="360"/>
-      </w:pPr>
-      <w:rPr>
-        <w:rFonts w:ascii="Symbol" w:hAnsi="Symbol" w:hint="default"/>
-      </w:rPr>
-    </w:lvl>
-    <w:lvl w:ilvl="4" w:tplc="08070003" w:tentative="1">
-      <w:start w:val="1"/>
-      <w:numFmt w:val="bullet"/>
-      <w:lvlText w:val="o"/>
-      <w:lvlJc w:val="left"/>
-      <w:pPr>
-        <w:ind w:left="4309" w:hanging="360"/>
-      </w:pPr>
-      <w:rPr>
-        <w:rFonts w:ascii="Courier New" w:hAnsi="Courier New" w:cs="Courier New" w:hint="default"/>
-      </w:rPr>
-    </w:lvl>
-    <w:lvl w:ilvl="5" w:tplc="08070005" w:tentative="1">
-      <w:start w:val="1"/>
-      <w:numFmt w:val="bullet"/>
-      <w:lvlText w:val=""/>
-      <w:lvlJc w:val="left"/>
-      <w:pPr>
-        <w:ind w:left="5029" w:hanging="360"/>
-      </w:pPr>
-      <w:rPr>
-        <w:rFonts w:ascii="Wingdings" w:hAnsi="Wingdings" w:hint="default"/>
-      </w:rPr>
-    </w:lvl>
-    <w:lvl w:ilvl="6" w:tplc="08070001" w:tentative="1">
-      <w:start w:val="1"/>
-      <w:numFmt w:val="bullet"/>
-      <w:lvlText w:val=""/>
-      <w:lvlJc w:val="left"/>
-      <w:pPr>
-        <w:ind w:left="5749" w:hanging="360"/>
-      </w:pPr>
-      <w:rPr>
-        <w:rFonts w:ascii="Symbol" w:hAnsi="Symbol" w:hint="default"/>
-      </w:rPr>
-    </w:lvl>
-    <w:lvl w:ilvl="7" w:tplc="08070003" w:tentative="1">
-      <w:start w:val="1"/>
-      <w:numFmt w:val="bullet"/>
-      <w:lvlText w:val="o"/>
-      <w:lvlJc w:val="left"/>
-      <w:pPr>
-        <w:ind w:left="6469" w:hanging="360"/>
-      </w:pPr>
-      <w:rPr>
-        <w:rFonts w:ascii="Courier New" w:hAnsi="Courier New" w:cs="Courier New" w:hint="default"/>
-      </w:rPr>
-    </w:lvl>
-    <w:lvl w:ilvl="8" w:tplc="08070005" w:tentative="1">
-      <w:start w:val="1"/>
-      <w:numFmt w:val="bullet"/>
-      <w:lvlText w:val=""/>
-      <w:lvlJc w:val="left"/>
-      <w:pPr>
-        <w:ind w:left="7189" w:hanging="360"/>
-      </w:pPr>
-      <w:rPr>
-        <w:rFonts w:ascii="Wingdings" w:hAnsi="Wingdings" w:hint="default"/>
-      </w:rPr>
-    </w:lvl>
-  </w:abstractNum>
-  <w:abstractNum w:abstractNumId="64" w15:restartNumberingAfterBreak="0">
-    <w:nsid w:val="795C1A4B"/>
-    <w:multiLevelType w:val="multilevel"/>
-    <w:tmpl w:val="D2AA70CE"/>
-    <w:lvl w:ilvl="0">
-      <w:start w:val="1"/>
-      <w:numFmt w:val="decimal"/>
-      <w:lvlText w:val="%1."/>
-      <w:lvlJc w:val="left"/>
-      <w:pPr>
-        <w:tabs>
-          <w:tab w:val="num" w:pos="720"/>
-        </w:tabs>
-        <w:ind w:left="720" w:hanging="360"/>
-      </w:pPr>
-    </w:lvl>
-    <w:lvl w:ilvl="1">
-      <w:start w:val="1"/>
-      <w:numFmt w:val="bullet"/>
-      <w:lvlText w:val="o"/>
-      <w:lvlJc w:val="left"/>
-      <w:pPr>
-        <w:tabs>
-          <w:tab w:val="num" w:pos="1440"/>
-        </w:tabs>
-        <w:ind w:left="1440" w:hanging="360"/>
-      </w:pPr>
-      <w:rPr>
-        <w:rFonts w:ascii="Courier New" w:hAnsi="Courier New" w:hint="default"/>
-        <w:sz w:val="20"/>
-      </w:rPr>
-    </w:lvl>
-    <w:lvl w:ilvl="2" w:tentative="1">
-      <w:start w:val="1"/>
-      <w:numFmt w:val="decimal"/>
-      <w:lvlText w:val="%3."/>
-      <w:lvlJc w:val="left"/>
-      <w:pPr>
-        <w:tabs>
-          <w:tab w:val="num" w:pos="2160"/>
-        </w:tabs>
-        <w:ind w:left="2160" w:hanging="360"/>
-      </w:pPr>
-    </w:lvl>
-    <w:lvl w:ilvl="3" w:tentative="1">
-      <w:start w:val="1"/>
-      <w:numFmt w:val="decimal"/>
-      <w:lvlText w:val="%4."/>
-      <w:lvlJc w:val="left"/>
-      <w:pPr>
-        <w:tabs>
-          <w:tab w:val="num" w:pos="2880"/>
-        </w:tabs>
-        <w:ind w:left="2880" w:hanging="360"/>
-      </w:pPr>
-    </w:lvl>
-    <w:lvl w:ilvl="4" w:tentative="1">
-      <w:start w:val="1"/>
-      <w:numFmt w:val="decimal"/>
-      <w:lvlText w:val="%5."/>
-      <w:lvlJc w:val="left"/>
-      <w:pPr>
-        <w:tabs>
-          <w:tab w:val="num" w:pos="3600"/>
-        </w:tabs>
-        <w:ind w:left="3600" w:hanging="360"/>
-      </w:pPr>
-    </w:lvl>
-    <w:lvl w:ilvl="5" w:tentative="1">
-      <w:start w:val="1"/>
-      <w:numFmt w:val="decimal"/>
-      <w:lvlText w:val="%6."/>
-      <w:lvlJc w:val="left"/>
-      <w:pPr>
-        <w:tabs>
-          <w:tab w:val="num" w:pos="4320"/>
-        </w:tabs>
-        <w:ind w:left="4320" w:hanging="360"/>
-      </w:pPr>
-    </w:lvl>
-    <w:lvl w:ilvl="6" w:tentative="1">
-      <w:start w:val="1"/>
-      <w:numFmt w:val="decimal"/>
-      <w:lvlText w:val="%7."/>
-      <w:lvlJc w:val="left"/>
-      <w:pPr>
-        <w:tabs>
-          <w:tab w:val="num" w:pos="5040"/>
-        </w:tabs>
-        <w:ind w:left="5040" w:hanging="360"/>
-      </w:pPr>
-    </w:lvl>
-    <w:lvl w:ilvl="7" w:tentative="1">
-      <w:start w:val="1"/>
-      <w:numFmt w:val="decimal"/>
-      <w:lvlText w:val="%8."/>
-      <w:lvlJc w:val="left"/>
-      <w:pPr>
-        <w:tabs>
-          <w:tab w:val="num" w:pos="5760"/>
-        </w:tabs>
-        <w:ind w:left="5760" w:hanging="360"/>
-      </w:pPr>
-    </w:lvl>
-    <w:lvl w:ilvl="8" w:tentative="1">
-      <w:start w:val="1"/>
-      <w:numFmt w:val="decimal"/>
-      <w:lvlText w:val="%9."/>
-      <w:lvlJc w:val="left"/>
-      <w:pPr>
-        <w:tabs>
-          <w:tab w:val="num" w:pos="6480"/>
-        </w:tabs>
-        <w:ind w:left="6480" w:hanging="360"/>
-      </w:pPr>
-    </w:lvl>
-  </w:abstractNum>
-  <w:abstractNum w:abstractNumId="65" w15:restartNumberingAfterBreak="0">
+  <w:abstractNum w:abstractNumId="13" w15:restartNumberingAfterBreak="0">
     <w:nsid w:val="7D6F6581"/>
     <w:multiLevelType w:val="hybridMultilevel"/>
     <w:tmpl w:val="0D86467A"/>
@@ -12136,205 +7328,6 @@
       <w:rPr>
         <w:rFonts w:hint="default"/>
       </w:rPr>
-    </w:lvl>
-    <w:lvl w:ilvl="1" w:tplc="08070019" w:tentative="1">
-      <w:start w:val="1"/>
-      <w:numFmt w:val="lowerLetter"/>
-      <w:lvlText w:val="%2."/>
-      <w:lvlJc w:val="left"/>
-      <w:pPr>
-        <w:ind w:left="1440" w:hanging="360"/>
-      </w:pPr>
-    </w:lvl>
-    <w:lvl w:ilvl="2" w:tplc="0807001B" w:tentative="1">
-      <w:start w:val="1"/>
-      <w:numFmt w:val="lowerRoman"/>
-      <w:lvlText w:val="%3."/>
-      <w:lvlJc w:val="right"/>
-      <w:pPr>
-        <w:ind w:left="2160" w:hanging="180"/>
-      </w:pPr>
-    </w:lvl>
-    <w:lvl w:ilvl="3" w:tplc="0807000F" w:tentative="1">
-      <w:start w:val="1"/>
-      <w:numFmt w:val="decimal"/>
-      <w:lvlText w:val="%4."/>
-      <w:lvlJc w:val="left"/>
-      <w:pPr>
-        <w:ind w:left="2880" w:hanging="360"/>
-      </w:pPr>
-    </w:lvl>
-    <w:lvl w:ilvl="4" w:tplc="08070019" w:tentative="1">
-      <w:start w:val="1"/>
-      <w:numFmt w:val="lowerLetter"/>
-      <w:lvlText w:val="%5."/>
-      <w:lvlJc w:val="left"/>
-      <w:pPr>
-        <w:ind w:left="3600" w:hanging="360"/>
-      </w:pPr>
-    </w:lvl>
-    <w:lvl w:ilvl="5" w:tplc="0807001B" w:tentative="1">
-      <w:start w:val="1"/>
-      <w:numFmt w:val="lowerRoman"/>
-      <w:lvlText w:val="%6."/>
-      <w:lvlJc w:val="right"/>
-      <w:pPr>
-        <w:ind w:left="4320" w:hanging="180"/>
-      </w:pPr>
-    </w:lvl>
-    <w:lvl w:ilvl="6" w:tplc="0807000F" w:tentative="1">
-      <w:start w:val="1"/>
-      <w:numFmt w:val="decimal"/>
-      <w:lvlText w:val="%7."/>
-      <w:lvlJc w:val="left"/>
-      <w:pPr>
-        <w:ind w:left="5040" w:hanging="360"/>
-      </w:pPr>
-    </w:lvl>
-    <w:lvl w:ilvl="7" w:tplc="08070019" w:tentative="1">
-      <w:start w:val="1"/>
-      <w:numFmt w:val="lowerLetter"/>
-      <w:lvlText w:val="%8."/>
-      <w:lvlJc w:val="left"/>
-      <w:pPr>
-        <w:ind w:left="5760" w:hanging="360"/>
-      </w:pPr>
-    </w:lvl>
-    <w:lvl w:ilvl="8" w:tplc="0807001B" w:tentative="1">
-      <w:start w:val="1"/>
-      <w:numFmt w:val="lowerRoman"/>
-      <w:lvlText w:val="%9."/>
-      <w:lvlJc w:val="right"/>
-      <w:pPr>
-        <w:ind w:left="6480" w:hanging="180"/>
-      </w:pPr>
-    </w:lvl>
-  </w:abstractNum>
-  <w:abstractNum w:abstractNumId="66" w15:restartNumberingAfterBreak="0">
-    <w:nsid w:val="7E461B8C"/>
-    <w:multiLevelType w:val="hybridMultilevel"/>
-    <w:tmpl w:val="C9C8B7CC"/>
-    <w:lvl w:ilvl="0" w:tplc="5CE426BE">
-      <w:start w:val="10"/>
-      <w:numFmt w:val="bullet"/>
-      <w:lvlText w:val="-"/>
-      <w:lvlJc w:val="left"/>
-      <w:pPr>
-        <w:ind w:left="720" w:hanging="360"/>
-      </w:pPr>
-      <w:rPr>
-        <w:rFonts w:ascii="Lucida Sans" w:eastAsiaTheme="minorHAnsi" w:hAnsi="Lucida Sans" w:cstheme="minorBidi" w:hint="default"/>
-      </w:rPr>
-    </w:lvl>
-    <w:lvl w:ilvl="1" w:tplc="08070003">
-      <w:start w:val="1"/>
-      <w:numFmt w:val="bullet"/>
-      <w:lvlText w:val="o"/>
-      <w:lvlJc w:val="left"/>
-      <w:pPr>
-        <w:ind w:left="1440" w:hanging="360"/>
-      </w:pPr>
-      <w:rPr>
-        <w:rFonts w:ascii="Courier New" w:hAnsi="Courier New" w:cs="Courier New" w:hint="default"/>
-      </w:rPr>
-    </w:lvl>
-    <w:lvl w:ilvl="2" w:tplc="08070005" w:tentative="1">
-      <w:start w:val="1"/>
-      <w:numFmt w:val="bullet"/>
-      <w:lvlText w:val=""/>
-      <w:lvlJc w:val="left"/>
-      <w:pPr>
-        <w:ind w:left="2160" w:hanging="360"/>
-      </w:pPr>
-      <w:rPr>
-        <w:rFonts w:ascii="Wingdings" w:hAnsi="Wingdings" w:hint="default"/>
-      </w:rPr>
-    </w:lvl>
-    <w:lvl w:ilvl="3" w:tplc="08070001" w:tentative="1">
-      <w:start w:val="1"/>
-      <w:numFmt w:val="bullet"/>
-      <w:lvlText w:val=""/>
-      <w:lvlJc w:val="left"/>
-      <w:pPr>
-        <w:ind w:left="2880" w:hanging="360"/>
-      </w:pPr>
-      <w:rPr>
-        <w:rFonts w:ascii="Symbol" w:hAnsi="Symbol" w:hint="default"/>
-      </w:rPr>
-    </w:lvl>
-    <w:lvl w:ilvl="4" w:tplc="08070003" w:tentative="1">
-      <w:start w:val="1"/>
-      <w:numFmt w:val="bullet"/>
-      <w:lvlText w:val="o"/>
-      <w:lvlJc w:val="left"/>
-      <w:pPr>
-        <w:ind w:left="3600" w:hanging="360"/>
-      </w:pPr>
-      <w:rPr>
-        <w:rFonts w:ascii="Courier New" w:hAnsi="Courier New" w:cs="Courier New" w:hint="default"/>
-      </w:rPr>
-    </w:lvl>
-    <w:lvl w:ilvl="5" w:tplc="08070005" w:tentative="1">
-      <w:start w:val="1"/>
-      <w:numFmt w:val="bullet"/>
-      <w:lvlText w:val=""/>
-      <w:lvlJc w:val="left"/>
-      <w:pPr>
-        <w:ind w:left="4320" w:hanging="360"/>
-      </w:pPr>
-      <w:rPr>
-        <w:rFonts w:ascii="Wingdings" w:hAnsi="Wingdings" w:hint="default"/>
-      </w:rPr>
-    </w:lvl>
-    <w:lvl w:ilvl="6" w:tplc="08070001" w:tentative="1">
-      <w:start w:val="1"/>
-      <w:numFmt w:val="bullet"/>
-      <w:lvlText w:val=""/>
-      <w:lvlJc w:val="left"/>
-      <w:pPr>
-        <w:ind w:left="5040" w:hanging="360"/>
-      </w:pPr>
-      <w:rPr>
-        <w:rFonts w:ascii="Symbol" w:hAnsi="Symbol" w:hint="default"/>
-      </w:rPr>
-    </w:lvl>
-    <w:lvl w:ilvl="7" w:tplc="08070003" w:tentative="1">
-      <w:start w:val="1"/>
-      <w:numFmt w:val="bullet"/>
-      <w:lvlText w:val="o"/>
-      <w:lvlJc w:val="left"/>
-      <w:pPr>
-        <w:ind w:left="5760" w:hanging="360"/>
-      </w:pPr>
-      <w:rPr>
-        <w:rFonts w:ascii="Courier New" w:hAnsi="Courier New" w:cs="Courier New" w:hint="default"/>
-      </w:rPr>
-    </w:lvl>
-    <w:lvl w:ilvl="8" w:tplc="08070005" w:tentative="1">
-      <w:start w:val="1"/>
-      <w:numFmt w:val="bullet"/>
-      <w:lvlText w:val=""/>
-      <w:lvlJc w:val="left"/>
-      <w:pPr>
-        <w:ind w:left="6480" w:hanging="360"/>
-      </w:pPr>
-      <w:rPr>
-        <w:rFonts w:ascii="Wingdings" w:hAnsi="Wingdings" w:hint="default"/>
-      </w:rPr>
-    </w:lvl>
-  </w:abstractNum>
-  <w:abstractNum w:abstractNumId="67" w15:restartNumberingAfterBreak="0">
-    <w:nsid w:val="7EC9316C"/>
-    <w:multiLevelType w:val="hybridMultilevel"/>
-    <w:tmpl w:val="66F4FAAE"/>
-    <w:lvl w:ilvl="0" w:tplc="0807000F">
-      <w:start w:val="1"/>
-      <w:numFmt w:val="decimal"/>
-      <w:lvlText w:val="%1."/>
-      <w:lvlJc w:val="left"/>
-      <w:pPr>
-        <w:ind w:left="720" w:hanging="360"/>
-      </w:pPr>
     </w:lvl>
     <w:lvl w:ilvl="1" w:tplc="08070019" w:tentative="1">
       <w:start w:val="1"/>
@@ -12425,204 +7418,34 @@
     <w:abstractNumId w:val="0"/>
   </w:num>
   <w:num w:numId="6" w16cid:durableId="180634892">
-    <w:abstractNumId w:val="38"/>
+    <w:abstractNumId w:val="10"/>
   </w:num>
   <w:num w:numId="7" w16cid:durableId="651642660">
-    <w:abstractNumId w:val="24"/>
+    <w:abstractNumId w:val="7"/>
   </w:num>
-  <w:num w:numId="8" w16cid:durableId="560795231">
+  <w:num w:numId="8" w16cid:durableId="1105004594">
+    <w:abstractNumId w:val="9"/>
+  </w:num>
+  <w:num w:numId="9" w16cid:durableId="737481585">
+    <w:abstractNumId w:val="5"/>
+  </w:num>
+  <w:num w:numId="10" w16cid:durableId="2066368998">
+    <w:abstractNumId w:val="8"/>
+  </w:num>
+  <w:num w:numId="11" w16cid:durableId="1495491579">
+    <w:abstractNumId w:val="6"/>
+  </w:num>
+  <w:num w:numId="12" w16cid:durableId="1656449977">
     <w:abstractNumId w:val="11"/>
   </w:num>
-  <w:num w:numId="9" w16cid:durableId="1432435076">
-    <w:abstractNumId w:val="66"/>
+  <w:num w:numId="13" w16cid:durableId="837696142">
+    <w:abstractNumId w:val="13"/>
   </w:num>
-  <w:num w:numId="10" w16cid:durableId="1150245087">
-    <w:abstractNumId w:val="60"/>
-  </w:num>
-  <w:num w:numId="11" w16cid:durableId="460809471">
-    <w:abstractNumId w:val="53"/>
-  </w:num>
-  <w:num w:numId="12" w16cid:durableId="1951663841">
-    <w:abstractNumId w:val="56"/>
-  </w:num>
-  <w:num w:numId="13" w16cid:durableId="144592997">
-    <w:abstractNumId w:val="40"/>
-  </w:num>
-  <w:num w:numId="14" w16cid:durableId="924806339">
-    <w:abstractNumId w:val="31"/>
-  </w:num>
-  <w:num w:numId="15" w16cid:durableId="1059477175">
-    <w:abstractNumId w:val="21"/>
-  </w:num>
-  <w:num w:numId="16" w16cid:durableId="1687436874">
-    <w:abstractNumId w:val="35"/>
-  </w:num>
-  <w:num w:numId="17" w16cid:durableId="570386516">
-    <w:abstractNumId w:val="55"/>
-  </w:num>
-  <w:num w:numId="18" w16cid:durableId="1728187795">
-    <w:abstractNumId w:val="41"/>
-  </w:num>
-  <w:num w:numId="19" w16cid:durableId="673924878">
-    <w:abstractNumId w:val="47"/>
-  </w:num>
-  <w:num w:numId="20" w16cid:durableId="209077330">
-    <w:abstractNumId w:val="34"/>
-  </w:num>
-  <w:num w:numId="21" w16cid:durableId="305011413">
-    <w:abstractNumId w:val="6"/>
-  </w:num>
-  <w:num w:numId="22" w16cid:durableId="471606593">
-    <w:abstractNumId w:val="51"/>
-  </w:num>
-  <w:num w:numId="23" w16cid:durableId="2116754963">
-    <w:abstractNumId w:val="45"/>
-  </w:num>
-  <w:num w:numId="24" w16cid:durableId="632445128">
-    <w:abstractNumId w:val="10"/>
-  </w:num>
-  <w:num w:numId="25" w16cid:durableId="541676406">
-    <w:abstractNumId w:val="19"/>
-  </w:num>
-  <w:num w:numId="26" w16cid:durableId="1747461629">
-    <w:abstractNumId w:val="16"/>
-  </w:num>
-  <w:num w:numId="27" w16cid:durableId="86538717">
-    <w:abstractNumId w:val="64"/>
-  </w:num>
-  <w:num w:numId="28" w16cid:durableId="1634603093">
-    <w:abstractNumId w:val="62"/>
-  </w:num>
-  <w:num w:numId="29" w16cid:durableId="1025790852">
-    <w:abstractNumId w:val="28"/>
-  </w:num>
-  <w:num w:numId="30" w16cid:durableId="1581021703">
-    <w:abstractNumId w:val="26"/>
-  </w:num>
-  <w:num w:numId="31" w16cid:durableId="2139913934">
-    <w:abstractNumId w:val="20"/>
-  </w:num>
-  <w:num w:numId="32" w16cid:durableId="215044762">
-    <w:abstractNumId w:val="48"/>
-  </w:num>
-  <w:num w:numId="33" w16cid:durableId="2072732678">
-    <w:abstractNumId w:val="36"/>
-  </w:num>
-  <w:num w:numId="34" w16cid:durableId="2091537319">
-    <w:abstractNumId w:val="33"/>
-  </w:num>
-  <w:num w:numId="35" w16cid:durableId="414254594">
-    <w:abstractNumId w:val="44"/>
-  </w:num>
-  <w:num w:numId="36" w16cid:durableId="1313409045">
+  <w:num w:numId="14" w16cid:durableId="506409386">
     <w:abstractNumId w:val="12"/>
   </w:num>
-  <w:num w:numId="37" w16cid:durableId="722296499">
-    <w:abstractNumId w:val="54"/>
-  </w:num>
-  <w:num w:numId="38" w16cid:durableId="1628971748">
-    <w:abstractNumId w:val="50"/>
-  </w:num>
-  <w:num w:numId="39" w16cid:durableId="285620843">
-    <w:abstractNumId w:val="29"/>
-  </w:num>
-  <w:num w:numId="40" w16cid:durableId="1410495386">
-    <w:abstractNumId w:val="9"/>
-  </w:num>
-  <w:num w:numId="41" w16cid:durableId="215819169">
-    <w:abstractNumId w:val="17"/>
-  </w:num>
-  <w:num w:numId="42" w16cid:durableId="1665739257">
-    <w:abstractNumId w:val="23"/>
-  </w:num>
-  <w:num w:numId="43" w16cid:durableId="1150907235">
-    <w:abstractNumId w:val="63"/>
-  </w:num>
-  <w:num w:numId="44" w16cid:durableId="1082992650">
-    <w:abstractNumId w:val="43"/>
-  </w:num>
-  <w:num w:numId="45" w16cid:durableId="910890312">
-    <w:abstractNumId w:val="13"/>
-  </w:num>
-  <w:num w:numId="46" w16cid:durableId="1011101661">
-    <w:abstractNumId w:val="58"/>
-  </w:num>
-  <w:num w:numId="47" w16cid:durableId="380597913">
-    <w:abstractNumId w:val="14"/>
-  </w:num>
-  <w:num w:numId="48" w16cid:durableId="2093237384">
-    <w:abstractNumId w:val="61"/>
-  </w:num>
-  <w:num w:numId="49" w16cid:durableId="1419252712">
-    <w:abstractNumId w:val="46"/>
-  </w:num>
-  <w:num w:numId="50" w16cid:durableId="1064598569">
-    <w:abstractNumId w:val="52"/>
-  </w:num>
-  <w:num w:numId="51" w16cid:durableId="559557177">
-    <w:abstractNumId w:val="8"/>
-  </w:num>
-  <w:num w:numId="52" w16cid:durableId="1294210108">
-    <w:abstractNumId w:val="5"/>
-  </w:num>
-  <w:num w:numId="53" w16cid:durableId="1520705418">
-    <w:abstractNumId w:val="57"/>
-  </w:num>
-  <w:num w:numId="54" w16cid:durableId="1105004594">
-    <w:abstractNumId w:val="37"/>
-  </w:num>
-  <w:num w:numId="55" w16cid:durableId="737481585">
-    <w:abstractNumId w:val="18"/>
-  </w:num>
-  <w:num w:numId="56" w16cid:durableId="1634939240">
-    <w:abstractNumId w:val="7"/>
-  </w:num>
-  <w:num w:numId="57" w16cid:durableId="2066368998">
-    <w:abstractNumId w:val="27"/>
-  </w:num>
-  <w:num w:numId="58" w16cid:durableId="1787385081">
-    <w:abstractNumId w:val="30"/>
-  </w:num>
-  <w:num w:numId="59" w16cid:durableId="1495491579">
-    <w:abstractNumId w:val="22"/>
-  </w:num>
-  <w:num w:numId="60" w16cid:durableId="1656449977">
-    <w:abstractNumId w:val="49"/>
-  </w:num>
-  <w:num w:numId="61" w16cid:durableId="1774784767">
-    <w:abstractNumId w:val="25"/>
-  </w:num>
-  <w:num w:numId="62" w16cid:durableId="1057125871">
-    <w:abstractNumId w:val="32"/>
-  </w:num>
-  <w:num w:numId="63" w16cid:durableId="772748893">
-    <w:abstractNumId w:val="42"/>
-  </w:num>
-  <w:num w:numId="64" w16cid:durableId="966812648">
-    <w:abstractNumId w:val="67"/>
-  </w:num>
-  <w:num w:numId="65" w16cid:durableId="152110374">
-    <w:abstractNumId w:val="39"/>
-  </w:num>
-  <w:num w:numId="66" w16cid:durableId="159545941">
-    <w:abstractNumId w:val="59"/>
-  </w:num>
-  <w:num w:numId="67" w16cid:durableId="1289162592">
-    <w:abstractNumId w:val="15"/>
-  </w:num>
-  <w:num w:numId="68" w16cid:durableId="837696142">
-    <w:abstractNumId w:val="65"/>
-  </w:num>
-  <w:numIdMacAtCleanup w:val="11"/>
+  <w:numIdMacAtCleanup w:val="13"/>
 </w:numbering>
-</file>
-
-<file path=word/people.xml><?xml version="1.0" encoding="utf-8"?>
-<w15:people xmlns:wpc="http://schemas.microsoft.com/office/word/2010/wordprocessingCanvas" xmlns:cx="http://schemas.microsoft.com/office/drawing/2014/chartex" xmlns:cx1="http://schemas.microsoft.com/office/drawing/2015/9/8/chartex" xmlns:cx2="http://schemas.microsoft.com/office/drawing/2015/10/21/chartex" xmlns:cx3="http://schemas.microsoft.com/office/drawing/2016/5/9/chartex" xmlns:cx4="http://schemas.microsoft.com/office/drawing/2016/5/10/chartex" xmlns:cx5="http://schemas.microsoft.com/office/drawing/2016/5/11/chartex" xmlns:cx6="http://schemas.microsoft.com/office/drawing/2016/5/12/chartex" xmlns:cx7="http://schemas.microsoft.com/office/drawing/2016/5/13/chartex" xmlns:cx8="http://schemas.microsoft.com/office/drawing/2016/5/14/chartex" xmlns:mc="http://schemas.openxmlformats.org/markup-compatibility/2006" xmlns:aink="http://schemas.microsoft.com/office/drawing/2016/ink" xmlns:am3d="http://schemas.microsoft.com/office/drawing/2017/model3d" xmlns:o="urn:schemas-microsoft-com:office:office" xmlns:oel="http://schemas.microsoft.com/office/2019/extlst" xmlns:r="http://schemas.openxmlformats.org/officeDocument/2006/relationships" xmlns:m="http://schemas.openxmlformats.org/officeDocument/2006/math" xmlns:v="urn:schemas-microsoft-com:vml" xmlns:wp14="http://schemas.microsoft.com/office/word/2010/wordprocessingDrawing" xmlns:wp="http://schemas.openxmlformats.org/drawingml/2006/wordprocessingDrawing" xmlns:w10="urn:schemas-microsoft-com:office:word" xmlns:w="http://schemas.openxmlformats.org/wordprocessingml/2006/main" xmlns:w14="http://schemas.microsoft.com/office/word/2010/wordml" xmlns:w15="http://schemas.microsoft.com/office/word/2012/wordml" xmlns:w16cex="http://schemas.microsoft.com/office/word/2018/wordml/cex" xmlns:w16cid="http://schemas.microsoft.com/office/word/2016/wordml/cid" xmlns:w16="http://schemas.microsoft.com/office/word/2018/wordml" xmlns:w16du="http://schemas.microsoft.com/office/word/2023/wordml/word16du" xmlns:w16sdtdh="http://schemas.microsoft.com/office/word/2020/wordml/sdtdatahash" xmlns:w16sdtfl="http://schemas.microsoft.com/office/word/2024/wordml/sdtformatlock" xmlns:w16se="http://schemas.microsoft.com/office/word/2015/wordml/symex" xmlns:wpg="http://schemas.microsoft.com/office/word/2010/wordprocessingGroup" xmlns:wpi="http://schemas.microsoft.com/office/word/2010/wordprocessingInk" xmlns:wne="http://schemas.microsoft.com/office/word/2006/wordml" xmlns:wps="http://schemas.microsoft.com/office/word/2010/wordprocessingShape" mc:Ignorable="w14 w15 w16se w16cid w16 w16cex w16sdtdh w16sdtfl w16du wp14">
-  <w15:person w15:author="Nachbur Fabian">
-    <w15:presenceInfo w15:providerId="AD" w15:userId="S::nbf2@bfh.ch::311ad191-9e26-482d-ac63-3b8b7182a0f4"/>
-  </w15:person>
-</w15:people>
 </file>
 
 <file path=word/styles.xml><?xml version="1.0" encoding="utf-8"?>
@@ -13185,6 +8008,7 @@
   <w:style w:type="character" w:default="1" w:styleId="DefaultParagraphFont">
     <w:name w:val="Default Paragraph Font"/>
     <w:uiPriority w:val="1"/>
+    <w:semiHidden/>
     <w:unhideWhenUsed/>
   </w:style>
   <w:style w:type="table" w:default="1" w:styleId="TableNormal">
@@ -13826,9 +8650,11 @@
     <w:basedOn w:val="Normal"/>
     <w:uiPriority w:val="34"/>
     <w:qFormat/>
-    <w:rsid w:val="00CA1ED3"/>
+    <w:rsid w:val="00853523"/>
     <w:pPr>
-      <w:ind w:left="720"/>
+      <w:numPr>
+        <w:numId w:val="14"/>
+      </w:numPr>
       <w:contextualSpacing/>
     </w:pPr>
   </w:style>
@@ -14270,9 +9096,30 @@
 </file>
 
 <file path=customXml/item1.xml><?xml version="1.0" encoding="utf-8"?>
-<ct:contentTypeSchema xmlns:ct="http://schemas.microsoft.com/office/2006/metadata/contentType" xmlns:ma="http://schemas.microsoft.com/office/2006/metadata/properties/metaAttributes" ct:_="" ma:_="" ma:contentTypeName="Dokument" ma:contentTypeID="0x010100657EB69D0091E24AB03891C82479AC30" ma:contentTypeVersion="3" ma:contentTypeDescription="Ein neues Dokument erstellen." ma:contentTypeScope="" ma:versionID="c6df35f8800ba7ba208b5260c75c6de6">
-  <xsd:schema xmlns:xsd="http://www.w3.org/2001/XMLSchema" xmlns:xs="http://www.w3.org/2001/XMLSchema" xmlns:p="http://schemas.microsoft.com/office/2006/metadata/properties" xmlns:ns2="40915fa0-4cb6-4f64-be62-612f78f554e5" targetNamespace="http://schemas.microsoft.com/office/2006/metadata/properties" ma:root="true" ma:fieldsID="2f5d87f69f6ea1220973a956432599a5" ns2:_="">
+<?mso-contentType ?>
+<FormTemplates xmlns="http://schemas.microsoft.com/sharepoint/v3/contenttype/forms">
+  <Display>DocumentLibraryForm</Display>
+  <Edit>DocumentLibraryForm</Edit>
+  <New>DocumentLibraryForm</New>
+</FormTemplates>
+</file>
+
+<file path=customXml/item2.xml><?xml version="1.0" encoding="utf-8"?>
+<p:properties xmlns:p="http://schemas.microsoft.com/office/2006/metadata/properties" xmlns:xsi="http://www.w3.org/2001/XMLSchema-instance" xmlns:pc="http://schemas.microsoft.com/office/infopath/2007/PartnerControls">
+  <documentManagement>
+    <TaxCatchAll xmlns="76378472-27ec-4bfb-8afe-686f38daef91" xsi:nil="true"/>
+    <lcf76f155ced4ddcb4097134ff3c332f xmlns="40915fa0-4cb6-4f64-be62-612f78f554e5">
+      <Terms xmlns="http://schemas.microsoft.com/office/infopath/2007/PartnerControls"/>
+    </lcf76f155ced4ddcb4097134ff3c332f>
+  </documentManagement>
+</p:properties>
+</file>
+
+<file path=customXml/item3.xml><?xml version="1.0" encoding="utf-8"?>
+<ct:contentTypeSchema xmlns:ct="http://schemas.microsoft.com/office/2006/metadata/contentType" xmlns:ma="http://schemas.microsoft.com/office/2006/metadata/properties/metaAttributes" ct:_="" ma:_="" ma:contentTypeName="Dokument" ma:contentTypeID="0x010100657EB69D0091E24AB03891C82479AC30" ma:contentTypeVersion="10" ma:contentTypeDescription="Ein neues Dokument erstellen." ma:contentTypeScope="" ma:versionID="8ed922d76c2e0ee46446c4e6b452a459">
+  <xsd:schema xmlns:xsd="http://www.w3.org/2001/XMLSchema" xmlns:xs="http://www.w3.org/2001/XMLSchema" xmlns:p="http://schemas.microsoft.com/office/2006/metadata/properties" xmlns:ns2="40915fa0-4cb6-4f64-be62-612f78f554e5" xmlns:ns3="76378472-27ec-4bfb-8afe-686f38daef91" targetNamespace="http://schemas.microsoft.com/office/2006/metadata/properties" ma:root="true" ma:fieldsID="1d4004773553a7f330b15740c63c51ca" ns2:_="" ns3:_="">
     <xsd:import namespace="40915fa0-4cb6-4f64-be62-612f78f554e5"/>
+    <xsd:import namespace="76378472-27ec-4bfb-8afe-686f38daef91"/>
     <xsd:element name="properties">
       <xsd:complexType>
         <xsd:sequence>
@@ -14282,6 +9129,12 @@
                 <xsd:element ref="ns2:MediaServiceMetadata" minOccurs="0"/>
                 <xsd:element ref="ns2:MediaServiceFastMetadata" minOccurs="0"/>
                 <xsd:element ref="ns2:MediaServiceSearchProperties" minOccurs="0"/>
+                <xsd:element ref="ns2:MediaServiceDateTaken" minOccurs="0"/>
+                <xsd:element ref="ns2:lcf76f155ced4ddcb4097134ff3c332f" minOccurs="0"/>
+                <xsd:element ref="ns3:TaxCatchAll" minOccurs="0"/>
+                <xsd:element ref="ns2:MediaServiceOCR" minOccurs="0"/>
+                <xsd:element ref="ns2:MediaServiceGenerationTime" minOccurs="0"/>
+                <xsd:element ref="ns2:MediaServiceEventHashCode" minOccurs="0"/>
               </xsd:all>
             </xsd:complexType>
           </xsd:element>
@@ -14306,6 +9159,50 @@
       <xsd:simpleType>
         <xsd:restriction base="dms:Note"/>
       </xsd:simpleType>
+    </xsd:element>
+    <xsd:element name="MediaServiceDateTaken" ma:index="11" nillable="true" ma:displayName="MediaServiceDateTaken" ma:hidden="true" ma:indexed="true" ma:internalName="MediaServiceDateTaken" ma:readOnly="true">
+      <xsd:simpleType>
+        <xsd:restriction base="dms:Text"/>
+      </xsd:simpleType>
+    </xsd:element>
+    <xsd:element name="lcf76f155ced4ddcb4097134ff3c332f" ma:index="13" nillable="true" ma:taxonomy="true" ma:internalName="lcf76f155ced4ddcb4097134ff3c332f" ma:taxonomyFieldName="MediaServiceImageTags" ma:displayName="Bildmarkierungen" ma:readOnly="false" ma:fieldId="{5cf76f15-5ced-4ddc-b409-7134ff3c332f}" ma:taxonomyMulti="true" ma:sspId="5762c749-3c58-4e44-b2b3-1d952cc78e76" ma:termSetId="09814cd3-568e-fe90-9814-8d621ff8fb84" ma:anchorId="fba54fb3-c3e1-fe81-a776-ca4b69148c4d" ma:open="true" ma:isKeyword="false">
+      <xsd:complexType>
+        <xsd:sequence>
+          <xsd:element ref="pc:Terms" minOccurs="0" maxOccurs="1"/>
+        </xsd:sequence>
+      </xsd:complexType>
+    </xsd:element>
+    <xsd:element name="MediaServiceOCR" ma:index="15" nillable="true" ma:displayName="Extracted Text" ma:internalName="MediaServiceOCR" ma:readOnly="true">
+      <xsd:simpleType>
+        <xsd:restriction base="dms:Note">
+          <xsd:maxLength value="255"/>
+        </xsd:restriction>
+      </xsd:simpleType>
+    </xsd:element>
+    <xsd:element name="MediaServiceGenerationTime" ma:index="16" nillable="true" ma:displayName="MediaServiceGenerationTime" ma:hidden="true" ma:internalName="MediaServiceGenerationTime" ma:readOnly="true">
+      <xsd:simpleType>
+        <xsd:restriction base="dms:Text"/>
+      </xsd:simpleType>
+    </xsd:element>
+    <xsd:element name="MediaServiceEventHashCode" ma:index="17" nillable="true" ma:displayName="MediaServiceEventHashCode" ma:hidden="true" ma:internalName="MediaServiceEventHashCode" ma:readOnly="true">
+      <xsd:simpleType>
+        <xsd:restriction base="dms:Text"/>
+      </xsd:simpleType>
+    </xsd:element>
+  </xsd:schema>
+  <xsd:schema xmlns:xsd="http://www.w3.org/2001/XMLSchema" xmlns:xs="http://www.w3.org/2001/XMLSchema" xmlns:dms="http://schemas.microsoft.com/office/2006/documentManagement/types" xmlns:pc="http://schemas.microsoft.com/office/infopath/2007/PartnerControls" targetNamespace="76378472-27ec-4bfb-8afe-686f38daef91" elementFormDefault="qualified">
+    <xsd:import namespace="http://schemas.microsoft.com/office/2006/documentManagement/types"/>
+    <xsd:import namespace="http://schemas.microsoft.com/office/infopath/2007/PartnerControls"/>
+    <xsd:element name="TaxCatchAll" ma:index="14" nillable="true" ma:displayName="Taxonomy Catch All Column" ma:hidden="true" ma:list="{b118629d-7087-4f8a-a38b-e45fb774a69d}" ma:internalName="TaxCatchAll" ma:showField="CatchAllData" ma:web="76378472-27ec-4bfb-8afe-686f38daef91">
+      <xsd:complexType>
+        <xsd:complexContent>
+          <xsd:extension base="dms:MultiChoiceLookup">
+            <xsd:sequence>
+              <xsd:element name="Value" type="dms:Lookup" maxOccurs="unbounded" minOccurs="0" nillable="true"/>
+            </xsd:sequence>
+          </xsd:extension>
+        </xsd:complexContent>
+      </xsd:complexType>
     </xsd:element>
   </xsd:schema>
   <xsd:schema xmlns="http://schemas.openxmlformats.org/package/2006/metadata/core-properties" xmlns:xsd="http://www.w3.org/2001/XMLSchema" xmlns:xsi="http://www.w3.org/2001/XMLSchema-instance" xmlns:dc="http://purl.org/dc/elements/1.1/" xmlns:dcterms="http://purl.org/dc/terms/" xmlns:odoc="http://schemas.microsoft.com/internal/obd" targetNamespace="http://schemas.openxmlformats.org/package/2006/metadata/core-properties" elementFormDefault="qualified" attributeFormDefault="unqualified" blockDefault="#all">
@@ -14407,38 +9304,11 @@
 </ct:contentTypeSchema>
 </file>
 
-<file path=customXml/item2.xml><?xml version="1.0" encoding="utf-8"?>
+<file path=customXml/item4.xml><?xml version="1.0" encoding="utf-8"?>
 <b:Sources xmlns:b="http://schemas.openxmlformats.org/officeDocument/2006/bibliography" xmlns="http://schemas.openxmlformats.org/officeDocument/2006/bibliography" SelectedStyle="\IEEE2006OfficeOnline.xsl" StyleName="IEEE" Version="2006"/>
 </file>
 
-<file path=customXml/item3.xml><?xml version="1.0" encoding="utf-8"?>
-<?mso-contentType ?>
-<FormTemplates xmlns="http://schemas.microsoft.com/sharepoint/v3/contenttype/forms">
-  <Display>DocumentLibraryForm</Display>
-  <Edit>DocumentLibraryForm</Edit>
-  <New>DocumentLibraryForm</New>
-</FormTemplates>
-</file>
-
-<file path=customXml/item4.xml><?xml version="1.0" encoding="utf-8"?>
-<p:properties xmlns:p="http://schemas.microsoft.com/office/2006/metadata/properties" xmlns:xsi="http://www.w3.org/2001/XMLSchema-instance" xmlns:pc="http://schemas.microsoft.com/office/infopath/2007/PartnerControls">
-  <documentManagement/>
-</p:properties>
-</file>
-
 <file path=customXml/itemProps1.xml><?xml version="1.0" encoding="utf-8"?>
-<ds:datastoreItem xmlns:ds="http://schemas.openxmlformats.org/officeDocument/2006/customXml" ds:itemID="{FABEED34-2F81-4051-9B27-C4632241A6AA}"/>
-</file>
-
-<file path=customXml/itemProps2.xml><?xml version="1.0" encoding="utf-8"?>
-<ds:datastoreItem xmlns:ds="http://schemas.openxmlformats.org/officeDocument/2006/customXml" ds:itemID="{16AFF2C0-2498-4BDE-A078-100A2CD30326}">
-  <ds:schemaRefs>
-    <ds:schemaRef ds:uri="http://schemas.openxmlformats.org/officeDocument/2006/bibliography"/>
-  </ds:schemaRefs>
-</ds:datastoreItem>
-</file>
-
-<file path=customXml/itemProps3.xml><?xml version="1.0" encoding="utf-8"?>
 <ds:datastoreItem xmlns:ds="http://schemas.openxmlformats.org/officeDocument/2006/customXml" ds:itemID="{2FCBD9E7-B10C-42C0-9222-33C020265D7A}">
   <ds:schemaRefs>
     <ds:schemaRef ds:uri="http://schemas.microsoft.com/sharepoint/v3/contenttype/forms"/>
@@ -14446,13 +9316,46 @@
 </ds:datastoreItem>
 </file>
 
-<file path=customXml/itemProps4.xml><?xml version="1.0" encoding="utf-8"?>
+<file path=customXml/itemProps2.xml><?xml version="1.0" encoding="utf-8"?>
 <ds:datastoreItem xmlns:ds="http://schemas.openxmlformats.org/officeDocument/2006/customXml" ds:itemID="{CF3DF4DF-7D7C-4332-BB11-8623D6D1E2FA}">
   <ds:schemaRefs>
     <ds:schemaRef ds:uri="http://schemas.microsoft.com/office/2006/metadata/properties"/>
+    <ds:schemaRef ds:uri="40915fa0-4cb6-4f64-be62-612f78f554e5"/>
+    <ds:schemaRef ds:uri="http://schemas.openxmlformats.org/package/2006/metadata/core-properties"/>
+    <ds:schemaRef ds:uri="http://schemas.microsoft.com/office/2006/documentManagement/types"/>
+    <ds:schemaRef ds:uri="http://www.w3.org/XML/1998/namespace"/>
+    <ds:schemaRef ds:uri="http://purl.org/dc/terms/"/>
+    <ds:schemaRef ds:uri="76378472-27ec-4bfb-8afe-686f38daef91"/>
+    <ds:schemaRef ds:uri="http://purl.org/dc/dcmitype/"/>
     <ds:schemaRef ds:uri="http://schemas.microsoft.com/office/infopath/2007/PartnerControls"/>
-    <ds:schemaRef ds:uri="484c8c59-755d-4516-b8d2-1621b38262b4"/>
-    <ds:schemaRef ds:uri="dd8cb13b-09cd-4f71-a146-5d96908aee33"/>
+    <ds:schemaRef ds:uri="http://purl.org/dc/elements/1.1/"/>
+  </ds:schemaRefs>
+</ds:datastoreItem>
+</file>
+
+<file path=customXml/itemProps3.xml><?xml version="1.0" encoding="utf-8"?>
+<ds:datastoreItem xmlns:ds="http://schemas.openxmlformats.org/officeDocument/2006/customXml" ds:itemID="{477C4B81-5095-4829-B2AC-3D26B575ACE5}">
+  <ds:schemaRefs>
+    <ds:schemaRef ds:uri="http://schemas.microsoft.com/office/2006/metadata/contentType"/>
+    <ds:schemaRef ds:uri="http://schemas.microsoft.com/office/2006/metadata/properties/metaAttributes"/>
+    <ds:schemaRef ds:uri="http://www.w3.org/2001/XMLSchema"/>
+    <ds:schemaRef ds:uri="http://schemas.microsoft.com/office/2006/metadata/properties"/>
+    <ds:schemaRef ds:uri="40915fa0-4cb6-4f64-be62-612f78f554e5"/>
+    <ds:schemaRef ds:uri="76378472-27ec-4bfb-8afe-686f38daef91"/>
+    <ds:schemaRef ds:uri="http://schemas.microsoft.com/office/2006/documentManagement/types"/>
+    <ds:schemaRef ds:uri="http://schemas.microsoft.com/office/infopath/2007/PartnerControls"/>
+    <ds:schemaRef ds:uri="http://schemas.openxmlformats.org/package/2006/metadata/core-properties"/>
+    <ds:schemaRef ds:uri="http://purl.org/dc/elements/1.1/"/>
+    <ds:schemaRef ds:uri="http://purl.org/dc/terms/"/>
+    <ds:schemaRef ds:uri="http://schemas.microsoft.com/internal/obd"/>
+  </ds:schemaRefs>
+</ds:datastoreItem>
+</file>
+
+<file path=customXml/itemProps4.xml><?xml version="1.0" encoding="utf-8"?>
+<ds:datastoreItem xmlns:ds="http://schemas.openxmlformats.org/officeDocument/2006/customXml" ds:itemID="{16AFF2C0-2498-4BDE-A078-100A2CD30326}">
+  <ds:schemaRefs>
+    <ds:schemaRef ds:uri="http://schemas.openxmlformats.org/officeDocument/2006/bibliography"/>
   </ds:schemaRefs>
 </ds:datastoreItem>
 </file>
--- a/Anleitung_SensorKit.docx
+++ b/Anleitung_SensorKit.docx
@@ -125,13 +125,8 @@
               </w:tabs>
             </w:pPr>
             <w:r>
-              <w:t xml:space="preserve">Anleitung </w:t>
+              <w:t>Anleitung SensorKit</w:t>
             </w:r>
-            <w:proofErr w:type="spellStart"/>
-            <w:r>
-              <w:t>SensorKit</w:t>
-            </w:r>
-            <w:proofErr w:type="spellEnd"/>
           </w:p>
         </w:tc>
       </w:tr>
@@ -924,7 +919,6 @@
       </w:pPr>
       <w:bookmarkStart w:id="0" w:name="_Toc216357310"/>
       <w:r>
-        <w:lastRenderedPageBreak/>
         <w:t>Grundlagen</w:t>
       </w:r>
       <w:bookmarkEnd w:id="0"/>
@@ -946,13 +940,8 @@
         <w:t>D</w:t>
       </w:r>
       <w:r>
-        <w:t xml:space="preserve">as </w:t>
-      </w:r>
-      <w:proofErr w:type="spellStart"/>
-      <w:r>
-        <w:t>Sensorkit</w:t>
-      </w:r>
-      <w:proofErr w:type="spellEnd"/>
+        <w:t>as Sensorkit</w:t>
+      </w:r>
       <w:r>
         <w:t xml:space="preserve"> verwendet einen Raspberry Pi Zero 2 W als Microcontroller. An diesen können per I</w:t>
       </w:r>
@@ -986,16 +975,8 @@
         <w:rPr>
           <w:color w:val="EE0000"/>
         </w:rPr>
-        <w:t xml:space="preserve">!! Sollten andere Sensoren verwendet werden, muss der Code angepasst </w:t>
-      </w:r>
-      <w:proofErr w:type="gramStart"/>
-      <w:r>
-        <w:rPr>
-          <w:color w:val="EE0000"/>
-        </w:rPr>
-        <w:t>werden !!</w:t>
-      </w:r>
-      <w:proofErr w:type="gramEnd"/>
+        <w:t>!! Sollten andere Sensoren verwendet werden, muss der Code angepasst werden !!</w:t>
+      </w:r>
     </w:p>
     <w:p/>
     <w:p>
@@ -1027,7 +1008,7 @@
           <w:noProof/>
         </w:rPr>
         <w:drawing>
-          <wp:inline distT="0" distB="0" distL="0" distR="0" wp14:anchorId="64FED0C9" wp14:editId="2DCBEB07">
+          <wp:inline distT="0" distB="0" distL="0" distR="0" wp14:anchorId="64FED0C9" wp14:editId="7C15345C">
             <wp:extent cx="2855443" cy="5076970"/>
             <wp:effectExtent l="0" t="6033" r="0" b="0"/>
             <wp:docPr id="99167191" name="Picture 13"/>
@@ -1105,16 +1086,8 @@
         <w:rPr>
           <w:color w:val="EE0000"/>
         </w:rPr>
-        <w:t xml:space="preserve">ystems gegeben </w:t>
-      </w:r>
-      <w:proofErr w:type="gramStart"/>
-      <w:r>
-        <w:rPr>
-          <w:color w:val="EE0000"/>
-        </w:rPr>
-        <w:t>werden !!!</w:t>
-      </w:r>
-      <w:proofErr w:type="gramEnd"/>
+        <w:t>ystems gegeben werden !!!</w:t>
+      </w:r>
     </w:p>
     <w:p/>
     <w:p>
@@ -1131,21 +1104,8 @@
       <w:r>
         <w:t xml:space="preserve">Auf dem </w:t>
       </w:r>
-      <w:proofErr w:type="spellStart"/>
-      <w:r>
-        <w:t>RPi</w:t>
-      </w:r>
-      <w:proofErr w:type="spellEnd"/>
-      <w:r>
-        <w:t xml:space="preserve"> wird automatisch das </w:t>
-      </w:r>
-      <w:proofErr w:type="spellStart"/>
-      <w:r>
-        <w:t>Script</w:t>
-      </w:r>
-      <w:proofErr w:type="spellEnd"/>
-      <w:r>
-        <w:t xml:space="preserve"> «sensor-mqtt.py» gestartet.</w:t>
+      <w:r>
+        <w:t>RPi wird automatisch das Script «sensor-mqtt.py» gestartet.</w:t>
       </w:r>
     </w:p>
     <w:p>
@@ -1161,7 +1121,6 @@
         <w:rPr>
           <w:noProof/>
         </w:rPr>
-        <w:lastRenderedPageBreak/>
         <w:drawing>
           <wp:anchor distT="0" distB="0" distL="114300" distR="114300" simplePos="0" relativeHeight="251658240" behindDoc="0" locked="0" layoutInCell="1" allowOverlap="1" wp14:anchorId="46BDDC25" wp14:editId="4104DE2F">
             <wp:simplePos x="0" y="0"/>
@@ -1228,7 +1187,6 @@
     </w:p>
     <w:p/>
     <w:p>
-      <w:proofErr w:type="spellStart"/>
       <w:r>
         <w:rPr>
           <w:b/>
@@ -1236,7 +1194,6 @@
         </w:rPr>
         <w:t>SettingUpHW</w:t>
       </w:r>
-      <w:proofErr w:type="spellEnd"/>
       <w:r>
         <w:t>: Sucht</w:t>
       </w:r>
@@ -1263,7 +1220,6 @@
     </w:p>
     <w:p/>
     <w:p>
-      <w:proofErr w:type="spellStart"/>
       <w:r>
         <w:rPr>
           <w:b/>
@@ -1271,43 +1227,21 @@
         </w:rPr>
         <w:t>ConnectingHost</w:t>
       </w:r>
-      <w:proofErr w:type="spellEnd"/>
-      <w:r>
-        <w:t xml:space="preserve">: Wartet, bis ein Client sich mit dem Wifi des </w:t>
-      </w:r>
-      <w:proofErr w:type="spellStart"/>
-      <w:r>
-        <w:t>Rpi</w:t>
-      </w:r>
-      <w:proofErr w:type="spellEnd"/>
-      <w:r>
-        <w:t xml:space="preserve"> verbunden hat.</w:t>
+      <w:r>
+        <w:t>: Wartet, bis ein Client sich mit dem Wifi des Rpi verbunden hat.</w:t>
       </w:r>
     </w:p>
     <w:p>
       <w:r>
         <w:t xml:space="preserve">Der Raspberry Pi nutzt einen eigenen </w:t>
       </w:r>
-      <w:proofErr w:type="gramStart"/>
-      <w:r>
-        <w:t>Access-Point</w:t>
-      </w:r>
-      <w:proofErr w:type="gramEnd"/>
-      <w:r>
-        <w:t xml:space="preserve"> um die Möglichkeiten zu bieten, dass sich andere Geräte mit diesem verbinden können.</w:t>
-      </w:r>
-    </w:p>
-    <w:p>
-      <w:r>
-        <w:t xml:space="preserve">Der </w:t>
-      </w:r>
-      <w:proofErr w:type="spellStart"/>
-      <w:r>
-        <w:t>RPi</w:t>
-      </w:r>
-      <w:proofErr w:type="spellEnd"/>
-      <w:r>
-        <w:t xml:space="preserve"> besitzt die IP-Adresse 192.168.4.1</w:t>
+      <w:r>
+        <w:t>Access-Point um die Möglichkeiten zu bieten, dass sich andere Geräte mit diesem verbinden können.</w:t>
+      </w:r>
+    </w:p>
+    <w:p>
+      <w:r>
+        <w:t>Der RPi besitzt die IP-Adresse 192.168.4.1</w:t>
       </w:r>
       <w:r>
         <w:t>, der Client wird eine IP zwischen 192.168.4.2-255 erhalten.</w:t>
@@ -1316,21 +1250,12 @@
     <w:p/>
     <w:p>
       <w:r>
-        <w:t xml:space="preserve">Es sollte immer nur ein Client/Gerät mit dem </w:t>
-      </w:r>
-      <w:proofErr w:type="spellStart"/>
-      <w:r>
-        <w:t>RPi</w:t>
-      </w:r>
-      <w:proofErr w:type="spellEnd"/>
-      <w:r>
-        <w:t xml:space="preserve"> verbunden sein. Ansonsten kann nicht garantiert werden, dass der Code noch funktioniert.</w:t>
+        <w:t>Es sollte immer nur ein Client/Gerät mit dem RPi verbunden sein. Ansonsten kann nicht garantiert werden, dass der Code noch funktioniert.</w:t>
       </w:r>
     </w:p>
     <w:p/>
     <w:p/>
     <w:p>
-      <w:proofErr w:type="spellStart"/>
       <w:r>
         <w:rPr>
           <w:b/>
@@ -1338,7 +1263,6 @@
         </w:rPr>
         <w:t>ConnectingBroker</w:t>
       </w:r>
-      <w:proofErr w:type="spellEnd"/>
       <w:r>
         <w:t xml:space="preserve">: Das System funktioniert so, dass </w:t>
       </w:r>
@@ -1348,23 +1272,7 @@
     </w:p>
     <w:p>
       <w:r>
-        <w:t xml:space="preserve">Auf dem </w:t>
-      </w:r>
-      <w:proofErr w:type="spellStart"/>
-      <w:r>
-        <w:t>RPi</w:t>
-      </w:r>
-      <w:proofErr w:type="spellEnd"/>
-      <w:r>
-        <w:t xml:space="preserve"> läuft im Hintergrund ein Mosquitto MQTT Broker. Das Python </w:t>
-      </w:r>
-      <w:proofErr w:type="spellStart"/>
-      <w:r>
-        <w:t>Script</w:t>
-      </w:r>
-      <w:proofErr w:type="spellEnd"/>
-      <w:r>
-        <w:t xml:space="preserve"> «sensor-mqtt.py» greift als Client auf diesen zu</w:t>
+        <w:t>Auf dem RPi läuft im Hintergrund ein Mosquitto MQTT Broker. Das Python Script «sensor-mqtt.py» greift als Client auf diesen zu</w:t>
       </w:r>
       <w:r>
         <w:t xml:space="preserve"> und schreibt die Messwerte.</w:t>
@@ -1378,7 +1286,6 @@
     <w:p/>
     <w:p/>
     <w:p>
-      <w:proofErr w:type="spellStart"/>
       <w:r>
         <w:rPr>
           <w:b/>
@@ -1386,7 +1293,6 @@
         </w:rPr>
         <w:t>Idelling</w:t>
       </w:r>
-      <w:proofErr w:type="spellEnd"/>
       <w:r>
         <w:t>: Das System ist bereit für die Messung, übermittelt jedoch noch keine Daten.</w:t>
       </w:r>
@@ -1404,7 +1310,6 @@
     </w:p>
     <w:p/>
     <w:p>
-      <w:proofErr w:type="spellStart"/>
       <w:r>
         <w:rPr>
           <w:b/>
@@ -1412,7 +1317,6 @@
         </w:rPr>
         <w:t>Preparing</w:t>
       </w:r>
-      <w:proofErr w:type="spellEnd"/>
       <w:r>
         <w:t xml:space="preserve">: Hier hat der User Zeit die </w:t>
       </w:r>
@@ -1462,23 +1366,7 @@
     <w:p/>
     <w:p>
       <w:r>
-        <w:t xml:space="preserve">Taster 2: Sollte es zu einem Fehler kommen, kann über den Taster 2 einen </w:t>
-      </w:r>
-      <w:proofErr w:type="spellStart"/>
-      <w:r>
-        <w:t>Reset</w:t>
-      </w:r>
-      <w:proofErr w:type="spellEnd"/>
-      <w:r>
-        <w:t xml:space="preserve"> der </w:t>
-      </w:r>
-      <w:proofErr w:type="spellStart"/>
-      <w:r>
-        <w:t>Statemachine</w:t>
-      </w:r>
-      <w:proofErr w:type="spellEnd"/>
-      <w:r>
-        <w:t xml:space="preserve"> </w:t>
+        <w:t xml:space="preserve">Taster 2: Sollte es zu einem Fehler kommen, kann über den Taster 2 einen Reset der Statemachine </w:t>
       </w:r>
       <w:r>
         <w:t>erzeugt werden. Dann wird das System und alle Verbindungen komplett zurückgesetzt.</w:t>
@@ -1495,16 +1383,8 @@
         <w:rPr>
           <w:color w:val="EE0000"/>
         </w:rPr>
-        <w:t xml:space="preserve">!! Nicht vergessen, Schalter 2 anschliessend wieder auf OFF zu </w:t>
-      </w:r>
-      <w:proofErr w:type="gramStart"/>
-      <w:r>
-        <w:rPr>
-          <w:color w:val="EE0000"/>
-        </w:rPr>
-        <w:t>stellen !!</w:t>
-      </w:r>
-      <w:proofErr w:type="gramEnd"/>
+        <w:t>!! Nicht vergessen, Schalter 2 anschliessend wieder auf OFF zu stellen !!</w:t>
+      </w:r>
     </w:p>
     <w:p>
       <w:pPr>
@@ -1523,7 +1403,6 @@
       </w:pPr>
       <w:bookmarkStart w:id="2" w:name="_Toc216357312"/>
       <w:r>
-        <w:lastRenderedPageBreak/>
         <w:t>Daten aufnehmen</w:t>
       </w:r>
       <w:bookmarkEnd w:id="2"/>
@@ -1582,106 +1461,82 @@
     <w:p>
       <w:pPr>
         <w:shd w:val="clear" w:color="auto" w:fill="F0F0F0"/>
-        <w:rPr>
-          <w:lang w:val="en-GB"/>
-        </w:rPr>
-      </w:pPr>
-      <w:proofErr w:type="spellStart"/>
-      <w:r>
-        <w:rPr>
-          <w:lang w:val="en-GB"/>
-        </w:rPr>
+      </w:pPr>
+      <w:r>
         <w:t>p</w:t>
       </w:r>
       <w:r>
         <w:rPr>
           <w:rFonts w:ascii="Courier New" w:hAnsi="Courier New" w:cs="Courier New"/>
           <w:color w:val="444444"/>
-          <w:lang w:val="en-GB"/>
-        </w:rPr>
-        <w:t>python</w:t>
-      </w:r>
-      <w:proofErr w:type="spellEnd"/>
+        </w:rPr>
+        <w:t>python -m pip install --upgrade pip</w:t>
+      </w:r>
       <w:r>
         <w:rPr>
           <w:rFonts w:ascii="Courier New" w:hAnsi="Courier New" w:cs="Courier New"/>
           <w:color w:val="444444"/>
-          <w:lang w:val="en-GB"/>
-        </w:rPr>
-        <w:t xml:space="preserve"> -m pip install --upgrade pip</w:t>
+        </w:rPr>
+        <w:br/>
+        <w:t>python -m pip install paho-mqtt matplotlib</w:t>
       </w:r>
       <w:r>
         <w:rPr>
           <w:rFonts w:ascii="Courier New" w:hAnsi="Courier New" w:cs="Courier New"/>
           <w:color w:val="444444"/>
-          <w:lang w:val="en-GB"/>
-        </w:rPr>
-        <w:br/>
-        <w:t xml:space="preserve">python -m pip install </w:t>
-      </w:r>
-      <w:proofErr w:type="spellStart"/>
+        </w:rPr>
+        <w:t xml:space="preserve"> panda</w:t>
+      </w:r>
       <w:r>
         <w:rPr>
           <w:rFonts w:ascii="Courier New" w:hAnsi="Courier New" w:cs="Courier New"/>
           <w:color w:val="444444"/>
-          <w:lang w:val="en-GB"/>
-        </w:rPr>
-        <w:t>paho-mqtt</w:t>
-      </w:r>
-      <w:proofErr w:type="spellEnd"/>
+        </w:rPr>
+        <w:t>s</w:t>
+      </w:r>
       <w:r>
         <w:rPr>
           <w:rFonts w:ascii="Courier New" w:hAnsi="Courier New" w:cs="Courier New"/>
           <w:color w:val="444444"/>
-          <w:lang w:val="en-GB"/>
-        </w:rPr>
-        <w:t xml:space="preserve"> matplotlib</w:t>
+        </w:rPr>
+        <w:t xml:space="preserve"> scipy</w:t>
       </w:r>
       <w:r>
         <w:rPr>
           <w:rFonts w:ascii="Courier New" w:hAnsi="Courier New" w:cs="Courier New"/>
           <w:color w:val="444444"/>
+        </w:rPr>
+        <w:t xml:space="preserve"> tkin</w:t>
+      </w:r>
+      <w:r>
+        <w:rPr>
+          <w:rFonts w:ascii="Courier New" w:hAnsi="Courier New" w:cs="Courier New"/>
+          <w:color w:val="444444"/>
+        </w:rPr>
+        <w:t>ter</w:t>
+      </w:r>
+      <w:r>
+        <w:rPr>
+          <w:rFonts w:ascii="Courier New" w:hAnsi="Courier New" w:cs="Courier New"/>
+          <w:color w:val="444444"/>
+        </w:rPr>
+        <w:t xml:space="preserve"> --break-system-packages</w:t>
+      </w:r>
+    </w:p>
+    <w:p/>
+    <w:p>
+      <w:pPr>
+        <w:pStyle w:val="Heading2"/>
+        <w:rPr>
           <w:lang w:val="en-GB"/>
         </w:rPr>
-        <w:t xml:space="preserve"> --break-system-packages</w:t>
-      </w:r>
-    </w:p>
-    <w:p>
-      <w:pPr>
+      </w:pPr>
+      <w:r>
         <w:rPr>
           <w:lang w:val="en-GB"/>
         </w:rPr>
-      </w:pPr>
-    </w:p>
-    <w:p>
-      <w:pPr>
-        <w:pStyle w:val="Heading2"/>
-        <w:rPr>
-          <w:lang w:val="en-GB"/>
-        </w:rPr>
-      </w:pPr>
-      <w:proofErr w:type="spellStart"/>
-      <w:r>
-        <w:rPr>
-          <w:lang w:val="en-GB"/>
-        </w:rPr>
-        <w:t>Verbindung</w:t>
-      </w:r>
-      <w:proofErr w:type="spellEnd"/>
-      <w:r>
-        <w:rPr>
-          <w:lang w:val="en-GB"/>
-        </w:rPr>
-        <w:t xml:space="preserve"> </w:t>
-      </w:r>
-      <w:proofErr w:type="spellStart"/>
-      <w:r>
-        <w:rPr>
-          <w:lang w:val="en-GB"/>
-        </w:rPr>
-        <w:t>aufbauen</w:t>
-      </w:r>
-      <w:proofErr w:type="spellEnd"/>
+        <w:t>Verbindung aufbauen</w:t>
+      </w:r>
     </w:p>
     <w:p>
       <w:r>
@@ -1691,15 +1546,7 @@
         <w:t>des MQTT-Brokers</w:t>
       </w:r>
       <w:r>
-        <w:t xml:space="preserve"> im Python </w:t>
-      </w:r>
-      <w:proofErr w:type="spellStart"/>
-      <w:r>
-        <w:t>Script</w:t>
-      </w:r>
-      <w:proofErr w:type="spellEnd"/>
-      <w:r>
-        <w:t xml:space="preserve"> kontrolliert werden.</w:t>
+        <w:t xml:space="preserve"> im Python Script kontrolliert werden.</w:t>
       </w:r>
     </w:p>
     <w:p>
@@ -1863,15 +1710,7 @@
         <w:pStyle w:val="ListParagraph"/>
       </w:pPr>
       <w:r>
-        <w:t xml:space="preserve">Sobald das Gerät mit dem </w:t>
-      </w:r>
-      <w:proofErr w:type="spellStart"/>
-      <w:r>
-        <w:t>SensorKit</w:t>
-      </w:r>
-      <w:proofErr w:type="spellEnd"/>
-      <w:r>
-        <w:t xml:space="preserve"> Wifi verbunden ist, wird die Adresse</w:t>
+        <w:t>Sobald das Gerät mit dem SensorKit Wifi verbunden ist, wird die Adresse</w:t>
       </w:r>
       <w:r>
         <w:t>: 192.168.4.XX sein.</w:t>
@@ -1906,7 +1745,6 @@
         <w:rPr>
           <w:noProof/>
         </w:rPr>
-        <w:lastRenderedPageBreak/>
         <mc:AlternateContent>
           <mc:Choice Requires="wps">
             <w:drawing>
@@ -2096,15 +1934,7 @@
         <w:t>Wird das Fenster geschlossen</w:t>
       </w:r>
       <w:r>
-        <w:t>, werden die Daten in einem .</w:t>
-      </w:r>
-      <w:proofErr w:type="spellStart"/>
-      <w:r>
-        <w:t>csv</w:t>
-      </w:r>
-      <w:proofErr w:type="spellEnd"/>
-      <w:r>
-        <w:t xml:space="preserve"> File im Ordner «Messdaten» abgespeichert.</w:t>
+        <w:t>, werden die Daten in einem .csv File im Ordner «Messdaten» abgespeichert.</w:t>
       </w:r>
     </w:p>
     <w:p>
@@ -2124,7 +1954,6 @@
       </w:pPr>
       <w:bookmarkStart w:id="3" w:name="_Toc216357313"/>
       <w:r>
-        <w:lastRenderedPageBreak/>
         <w:t>Installation und Verwendung MQTT Mosquitto</w:t>
       </w:r>
       <w:bookmarkEnd w:id="3"/>
@@ -2140,13 +1969,8 @@
         <w:t xml:space="preserve">!! Dieses Kapitel muss nur einmal durchgearbeitet werden. </w:t>
       </w:r>
       <w:r>
-        <w:t xml:space="preserve">Die Services laufen danach im Hintergrund </w:t>
-      </w:r>
-      <w:proofErr w:type="gramStart"/>
-      <w:r>
-        <w:t>weiter !!</w:t>
-      </w:r>
-      <w:proofErr w:type="gramEnd"/>
+        <w:t>Die Services laufen danach im Hintergrund weiter !!</w:t>
+      </w:r>
     </w:p>
     <w:p>
       <w:pPr>
@@ -2167,21 +1991,7 @@
         <w:rPr>
           <w:color w:val="EE0000"/>
         </w:rPr>
-        <w:t xml:space="preserve">Es ist nicht nötig, dass ein </w:t>
-      </w:r>
-      <w:proofErr w:type="gramStart"/>
-      <w:r>
-        <w:rPr>
-          <w:color w:val="EE0000"/>
-        </w:rPr>
-        <w:t>MQTT Broker</w:t>
-      </w:r>
-      <w:proofErr w:type="gramEnd"/>
-      <w:r>
-        <w:rPr>
-          <w:color w:val="EE0000"/>
-        </w:rPr>
-        <w:t xml:space="preserve"> auf dem eigenen Gerät läuft. Dieser Schritt kann übersprungen werden.</w:t>
+        <w:t>Es ist nicht nötig, dass ein MQTT Broker auf dem eigenen Gerät läuft. Dieser Schritt kann übersprungen werden.</w:t>
       </w:r>
     </w:p>
     <w:p/>
@@ -2269,23 +2079,7 @@
           <w:i/>
           <w:iCs/>
         </w:rPr>
-        <w:t>"</w:t>
-      </w:r>
-      <w:proofErr w:type="spellStart"/>
-      <w:r>
-        <w:rPr>
-          <w:i/>
-          <w:iCs/>
-        </w:rPr>
-        <w:t>Install</w:t>
-      </w:r>
-      <w:proofErr w:type="spellEnd"/>
-      <w:r>
-        <w:rPr>
-          <w:i/>
-          <w:iCs/>
-        </w:rPr>
-        <w:t xml:space="preserve"> Service"</w:t>
+        <w:t>"Install Service"</w:t>
       </w:r>
       <w:r>
         <w:t xml:space="preserve"> (Broker als Windows-Dienst)</w:t>
@@ -2367,7 +2161,6 @@
       <w:r>
         <w:t xml:space="preserve"> </w:t>
       </w:r>
-      <w:proofErr w:type="spellStart"/>
       <w:r>
         <w:rPr>
           <w:i/>
@@ -2375,7 +2168,6 @@
         </w:rPr>
         <w:t>mosquitto</w:t>
       </w:r>
-      <w:proofErr w:type="spellEnd"/>
     </w:p>
     <w:p>
       <w:pPr>
@@ -2492,16 +2284,8 @@
         <w:rPr>
           <w:lang w:val="en-GB"/>
         </w:rPr>
-        <w:t xml:space="preserve">Installation </w:t>
-      </w:r>
-      <w:proofErr w:type="spellStart"/>
-      <w:r>
-        <w:rPr>
-          <w:lang w:val="en-GB"/>
-        </w:rPr>
-        <w:t>durchführen</w:t>
-      </w:r>
-      <w:proofErr w:type="spellEnd"/>
+        <w:t>Installation durchführen</w:t>
+      </w:r>
     </w:p>
     <w:p/>
     <w:p/>
@@ -2555,23 +2339,13 @@
           <w:lang w:val="en-GB"/>
         </w:rPr>
       </w:pPr>
-      <w:proofErr w:type="spellStart"/>
       <w:r>
         <w:rPr>
           <w:rFonts w:ascii="Courier New" w:hAnsi="Courier New" w:cs="Courier New"/>
           <w:color w:val="444444"/>
           <w:lang w:val="en-GB"/>
         </w:rPr>
-        <w:t>mosquitto_pub</w:t>
-      </w:r>
-      <w:proofErr w:type="spellEnd"/>
-      <w:r>
-        <w:rPr>
-          <w:rFonts w:ascii="Courier New" w:hAnsi="Courier New" w:cs="Courier New"/>
-          <w:color w:val="444444"/>
-          <w:lang w:val="en-GB"/>
-        </w:rPr>
-        <w:t xml:space="preserve"> -t test/topic -m </w:t>
+        <w:t xml:space="preserve">mosquitto_pub -t test/topic -m </w:t>
       </w:r>
       <w:r>
         <w:rPr>
@@ -2604,47 +2378,13 @@
         <w:shd w:val="clear" w:color="auto" w:fill="F0F0F0"/>
         <w:ind w:left="709"/>
       </w:pPr>
-      <w:proofErr w:type="spellStart"/>
       <w:r>
         <w:rPr>
           <w:rFonts w:ascii="Courier New" w:hAnsi="Courier New" w:cs="Courier New"/>
           <w:color w:val="444444"/>
         </w:rPr>
-        <w:t>mosquitto_sub</w:t>
-      </w:r>
-      <w:proofErr w:type="spellEnd"/>
-      <w:r>
-        <w:rPr>
-          <w:rFonts w:ascii="Courier New" w:hAnsi="Courier New" w:cs="Courier New"/>
-          <w:color w:val="444444"/>
-        </w:rPr>
-        <w:t xml:space="preserve"> -t </w:t>
-      </w:r>
-      <w:proofErr w:type="spellStart"/>
-      <w:r>
-        <w:rPr>
-          <w:rFonts w:ascii="Courier New" w:hAnsi="Courier New" w:cs="Courier New"/>
-          <w:color w:val="444444"/>
-        </w:rPr>
-        <w:t>test</w:t>
-      </w:r>
-      <w:proofErr w:type="spellEnd"/>
-      <w:r>
-        <w:rPr>
-          <w:rFonts w:ascii="Courier New" w:hAnsi="Courier New" w:cs="Courier New"/>
-          <w:color w:val="444444"/>
-        </w:rPr>
-        <w:t>/</w:t>
-      </w:r>
-      <w:proofErr w:type="spellStart"/>
-      <w:r>
-        <w:rPr>
-          <w:rFonts w:ascii="Courier New" w:hAnsi="Courier New" w:cs="Courier New"/>
-          <w:color w:val="444444"/>
-        </w:rPr>
-        <w:t>topic</w:t>
-      </w:r>
-      <w:proofErr w:type="spellEnd"/>
+        <w:t>mosquitto_sub -t test/topic</w:t>
+      </w:r>
     </w:p>
     <w:p>
       <w:pPr>
@@ -2677,7 +2417,6 @@
         <w:rPr>
           <w:noProof/>
         </w:rPr>
-        <w:lastRenderedPageBreak/>
         <w:drawing>
           <wp:inline distT="0" distB="0" distL="0" distR="0" wp14:anchorId="7720767E" wp14:editId="265F61AF">
             <wp:extent cx="2597345" cy="2029020"/>
@@ -2721,31 +2460,7 @@
         <w:sym w:font="Wingdings" w:char="F0E0"/>
       </w:r>
       <w:r>
-        <w:t xml:space="preserve"> Die Nachricht «Hallo MQTT 2» sollte nicht empfangen werden, da der Subscriber nur auf dem Topic «</w:t>
-      </w:r>
-      <w:proofErr w:type="spellStart"/>
-      <w:r>
-        <w:t>test</w:t>
-      </w:r>
-      <w:proofErr w:type="spellEnd"/>
-      <w:r>
-        <w:t>/</w:t>
-      </w:r>
-      <w:proofErr w:type="spellStart"/>
-      <w:r>
-        <w:t>topic</w:t>
-      </w:r>
-      <w:proofErr w:type="spellEnd"/>
-      <w:r>
-        <w:t>» hört und nicht «</w:t>
-      </w:r>
-      <w:proofErr w:type="spellStart"/>
-      <w:r>
-        <w:t>test</w:t>
-      </w:r>
-      <w:proofErr w:type="spellEnd"/>
-      <w:r>
-        <w:t>/topic2»</w:t>
+        <w:t xml:space="preserve"> Die Nachricht «Hallo MQTT 2» sollte nicht empfangen werden, da der Subscriber nur auf dem Topic «test/topic» hört und nicht «test/topic2»</w:t>
       </w:r>
     </w:p>
     <w:p/>
@@ -2765,13 +2480,8 @@
           <w:numId w:val="12"/>
         </w:numPr>
       </w:pPr>
-      <w:proofErr w:type="spellStart"/>
-      <w:r>
-        <w:t>mosquitto.conf</w:t>
-      </w:r>
-      <w:proofErr w:type="spellEnd"/>
-      <w:r>
-        <w:t xml:space="preserve"> erstellen oder bearbeiten</w:t>
+      <w:r>
+        <w:t>mosquitto.conf erstellen oder bearbeiten</w:t>
       </w:r>
     </w:p>
     <w:p>
@@ -2801,30 +2511,8 @@
         <w:rPr>
           <w:lang w:val="en-GB"/>
         </w:rPr>
-        <w:t>Windows: C:\Program Files\</w:t>
-      </w:r>
-      <w:proofErr w:type="spellStart"/>
-      <w:r>
-        <w:rPr>
-          <w:lang w:val="en-GB"/>
-        </w:rPr>
-        <w:t>mosquitto</w:t>
-      </w:r>
-      <w:proofErr w:type="spellEnd"/>
-      <w:r>
-        <w:rPr>
-          <w:lang w:val="en-GB"/>
-        </w:rPr>
-        <w:t>\</w:t>
-      </w:r>
-      <w:proofErr w:type="spellStart"/>
-      <w:r>
-        <w:rPr>
-          <w:lang w:val="en-GB"/>
-        </w:rPr>
-        <w:t>mosquitto.conf</w:t>
-      </w:r>
-      <w:proofErr w:type="spellEnd"/>
+        <w:t>Windows: C:\Program Files\mosquitto\mosquitto.conf</w:t>
+      </w:r>
     </w:p>
     <w:p>
       <w:pPr>
@@ -2839,29 +2527,8 @@
         <w:ind w:left="1429"/>
       </w:pPr>
       <w:r>
-        <w:t>Ubuntu: /</w:t>
-      </w:r>
-      <w:proofErr w:type="spellStart"/>
-      <w:r>
-        <w:t>etc</w:t>
-      </w:r>
-      <w:proofErr w:type="spellEnd"/>
-      <w:r>
-        <w:t>/</w:t>
-      </w:r>
-      <w:proofErr w:type="spellStart"/>
-      <w:r>
-        <w:t>mosquitto</w:t>
-      </w:r>
-      <w:proofErr w:type="spellEnd"/>
-      <w:r>
-        <w:t>/</w:t>
-      </w:r>
-      <w:proofErr w:type="spellStart"/>
-      <w:r>
-        <w:t>mosquitto.conf</w:t>
-      </w:r>
-      <w:proofErr w:type="spellEnd"/>
+        <w:t>Ubuntu: /etc/mosquitto/mosquitto.conf</w:t>
+      </w:r>
     </w:p>
     <w:p>
       <w:pPr>
@@ -2882,44 +2549,8 @@
         <w:rPr>
           <w:lang w:val="en-GB"/>
         </w:rPr>
-        <w:t>macOS: /</w:t>
-      </w:r>
-      <w:proofErr w:type="spellStart"/>
-      <w:r>
-        <w:rPr>
-          <w:lang w:val="en-GB"/>
-        </w:rPr>
-        <w:t>usr</w:t>
-      </w:r>
-      <w:proofErr w:type="spellEnd"/>
-      <w:r>
-        <w:rPr>
-          <w:lang w:val="en-GB"/>
-        </w:rPr>
-        <w:t>/local/etc/</w:t>
-      </w:r>
-      <w:proofErr w:type="spellStart"/>
-      <w:r>
-        <w:rPr>
-          <w:lang w:val="en-GB"/>
-        </w:rPr>
-        <w:t>mosquitto</w:t>
-      </w:r>
-      <w:proofErr w:type="spellEnd"/>
-      <w:r>
-        <w:rPr>
-          <w:lang w:val="en-GB"/>
-        </w:rPr>
-        <w:t>/</w:t>
-      </w:r>
-      <w:proofErr w:type="spellStart"/>
-      <w:r>
-        <w:rPr>
-          <w:lang w:val="en-GB"/>
-        </w:rPr>
-        <w:t>mosquitto.conf</w:t>
-      </w:r>
-      <w:proofErr w:type="spellEnd"/>
+        <w:t>macOS: /usr/local/etc/mosquitto/mosquitto.conf</w:t>
+      </w:r>
     </w:p>
     <w:p>
       <w:pPr>
@@ -3136,7 +2767,7 @@
               </wp:anchor>
             </w:drawing>
           </mc:Choice>
-          <mc:Fallback>
+          <mc:Fallback xmlns:arto="http://schemas.microsoft.com/office/word/2006/arto">
             <w:pict>
               <v:rect w14:anchorId="26F05328" id="Rectangle 15" o:spid="_x0000_s1026" style="position:absolute;margin-left:271.2pt;margin-top:223.75pt;width:59.65pt;height:18.1pt;z-index:251665408;visibility:visible;mso-wrap-style:square;mso-width-percent:0;mso-height-percent:0;mso-wrap-distance-left:9pt;mso-wrap-distance-top:0;mso-wrap-distance-right:9pt;mso-wrap-distance-bottom:0;mso-position-horizontal:absolute;mso-position-horizontal-relative:page;mso-position-vertical:absolute;mso-position-vertical-relative:text;mso-width-percent:0;mso-height-percent:0;mso-width-relative:margin;mso-height-relative:margin;v-text-anchor:middle" o:gfxdata="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" fillcolor="#e00" strokecolor="#e00" strokeweight="1pt">
                 <v:fill opacity="7967f"/>
@@ -3223,7 +2854,7 @@
               </wp:anchor>
             </w:drawing>
           </mc:Choice>
-          <mc:Fallback>
+          <mc:Fallback xmlns:arto="http://schemas.microsoft.com/office/word/2006/arto">
             <w:pict>
               <v:rect w14:anchorId="6F6EB0D6" id="Rectangle 15" o:spid="_x0000_s1026" style="position:absolute;margin-left:133.65pt;margin-top:111.55pt;width:50.8pt;height:6.2pt;z-index:251663360;visibility:visible;mso-wrap-style:square;mso-width-percent:0;mso-height-percent:0;mso-wrap-distance-left:9pt;mso-wrap-distance-top:0;mso-wrap-distance-right:9pt;mso-wrap-distance-bottom:0;mso-position-horizontal:absolute;mso-position-horizontal-relative:text;mso-position-vertical:absolute;mso-position-vertical-relative:text;mso-width-percent:0;mso-height-percent:0;mso-width-relative:margin;mso-height-relative:margin;v-text-anchor:middle" o:gfxdata="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" fillcolor="#e00" strokecolor="#e00" strokeweight="1pt">
                 <v:fill opacity="7967f"/>
@@ -3303,7 +2934,7 @@
               </wp:anchor>
             </w:drawing>
           </mc:Choice>
-          <mc:Fallback>
+          <mc:Fallback xmlns:arto="http://schemas.microsoft.com/office/word/2006/arto">
             <w:pict>
               <v:rect w14:anchorId="48068F20" id="Rectangle 15" o:spid="_x0000_s1026" style="position:absolute;margin-left:75.8pt;margin-top:44.85pt;width:110pt;height:7.05pt;z-index:251661312;visibility:visible;mso-wrap-style:square;mso-wrap-distance-left:9pt;mso-wrap-distance-top:0;mso-wrap-distance-right:9pt;mso-wrap-distance-bottom:0;mso-position-horizontal:absolute;mso-position-horizontal-relative:text;mso-position-vertical:absolute;mso-position-vertical-relative:text;v-text-anchor:middle" o:gfxdata="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" fillcolor="#e00" strokecolor="#e00" strokeweight="1pt">
                 <v:fill opacity="7967f"/>
@@ -3363,15 +2994,20 @@
         <w:shd w:val="clear" w:color="auto" w:fill="F0F0F0"/>
         <w:ind w:left="709"/>
       </w:pPr>
-      <w:proofErr w:type="spellStart"/>
       <w:r>
         <w:rPr>
           <w:rFonts w:ascii="Courier New" w:hAnsi="Courier New" w:cs="Courier New"/>
           <w:color w:val="444444"/>
         </w:rPr>
-        <w:t>listener</w:t>
-      </w:r>
-      <w:proofErr w:type="spellEnd"/>
+        <w:t xml:space="preserve">listener </w:t>
+      </w:r>
+      <w:r>
+        <w:rPr>
+          <w:rFonts w:ascii="Courier New" w:hAnsi="Courier New" w:cs="Courier New"/>
+          <w:color w:val="880000"/>
+        </w:rPr>
+        <w:t>1883</w:t>
+      </w:r>
       <w:r>
         <w:rPr>
           <w:rFonts w:ascii="Courier New" w:hAnsi="Courier New" w:cs="Courier New"/>
@@ -3384,14 +3020,14 @@
           <w:rFonts w:ascii="Courier New" w:hAnsi="Courier New" w:cs="Courier New"/>
           <w:color w:val="880000"/>
         </w:rPr>
-        <w:t>1883</w:t>
+        <w:t>0.0</w:t>
       </w:r>
       <w:r>
         <w:rPr>
           <w:rFonts w:ascii="Courier New" w:hAnsi="Courier New" w:cs="Courier New"/>
           <w:color w:val="444444"/>
         </w:rPr>
-        <w:t xml:space="preserve"> </w:t>
+        <w:t>.</w:t>
       </w:r>
       <w:r>
         <w:rPr>
@@ -3405,39 +3041,9 @@
           <w:rFonts w:ascii="Courier New" w:hAnsi="Courier New" w:cs="Courier New"/>
           <w:color w:val="444444"/>
         </w:rPr>
-        <w:t>.</w:t>
-      </w:r>
-      <w:r>
-        <w:rPr>
-          <w:rFonts w:ascii="Courier New" w:hAnsi="Courier New" w:cs="Courier New"/>
-          <w:color w:val="880000"/>
-        </w:rPr>
-        <w:t>0.0</w:t>
-      </w:r>
-      <w:r>
-        <w:rPr>
-          <w:rFonts w:ascii="Courier New" w:hAnsi="Courier New" w:cs="Courier New"/>
-          <w:color w:val="444444"/>
-        </w:rPr>
         <w:br/>
-      </w:r>
-      <w:proofErr w:type="spellStart"/>
-      <w:r>
-        <w:rPr>
-          <w:rFonts w:ascii="Courier New" w:hAnsi="Courier New" w:cs="Courier New"/>
-          <w:color w:val="444444"/>
-        </w:rPr>
-        <w:t>allow_anonymous</w:t>
-      </w:r>
-      <w:proofErr w:type="spellEnd"/>
-      <w:r>
-        <w:rPr>
-          <w:rFonts w:ascii="Courier New" w:hAnsi="Courier New" w:cs="Courier New"/>
-          <w:color w:val="444444"/>
-        </w:rPr>
-        <w:t xml:space="preserve"> </w:t>
-      </w:r>
-      <w:proofErr w:type="spellStart"/>
+        <w:t xml:space="preserve">allow_anonymous </w:t>
+      </w:r>
       <w:r>
         <w:rPr>
           <w:rFonts w:ascii="Courier New" w:hAnsi="Courier New" w:cs="Courier New"/>
@@ -3445,7 +3051,6 @@
         </w:rPr>
         <w:t>true</w:t>
       </w:r>
-      <w:proofErr w:type="spellEnd"/>
     </w:p>
     <w:p/>
     <w:p>
@@ -3454,19 +3059,11 @@
           <w:lang w:val="en-GB"/>
         </w:rPr>
       </w:pPr>
-      <w:proofErr w:type="spellStart"/>
       <w:r>
         <w:rPr>
           <w:lang w:val="en-GB"/>
         </w:rPr>
-        <w:t>oder</w:t>
-      </w:r>
-      <w:proofErr w:type="spellEnd"/>
-      <w:r>
-        <w:rPr>
-          <w:lang w:val="en-GB"/>
-        </w:rPr>
-        <w:t xml:space="preserve"> (falls Fehler)</w:t>
+        <w:t>oder (falls Fehler)</w:t>
       </w:r>
     </w:p>
     <w:p>
@@ -3500,58 +3097,24 @@
           <w:lang w:val="en-GB"/>
         </w:rPr>
         <w:br/>
-      </w:r>
-      <w:proofErr w:type="spellStart"/>
+        <w:t xml:space="preserve">allow_anonymous </w:t>
+      </w:r>
+      <w:r>
+        <w:rPr>
+          <w:rFonts w:ascii="Courier New" w:hAnsi="Courier New" w:cs="Courier New"/>
+          <w:color w:val="78A960"/>
+          <w:lang w:val="en-GB"/>
+        </w:rPr>
+        <w:t>true</w:t>
+      </w:r>
       <w:r>
         <w:rPr>
           <w:rFonts w:ascii="Courier New" w:hAnsi="Courier New" w:cs="Courier New"/>
           <w:color w:val="444444"/>
           <w:lang w:val="en-GB"/>
         </w:rPr>
-        <w:t>allow_anonymous</w:t>
-      </w:r>
-      <w:proofErr w:type="spellEnd"/>
-      <w:r>
-        <w:rPr>
-          <w:rFonts w:ascii="Courier New" w:hAnsi="Courier New" w:cs="Courier New"/>
-          <w:color w:val="444444"/>
-          <w:lang w:val="en-GB"/>
-        </w:rPr>
-        <w:t xml:space="preserve"> </w:t>
-      </w:r>
-      <w:r>
-        <w:rPr>
-          <w:rFonts w:ascii="Courier New" w:hAnsi="Courier New" w:cs="Courier New"/>
-          <w:color w:val="78A960"/>
-          <w:lang w:val="en-GB"/>
-        </w:rPr>
-        <w:t>true</w:t>
-      </w:r>
-      <w:r>
-        <w:rPr>
-          <w:rFonts w:ascii="Courier New" w:hAnsi="Courier New" w:cs="Courier New"/>
-          <w:color w:val="444444"/>
-          <w:lang w:val="en-GB"/>
-        </w:rPr>
         <w:br/>
-      </w:r>
-      <w:proofErr w:type="spellStart"/>
-      <w:r>
-        <w:rPr>
-          <w:rFonts w:ascii="Courier New" w:hAnsi="Courier New" w:cs="Courier New"/>
-          <w:color w:val="444444"/>
-          <w:lang w:val="en-GB"/>
-        </w:rPr>
-        <w:t>bind_address</w:t>
-      </w:r>
-      <w:proofErr w:type="spellEnd"/>
-      <w:r>
-        <w:rPr>
-          <w:rFonts w:ascii="Courier New" w:hAnsi="Courier New" w:cs="Courier New"/>
-          <w:color w:val="444444"/>
-          <w:lang w:val="en-GB"/>
-        </w:rPr>
-        <w:t xml:space="preserve"> </w:t>
+        <w:t xml:space="preserve">bind_address </w:t>
       </w:r>
       <w:r>
         <w:rPr>
@@ -3587,7 +3150,6 @@
         </w:numPr>
       </w:pPr>
       <w:r>
-        <w:lastRenderedPageBreak/>
         <w:t>Firewall öffnen</w:t>
       </w:r>
     </w:p>
@@ -3661,7 +3223,6 @@
         </w:rPr>
         <w:t>-</w:t>
       </w:r>
-      <w:proofErr w:type="spellStart"/>
       <w:r>
         <w:rPr>
           <w:rFonts w:ascii="Courier New" w:hAnsi="Courier New" w:cs="Courier New"/>
@@ -3672,7 +3233,6 @@
         </w:rPr>
         <w:t>NetFirewallRule</w:t>
       </w:r>
-      <w:proofErr w:type="spellEnd"/>
       <w:r>
         <w:rPr>
           <w:rFonts w:ascii="Courier New" w:hAnsi="Courier New" w:cs="Courier New"/>
@@ -3711,9 +3271,18 @@
           <w:szCs w:val="14"/>
           <w:lang w:val="en-GB"/>
         </w:rPr>
-        <w:t>"</w:t>
-      </w:r>
-      <w:proofErr w:type="spellStart"/>
+        <w:t>"MosquittoMQTT"</w:t>
+      </w:r>
+      <w:r>
+        <w:rPr>
+          <w:rFonts w:ascii="Courier New" w:hAnsi="Courier New" w:cs="Courier New"/>
+          <w:color w:val="444444"/>
+          <w:sz w:val="14"/>
+          <w:szCs w:val="14"/>
+          <w:lang w:val="en-GB"/>
+        </w:rPr>
+        <w:t xml:space="preserve"> -</w:t>
+      </w:r>
       <w:r>
         <w:rPr>
           <w:rFonts w:ascii="Courier New" w:hAnsi="Courier New" w:cs="Courier New"/>
@@ -3722,9 +3291,18 @@
           <w:szCs w:val="14"/>
           <w:lang w:val="en-GB"/>
         </w:rPr>
-        <w:t>MosquittoMQTT</w:t>
-      </w:r>
-      <w:proofErr w:type="spellEnd"/>
+        <w:t>Direction</w:t>
+      </w:r>
+      <w:r>
+        <w:rPr>
+          <w:rFonts w:ascii="Courier New" w:hAnsi="Courier New" w:cs="Courier New"/>
+          <w:color w:val="444444"/>
+          <w:sz w:val="14"/>
+          <w:szCs w:val="14"/>
+          <w:lang w:val="en-GB"/>
+        </w:rPr>
+        <w:t xml:space="preserve"> </w:t>
+      </w:r>
       <w:r>
         <w:rPr>
           <w:rFonts w:ascii="Courier New" w:hAnsi="Courier New" w:cs="Courier New"/>
@@ -3733,7 +3311,7 @@
           <w:szCs w:val="14"/>
           <w:lang w:val="en-GB"/>
         </w:rPr>
-        <w:t>"</w:t>
+        <w:t>Inbound</w:t>
       </w:r>
       <w:r>
         <w:rPr>
@@ -3753,7 +3331,7 @@
           <w:szCs w:val="14"/>
           <w:lang w:val="en-GB"/>
         </w:rPr>
-        <w:t>Direction</w:t>
+        <w:t>Protocol</w:t>
       </w:r>
       <w:r>
         <w:rPr>
@@ -3773,7 +3351,7 @@
           <w:szCs w:val="14"/>
           <w:lang w:val="en-GB"/>
         </w:rPr>
-        <w:t>Inbound</w:t>
+        <w:t>TCP</w:t>
       </w:r>
       <w:r>
         <w:rPr>
@@ -3793,50 +3371,8 @@
           <w:szCs w:val="14"/>
           <w:lang w:val="en-GB"/>
         </w:rPr>
-        <w:t>Protocol</w:t>
-      </w:r>
-      <w:r>
-        <w:rPr>
-          <w:rFonts w:ascii="Courier New" w:hAnsi="Courier New" w:cs="Courier New"/>
-          <w:color w:val="444444"/>
-          <w:sz w:val="14"/>
-          <w:szCs w:val="14"/>
-          <w:lang w:val="en-GB"/>
-        </w:rPr>
-        <w:t xml:space="preserve"> </w:t>
-      </w:r>
-      <w:r>
-        <w:rPr>
-          <w:rFonts w:ascii="Courier New" w:hAnsi="Courier New" w:cs="Courier New"/>
-          <w:color w:val="880000"/>
-          <w:sz w:val="14"/>
-          <w:szCs w:val="14"/>
-          <w:lang w:val="en-GB"/>
-        </w:rPr>
-        <w:t>TCP</w:t>
-      </w:r>
-      <w:r>
-        <w:rPr>
-          <w:rFonts w:ascii="Courier New" w:hAnsi="Courier New" w:cs="Courier New"/>
-          <w:color w:val="444444"/>
-          <w:sz w:val="14"/>
-          <w:szCs w:val="14"/>
-          <w:lang w:val="en-GB"/>
-        </w:rPr>
-        <w:t xml:space="preserve"> -</w:t>
-      </w:r>
-      <w:proofErr w:type="spellStart"/>
-      <w:r>
-        <w:rPr>
-          <w:rFonts w:ascii="Courier New" w:hAnsi="Courier New" w:cs="Courier New"/>
-          <w:color w:val="880000"/>
-          <w:sz w:val="14"/>
-          <w:szCs w:val="14"/>
-          <w:lang w:val="en-GB"/>
-        </w:rPr>
         <w:t>LocalPort</w:t>
       </w:r>
-      <w:proofErr w:type="spellEnd"/>
       <w:r>
         <w:rPr>
           <w:rFonts w:ascii="Courier New" w:hAnsi="Courier New" w:cs="Courier New"/>
@@ -3975,15 +3511,7 @@
         </w:numPr>
       </w:pPr>
       <w:r>
-        <w:t>Linux (</w:t>
-      </w:r>
-      <w:proofErr w:type="spellStart"/>
-      <w:r>
-        <w:t>ufw</w:t>
-      </w:r>
-      <w:proofErr w:type="spellEnd"/>
-      <w:r>
-        <w:t>)</w:t>
+        <w:t>Linux (ufw)</w:t>
       </w:r>
       <w:r>
         <w:t>:</w:t>
@@ -3994,77 +3522,27 @@
         <w:shd w:val="clear" w:color="auto" w:fill="F0F0F0"/>
         <w:ind w:left="709"/>
       </w:pPr>
-      <w:proofErr w:type="spellStart"/>
       <w:r>
         <w:rPr>
           <w:rFonts w:ascii="Courier New" w:hAnsi="Courier New" w:cs="Courier New"/>
           <w:color w:val="444444"/>
         </w:rPr>
-        <w:t>sudo</w:t>
-      </w:r>
-      <w:proofErr w:type="spellEnd"/>
+        <w:t xml:space="preserve">sudo ufw allow </w:t>
+      </w:r>
+      <w:r>
+        <w:rPr>
+          <w:rFonts w:ascii="Courier New" w:hAnsi="Courier New" w:cs="Courier New"/>
+          <w:color w:val="880000"/>
+        </w:rPr>
+        <w:t>1883</w:t>
+      </w:r>
       <w:r>
         <w:rPr>
           <w:rFonts w:ascii="Courier New" w:hAnsi="Courier New" w:cs="Courier New"/>
           <w:color w:val="444444"/>
         </w:rPr>
-        <w:t xml:space="preserve"> </w:t>
-      </w:r>
-      <w:proofErr w:type="spellStart"/>
-      <w:r>
-        <w:rPr>
-          <w:rFonts w:ascii="Courier New" w:hAnsi="Courier New" w:cs="Courier New"/>
-          <w:color w:val="444444"/>
-        </w:rPr>
-        <w:t>ufw</w:t>
-      </w:r>
-      <w:proofErr w:type="spellEnd"/>
-      <w:r>
-        <w:rPr>
-          <w:rFonts w:ascii="Courier New" w:hAnsi="Courier New" w:cs="Courier New"/>
-          <w:color w:val="444444"/>
-        </w:rPr>
-        <w:t xml:space="preserve"> </w:t>
-      </w:r>
-      <w:proofErr w:type="spellStart"/>
-      <w:r>
-        <w:rPr>
-          <w:rFonts w:ascii="Courier New" w:hAnsi="Courier New" w:cs="Courier New"/>
-          <w:color w:val="444444"/>
-        </w:rPr>
-        <w:t>allow</w:t>
-      </w:r>
-      <w:proofErr w:type="spellEnd"/>
-      <w:r>
-        <w:rPr>
-          <w:rFonts w:ascii="Courier New" w:hAnsi="Courier New" w:cs="Courier New"/>
-          <w:color w:val="444444"/>
-        </w:rPr>
-        <w:t xml:space="preserve"> </w:t>
-      </w:r>
-      <w:r>
-        <w:rPr>
-          <w:rFonts w:ascii="Courier New" w:hAnsi="Courier New" w:cs="Courier New"/>
-          <w:color w:val="880000"/>
-        </w:rPr>
-        <w:t>1883</w:t>
-      </w:r>
-      <w:r>
-        <w:rPr>
-          <w:rFonts w:ascii="Courier New" w:hAnsi="Courier New" w:cs="Courier New"/>
-          <w:color w:val="444444"/>
-        </w:rPr>
-        <w:t>/</w:t>
-      </w:r>
-      <w:proofErr w:type="spellStart"/>
-      <w:r>
-        <w:rPr>
-          <w:rFonts w:ascii="Courier New" w:hAnsi="Courier New" w:cs="Courier New"/>
-          <w:color w:val="444444"/>
-        </w:rPr>
-        <w:t>tcp</w:t>
-      </w:r>
-      <w:proofErr w:type="spellEnd"/>
+        <w:t>/tcp</w:t>
+      </w:r>
     </w:p>
     <w:p/>
     <w:p/>
@@ -4110,33 +3588,8 @@
           <w:i/>
           <w:iCs/>
         </w:rPr>
-        <w:t xml:space="preserve">Create </w:t>
-      </w:r>
-      <w:proofErr w:type="spellStart"/>
-      <w:r>
-        <w:rPr>
-          <w:i/>
-          <w:iCs/>
-        </w:rPr>
-        <w:t>new</w:t>
-      </w:r>
-      <w:proofErr w:type="spellEnd"/>
-      <w:r>
-        <w:rPr>
-          <w:i/>
-          <w:iCs/>
-        </w:rPr>
-        <w:t xml:space="preserve"> </w:t>
-      </w:r>
-      <w:proofErr w:type="spellStart"/>
-      <w:r>
-        <w:rPr>
-          <w:i/>
-          <w:iCs/>
-        </w:rPr>
-        <w:t>connection</w:t>
-      </w:r>
-      <w:proofErr w:type="spellEnd"/>
+        <w:t>Create new connection</w:t>
+      </w:r>
     </w:p>
     <w:p>
       <w:pPr>
@@ -4167,15 +3620,7 @@
         <w:t xml:space="preserve"> </w:t>
       </w:r>
       <w:r>
-        <w:t xml:space="preserve">IP </w:t>
-      </w:r>
-      <w:proofErr w:type="gramStart"/>
-      <w:r>
-        <w:t>des Gerät</w:t>
-      </w:r>
-      <w:proofErr w:type="gramEnd"/>
-      <w:r>
-        <w:t>, auf welchem der Broker läuft = eigener Laptop</w:t>
+        <w:t>IP des Gerät, auf welchem der Broker läuft = eigener Laptop</w:t>
       </w:r>
       <w:r>
         <w:t xml:space="preserve"> </w:t>
@@ -4184,15 +3629,7 @@
         <w:sym w:font="Wingdings" w:char="F0E0"/>
       </w:r>
       <w:r>
-        <w:t xml:space="preserve"> 192.168.4.XXX oder </w:t>
-      </w:r>
-      <w:proofErr w:type="spellStart"/>
-      <w:r>
-        <w:t>Localhost</w:t>
-      </w:r>
-      <w:proofErr w:type="spellEnd"/>
-      <w:r>
-        <w:t xml:space="preserve"> = 127.0.0.1</w:t>
+        <w:t xml:space="preserve"> 192.168.4.XXX oder Localhost = 127.0.0.1</w:t>
       </w:r>
     </w:p>
     <w:p>
@@ -4331,7 +3768,6 @@
         <w:rPr>
           <w:noProof/>
         </w:rPr>
-        <w:lastRenderedPageBreak/>
         <w:drawing>
           <wp:inline distT="0" distB="0" distL="0" distR="0" wp14:anchorId="2FC5D650" wp14:editId="14601AB6">
             <wp:extent cx="3941871" cy="2064413"/>
@@ -4385,23 +3821,7 @@
         <w:ind w:left="720"/>
       </w:pPr>
       <w:r>
-        <w:t xml:space="preserve">Im Command </w:t>
-      </w:r>
-      <w:proofErr w:type="spellStart"/>
-      <w:r>
-        <w:t>Window</w:t>
-      </w:r>
-      <w:proofErr w:type="spellEnd"/>
-      <w:r>
-        <w:t xml:space="preserve"> noch einmal ein </w:t>
-      </w:r>
-      <w:proofErr w:type="spellStart"/>
-      <w:r>
-        <w:t>pub</w:t>
-      </w:r>
-      <w:proofErr w:type="spellEnd"/>
-      <w:r>
-        <w:t>-Befehl ausführen.</w:t>
+        <w:t>Im Command Window noch einmal ein pub-Befehl ausführen.</w:t>
       </w:r>
     </w:p>
     <w:p>
@@ -4511,7 +3931,7 @@
               </wp:anchor>
             </w:drawing>
           </mc:Choice>
-          <mc:Fallback>
+          <mc:Fallback xmlns:arto="http://schemas.microsoft.com/office/word/2006/arto">
             <w:pict>
               <v:rect w14:anchorId="3406FEF7" id="Rectangle 15" o:spid="_x0000_s1026" style="position:absolute;margin-left:246.35pt;margin-top:57.75pt;width:45pt;height:10.5pt;z-index:251679744;visibility:visible;mso-wrap-style:square;mso-width-percent:0;mso-height-percent:0;mso-wrap-distance-left:9pt;mso-wrap-distance-top:0;mso-wrap-distance-right:9pt;mso-wrap-distance-bottom:0;mso-position-horizontal:absolute;mso-position-horizontal-relative:page;mso-position-vertical:absolute;mso-position-vertical-relative:text;mso-width-percent:0;mso-height-percent:0;mso-width-relative:margin;mso-height-relative:margin;v-text-anchor:middle" o:gfxdata="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" fillcolor="#ffc000" strokecolor="#ffc000" strokeweight="1pt">
                 <v:fill opacity="7967f"/>
@@ -4598,7 +4018,7 @@
               </wp:anchor>
             </w:drawing>
           </mc:Choice>
-          <mc:Fallback>
+          <mc:Fallback xmlns:arto="http://schemas.microsoft.com/office/word/2006/arto">
             <w:pict>
               <v:rect w14:anchorId="65E9FF62" id="Rectangle 15" o:spid="_x0000_s1026" style="position:absolute;margin-left:318.75pt;margin-top:168.35pt;width:22.15pt;height:24.75pt;z-index:251675648;visibility:visible;mso-wrap-style:square;mso-width-percent:0;mso-height-percent:0;mso-wrap-distance-left:9pt;mso-wrap-distance-top:0;mso-wrap-distance-right:9pt;mso-wrap-distance-bottom:0;mso-position-horizontal:absolute;mso-position-horizontal-relative:page;mso-position-vertical:absolute;mso-position-vertical-relative:text;mso-width-percent:0;mso-height-percent:0;mso-width-relative:margin;mso-height-relative:margin;v-text-anchor:middle" o:gfxdata="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" fillcolor="#ffc000" strokecolor="#ffc000" strokeweight="1pt">
                 <v:fill opacity="7967f"/>
@@ -4685,7 +4105,7 @@
               </wp:anchor>
             </w:drawing>
           </mc:Choice>
-          <mc:Fallback>
+          <mc:Fallback xmlns:arto="http://schemas.microsoft.com/office/word/2006/arto">
             <w:pict>
               <v:rect w14:anchorId="04C061F9" id="Rectangle 15" o:spid="_x0000_s1026" style="position:absolute;margin-left:498.75pt;margin-top:171.75pt;width:37.5pt;height:13.5pt;z-index:251677696;visibility:visible;mso-wrap-style:square;mso-width-percent:0;mso-height-percent:0;mso-wrap-distance-left:9pt;mso-wrap-distance-top:0;mso-wrap-distance-right:9pt;mso-wrap-distance-bottom:0;mso-position-horizontal:absolute;mso-position-horizontal-relative:page;mso-position-vertical:absolute;mso-position-vertical-relative:text;mso-width-percent:0;mso-height-percent:0;mso-width-relative:margin;mso-height-relative:margin;v-text-anchor:middle" o:gfxdata="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" fillcolor="#ffc000" strokecolor="#ffc000" strokeweight="1pt">
                 <v:fill opacity="7967f"/>
@@ -4772,7 +4192,7 @@
               </wp:anchor>
             </w:drawing>
           </mc:Choice>
-          <mc:Fallback>
+          <mc:Fallback xmlns:arto="http://schemas.microsoft.com/office/word/2006/arto">
             <w:pict>
               <v:rect w14:anchorId="25F3C967" id="Rectangle 15" o:spid="_x0000_s1026" style="position:absolute;margin-left:315pt;margin-top:153.3pt;width:45pt;height:10.5pt;z-index:251673600;visibility:visible;mso-wrap-style:square;mso-width-percent:0;mso-height-percent:0;mso-wrap-distance-left:9pt;mso-wrap-distance-top:0;mso-wrap-distance-right:9pt;mso-wrap-distance-bottom:0;mso-position-horizontal:absolute;mso-position-horizontal-relative:page;mso-position-vertical:absolute;mso-position-vertical-relative:text;mso-width-percent:0;mso-height-percent:0;mso-width-relative:margin;mso-height-relative:margin;v-text-anchor:middle" o:gfxdata="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" fillcolor="#ffc000" strokecolor="#ffc000" strokeweight="1pt">
                 <v:fill opacity="7967f"/>
@@ -4859,7 +4279,7 @@
               </wp:anchor>
             </w:drawing>
           </mc:Choice>
-          <mc:Fallback>
+          <mc:Fallback xmlns:arto="http://schemas.microsoft.com/office/word/2006/arto">
             <w:pict>
               <v:rect w14:anchorId="2555F7CA" id="Rectangle 15" o:spid="_x0000_s1026" style="position:absolute;margin-left:246.75pt;margin-top:47.65pt;width:45pt;height:10.5pt;z-index:251671552;visibility:visible;mso-wrap-style:square;mso-width-percent:0;mso-height-percent:0;mso-wrap-distance-left:9pt;mso-wrap-distance-top:0;mso-wrap-distance-right:9pt;mso-wrap-distance-bottom:0;mso-position-horizontal:absolute;mso-position-horizontal-relative:page;mso-position-vertical:absolute;mso-position-vertical-relative:text;mso-width-percent:0;mso-height-percent:0;mso-width-relative:margin;mso-height-relative:margin;v-text-anchor:middle" o:gfxdata="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" fillcolor="#e00" strokecolor="#e00" strokeweight="1pt">
                 <v:fill opacity="7967f"/>
@@ -4946,7 +4366,7 @@
               </wp:anchor>
             </w:drawing>
           </mc:Choice>
-          <mc:Fallback>
+          <mc:Fallback xmlns:arto="http://schemas.microsoft.com/office/word/2006/arto">
             <w:pict>
               <v:rect w14:anchorId="407972BF" id="Rectangle 15" o:spid="_x0000_s1026" style="position:absolute;margin-left:182.25pt;margin-top:60.4pt;width:38.65pt;height:9pt;z-index:251669504;visibility:visible;mso-wrap-style:square;mso-width-percent:0;mso-height-percent:0;mso-wrap-distance-left:9pt;mso-wrap-distance-top:0;mso-wrap-distance-right:9pt;mso-wrap-distance-bottom:0;mso-position-horizontal:absolute;mso-position-horizontal-relative:page;mso-position-vertical:absolute;mso-position-vertical-relative:text;mso-width-percent:0;mso-height-percent:0;mso-width-relative:margin;mso-height-relative:margin;v-text-anchor:middle" o:gfxdata="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" fillcolor="#e00" strokecolor="#e00" strokeweight="1pt">
                 <v:fill opacity="7967f"/>
@@ -5000,15 +4420,7 @@
     <w:p/>
     <w:p>
       <w:r>
-        <w:t xml:space="preserve">(Es darf gerne auch mal den öffentlichen MQTT-Broker von Mosquitto verbunden werden + alle Topics </w:t>
-      </w:r>
-      <w:proofErr w:type="spellStart"/>
-      <w:r>
-        <w:t>subscriben</w:t>
-      </w:r>
-      <w:proofErr w:type="spellEnd"/>
-      <w:r>
-        <w:t xml:space="preserve"> («/»). Dort geschieht dann wenigstens etwas.</w:t>
+        <w:t>(Es darf gerne auch mal den öffentlichen MQTT-Broker von Mosquitto verbunden werden + alle Topics subscriben («/»). Dort geschieht dann wenigstens etwas.</w:t>
       </w:r>
     </w:p>
     <w:p/>
@@ -5089,23 +4501,13 @@
     </w:p>
     <w:p>
       <w:r>
-        <w:t xml:space="preserve">Username: </w:t>
-      </w:r>
-      <w:proofErr w:type="spellStart"/>
-      <w:r>
-        <w:t>pi</w:t>
-      </w:r>
-      <w:proofErr w:type="spellEnd"/>
-    </w:p>
-    <w:p>
-      <w:r>
-        <w:t xml:space="preserve">Hostname: </w:t>
-      </w:r>
-      <w:proofErr w:type="spellStart"/>
-      <w:r>
-        <w:t>raspberrypi</w:t>
-      </w:r>
-      <w:proofErr w:type="spellEnd"/>
+        <w:t>Username: pi</w:t>
+      </w:r>
+    </w:p>
+    <w:p>
+      <w:r>
+        <w:t>Hostname: raspberrypi</w:t>
+      </w:r>
     </w:p>
     <w:p>
       <w:r>
@@ -5171,13 +4573,8 @@
           <w:numId w:val="14"/>
         </w:numPr>
       </w:pPr>
-      <w:proofErr w:type="gramStart"/>
-      <w:r>
-        <w:t>Weiss</w:t>
-      </w:r>
-      <w:proofErr w:type="gramEnd"/>
-      <w:r>
-        <w:t xml:space="preserve">: </w:t>
+      <w:r>
+        <w:t xml:space="preserve">Weiss: </w:t>
       </w:r>
       <w:r>
         <w:t>SCL</w:t>
@@ -5235,13 +4632,8 @@
           <w:numId w:val="14"/>
         </w:numPr>
       </w:pPr>
-      <w:proofErr w:type="gramStart"/>
-      <w:r>
-        <w:t>Weiss</w:t>
-      </w:r>
-      <w:proofErr w:type="gramEnd"/>
-      <w:r>
-        <w:t xml:space="preserve">: </w:t>
+      <w:r>
+        <w:t xml:space="preserve">Weiss: </w:t>
       </w:r>
       <w:r>
         <w:t>Signal</w:t>
@@ -5530,13 +4922,8 @@
               </w:tabs>
             </w:pPr>
             <w:r>
-              <w:t xml:space="preserve">Änderung, wo dass sich der Broker </w:t>
+              <w:t>Änderung, wo dass sich der Broker befindet</w:t>
             </w:r>
-            <w:proofErr w:type="gramStart"/>
-            <w:r>
-              <w:t>befindet</w:t>
-            </w:r>
-            <w:proofErr w:type="gramEnd"/>
           </w:p>
         </w:tc>
         <w:tc>
@@ -5670,7 +5057,7 @@
       <mc:AlternateContent>
         <mc:Choice Requires="wps">
           <w:drawing>
-            <wp:anchor distT="0" distB="0" distL="114300" distR="114300" simplePos="0" relativeHeight="251657728" behindDoc="0" locked="0" layoutInCell="1" allowOverlap="0" wp14:anchorId="24E10E10" wp14:editId="68E55247">
+            <wp:anchor distT="0" distB="0" distL="114300" distR="114300" simplePos="0" relativeHeight="251658241" behindDoc="0" locked="0" layoutInCell="1" allowOverlap="0" wp14:anchorId="24E10E10" wp14:editId="68E55247">
               <wp:simplePos x="0" y="0"/>
               <wp:positionH relativeFrom="page">
                 <wp:posOffset>6509385</wp:posOffset>
@@ -5788,7 +5175,7 @@
               <v:stroke joinstyle="miter"/>
               <v:path gradientshapeok="t" o:connecttype="rect"/>
             </v:shapetype>
-            <v:shape id="Text Box 12" o:spid="_x0000_s1028" type="#_x0000_t202" style="position:absolute;margin-left:512.55pt;margin-top:805.1pt;width:33.4pt;height:11.8pt;z-index:251657728;visibility:visible;mso-wrap-style:square;mso-width-percent:0;mso-height-percent:0;mso-wrap-distance-left:9pt;mso-wrap-distance-top:0;mso-wrap-distance-right:9pt;mso-wrap-distance-bottom:0;mso-position-horizontal:absolute;mso-position-horizontal-relative:page;mso-position-vertical:absolute;mso-position-vertical-relative:page;mso-width-percent:0;mso-height-percent:0;mso-width-relative:page;mso-height-relative:page;v-text-anchor:top" o:gfxdata="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" o:allowoverlap="f" stroked="f">
+            <v:shape id="Text Box 12" o:spid="_x0000_s1028" type="#_x0000_t202" style="position:absolute;margin-left:512.55pt;margin-top:805.1pt;width:33.4pt;height:11.8pt;z-index:251658241;visibility:visible;mso-wrap-style:square;mso-width-percent:0;mso-height-percent:0;mso-wrap-distance-left:9pt;mso-wrap-distance-top:0;mso-wrap-distance-right:9pt;mso-wrap-distance-bottom:0;mso-position-horizontal:absolute;mso-position-horizontal-relative:page;mso-position-vertical:absolute;mso-position-vertical-relative:page;mso-width-percent:0;mso-height-percent:0;mso-width-relative:page;mso-height-relative:page;v-text-anchor:top" o:gfxdata="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" o:allowoverlap="f" stroked="f">
               <v:textbox inset="0,0,0,0">
                 <w:txbxContent>
                   <w:p>
@@ -5849,23 +5236,7 @@
         <w:color w:val="697D91"/>
         <w:lang w:val="fr-CH"/>
       </w:rPr>
-      <w:t xml:space="preserve">Berner </w:t>
-    </w:r>
-    <w:proofErr w:type="spellStart"/>
-    <w:r>
-      <w:rPr>
-        <w:color w:val="697D91"/>
-        <w:lang w:val="fr-CH"/>
-      </w:rPr>
-      <w:t>Fachhochschule</w:t>
-    </w:r>
-    <w:proofErr w:type="spellEnd"/>
-    <w:r>
-      <w:rPr>
-        <w:color w:val="697D91"/>
-        <w:lang w:val="fr-CH"/>
-      </w:rPr>
-      <w:t xml:space="preserve"> | Haute </w:t>
+      <w:t xml:space="preserve">Berner Fachhochschule | Haute </w:t>
     </w:r>
     <w:r>
       <w:rPr>
@@ -5881,31 +5252,13 @@
       </w:rPr>
       <w:t xml:space="preserve"> | Bern </w:t>
     </w:r>
-    <w:proofErr w:type="spellStart"/>
     <w:r>
       <w:rPr>
         <w:color w:val="697D91"/>
         <w:lang w:val="fr-CH"/>
       </w:rPr>
-      <w:t>University</w:t>
+      <w:t>University of Applied</w:t>
     </w:r>
-    <w:proofErr w:type="spellEnd"/>
-    <w:r>
-      <w:rPr>
-        <w:color w:val="697D91"/>
-        <w:lang w:val="fr-CH"/>
-      </w:rPr>
-      <w:t xml:space="preserve"> of </w:t>
-    </w:r>
-    <w:proofErr w:type="spellStart"/>
-    <w:r>
-      <w:rPr>
-        <w:color w:val="697D91"/>
-        <w:lang w:val="fr-CH"/>
-      </w:rPr>
-      <w:t>Applied</w:t>
-    </w:r>
-    <w:proofErr w:type="spellEnd"/>
     <w:r>
       <w:rPr>
         <w:color w:val="697D91"/>
@@ -6011,7 +5364,6 @@
           <w:temporary/>
           <w:showingPlcHdr/>
         </w:sdtPr>
-        <w:sdtEndPr/>
         <w:sdtContent>
           <w:tc>
             <w:tcPr>
@@ -6113,7 +5465,7 @@
         <w:lang w:eastAsia="de-CH"/>
       </w:rPr>
       <w:drawing>
-        <wp:anchor distT="0" distB="0" distL="114300" distR="114300" simplePos="0" relativeHeight="251656704" behindDoc="0" locked="1" layoutInCell="1" allowOverlap="1" wp14:anchorId="40925F29" wp14:editId="4A597AEA">
+        <wp:anchor distT="0" distB="0" distL="114300" distR="114300" simplePos="0" relativeHeight="251658240" behindDoc="0" locked="1" layoutInCell="1" allowOverlap="1" wp14:anchorId="40925F29" wp14:editId="4A597AEA">
           <wp:simplePos x="0" y="0"/>
           <wp:positionH relativeFrom="page">
             <wp:posOffset>875030</wp:posOffset>
@@ -9096,26 +8448,6 @@
 </file>
 
 <file path=customXml/item1.xml><?xml version="1.0" encoding="utf-8"?>
-<?mso-contentType ?>
-<FormTemplates xmlns="http://schemas.microsoft.com/sharepoint/v3/contenttype/forms">
-  <Display>DocumentLibraryForm</Display>
-  <Edit>DocumentLibraryForm</Edit>
-  <New>DocumentLibraryForm</New>
-</FormTemplates>
-</file>
-
-<file path=customXml/item2.xml><?xml version="1.0" encoding="utf-8"?>
-<p:properties xmlns:p="http://schemas.microsoft.com/office/2006/metadata/properties" xmlns:xsi="http://www.w3.org/2001/XMLSchema-instance" xmlns:pc="http://schemas.microsoft.com/office/infopath/2007/PartnerControls">
-  <documentManagement>
-    <TaxCatchAll xmlns="76378472-27ec-4bfb-8afe-686f38daef91" xsi:nil="true"/>
-    <lcf76f155ced4ddcb4097134ff3c332f xmlns="40915fa0-4cb6-4f64-be62-612f78f554e5">
-      <Terms xmlns="http://schemas.microsoft.com/office/infopath/2007/PartnerControls"/>
-    </lcf76f155ced4ddcb4097134ff3c332f>
-  </documentManagement>
-</p:properties>
-</file>
-
-<file path=customXml/item3.xml><?xml version="1.0" encoding="utf-8"?>
 <ct:contentTypeSchema xmlns:ct="http://schemas.microsoft.com/office/2006/metadata/contentType" xmlns:ma="http://schemas.microsoft.com/office/2006/metadata/properties/metaAttributes" ct:_="" ma:_="" ma:contentTypeName="Dokument" ma:contentTypeID="0x010100657EB69D0091E24AB03891C82479AC30" ma:contentTypeVersion="10" ma:contentTypeDescription="Ein neues Dokument erstellen." ma:contentTypeScope="" ma:versionID="8ed922d76c2e0ee46446c4e6b452a459">
   <xsd:schema xmlns:xsd="http://www.w3.org/2001/XMLSchema" xmlns:xs="http://www.w3.org/2001/XMLSchema" xmlns:p="http://schemas.microsoft.com/office/2006/metadata/properties" xmlns:ns2="40915fa0-4cb6-4f64-be62-612f78f554e5" xmlns:ns3="76378472-27ec-4bfb-8afe-686f38daef91" targetNamespace="http://schemas.microsoft.com/office/2006/metadata/properties" ma:root="true" ma:fieldsID="1d4004773553a7f330b15740c63c51ca" ns2:_="" ns3:_="">
     <xsd:import namespace="40915fa0-4cb6-4f64-be62-612f78f554e5"/>
@@ -9304,36 +8636,31 @@
 </ct:contentTypeSchema>
 </file>
 
-<file path=customXml/item4.xml><?xml version="1.0" encoding="utf-8"?>
+<file path=customXml/item2.xml><?xml version="1.0" encoding="utf-8"?>
 <b:Sources xmlns:b="http://schemas.openxmlformats.org/officeDocument/2006/bibliography" xmlns="http://schemas.openxmlformats.org/officeDocument/2006/bibliography" SelectedStyle="\IEEE2006OfficeOnline.xsl" StyleName="IEEE" Version="2006"/>
 </file>
 
-<file path=customXml/itemProps1.xml><?xml version="1.0" encoding="utf-8"?>
-<ds:datastoreItem xmlns:ds="http://schemas.openxmlformats.org/officeDocument/2006/customXml" ds:itemID="{2FCBD9E7-B10C-42C0-9222-33C020265D7A}">
-  <ds:schemaRefs>
-    <ds:schemaRef ds:uri="http://schemas.microsoft.com/sharepoint/v3/contenttype/forms"/>
-  </ds:schemaRefs>
-</ds:datastoreItem>
+<file path=customXml/item3.xml><?xml version="1.0" encoding="utf-8"?>
+<p:properties xmlns:p="http://schemas.microsoft.com/office/2006/metadata/properties" xmlns:xsi="http://www.w3.org/2001/XMLSchema-instance" xmlns:pc="http://schemas.microsoft.com/office/infopath/2007/PartnerControls">
+  <documentManagement>
+    <TaxCatchAll xmlns="76378472-27ec-4bfb-8afe-686f38daef91" xsi:nil="true"/>
+    <lcf76f155ced4ddcb4097134ff3c332f xmlns="40915fa0-4cb6-4f64-be62-612f78f554e5">
+      <Terms xmlns="http://schemas.microsoft.com/office/infopath/2007/PartnerControls"/>
+    </lcf76f155ced4ddcb4097134ff3c332f>
+  </documentManagement>
+</p:properties>
 </file>
 
-<file path=customXml/itemProps2.xml><?xml version="1.0" encoding="utf-8"?>
-<ds:datastoreItem xmlns:ds="http://schemas.openxmlformats.org/officeDocument/2006/customXml" ds:itemID="{CF3DF4DF-7D7C-4332-BB11-8623D6D1E2FA}">
-  <ds:schemaRefs>
-    <ds:schemaRef ds:uri="http://schemas.microsoft.com/office/2006/metadata/properties"/>
-    <ds:schemaRef ds:uri="40915fa0-4cb6-4f64-be62-612f78f554e5"/>
-    <ds:schemaRef ds:uri="http://schemas.openxmlformats.org/package/2006/metadata/core-properties"/>
-    <ds:schemaRef ds:uri="http://schemas.microsoft.com/office/2006/documentManagement/types"/>
-    <ds:schemaRef ds:uri="http://www.w3.org/XML/1998/namespace"/>
-    <ds:schemaRef ds:uri="http://purl.org/dc/terms/"/>
-    <ds:schemaRef ds:uri="76378472-27ec-4bfb-8afe-686f38daef91"/>
-    <ds:schemaRef ds:uri="http://purl.org/dc/dcmitype/"/>
-    <ds:schemaRef ds:uri="http://schemas.microsoft.com/office/infopath/2007/PartnerControls"/>
-    <ds:schemaRef ds:uri="http://purl.org/dc/elements/1.1/"/>
-  </ds:schemaRefs>
-</ds:datastoreItem>
+<file path=customXml/item4.xml><?xml version="1.0" encoding="utf-8"?>
+<?mso-contentType ?>
+<FormTemplates xmlns="http://schemas.microsoft.com/sharepoint/v3/contenttype/forms">
+  <Display>DocumentLibraryForm</Display>
+  <Edit>DocumentLibraryForm</Edit>
+  <New>DocumentLibraryForm</New>
+</FormTemplates>
 </file>
 
-<file path=customXml/itemProps3.xml><?xml version="1.0" encoding="utf-8"?>
+<file path=customXml/itemProps1.xml><?xml version="1.0" encoding="utf-8"?>
 <ds:datastoreItem xmlns:ds="http://schemas.openxmlformats.org/officeDocument/2006/customXml" ds:itemID="{477C4B81-5095-4829-B2AC-3D26B575ACE5}">
   <ds:schemaRefs>
     <ds:schemaRef ds:uri="http://schemas.microsoft.com/office/2006/metadata/contentType"/>
@@ -9352,10 +8679,29 @@
 </ds:datastoreItem>
 </file>
 
-<file path=customXml/itemProps4.xml><?xml version="1.0" encoding="utf-8"?>
+<file path=customXml/itemProps2.xml><?xml version="1.0" encoding="utf-8"?>
 <ds:datastoreItem xmlns:ds="http://schemas.openxmlformats.org/officeDocument/2006/customXml" ds:itemID="{16AFF2C0-2498-4BDE-A078-100A2CD30326}">
   <ds:schemaRefs>
     <ds:schemaRef ds:uri="http://schemas.openxmlformats.org/officeDocument/2006/bibliography"/>
   </ds:schemaRefs>
 </ds:datastoreItem>
+</file>
+
+<file path=customXml/itemProps3.xml><?xml version="1.0" encoding="utf-8"?>
+<ds:datastoreItem xmlns:ds="http://schemas.openxmlformats.org/officeDocument/2006/customXml" ds:itemID="{CF3DF4DF-7D7C-4332-BB11-8623D6D1E2FA}">
+  <ds:schemaRefs>
+    <ds:schemaRef ds:uri="http://schemas.microsoft.com/office/2006/metadata/properties"/>
+    <ds:schemaRef ds:uri="http://schemas.microsoft.com/office/infopath/2007/PartnerControls"/>
+    <ds:schemaRef ds:uri="76378472-27ec-4bfb-8afe-686f38daef91"/>
+    <ds:schemaRef ds:uri="40915fa0-4cb6-4f64-be62-612f78f554e5"/>
+  </ds:schemaRefs>
+</ds:datastoreItem>
+</file>
+
+<file path=customXml/itemProps4.xml><?xml version="1.0" encoding="utf-8"?>
+<ds:datastoreItem xmlns:ds="http://schemas.openxmlformats.org/officeDocument/2006/customXml" ds:itemID="{2FCBD9E7-B10C-42C0-9222-33C020265D7A}">
+  <ds:schemaRefs>
+    <ds:schemaRef ds:uri="http://schemas.microsoft.com/sharepoint/v3/contenttype/forms"/>
+  </ds:schemaRefs>
+</ds:datastoreItem>
 </file>